--- a/Универ/5 курс/ХИУД/ЛР/ХИУД.ЛР2.250541.Власов.docx
+++ b/Универ/5 курс/ХИУД/ЛР/ХИУД.ЛР2.250541.Власов.docx
@@ -848,6 +848,7 @@
           <w:b w:val="0"/>
           <w:bCs w:val="0"/>
         </w:rPr>
+        <w:lastRenderedPageBreak/>
         <w:t>Содержание</w:t>
       </w:r>
     </w:p>
@@ -902,9 +903,9 @@
               <w:rPr>
                 <w:sz w:val="28"/>
                 <w:szCs w:val="28"/>
-                <w:lang w:val="ru-RU" w:eastAsia="en-US"/>
+                <w:lang w:eastAsia="en-US"/>
               </w:rPr>
-              <w:t xml:space="preserve">Введение</w:t>
+              <w:t>Введение</w:t>
             </w:r>
             <w:r>
               <w:rPr>
@@ -965,9 +966,9 @@
               <w:rPr>
                 <w:sz w:val="28"/>
                 <w:szCs w:val="28"/>
-                <w:lang w:val="ru-RU" w:eastAsia="en-US"/>
+                <w:lang w:eastAsia="en-US"/>
               </w:rPr>
-              <w:t xml:space="preserve">1 Выполнение работы</w:t>
+              <w:t>1 Выполнение работы</w:t>
             </w:r>
             <w:r>
               <w:rPr>
@@ -1028,9 +1029,9 @@
               <w:rPr>
                 <w:sz w:val="28"/>
                 <w:szCs w:val="28"/>
-                <w:lang w:val="ru-RU" w:eastAsia="en-US"/>
+                <w:lang w:eastAsia="en-US"/>
               </w:rPr>
-              <w:t xml:space="preserve">1.1 Исследование системы хранения</w:t>
+              <w:t>1.1 Исследование системы хранения</w:t>
             </w:r>
             <w:r>
               <w:rPr>
@@ -1091,9 +1092,9 @@
               <w:rPr>
                 <w:sz w:val="28"/>
                 <w:szCs w:val="28"/>
-                <w:lang w:val="ru-RU" w:eastAsia="en-US"/>
+                <w:lang w:eastAsia="en-US"/>
               </w:rPr>
-              <w:t xml:space="preserve">1.2 Создание блочного устройства</w:t>
+              <w:t>1.2 Создание блочного устройства</w:t>
             </w:r>
             <w:r>
               <w:rPr>
@@ -1125,7 +1126,7 @@
                 <w:sz w:val="28"/>
                 <w:szCs w:val="28"/>
               </w:rPr>
-              <w:t>15</w:t>
+              <w:t>12</w:t>
             </w:r>
           </w:p>
         </w:tc>
@@ -1154,9 +1155,9 @@
               <w:rPr>
                 <w:sz w:val="28"/>
                 <w:szCs w:val="28"/>
-                <w:lang w:val="ru-RU" w:eastAsia="en-US"/>
+                <w:lang w:eastAsia="en-US"/>
               </w:rPr>
-              <w:t xml:space="preserve">1.3 Создание файловой системы</w:t>
+              <w:t>1.3 Создание файловой системы</w:t>
             </w:r>
             <w:r>
               <w:rPr>
@@ -1188,7 +1189,7 @@
                 <w:sz w:val="28"/>
                 <w:szCs w:val="28"/>
               </w:rPr>
-              <w:t>19</w:t>
+              <w:t>16</w:t>
             </w:r>
           </w:p>
         </w:tc>
@@ -1217,9 +1218,9 @@
               <w:rPr>
                 <w:sz w:val="28"/>
                 <w:szCs w:val="28"/>
-                <w:lang w:val="ru-RU" w:eastAsia="en-US"/>
+                <w:lang w:eastAsia="en-US"/>
               </w:rPr>
-              <w:t xml:space="preserve">Заключение</w:t>
+              <w:t>Заключение</w:t>
             </w:r>
             <w:r>
               <w:rPr>
@@ -1251,7 +1252,7 @@
                 <w:sz w:val="28"/>
                 <w:szCs w:val="28"/>
               </w:rPr>
-              <w:t>27</w:t>
+              <w:t>24</w:t>
             </w:r>
           </w:p>
         </w:tc>
@@ -1262,98 +1263,99 @@
         <w:pStyle w:val="a5"/>
         <w:pageBreakBefore/>
         <w:rPr>
-          <w:lang w:val="ru-RU" w:eastAsia="en-US"/>
-        </w:rPr>
-      </w:pPr>
-      <w:r>
-        <w:rPr>
-          <w:lang w:val="ru-RU" w:eastAsia="en-US"/>
-        </w:rPr>
-        <w:t xml:space="preserve">Введение</w:t>
-      </w:r>
-    </w:p>
-    <w:p>
-      <w:pPr>
-        <w:pStyle w:val="a7"/>
-        <w:rPr>
-          <w:lang w:val="ru-RU" w:eastAsia="en-US"/>
-        </w:rPr>
-      </w:pPr>
-      <w:r>
-        <w:rPr>
-          <w:lang w:val="ru-RU" w:eastAsia="en-US"/>
-        </w:rPr>
-        <w:t xml:space="preserve">В этой лабораторной работе мы продолжаем знакомство с системой хранения данных (СХД) EMC VNXe на демонстрационном симуляторе Unisphere VNXe Demo. В первой работе мы изучили аппаратный состав массива, его пулы, логические тома и подключённые хосты. Во второй работе мы переходим к управлению: проверяем конфигурацию массива и сами создаём на нём новые ресурсы хранения.</w:t>
-      </w:r>
-    </w:p>
-    <w:p>
-      <w:pPr>
-        <w:pStyle w:val="a7"/>
-        <w:rPr>
-          <w:lang w:val="ru-RU" w:eastAsia="en-US"/>
-        </w:rPr>
-      </w:pPr>
-      <w:r>
-        <w:rPr>
-          <w:lang w:val="ru-RU" w:eastAsia="en-US"/>
-        </w:rPr>
-        <w:t xml:space="preserve">Цель работы: исследовать интерфейс управления Unisphere и основные задачи, которые администратор выполняет в среде интеллектуальной системы хранения. Для этого мы проверяем правильность конфигурации системы хранения и проходим по шагам создание ресурсов хранения двух видов: блочного устройства и файловой системы.</w:t>
-      </w:r>
-    </w:p>
-    <w:p>
-      <w:pPr>
-        <w:pStyle w:val="a7"/>
-        <w:rPr>
-          <w:lang w:val="ru-RU" w:eastAsia="en-US"/>
-        </w:rPr>
-      </w:pPr>
-      <w:r>
-        <w:rPr>
-          <w:lang w:val="ru-RU" w:eastAsia="en-US"/>
-        </w:rPr>
-        <w:t xml:space="preserve">В первой части мы настраиваем рабочую область панели Dashboard, просматриваем состояние ресурсов хранения в разделе Storage Resource Health, изучаем параметры пула MultiTier и меняем у него порог оповещений. Затем разбираем подключение хоста Windows 2k8 и определяем протокол доступа, число инициаторов и число путей к массиву. Часть заканчивается просмотром настроек протокола iSCSI и конфигурации активных iSCSI-интерфейсов.</w:t>
-      </w:r>
-    </w:p>
-    <w:p>
-      <w:pPr>
-        <w:pStyle w:val="a7"/>
-        <w:rPr>
-          <w:lang w:val="ru-RU" w:eastAsia="en-US"/>
-        </w:rPr>
-      </w:pPr>
-      <w:r>
-        <w:rPr>
-          <w:lang w:val="ru-RU" w:eastAsia="en-US"/>
-        </w:rPr>
-        <w:t xml:space="preserve">Во второй части мы создаём блочное устройство. Блочный доступ хост получает через логические тома LUN (Logical Unit Number): массив выделяет в пуле область заданного размера, а хост видит её как локальный диск. Несколько LUN объединяются в группу LUN. Группа поддерживает согласованное состояние входящих в неё томов, и снимки (snapshots) всех LUN группы делаются в один момент времени. Мы создаём группу из десяти LUN двух конфигураций с тонким выделением (Thin) и открываем к ней доступ хосту по протоколу Fibre Channel (FC).</w:t>
-      </w:r>
-    </w:p>
-    <w:p>
-      <w:pPr>
-        <w:pStyle w:val="a7"/>
-        <w:rPr>
-          <w:lang w:val="ru-RU" w:eastAsia="en-US"/>
-        </w:rPr>
-      </w:pPr>
-      <w:r>
-        <w:rPr>
-          <w:lang w:val="ru-RU" w:eastAsia="en-US"/>
-        </w:rPr>
-        <w:t xml:space="preserve">В третьей части мы создаём файловую систему для хоста под управлением Windows. Файловая система отдаёт хостам данные на уровне файлов через сетевые протоколы CIFS или NFS. Мы выбираем протокол CIFS, задаём пул, политику размещения данных и размер, создаём общий ресурс (share) и подключаем расписание снимков.</w:t>
-      </w:r>
-    </w:p>
-    <w:p>
-      <w:pPr>
-        <w:pStyle w:val="a7"/>
-        <w:rPr>
-          <w:lang w:val="ru-RU" w:eastAsia="en-US"/>
-        </w:rPr>
-      </w:pPr>
-      <w:r>
-        <w:rPr>
-          <w:lang w:val="ru-RU" w:eastAsia="en-US"/>
-        </w:rPr>
-        <w:t xml:space="preserve">Работу мы выполняем в симуляторе Unisphere VNXe Demo, установленном в первой лабораторной работе. Симулятор открывается в браузере Mozilla Firefox ESR 52.9.0 с модулем Adobe Flash Player и воспроизводит интерфейс массива VNXe3200 без физического оборудования. В отчёт вошли описание каждого шага, снимки экрана, ответы на вопросы задания и итоговые конфигурации созданных ресурсов.</w:t>
+          <w:lang w:eastAsia="en-US"/>
+        </w:rPr>
+      </w:pPr>
+      <w:r>
+        <w:rPr>
+          <w:lang w:eastAsia="en-US"/>
+        </w:rPr>
+        <w:lastRenderedPageBreak/>
+        <w:t>Введение</w:t>
+      </w:r>
+    </w:p>
+    <w:p>
+      <w:pPr>
+        <w:pStyle w:val="a7"/>
+        <w:rPr>
+          <w:lang w:val="ru-RU" w:eastAsia="en-US"/>
+        </w:rPr>
+      </w:pPr>
+      <w:r>
+        <w:rPr>
+          <w:lang w:val="ru-RU" w:eastAsia="en-US"/>
+        </w:rPr>
+        <w:t xml:space="preserve">В данной лабораторной работе продолжается изучение системы хранения данных (СХД) EMC VNXe на демонстрационном симуляторе Unisphere VNXe Demo. В первой работе были изучены аппаратный состав массива, его пулы, логические тома и подключённые хосты. Вторая работа посвящена управлению массивом: проверяется его конфигурация и создаются новые ресурсы хранения.</w:t>
+      </w:r>
+    </w:p>
+    <w:p>
+      <w:pPr>
+        <w:pStyle w:val="a7"/>
+        <w:rPr>
+          <w:lang w:val="ru-RU" w:eastAsia="en-US"/>
+        </w:rPr>
+      </w:pPr>
+      <w:r>
+        <w:rPr>
+          <w:lang w:val="ru-RU" w:eastAsia="en-US"/>
+        </w:rPr>
+        <w:t xml:space="preserve">Цель работы: исследовать интерфейс управления Unisphere и основные задачи, которые выполняются в среде интеллектуальной системы хранения. Для этого проверяется правильность конфигурации системы хранения и по шагам выполняется создание ресурсов хранения двух видов: блочного устройства и файловой системы.</w:t>
+      </w:r>
+    </w:p>
+    <w:p>
+      <w:pPr>
+        <w:pStyle w:val="a7"/>
+        <w:rPr>
+          <w:lang w:val="ru-RU" w:eastAsia="en-US"/>
+        </w:rPr>
+      </w:pPr>
+      <w:r>
+        <w:rPr>
+          <w:lang w:val="ru-RU" w:eastAsia="en-US"/>
+        </w:rPr>
+        <w:t xml:space="preserve">В первой части настраивается рабочая область панели Dashboard, просматривается состояние ресурсов хранения в разделе Storage Resource Health, изучаются параметры пула MultiTier и изменяется его порог оповещений. Затем рассматривается подключение хоста Windows 2k8: определяются протокол доступа, число инициаторов и число путей к массиву. Часть заканчивается просмотром настроек протокола iSCSI и конфигурации активных iSCSI-интерфейсов.</w:t>
+      </w:r>
+    </w:p>
+    <w:p>
+      <w:pPr>
+        <w:pStyle w:val="a7"/>
+        <w:rPr>
+          <w:lang w:val="ru-RU" w:eastAsia="en-US"/>
+        </w:rPr>
+      </w:pPr>
+      <w:r>
+        <w:rPr>
+          <w:lang w:val="ru-RU" w:eastAsia="en-US"/>
+        </w:rPr>
+        <w:t xml:space="preserve">Во второй части создаётся блочное устройство. Блочный доступ хост получает через логические тома LUN (Logical Unit Number): массив выделяет в пуле область заданного размера, а хост видит её как локальный диск. Несколько LUN объединяются в группу LUN. Группа поддерживает согласованное состояние входящих в неё томов, и снимки (snapshots) всех LUN группы делаются в один момент времени. Создаётся группа из десяти LUN двух конфигураций с тонким выделением (Thin), и к ней открывается доступ хосту по протоколу Fibre Channel (FC).</w:t>
+      </w:r>
+    </w:p>
+    <w:p>
+      <w:pPr>
+        <w:pStyle w:val="a7"/>
+        <w:rPr>
+          <w:lang w:val="ru-RU" w:eastAsia="en-US"/>
+        </w:rPr>
+      </w:pPr>
+      <w:r>
+        <w:rPr>
+          <w:lang w:val="ru-RU" w:eastAsia="en-US"/>
+        </w:rPr>
+        <w:t xml:space="preserve">В третьей части создаётся файловая система для хоста под управлением Windows. Файловая система предоставляет хостам доступ к данным на уровне файлов через сетевые протоколы CIFS или NFS. Для неё выбирается протокол CIFS, задаются пул, политика размещения данных и размер, создаётся общий ресурс (share) и подключается расписание снимков.</w:t>
+      </w:r>
+    </w:p>
+    <w:p>
+      <w:pPr>
+        <w:pStyle w:val="a7"/>
+        <w:rPr>
+          <w:lang w:val="ru-RU" w:eastAsia="en-US"/>
+        </w:rPr>
+      </w:pPr>
+      <w:r>
+        <w:rPr>
+          <w:lang w:val="ru-RU" w:eastAsia="en-US"/>
+        </w:rPr>
+        <w:t xml:space="preserve">Работа выполняется в симуляторе Unisphere VNXe Demo, установленном в первой лабораторной работе. Симулятор открывается в браузере Mozilla Firefox ESR 52.9.0 с модулем Adobe Flash Player и воспроизводит интерфейс массива VNXe3200 без физического оборудования. В отчёт вошли описание каждого шага, снимки экрана, ответы на вопросы задания и итоговые конфигурации созданных ресурсов.</w:t>
       </w:r>
     </w:p>
     <w:p>
@@ -1362,19 +1364,42 @@
         <w:pageBreakBefore/>
         <w:ind w:left="0" w:firstLine="709"/>
         <w:rPr>
-          <w:lang w:val="ru-RU" w:eastAsia="en-US"/>
-        </w:rPr>
-      </w:pPr>
-      <w:r>
-        <w:rPr>
-          <w:lang w:val="ru-RU" w:eastAsia="en-US"/>
-        </w:rPr>
-        <w:t xml:space="preserve">Выполнение работы</w:t>
+          <w:lang w:eastAsia="en-US"/>
+        </w:rPr>
+      </w:pPr>
+      <w:r>
+        <w:rPr>
+          <w:lang w:eastAsia="en-US"/>
+        </w:rPr>
+        <w:lastRenderedPageBreak/>
+        <w:t>Выполнение работы</w:t>
       </w:r>
     </w:p>
     <w:p>
       <w:pPr>
         <w:pStyle w:val="a0"/>
+      </w:pPr>
+      <w:r>
+        <w:t>Исследование системы хранения</w:t>
+      </w:r>
+    </w:p>
+    <w:p>
+      <w:pPr>
+        <w:pStyle w:val="a7"/>
+        <w:rPr>
+          <w:lang w:val="ru-RU" w:eastAsia="en-US"/>
+        </w:rPr>
+      </w:pPr>
+      <w:r>
+        <w:rPr>
+          <w:lang w:val="ru-RU" w:eastAsia="en-US"/>
+        </w:rPr>
+        <w:t xml:space="preserve">Для начала работы запускается симулятор: файл index.html из каталога установки Unisphere VNXe Demo открывается в браузере Mozilla Firefox ESR, после чего выполняется вход в систему под учётной записью администратора. После входа открывается вкладка «Панель» (Dashboard). Верхнее меню содержит разделы «Панель», «Система», «Система хранения данных», «Хосты», «Настройки» и «Поддержка». В строке состояния внизу окна выводятся имя системы VNXe-H1181, число оповещений (8), число выполняемых задач, имя пользователя admin и системное время.</w:t>
+      </w:r>
+    </w:p>
+    <w:p>
+      <w:pPr>
+        <w:pStyle w:val="a7"/>
         <w:keepNext/>
         <w:rPr>
           <w:lang w:val="ru-RU" w:eastAsia="en-US"/>
@@ -1384,36 +1409,7 @@
         <w:rPr>
           <w:lang w:val="ru-RU" w:eastAsia="en-US"/>
         </w:rPr>
-        <w:t xml:space="preserve">Исследование системы хранения</w:t>
-      </w:r>
-    </w:p>
-    <w:p>
-      <w:pPr>
-        <w:pStyle w:val="a7"/>
-        <w:rPr>
-          <w:lang w:val="ru-RU" w:eastAsia="en-US"/>
-        </w:rPr>
-      </w:pPr>
-      <w:r>
-        <w:rPr>
-          <w:lang w:val="ru-RU" w:eastAsia="en-US"/>
-        </w:rPr>
-        <w:t xml:space="preserve">Запускаем симулятор: открываем файл index.html из каталога установки Unisphere VNXe Demo в браузере Mozilla Firefox ESR и входим в систему под учётной записью администратора. После входа Unisphere показывает вкладку «Панель» (Dashboard). Верхнее меню содержит разделы «Панель», «Система», «Система хранения данных», «Хосты», «Настройки» и «Поддержка». В строке состояния внизу окна выводятся имя системы VNXe-H1181, число оповещений (8), число выполняемых задач, имя пользователя admin и системное время.</w:t>
-      </w:r>
-    </w:p>
-    <w:p>
-      <w:pPr>
-        <w:pStyle w:val="a7"/>
-        <w:keepNext/>
-        <w:rPr>
-          <w:lang w:val="ru-RU" w:eastAsia="en-US"/>
-        </w:rPr>
-      </w:pPr>
-      <w:r>
-        <w:rPr>
-          <w:lang w:val="ru-RU" w:eastAsia="en-US"/>
-        </w:rPr>
-        <w:t xml:space="preserve">На панели Dashboard в одном окне собраны сводные сведения о массиве. Каждый блок панели представляет собой отдельное окно с заголовком и кнопками справки, разворачивания и закрытия. Ссылка «Подробно…» в нижней части блока ведёт в соответствующий раздел меню. На панели находятся следующие блоки:</w:t>
+        <w:t>На панели Dashboard в одном окне собраны сводные сведения о массиве. Каждый блок панели представляет собой отдельное окно с заголовком и кнопками справки, разворачивания и закрытия. Ссылка «Подробно…» в нижней части блока ведёт в соответствующий раздел меню. На панели находятся следующие блоки:</w:t>
       </w:r>
     </w:p>
     <w:p>
@@ -1432,7 +1428,7 @@
         <w:rPr>
           <w:lang w:val="ru-RU" w:eastAsia="en-US"/>
         </w:rPr>
-        <w:t xml:space="preserve">«Системные ресурсы» с круговой диаграммой распределения ёмкости между свободным пространством, типовыми системами хранения (LUN), общими папками, хранилищами VMware и защитой данных;</w:t>
+        <w:t>«Системные ресурсы» с круговой диаграммой распределения ёмкости между свободным пространством, типовыми системами хранения (LUN), общими папками, хранилищами VMware и защитой данных;</w:t>
       </w:r>
     </w:p>
     <w:p>
@@ -1451,7 +1447,7 @@
         <w:rPr>
           <w:lang w:val="ru-RU" w:eastAsia="en-US"/>
         </w:rPr>
-        <w:t xml:space="preserve">«Пулы хранения» с диаграммой заполнения пула MultiTier, на которой красная линия отмечает порог оповещения;</w:t>
+        <w:t>«Пулы хранения» с диаграммой заполнения пула MultiTier, на которой красная линия отмечает порог оповещения;</w:t>
       </w:r>
     </w:p>
     <w:p>
@@ -1470,7 +1466,7 @@
         <w:rPr>
           <w:lang w:val="ru-RU" w:eastAsia="en-US"/>
         </w:rPr>
-        <w:t xml:space="preserve">«Типичные задачи» со ссылками на мастера создания общих папок, LUN и хранилищ VMware, на просмотр ёмкости и состояния системы, на управление оповещениями;</w:t>
+        <w:t>«Типичные задачи» со ссылками на мастера создания общих папок, LUN и хранилищ VMware, на просмотр ёмкости и состояния системы, на управление оповещениями;</w:t>
       </w:r>
     </w:p>
     <w:p>
@@ -1489,38 +1485,38 @@
         <w:rPr>
           <w:lang w:val="ru-RU" w:eastAsia="en-US"/>
         </w:rPr>
-        <w:t xml:space="preserve">«Системные оповещения» с журналом событий массива, где видно предупреждение о перезапуске серверов хранения на процессоре SP B.</w:t>
-      </w:r>
-    </w:p>
-    <w:p>
-      <w:pPr>
-        <w:pStyle w:val="a7"/>
-        <w:rPr>
-          <w:lang w:val="ru-RU" w:eastAsia="en-US"/>
-        </w:rPr>
-      </w:pPr>
-      <w:r>
-        <w:rPr>
-          <w:lang w:val="ru-RU" w:eastAsia="en-US"/>
-        </w:rPr>
-        <w:t xml:space="preserve">Набор блоков меняется кнопкой «Настроить» (Customize) в правом верхнем углу рабочей области. После нажатия над панелью появляется лента доступных элементов: System Information, System Capacity, Storage Pools, Common Tasks, System Alerts, File Systems, LUNs и VMware Datastores. Элемент из ленты мы перетаскиваем мышью в нужное место панели, лишний блок закрываем кнопкой с крестиком.</w:t>
-      </w:r>
-    </w:p>
-    <w:p>
-      <w:pPr>
-        <w:pStyle w:val="a7"/>
-        <w:rPr>
-          <w:lang w:val="ru-RU" w:eastAsia="en-US"/>
-        </w:rPr>
-      </w:pPr>
-      <w:r>
-        <w:rPr>
-          <w:lang w:val="ru-RU" w:eastAsia="en-US"/>
-        </w:rPr>
-        <w:t xml:space="preserve">Настраиваем панель по заданию. Захватываем заголовок блока System Information и переносим его в верхний правый угол рабочей области. Затем раскрываем список «Настроить» и перетаскиваем элемент LUNs в верхний левый угол. Результат показан на рисунке 1.1.</w:t>
-      </w:r>
-    </w:p>
-    <w:p xmlns:a="http://schemas.openxmlformats.org/drawingml/2006/main" xmlns:pic="http://schemas.openxmlformats.org/drawingml/2006/picture">
+        <w:t>«Системные оповещения» с журналом событий массива, где видно предупреждение о перезапуске серверов хранения на процессоре SP B.</w:t>
+      </w:r>
+    </w:p>
+    <w:p>
+      <w:pPr>
+        <w:pStyle w:val="a7"/>
+        <w:rPr>
+          <w:lang w:val="ru-RU" w:eastAsia="en-US"/>
+        </w:rPr>
+      </w:pPr>
+      <w:r>
+        <w:rPr>
+          <w:lang w:val="ru-RU" w:eastAsia="en-US"/>
+        </w:rPr>
+        <w:t xml:space="preserve">Набор блоков меняется кнопкой «Настроить» (Customize) в правом верхнем углу рабочей области. После нажатия над панелью появляется лента доступных элементов: System Information, System Capacity, Storage Pools, Common Tasks, System Alerts, File Systems, LUNs и VMware Datastores. Элемент из ленты перетаскивается мышью в нужное место панели, лишний блок закрывается кнопкой с крестиком.</w:t>
+      </w:r>
+    </w:p>
+    <w:p>
+      <w:pPr>
+        <w:pStyle w:val="a7"/>
+        <w:rPr>
+          <w:lang w:val="ru-RU" w:eastAsia="en-US"/>
+        </w:rPr>
+      </w:pPr>
+      <w:r>
+        <w:rPr>
+          <w:lang w:val="ru-RU" w:eastAsia="en-US"/>
+        </w:rPr>
+        <w:t xml:space="preserve">Далее панель настраивается по заданию. Блок System Information захватывается за заголовок и переносится в верхний правый угол рабочей области. Затем раскрывается список «Настроить», и элемент LUNs перетаскивается в верхний левый угол. Результат показан на рисунке 1.1.</w:t>
+      </w:r>
+    </w:p>
+    <w:p>
       <w:pPr>
         <w:pStyle w:val="a7"/>
         <w:keepNext/>
@@ -1535,35 +1531,45 @@
         <w:rPr>
           <w:noProof/>
         </w:rPr>
+        <w:lastRenderedPageBreak/>
         <w:drawing>
-          <wp:inline distT="0" distB="0" distL="0" distR="0">
-            <wp:extent cx="5400000" cy="4368954"/>
-            <wp:effectExtent l="0" t="0" r="0" b="0"/>
+          <wp:inline distT="0" distB="0" distL="0" distR="0" wp14:anchorId="4A4BCCBA" wp14:editId="33B427C2">
+            <wp:extent cx="5940000" cy="4000135"/>
+            <wp:effectExtent l="0" t="0" r="0" b="2540"/>
             <wp:docPr id="1001" name="Рисунок 1001"/>
             <wp:cNvGraphicFramePr>
-              <a:graphicFrameLocks noChangeAspect="1"/>
+              <a:graphicFrameLocks xmlns:a="http://schemas.openxmlformats.org/drawingml/2006/main" noChangeAspect="1"/>
             </wp:cNvGraphicFramePr>
-            <a:graphic>
+            <a:graphic xmlns:a="http://schemas.openxmlformats.org/drawingml/2006/main">
               <a:graphicData uri="http://schemas.openxmlformats.org/drawingml/2006/picture">
-                <pic:pic>
+                <pic:pic xmlns:pic="http://schemas.openxmlformats.org/drawingml/2006/picture">
                   <pic:nvPicPr>
                     <pic:cNvPr id="1001" name="fig01.png"/>
                     <pic:cNvPicPr/>
                   </pic:nvPicPr>
-                  <pic:blipFill>
-                    <a:blip r:embed="rIdFig1"/>
+                  <pic:blipFill rotWithShape="1">
+                    <a:blip r:embed="rId8"/>
+                    <a:srcRect t="10589" b="6176"/>
                     <a:stretch>
                       <a:fillRect/>
                     </a:stretch>
                   </pic:blipFill>
-                  <pic:spPr>
+                  <pic:spPr bwMode="auto">
                     <a:xfrm>
                       <a:off x="0" y="0"/>
-                      <a:ext cx="5400000" cy="4368954"/>
+                      <a:ext cx="5940000" cy="4000135"/>
                     </a:xfrm>
                     <a:prstGeom prst="rect">
                       <a:avLst/>
                     </a:prstGeom>
+                    <a:ln>
+                      <a:noFill/>
+                    </a:ln>
+                    <a:extLst>
+                      <a:ext uri="{53640926-AAD7-44D8-BBD7-CCE9431645EC}">
+                        <a14:shadowObscured xmlns:a14="http://schemas.microsoft.com/office/drawing/2010/main"/>
+                      </a:ext>
+                    </a:extLst>
                   </pic:spPr>
                 </pic:pic>
               </a:graphicData>
@@ -1586,38 +1592,38 @@
         <w:rPr>
           <w:lang w:val="ru-RU" w:eastAsia="en-US"/>
         </w:rPr>
-        <w:t xml:space="preserve">Рисунок 1.1 – Панель Dashboard после настройки рабочей области</w:t>
-      </w:r>
-    </w:p>
-    <w:p>
-      <w:pPr>
-        <w:pStyle w:val="a7"/>
-        <w:rPr>
-          <w:lang w:val="ru-RU" w:eastAsia="en-US"/>
-        </w:rPr>
-      </w:pPr>
-      <w:r>
-        <w:rPr>
-          <w:lang w:val="ru-RU" w:eastAsia="en-US"/>
-        </w:rPr>
-        <w:t xml:space="preserve">В левом верхнем углу теперь находится блок «Типовая система хранения данных» со списком LUN массива: том LUN00 размером 250,0 ГБ и группы LUNGroup-FC (300,0 ГБ) и LUNGroup-iSCSI (2,0 ТБ). Справа расположен блок System Information. По нему видно, что система называется VNXe-H1181, относится к модели VNXe3200, имеет серийный номер FNM00131304285 и работает на программном обеспечении версии 3.0.0.2585212. Зелёный значок в поле System Health означает, что массив исправен. После такой настройки администратор видит сведения о системе и список томов сразу после входа.</w:t>
-      </w:r>
-    </w:p>
-    <w:p>
-      <w:pPr>
-        <w:pStyle w:val="a7"/>
-        <w:rPr>
-          <w:lang w:val="ru-RU" w:eastAsia="en-US"/>
-        </w:rPr>
-      </w:pPr>
-      <w:r>
-        <w:rPr>
-          <w:lang w:val="ru-RU" w:eastAsia="en-US"/>
-        </w:rPr>
-        <w:t xml:space="preserve">Далее открываем раздел Storage Resource Health: «Система» → «Состояние ресурсов хранения данных». В разделе Unisphere выводит таблицу всех ресурсов хранения массива: LUN, групп LUN, файловых систем и хранилищ данных VMware. Для каждого ресурса в таблице есть значок состояния, имя и тип. При выборе строки справа открывается панель «Состояние виртуального диска». Для группы LUNGroup-FC панель перечисляет входящие в неё тома LUNGroup-FC-00 и LUNGroup-FC-01, их состояние (OK), пул MultiTier, на котором они размещены, и состояние этого пула (OK). Окно раздела показано на рисунке 1.2.</w:t>
-      </w:r>
-    </w:p>
-    <w:p xmlns:a="http://schemas.openxmlformats.org/drawingml/2006/main" xmlns:pic="http://schemas.openxmlformats.org/drawingml/2006/picture">
+        <w:t>Рисунок 1.1 – Панель Dashboard после настройки рабочей области</w:t>
+      </w:r>
+    </w:p>
+    <w:p>
+      <w:pPr>
+        <w:pStyle w:val="a7"/>
+        <w:rPr>
+          <w:lang w:val="ru-RU" w:eastAsia="en-US"/>
+        </w:rPr>
+      </w:pPr>
+      <w:r>
+        <w:rPr>
+          <w:lang w:val="ru-RU" w:eastAsia="en-US"/>
+        </w:rPr>
+        <w:t>В левом верхнем углу теперь находится блок «Типовая система хранения данных» со списком LUN массива: том LUN00 размером 250,0 ГБ и группы LUNGroup-FC (300,0 ГБ) и LUNGroup-iSCSI (2,0 ТБ). Справа расположен блок System Information. По нему видно, что система называется VNXe-H1181, относится к модели VNXe3200, имеет серийный номер FNM00131304285 и работает на программном обеспечении версии 3.0.0.2585212. Зелёный значок в поле System Health означает, что массив исправен. После такой настройки администратор видит сведения о системе и список томов сразу после входа.</w:t>
+      </w:r>
+    </w:p>
+    <w:p>
+      <w:pPr>
+        <w:pStyle w:val="a7"/>
+        <w:rPr>
+          <w:lang w:val="ru-RU" w:eastAsia="en-US"/>
+        </w:rPr>
+      </w:pPr>
+      <w:r>
+        <w:rPr>
+          <w:lang w:val="ru-RU" w:eastAsia="en-US"/>
+        </w:rPr>
+        <w:t xml:space="preserve">Далее открывается раздел Storage Resource Health: «Система» → «Состояние ресурсов хранения данных». В разделе Unisphere выводит таблицу всех ресурсов хранения массива: LUN, групп LUN, файловых систем и хранилищ данных VMware. Для каждого ресурса в таблице есть значок состояния, имя и тип. При выборе строки справа открывается панель «Состояние виртуального диска». Для группы LUNGroup-FC панель перечисляет входящие в неё тома LUNGroup-FC-00 и LUNGroup-FC-01, их состояние (OK), пул MultiTier, на котором они размещены, и состояние этого пула (OK). Окно раздела показано на рисунке 1.2.</w:t>
+      </w:r>
+    </w:p>
+    <w:p>
       <w:pPr>
         <w:pStyle w:val="a7"/>
         <w:keepNext/>
@@ -1632,35 +1638,45 @@
         <w:rPr>
           <w:noProof/>
         </w:rPr>
+        <w:lastRenderedPageBreak/>
         <w:drawing>
-          <wp:inline distT="0" distB="0" distL="0" distR="0">
-            <wp:extent cx="5400000" cy="4368954"/>
-            <wp:effectExtent l="0" t="0" r="0" b="0"/>
+          <wp:inline distT="0" distB="0" distL="0" distR="0" wp14:anchorId="0614F0F2" wp14:editId="4DF3C584">
+            <wp:extent cx="5940000" cy="1572353"/>
+            <wp:effectExtent l="0" t="0" r="0" b="6350"/>
             <wp:docPr id="1002" name="Рисунок 1002"/>
             <wp:cNvGraphicFramePr>
-              <a:graphicFrameLocks noChangeAspect="1"/>
+              <a:graphicFrameLocks xmlns:a="http://schemas.openxmlformats.org/drawingml/2006/main" noChangeAspect="1"/>
             </wp:cNvGraphicFramePr>
-            <a:graphic>
+            <a:graphic xmlns:a="http://schemas.openxmlformats.org/drawingml/2006/main">
               <a:graphicData uri="http://schemas.openxmlformats.org/drawingml/2006/picture">
-                <pic:pic>
+                <pic:pic xmlns:pic="http://schemas.openxmlformats.org/drawingml/2006/picture">
                   <pic:nvPicPr>
                     <pic:cNvPr id="1002" name="fig02.png"/>
                     <pic:cNvPicPr/>
                   </pic:nvPicPr>
-                  <pic:blipFill>
-                    <a:blip r:embed="rIdFig2"/>
+                  <pic:blipFill rotWithShape="1">
+                    <a:blip r:embed="rId9"/>
+                    <a:srcRect t="15022" r="25484" b="60598"/>
                     <a:stretch>
                       <a:fillRect/>
                     </a:stretch>
                   </pic:blipFill>
-                  <pic:spPr>
+                  <pic:spPr bwMode="auto">
                     <a:xfrm>
                       <a:off x="0" y="0"/>
-                      <a:ext cx="5400000" cy="4368954"/>
+                      <a:ext cx="5940000" cy="1572353"/>
                     </a:xfrm>
                     <a:prstGeom prst="rect">
                       <a:avLst/>
                     </a:prstGeom>
+                    <a:ln>
+                      <a:noFill/>
+                    </a:ln>
+                    <a:extLst>
+                      <a:ext uri="{53640926-AAD7-44D8-BBD7-CCE9431645EC}">
+                        <a14:shadowObscured xmlns:a14="http://schemas.microsoft.com/office/drawing/2010/main"/>
+                      </a:ext>
+                    </a:extLst>
                   </pic:spPr>
                 </pic:pic>
               </a:graphicData>
@@ -1683,28 +1699,28 @@
         <w:rPr>
           <w:lang w:val="ru-RU" w:eastAsia="en-US"/>
         </w:rPr>
-        <w:t xml:space="preserve">Рисунок 1.2 – Окно Storage Resource Health</w:t>
-      </w:r>
-    </w:p>
-    <w:p>
-      <w:pPr>
-        <w:pStyle w:val="a7"/>
-        <w:rPr>
-          <w:lang w:val="ru-RU" w:eastAsia="en-US"/>
-        </w:rPr>
-      </w:pPr>
-      <w:r>
-        <w:rPr>
-          <w:lang w:val="ru-RU" w:eastAsia="en-US"/>
-        </w:rPr>
-        <w:t xml:space="preserve">В этом разделе администратор получает следующие сведения о ресурсах системы: исправен ли ресурс, к какому типу он относится, из каких томов состоит группа, на каком пуле размещён каждый том и в каком состоянии находится пул. Если пул перейдёт в состояние ошибки, по панели видно, какие тома и файловые системы затронет сбой. Перечень ресурсов и их состояние приведены в таблице 1.1.</w:t>
+        <w:t>Рисунок 1.2 – Окно Storage Resource Health</w:t>
+      </w:r>
+    </w:p>
+    <w:p>
+      <w:pPr>
+        <w:pStyle w:val="a7"/>
+        <w:rPr>
+          <w:lang w:val="ru-RU" w:eastAsia="en-US"/>
+        </w:rPr>
+      </w:pPr>
+      <w:r>
+        <w:rPr>
+          <w:lang w:val="ru-RU" w:eastAsia="en-US"/>
+        </w:rPr>
+        <w:t xml:space="preserve">В этом разделе администратор получает следующие сведения о ресурсах системы: исправен ли ресурс, к какому типу он относится, из каких томов состоит группа, на каком пуле размещён каждый том и в каком состоянии находится пул. Если пул перейдёт в состояние ошибки, по панели видно, какие тома и файловые системы затронет сбой. Файловые системы и их статус приведены в таблице 1.1.</w:t>
       </w:r>
     </w:p>
     <w:p>
       <w:pPr>
         <w:pStyle w:val="a7"/>
         <w:keepNext/>
-        <w:spacing w:before="240" w:after="0"/>
+        <w:spacing w:before="240"/>
         <w:ind w:firstLine="0"/>
         <w:jc w:val="left"/>
         <w:rPr>
@@ -1715,20 +1731,19 @@
         <w:rPr>
           <w:lang w:val="ru-RU" w:eastAsia="en-US"/>
         </w:rPr>
-        <w:t xml:space="preserve">Таблица 1.1 – Ресурсы хранения и их состояние</w:t>
+        <w:t xml:space="preserve">Таблица 1.1 – Файловые системы и их статус</w:t>
       </w:r>
     </w:p>
     <w:tbl>
       <w:tblPr>
         <w:tblStyle w:val="afa"/>
-        <w:tblW w:w="9356" w:type="dxa"/>
+        <w:tblW w:w="9354" w:type="dxa"/>
         <w:tblLayout w:type="fixed"/>
         <w:tblLook w:val="04A0" w:firstRow="1" w:lastRow="0" w:firstColumn="1" w:lastColumn="0" w:noHBand="0" w:noVBand="1"/>
       </w:tblPr>
       <w:tblGrid>
-        <w:gridCol w:w="3686"/>
-        <w:gridCol w:w="3402"/>
-        <w:gridCol w:w="2268"/>
+        <w:gridCol w:w="4677"/>
+        <w:gridCol w:w="4677"/>
       </w:tblGrid>
       <w:tr>
         <w:trPr>
@@ -1737,7 +1752,7 @@
         </w:trPr>
         <w:tc>
           <w:tcPr>
-            <w:tcW w:w="3686" w:type="dxa"/>
+            <w:tcW w:w="4677" w:type="dxa"/>
           </w:tcPr>
           <w:p>
             <w:pPr>
@@ -1751,17 +1766,15 @@
             </w:pPr>
             <w:r>
               <w:rPr>
-                <w:sz w:val="28"/>
-                <w:szCs w:val="28"/>
                 <w:lang w:val="ru-RU" w:eastAsia="en-US"/>
               </w:rPr>
-              <w:t xml:space="preserve">Ресурс хранения</w:t>
+              <w:t xml:space="preserve">Файловая система</w:t>
             </w:r>
           </w:p>
         </w:tc>
         <w:tc>
           <w:tcPr>
-            <w:tcW w:w="3402" w:type="dxa"/>
+            <w:tcW w:w="4677" w:type="dxa"/>
           </w:tcPr>
           <w:p>
             <w:pPr>
@@ -1775,17 +1788,20 @@
             </w:pPr>
             <w:r>
               <w:rPr>
-                <w:sz w:val="28"/>
-                <w:szCs w:val="28"/>
                 <w:lang w:val="ru-RU" w:eastAsia="en-US"/>
               </w:rPr>
-              <w:t xml:space="preserve">Тип</w:t>
+              <w:t xml:space="preserve">Статус</w:t>
             </w:r>
           </w:p>
         </w:tc>
+      </w:tr>
+      <w:tr>
+        <w:trPr>
+          <w:cantSplit/>
+        </w:trPr>
         <w:tc>
           <w:tcPr>
-            <w:tcW w:w="2268" w:type="dxa"/>
+            <w:tcW w:w="4677" w:type="dxa"/>
           </w:tcPr>
           <w:p>
             <w:pPr>
@@ -1799,22 +1815,15 @@
             </w:pPr>
             <w:r>
               <w:rPr>
-                <w:sz w:val="28"/>
-                <w:szCs w:val="28"/>
                 <w:lang w:val="ru-RU" w:eastAsia="en-US"/>
               </w:rPr>
-              <w:t xml:space="preserve">Состояние</w:t>
+              <w:t xml:space="preserve">FileSystem00</w:t>
             </w:r>
           </w:p>
         </w:tc>
-      </w:tr>
-      <w:tr>
-        <w:trPr>
-          <w:cantSplit/>
-        </w:trPr>
         <w:tc>
           <w:tcPr>
-            <w:tcW w:w="3686" w:type="dxa"/>
+            <w:tcW w:w="4677" w:type="dxa"/>
           </w:tcPr>
           <w:p>
             <w:pPr>
@@ -1828,56 +1837,6 @@
             </w:pPr>
             <w:r>
               <w:rPr>
-                <w:sz w:val="28"/>
-                <w:szCs w:val="28"/>
-                <w:lang w:val="ru-RU" w:eastAsia="en-US"/>
-              </w:rPr>
-              <w:t xml:space="preserve">LUNGroup-iSCSI</w:t>
-            </w:r>
-          </w:p>
-        </w:tc>
-        <w:tc>
-          <w:tcPr>
-            <w:tcW w:w="3402" w:type="dxa"/>
-          </w:tcPr>
-          <w:p>
-            <w:pPr>
-              <w:pStyle w:val="a7"/>
-              <w:keepNext/>
-              <w:ind w:firstLine="0"/>
-              <w:jc w:val="left"/>
-              <w:rPr>
-                <w:lang w:val="ru-RU" w:eastAsia="en-US"/>
-              </w:rPr>
-            </w:pPr>
-            <w:r>
-              <w:rPr>
-                <w:sz w:val="28"/>
-                <w:szCs w:val="28"/>
-                <w:lang w:val="ru-RU" w:eastAsia="en-US"/>
-              </w:rPr>
-              <w:t xml:space="preserve">LUN Group</w:t>
-            </w:r>
-          </w:p>
-        </w:tc>
-        <w:tc>
-          <w:tcPr>
-            <w:tcW w:w="2268" w:type="dxa"/>
-          </w:tcPr>
-          <w:p>
-            <w:pPr>
-              <w:pStyle w:val="a7"/>
-              <w:keepNext/>
-              <w:ind w:firstLine="0"/>
-              <w:jc w:val="left"/>
-              <w:rPr>
-                <w:lang w:val="ru-RU" w:eastAsia="en-US"/>
-              </w:rPr>
-            </w:pPr>
-            <w:r>
-              <w:rPr>
-                <w:sz w:val="28"/>
-                <w:szCs w:val="28"/>
                 <w:lang w:val="ru-RU" w:eastAsia="en-US"/>
               </w:rPr>
               <w:t xml:space="preserve">OK</w:t>
@@ -1891,392 +1850,7 @@
         </w:trPr>
         <w:tc>
           <w:tcPr>
-            <w:tcW w:w="3686" w:type="dxa"/>
-          </w:tcPr>
-          <w:p>
-            <w:pPr>
-              <w:pStyle w:val="a7"/>
-              <w:keepNext/>
-              <w:ind w:firstLine="0"/>
-              <w:jc w:val="left"/>
-              <w:rPr>
-                <w:lang w:val="ru-RU" w:eastAsia="en-US"/>
-              </w:rPr>
-            </w:pPr>
-            <w:r>
-              <w:rPr>
-                <w:sz w:val="28"/>
-                <w:szCs w:val="28"/>
-                <w:lang w:val="ru-RU" w:eastAsia="en-US"/>
-              </w:rPr>
-              <w:t xml:space="preserve">LUNGroup-FC</w:t>
-            </w:r>
-          </w:p>
-        </w:tc>
-        <w:tc>
-          <w:tcPr>
-            <w:tcW w:w="3402" w:type="dxa"/>
-          </w:tcPr>
-          <w:p>
-            <w:pPr>
-              <w:pStyle w:val="a7"/>
-              <w:keepNext/>
-              <w:ind w:firstLine="0"/>
-              <w:jc w:val="left"/>
-              <w:rPr>
-                <w:lang w:val="ru-RU" w:eastAsia="en-US"/>
-              </w:rPr>
-            </w:pPr>
-            <w:r>
-              <w:rPr>
-                <w:sz w:val="28"/>
-                <w:szCs w:val="28"/>
-                <w:lang w:val="ru-RU" w:eastAsia="en-US"/>
-              </w:rPr>
-              <w:t xml:space="preserve">LUN Group</w:t>
-            </w:r>
-          </w:p>
-        </w:tc>
-        <w:tc>
-          <w:tcPr>
-            <w:tcW w:w="2268" w:type="dxa"/>
-          </w:tcPr>
-          <w:p>
-            <w:pPr>
-              <w:pStyle w:val="a7"/>
-              <w:keepNext/>
-              <w:ind w:firstLine="0"/>
-              <w:jc w:val="left"/>
-              <w:rPr>
-                <w:lang w:val="ru-RU" w:eastAsia="en-US"/>
-              </w:rPr>
-            </w:pPr>
-            <w:r>
-              <w:rPr>
-                <w:sz w:val="28"/>
-                <w:szCs w:val="28"/>
-                <w:lang w:val="ru-RU" w:eastAsia="en-US"/>
-              </w:rPr>
-              <w:t xml:space="preserve">OK</w:t>
-            </w:r>
-          </w:p>
-        </w:tc>
-      </w:tr>
-      <w:tr>
-        <w:trPr>
-          <w:cantSplit/>
-        </w:trPr>
-        <w:tc>
-          <w:tcPr>
-            <w:tcW w:w="3686" w:type="dxa"/>
-          </w:tcPr>
-          <w:p>
-            <w:pPr>
-              <w:pStyle w:val="a7"/>
-              <w:keepNext/>
-              <w:ind w:firstLine="0"/>
-              <w:jc w:val="left"/>
-              <w:rPr>
-                <w:lang w:val="ru-RU" w:eastAsia="en-US"/>
-              </w:rPr>
-            </w:pPr>
-            <w:r>
-              <w:rPr>
-                <w:sz w:val="28"/>
-                <w:szCs w:val="28"/>
-                <w:lang w:val="ru-RU" w:eastAsia="en-US"/>
-              </w:rPr>
-              <w:t xml:space="preserve">LUN00</w:t>
-            </w:r>
-          </w:p>
-        </w:tc>
-        <w:tc>
-          <w:tcPr>
-            <w:tcW w:w="3402" w:type="dxa"/>
-          </w:tcPr>
-          <w:p>
-            <w:pPr>
-              <w:pStyle w:val="a7"/>
-              <w:keepNext/>
-              <w:ind w:firstLine="0"/>
-              <w:jc w:val="left"/>
-              <w:rPr>
-                <w:lang w:val="ru-RU" w:eastAsia="en-US"/>
-              </w:rPr>
-            </w:pPr>
-            <w:r>
-              <w:rPr>
-                <w:sz w:val="28"/>
-                <w:szCs w:val="28"/>
-                <w:lang w:val="ru-RU" w:eastAsia="en-US"/>
-              </w:rPr>
-              <w:t xml:space="preserve">LUN</w:t>
-            </w:r>
-          </w:p>
-        </w:tc>
-        <w:tc>
-          <w:tcPr>
-            <w:tcW w:w="2268" w:type="dxa"/>
-          </w:tcPr>
-          <w:p>
-            <w:pPr>
-              <w:pStyle w:val="a7"/>
-              <w:keepNext/>
-              <w:ind w:firstLine="0"/>
-              <w:jc w:val="left"/>
-              <w:rPr>
-                <w:lang w:val="ru-RU" w:eastAsia="en-US"/>
-              </w:rPr>
-            </w:pPr>
-            <w:r>
-              <w:rPr>
-                <w:sz w:val="28"/>
-                <w:szCs w:val="28"/>
-                <w:lang w:val="ru-RU" w:eastAsia="en-US"/>
-              </w:rPr>
-              <w:t xml:space="preserve">OK</w:t>
-            </w:r>
-          </w:p>
-        </w:tc>
-      </w:tr>
-      <w:tr>
-        <w:trPr>
-          <w:cantSplit/>
-        </w:trPr>
-        <w:tc>
-          <w:tcPr>
-            <w:tcW w:w="3686" w:type="dxa"/>
-          </w:tcPr>
-          <w:p>
-            <w:pPr>
-              <w:pStyle w:val="a7"/>
-              <w:keepNext/>
-              <w:ind w:firstLine="0"/>
-              <w:jc w:val="left"/>
-              <w:rPr>
-                <w:lang w:val="ru-RU" w:eastAsia="en-US"/>
-              </w:rPr>
-            </w:pPr>
-            <w:r>
-              <w:rPr>
-                <w:sz w:val="28"/>
-                <w:szCs w:val="28"/>
-                <w:lang w:val="ru-RU" w:eastAsia="en-US"/>
-              </w:rPr>
-              <w:t xml:space="preserve">FileSystem01</w:t>
-            </w:r>
-          </w:p>
-        </w:tc>
-        <w:tc>
-          <w:tcPr>
-            <w:tcW w:w="3402" w:type="dxa"/>
-          </w:tcPr>
-          <w:p>
-            <w:pPr>
-              <w:pStyle w:val="a7"/>
-              <w:keepNext/>
-              <w:ind w:firstLine="0"/>
-              <w:jc w:val="left"/>
-              <w:rPr>
-                <w:lang w:val="ru-RU" w:eastAsia="en-US"/>
-              </w:rPr>
-            </w:pPr>
-            <w:r>
-              <w:rPr>
-                <w:sz w:val="28"/>
-                <w:szCs w:val="28"/>
-                <w:lang w:val="ru-RU" w:eastAsia="en-US"/>
-              </w:rPr>
-              <w:t xml:space="preserve">File System</w:t>
-            </w:r>
-          </w:p>
-        </w:tc>
-        <w:tc>
-          <w:tcPr>
-            <w:tcW w:w="2268" w:type="dxa"/>
-          </w:tcPr>
-          <w:p>
-            <w:pPr>
-              <w:pStyle w:val="a7"/>
-              <w:keepNext/>
-              <w:ind w:firstLine="0"/>
-              <w:jc w:val="left"/>
-              <w:rPr>
-                <w:lang w:val="ru-RU" w:eastAsia="en-US"/>
-              </w:rPr>
-            </w:pPr>
-            <w:r>
-              <w:rPr>
-                <w:sz w:val="28"/>
-                <w:szCs w:val="28"/>
-                <w:lang w:val="ru-RU" w:eastAsia="en-US"/>
-              </w:rPr>
-              <w:t xml:space="preserve">OK</w:t>
-            </w:r>
-          </w:p>
-        </w:tc>
-      </w:tr>
-      <w:tr>
-        <w:trPr>
-          <w:cantSplit/>
-        </w:trPr>
-        <w:tc>
-          <w:tcPr>
-            <w:tcW w:w="3686" w:type="dxa"/>
-          </w:tcPr>
-          <w:p>
-            <w:pPr>
-              <w:pStyle w:val="a7"/>
-              <w:keepNext/>
-              <w:ind w:firstLine="0"/>
-              <w:jc w:val="left"/>
-              <w:rPr>
-                <w:lang w:val="ru-RU" w:eastAsia="en-US"/>
-              </w:rPr>
-            </w:pPr>
-            <w:r>
-              <w:rPr>
-                <w:sz w:val="28"/>
-                <w:szCs w:val="28"/>
-                <w:lang w:val="ru-RU" w:eastAsia="en-US"/>
-              </w:rPr>
-              <w:t xml:space="preserve">FileSystem00</w:t>
-            </w:r>
-          </w:p>
-        </w:tc>
-        <w:tc>
-          <w:tcPr>
-            <w:tcW w:w="3402" w:type="dxa"/>
-          </w:tcPr>
-          <w:p>
-            <w:pPr>
-              <w:pStyle w:val="a7"/>
-              <w:keepNext/>
-              <w:ind w:firstLine="0"/>
-              <w:jc w:val="left"/>
-              <w:rPr>
-                <w:lang w:val="ru-RU" w:eastAsia="en-US"/>
-              </w:rPr>
-            </w:pPr>
-            <w:r>
-              <w:rPr>
-                <w:sz w:val="28"/>
-                <w:szCs w:val="28"/>
-                <w:lang w:val="ru-RU" w:eastAsia="en-US"/>
-              </w:rPr>
-              <w:t xml:space="preserve">File System</w:t>
-            </w:r>
-          </w:p>
-        </w:tc>
-        <w:tc>
-          <w:tcPr>
-            <w:tcW w:w="2268" w:type="dxa"/>
-          </w:tcPr>
-          <w:p>
-            <w:pPr>
-              <w:pStyle w:val="a7"/>
-              <w:keepNext/>
-              <w:ind w:firstLine="0"/>
-              <w:jc w:val="left"/>
-              <w:rPr>
-                <w:lang w:val="ru-RU" w:eastAsia="en-US"/>
-              </w:rPr>
-            </w:pPr>
-            <w:r>
-              <w:rPr>
-                <w:sz w:val="28"/>
-                <w:szCs w:val="28"/>
-                <w:lang w:val="ru-RU" w:eastAsia="en-US"/>
-              </w:rPr>
-              <w:t xml:space="preserve">OK</w:t>
-            </w:r>
-          </w:p>
-        </w:tc>
-      </w:tr>
-      <w:tr>
-        <w:trPr>
-          <w:cantSplit/>
-        </w:trPr>
-        <w:tc>
-          <w:tcPr>
-            <w:tcW w:w="3686" w:type="dxa"/>
-          </w:tcPr>
-          <w:p>
-            <w:pPr>
-              <w:pStyle w:val="a7"/>
-              <w:keepNext/>
-              <w:ind w:firstLine="0"/>
-              <w:jc w:val="left"/>
-              <w:rPr>
-                <w:lang w:val="ru-RU" w:eastAsia="en-US"/>
-              </w:rPr>
-            </w:pPr>
-            <w:r>
-              <w:rPr>
-                <w:sz w:val="28"/>
-                <w:szCs w:val="28"/>
-                <w:lang w:val="ru-RU" w:eastAsia="en-US"/>
-              </w:rPr>
-              <w:t xml:space="preserve">Datastore01</w:t>
-            </w:r>
-          </w:p>
-        </w:tc>
-        <w:tc>
-          <w:tcPr>
-            <w:tcW w:w="3402" w:type="dxa"/>
-          </w:tcPr>
-          <w:p>
-            <w:pPr>
-              <w:pStyle w:val="a7"/>
-              <w:keepNext/>
-              <w:ind w:firstLine="0"/>
-              <w:jc w:val="left"/>
-              <w:rPr>
-                <w:lang w:val="ru-RU" w:eastAsia="en-US"/>
-              </w:rPr>
-            </w:pPr>
-            <w:r>
-              <w:rPr>
-                <w:sz w:val="28"/>
-                <w:szCs w:val="28"/>
-                <w:lang w:val="ru-RU" w:eastAsia="en-US"/>
-              </w:rPr>
-              <w:t xml:space="preserve">VMware (VMFS)</w:t>
-            </w:r>
-          </w:p>
-        </w:tc>
-        <w:tc>
-          <w:tcPr>
-            <w:tcW w:w="2268" w:type="dxa"/>
-          </w:tcPr>
-          <w:p>
-            <w:pPr>
-              <w:pStyle w:val="a7"/>
-              <w:keepNext/>
-              <w:ind w:firstLine="0"/>
-              <w:jc w:val="left"/>
-              <w:rPr>
-                <w:lang w:val="ru-RU" w:eastAsia="en-US"/>
-              </w:rPr>
-            </w:pPr>
-            <w:r>
-              <w:rPr>
-                <w:sz w:val="28"/>
-                <w:szCs w:val="28"/>
-                <w:lang w:val="ru-RU" w:eastAsia="en-US"/>
-              </w:rPr>
-              <w:t xml:space="preserve">OK</w:t>
-            </w:r>
-          </w:p>
-        </w:tc>
-      </w:tr>
-      <w:tr>
-        <w:trPr>
-          <w:cantSplit/>
-        </w:trPr>
-        <w:tc>
-          <w:tcPr>
-            <w:tcW w:w="3686" w:type="dxa"/>
+            <w:tcW w:w="4677" w:type="dxa"/>
           </w:tcPr>
           <w:p>
             <w:pPr>
@@ -2289,17 +1863,15 @@
             </w:pPr>
             <w:r>
               <w:rPr>
-                <w:sz w:val="28"/>
-                <w:szCs w:val="28"/>
                 <w:lang w:val="ru-RU" w:eastAsia="en-US"/>
               </w:rPr>
-              <w:t xml:space="preserve">Datastore00</w:t>
+              <w:t xml:space="preserve">FileSystem01</w:t>
             </w:r>
           </w:p>
         </w:tc>
         <w:tc>
           <w:tcPr>
-            <w:tcW w:w="3402" w:type="dxa"/>
+            <w:tcW w:w="4677" w:type="dxa"/>
           </w:tcPr>
           <w:p>
             <w:pPr>
@@ -2312,31 +1884,6 @@
             </w:pPr>
             <w:r>
               <w:rPr>
-                <w:sz w:val="28"/>
-                <w:szCs w:val="28"/>
-                <w:lang w:val="ru-RU" w:eastAsia="en-US"/>
-              </w:rPr>
-              <w:t xml:space="preserve">VMware (NFS)</w:t>
-            </w:r>
-          </w:p>
-        </w:tc>
-        <w:tc>
-          <w:tcPr>
-            <w:tcW w:w="2268" w:type="dxa"/>
-          </w:tcPr>
-          <w:p>
-            <w:pPr>
-              <w:pStyle w:val="a7"/>
-              <w:ind w:firstLine="0"/>
-              <w:jc w:val="left"/>
-              <w:rPr>
-                <w:lang w:val="ru-RU" w:eastAsia="en-US"/>
-              </w:rPr>
-            </w:pPr>
-            <w:r>
-              <w:rPr>
-                <w:sz w:val="28"/>
-                <w:szCs w:val="28"/>
                 <w:lang w:val="ru-RU" w:eastAsia="en-US"/>
               </w:rPr>
               <w:t xml:space="preserve">OK</w:t>
@@ -2357,24 +1904,24 @@
         <w:rPr>
           <w:lang w:val="ru-RU" w:eastAsia="en-US"/>
         </w:rPr>
-        <w:t xml:space="preserve">В системе две файловые системы: FileSystem00 и FileSystem01. Обе находятся в состоянии OK. Остальные ресурсы (две группы LUN, том LUN00 и два хранилища VMware) тоже работают без ошибок, значит конфигурация массива корректна и на нём можно создавать новые ресурсы.</w:t>
-      </w:r>
-    </w:p>
-    <w:p>
-      <w:pPr>
-        <w:pStyle w:val="a7"/>
-        <w:rPr>
-          <w:lang w:val="ru-RU" w:eastAsia="en-US"/>
-        </w:rPr>
-      </w:pPr>
-      <w:r>
-        <w:rPr>
-          <w:lang w:val="ru-RU" w:eastAsia="en-US"/>
-        </w:rPr>
-        <w:t xml:space="preserve">Следующее задание относится к пулам хранения. Пул объединяет физические диски массива в общее пространство, из которого массив выделяет LUN и файловые системы. Переходим в меню управления пулами: «Система хранения данных» → Storage Configuration → «Пулы хранения». На вкладке List View выбираем пул MultiTier и открываем его описание кнопкой Details. Окно пула содержит шесть вкладок: «Общие», «Использование», FAST VP, «Диски», Settings и «Представление статистики пулов». Вкладка «Общие» показана на рисунке 1.3.</w:t>
-      </w:r>
-    </w:p>
-    <w:p xmlns:a="http://schemas.openxmlformats.org/drawingml/2006/main" xmlns:pic="http://schemas.openxmlformats.org/drawingml/2006/picture">
+        <w:t xml:space="preserve">В системе две файловые системы: FileSystem00 и FileSystem01. Обе находятся в состоянии OK. Остальные ресурсы раздела (группы LUNGroup-iSCSI и LUNGroup-FC, том LUN00, хранилища VMware Datastore00 и Datastore01) тоже находятся в состоянии OK, значит конфигурация массива корректна и на нём можно создавать новые ресурсы.</w:t>
+      </w:r>
+    </w:p>
+    <w:p>
+      <w:pPr>
+        <w:pStyle w:val="a7"/>
+        <w:rPr>
+          <w:lang w:val="ru-RU" w:eastAsia="en-US"/>
+        </w:rPr>
+      </w:pPr>
+      <w:r>
+        <w:rPr>
+          <w:lang w:val="ru-RU" w:eastAsia="en-US"/>
+        </w:rPr>
+        <w:t xml:space="preserve">Следующее задание относится к пулам хранения. Пул объединяет физические диски массива в общее пространство, из которого массив выделяет LUN и файловые системы. Для этого выполняется переход в меню управления пулами: «Система хранения данных» → Storage Configuration → «Пулы хранения». На вкладке List View выбирается пул MultiTier, и кнопкой Details открывается его описание. Окно пула содержит шесть вкладок: «Общие», «Использование», FAST VP, «Диски», Settings и «Представление статистики пулов». Вкладка «Общие» показана на рисунке 1.3.</w:t>
+      </w:r>
+    </w:p>
+    <w:p>
       <w:pPr>
         <w:pStyle w:val="a7"/>
         <w:keepNext/>
@@ -2389,35 +1936,45 @@
         <w:rPr>
           <w:noProof/>
         </w:rPr>
+        <w:lastRenderedPageBreak/>
         <w:drawing>
-          <wp:inline distT="0" distB="0" distL="0" distR="0">
-            <wp:extent cx="5400000" cy="4368955"/>
-            <wp:effectExtent l="0" t="0" r="0" b="0"/>
+          <wp:inline distT="0" distB="0" distL="0" distR="0" wp14:anchorId="0D2FCD7E" wp14:editId="54C124C6">
+            <wp:extent cx="5928506" cy="2233084"/>
+            <wp:effectExtent l="0" t="0" r="2540" b="2540"/>
             <wp:docPr id="1003" name="Рисунок 1003"/>
             <wp:cNvGraphicFramePr>
-              <a:graphicFrameLocks noChangeAspect="1"/>
+              <a:graphicFrameLocks xmlns:a="http://schemas.openxmlformats.org/drawingml/2006/main" noChangeAspect="1"/>
             </wp:cNvGraphicFramePr>
-            <a:graphic>
+            <a:graphic xmlns:a="http://schemas.openxmlformats.org/drawingml/2006/main">
               <a:graphicData uri="http://schemas.openxmlformats.org/drawingml/2006/picture">
-                <pic:pic>
+                <pic:pic xmlns:pic="http://schemas.openxmlformats.org/drawingml/2006/picture">
                   <pic:nvPicPr>
                     <pic:cNvPr id="1003" name="fig03.png"/>
                     <pic:cNvPicPr/>
                   </pic:nvPicPr>
-                  <pic:blipFill>
-                    <a:blip r:embed="rIdFig3"/>
+                  <pic:blipFill rotWithShape="1">
+                    <a:blip r:embed="rId10"/>
+                    <a:srcRect t="18719" r="41823" b="54196"/>
                     <a:stretch>
                       <a:fillRect/>
                     </a:stretch>
                   </pic:blipFill>
-                  <pic:spPr>
+                  <pic:spPr bwMode="auto">
                     <a:xfrm>
                       <a:off x="0" y="0"/>
-                      <a:ext cx="5400000" cy="4368955"/>
+                      <a:ext cx="6013812" cy="2265216"/>
                     </a:xfrm>
                     <a:prstGeom prst="rect">
                       <a:avLst/>
                     </a:prstGeom>
+                    <a:ln>
+                      <a:noFill/>
+                    </a:ln>
+                    <a:extLst>
+                      <a:ext uri="{53640926-AAD7-44D8-BBD7-CCE9431645EC}">
+                        <a14:shadowObscured xmlns:a14="http://schemas.microsoft.com/office/drawing/2010/main"/>
+                      </a:ext>
+                    </a:extLst>
                   </pic:spPr>
                 </pic:pic>
               </a:graphicData>
@@ -2440,7 +1997,7 @@
         <w:rPr>
           <w:lang w:val="ru-RU" w:eastAsia="en-US"/>
         </w:rPr>
-        <w:t xml:space="preserve">Рисунок 1.3 – Общие сведения о пуле MultiTier</w:t>
+        <w:t>Рисунок 1.3 – Общие сведения о пуле MultiTier</w:t>
       </w:r>
     </w:p>
     <w:p>
@@ -2455,7 +2012,7 @@
         <w:rPr>
           <w:lang w:val="ru-RU" w:eastAsia="en-US"/>
         </w:rPr>
-        <w:t xml:space="preserve">На вкладке «Общие» указаны:</w:t>
+        <w:t>На вкладке «Общие» указаны:</w:t>
       </w:r>
     </w:p>
     <w:p>
@@ -2474,7 +2031,7 @@
         <w:rPr>
           <w:lang w:val="ru-RU" w:eastAsia="en-US"/>
         </w:rPr>
-        <w:t xml:space="preserve">состояние пула (OK);</w:t>
+        <w:t>состояние пула (OK);</w:t>
       </w:r>
     </w:p>
     <w:p>
@@ -2486,14 +2043,68 @@
         </w:numPr>
         <w:ind w:left="0" w:firstLine="709"/>
         <w:rPr>
-          <w:lang w:val="ru-RU" w:eastAsia="en-US"/>
-        </w:rPr>
-      </w:pPr>
-      <w:r>
-        <w:rPr>
-          <w:lang w:val="ru-RU" w:eastAsia="en-US"/>
-        </w:rPr>
-        <w:t xml:space="preserve">имя пула (MultiTier) и его описание (Pool with Performance and Capacity disks.);</w:t>
+          <w:lang w:eastAsia="en-US"/>
+        </w:rPr>
+      </w:pPr>
+      <w:r>
+        <w:rPr>
+          <w:lang w:val="ru-RU" w:eastAsia="en-US"/>
+        </w:rPr>
+        <w:t>имя</w:t>
+      </w:r>
+      <w:r>
+        <w:rPr>
+          <w:lang w:eastAsia="en-US"/>
+        </w:rPr>
+        <w:t xml:space="preserve"> </w:t>
+      </w:r>
+      <w:r>
+        <w:rPr>
+          <w:lang w:val="ru-RU" w:eastAsia="en-US"/>
+        </w:rPr>
+        <w:t>пула</w:t>
+      </w:r>
+      <w:r>
+        <w:rPr>
+          <w:lang w:eastAsia="en-US"/>
+        </w:rPr>
+        <w:t xml:space="preserve"> (MultiTier) </w:t>
+      </w:r>
+      <w:r>
+        <w:rPr>
+          <w:lang w:val="ru-RU" w:eastAsia="en-US"/>
+        </w:rPr>
+        <w:t>и</w:t>
+      </w:r>
+      <w:r>
+        <w:rPr>
+          <w:lang w:eastAsia="en-US"/>
+        </w:rPr>
+        <w:t xml:space="preserve"> </w:t>
+      </w:r>
+      <w:r>
+        <w:rPr>
+          <w:lang w:val="ru-RU" w:eastAsia="en-US"/>
+        </w:rPr>
+        <w:t>его</w:t>
+      </w:r>
+      <w:r>
+        <w:rPr>
+          <w:lang w:eastAsia="en-US"/>
+        </w:rPr>
+        <w:t xml:space="preserve"> </w:t>
+      </w:r>
+      <w:r>
+        <w:rPr>
+          <w:lang w:val="ru-RU" w:eastAsia="en-US"/>
+        </w:rPr>
+        <w:t>описание</w:t>
+      </w:r>
+      <w:r>
+        <w:rPr>
+          <w:lang w:eastAsia="en-US"/>
+        </w:rPr>
+        <w:t xml:space="preserve"> (Pool with Performance and Capacity disks.);</w:t>
       </w:r>
     </w:p>
     <w:p>
@@ -2512,7 +2123,7 @@
         <w:rPr>
           <w:lang w:val="ru-RU" w:eastAsia="en-US"/>
         </w:rPr>
-        <w:t xml:space="preserve">общее пространство пула;</w:t>
+        <w:t>общее пространство пула;</w:t>
       </w:r>
     </w:p>
     <w:p>
@@ -2531,7 +2142,7 @@
         <w:rPr>
           <w:lang w:val="ru-RU" w:eastAsia="en-US"/>
         </w:rPr>
-        <w:t xml:space="preserve">состав уровня Performance Tier: пять дисков SAS в группе RAID 5 по схеме 4+1;</w:t>
+        <w:t>состав уровня Performance Tier: пять дисков SAS в группе RAID 5 по схеме 4+1;</w:t>
       </w:r>
     </w:p>
     <w:p>
@@ -2550,80 +2161,81 @@
         <w:rPr>
           <w:lang w:val="ru-RU" w:eastAsia="en-US"/>
         </w:rPr>
-        <w:t xml:space="preserve">состав уровня Capacity Tier: пять дисков NL SAS в группе RAID 5 по схеме 4+1.</w:t>
-      </w:r>
-    </w:p>
-    <w:p>
-      <w:pPr>
-        <w:pStyle w:val="a7"/>
-        <w:rPr>
-          <w:lang w:val="ru-RU" w:eastAsia="en-US"/>
-        </w:rPr>
-      </w:pPr>
-      <w:r>
-        <w:rPr>
-          <w:lang w:val="ru-RU" w:eastAsia="en-US"/>
-        </w:rPr>
-        <w:t xml:space="preserve">Пул MultiTier многоуровневый. Быстрые диски SAS образуют уровень производительности, ёмкие и более дешёвые диски NL SAS образуют уровень ёмкости. В схеме RAID 5 (4+1) ёмкость четырёх дисков уходит под данные, а ёмкость одного диска занимает контрольная информация (чётность), распределённая по всем пяти дискам. Группа продолжает работать при отказе любого одного диска. Поля ёмкости на этой вкладке симулятор заполняет значением 0,0 ТБ, хотя мастер создания файловой системы показывает для того же пула 9,2 ТБ свободного места (рисунок 1.20). Это особенность демонстрационной версии.</w:t>
-      </w:r>
-    </w:p>
-    <w:p>
-      <w:pPr>
-        <w:pStyle w:val="a7"/>
-        <w:rPr>
-          <w:lang w:val="ru-RU" w:eastAsia="en-US"/>
-        </w:rPr>
-      </w:pPr>
-      <w:r>
-        <w:rPr>
-          <w:lang w:val="ru-RU" w:eastAsia="en-US"/>
-        </w:rPr>
-        <w:t xml:space="preserve">На вкладке «Общие» можно изменить имя и описание пула. Изменения сохраняет кнопка «Применить изменения», отменяет кнопка «Отменить изменения». Кнопка «Добавить диски» расширяет пул новыми накопителями. Тип RAID, состав уровней и состояние пула вкладка только отображает.</w:t>
-      </w:r>
-    </w:p>
-    <w:p>
-      <w:pPr>
-        <w:pStyle w:val="a7"/>
-        <w:rPr>
-          <w:lang w:val="ru-RU" w:eastAsia="en-US"/>
-        </w:rPr>
-      </w:pPr>
-      <w:r>
-        <w:rPr>
-          <w:lang w:val="ru-RU" w:eastAsia="en-US"/>
-        </w:rPr>
-        <w:t xml:space="preserve">Выбираем вкладку «Использование» (Utilization). На ней Unisphere показывает полосу заполнения пула и числовые показатели: выделенное пространство, объём снимков (Snapshot Size Used), оставшееся пространство, уровень подписки, порог оповещения и общее пространство. Ниже расположена таблица уровней хранения с типом дисков, их количеством, общим и оставшимся пространством: Performance Tier на пяти дисках SAS и Capacity Tier на пяти дисках NL SAS.</w:t>
-      </w:r>
-    </w:p>
-    <w:p>
-      <w:pPr>
-        <w:pStyle w:val="a7"/>
-        <w:rPr>
-          <w:lang w:val="ru-RU" w:eastAsia="en-US"/>
-        </w:rPr>
-      </w:pPr>
-      <w:r>
-        <w:rPr>
-          <w:lang w:val="ru-RU" w:eastAsia="en-US"/>
-        </w:rPr>
-        <w:t xml:space="preserve">Подписка пула MultiTier составляет 145 %. Подписка выше 100 % получается из-за тонкого выделения: хостам выдано больше ёмкости, чем физически есть в пуле, а реальное место расходуется по мере записи данных. При такой переподписке пул может заполниться раньше, чем хосты используют выданные им тома, поэтому администратору нужен заблаговременный сигнал. Такой сигнал Unisphere выдаёт при достижении порога оповещения (Alert Threshold).</w:t>
-      </w:r>
-    </w:p>
-    <w:p>
-      <w:pPr>
-        <w:pStyle w:val="a7"/>
-        <w:rPr>
-          <w:lang w:val="ru-RU" w:eastAsia="en-US"/>
-        </w:rPr>
-      </w:pPr>
-      <w:r>
-        <w:rPr>
-          <w:lang w:val="ru-RU" w:eastAsia="en-US"/>
-        </w:rPr>
-        <w:t xml:space="preserve">Перемещаем ползунок «Пороговое значение для оповещений» на отметку 50 % (рисунок 1.4). Пока изменение не сохранено, Unisphere помечает название вкладки звёздочкой («*Использование»).</w:t>
-      </w:r>
-    </w:p>
-    <w:p xmlns:a="http://schemas.openxmlformats.org/drawingml/2006/main" xmlns:pic="http://schemas.openxmlformats.org/drawingml/2006/picture">
+        <w:t>состав уровня Capacity Tier: пять дисков NL SAS в группе RAID 5 по схеме 4+1.</w:t>
+      </w:r>
+    </w:p>
+    <w:p>
+      <w:pPr>
+        <w:pStyle w:val="a7"/>
+        <w:rPr>
+          <w:lang w:val="ru-RU" w:eastAsia="en-US"/>
+        </w:rPr>
+      </w:pPr>
+      <w:r>
+        <w:rPr>
+          <w:lang w:val="ru-RU" w:eastAsia="en-US"/>
+        </w:rPr>
+        <w:t>Пул MultiTier многоуровневый. Быстрые диски SAS образуют уровень производительности, ёмкие и более дешёвые диски NL SAS образуют уровень ёмкости. В схеме RAID 5 (4+1) ёмкость четырёх дисков уходит под данные, а ёмкость одного диска занимает контрольная информация (чётность), распределённая по всем пяти дискам. Группа продолжает работать при отказе любого одного диска. Поля ёмкости на этой вкладке симулятор заполняет значением 0,0 ТБ, хотя мастер создания файловой системы показывает для того же пула 9,2 ТБ свободного места (рисунок 1.20). Это особенность демонстрационной версии.</w:t>
+      </w:r>
+    </w:p>
+    <w:p>
+      <w:pPr>
+        <w:pStyle w:val="a7"/>
+        <w:rPr>
+          <w:lang w:val="ru-RU" w:eastAsia="en-US"/>
+        </w:rPr>
+      </w:pPr>
+      <w:r>
+        <w:rPr>
+          <w:lang w:val="ru-RU" w:eastAsia="en-US"/>
+        </w:rPr>
+        <w:t>На вкладке «Общие» можно изменить имя и описание пула. Изменения сохраняет кнопка «Применить изменения», отменяет кнопка «Отменить изменения». Кнопка «Добавить диски» расширяет пул новыми накопителями. Тип RAID, состав уровней и состояние пула вкладка только отображает.</w:t>
+      </w:r>
+    </w:p>
+    <w:p>
+      <w:pPr>
+        <w:pStyle w:val="a7"/>
+        <w:rPr>
+          <w:lang w:val="ru-RU" w:eastAsia="en-US"/>
+        </w:rPr>
+      </w:pPr>
+      <w:r>
+        <w:rPr>
+          <w:lang w:val="ru-RU" w:eastAsia="en-US"/>
+        </w:rPr>
+        <w:t xml:space="preserve">Далее выбирается вкладка «Использование» (Utilization). На ней Unisphere показывает полосу заполнения пула и числовые показатели: выделенное пространство, объём снимков (Snapshot Size Used), оставшееся пространство, уровень подписки, порог оповещения и общее пространство. Ниже расположена таблица уровней хранения с типом дисков, их количеством, общим и оставшимся пространством: Performance Tier на пяти дисках SAS и Capacity Tier на пяти дисках NL SAS.</w:t>
+      </w:r>
+    </w:p>
+    <w:p>
+      <w:pPr>
+        <w:pStyle w:val="a7"/>
+        <w:rPr>
+          <w:lang w:val="ru-RU" w:eastAsia="en-US"/>
+        </w:rPr>
+      </w:pPr>
+      <w:r>
+        <w:rPr>
+          <w:lang w:val="ru-RU" w:eastAsia="en-US"/>
+        </w:rPr>
+        <w:lastRenderedPageBreak/>
+        <w:t>Подписка пула MultiTier составляет 145 %. Подписка выше 100 % получается из-за тонкого выделения: хостам выдано больше ёмкости, чем физически есть в пуле, а реальное место расходуется по мере записи данных. При такой переподписке пул может заполниться раньше, чем хосты используют выданные им тома, поэтому администратору нужен заблаговременный сигнал. Такой сигнал Unisphere выдаёт при достижении порога оповещения (Alert Threshold).</w:t>
+      </w:r>
+    </w:p>
+    <w:p>
+      <w:pPr>
+        <w:pStyle w:val="a7"/>
+        <w:rPr>
+          <w:lang w:val="ru-RU" w:eastAsia="en-US"/>
+        </w:rPr>
+      </w:pPr>
+      <w:r>
+        <w:rPr>
+          <w:lang w:val="ru-RU" w:eastAsia="en-US"/>
+        </w:rPr>
+        <w:t xml:space="preserve">Ползунок «Пороговое значение для оповещений» перемещается на отметку 50 % (рисунок 1.4). Пока изменение не сохранено, Unisphere помечает название вкладки звёздочкой («*Использование»).</w:t>
+      </w:r>
+    </w:p>
+    <w:p>
       <w:pPr>
         <w:pStyle w:val="a7"/>
         <w:keepNext/>
@@ -2639,34 +2251,43 @@
           <w:noProof/>
         </w:rPr>
         <w:drawing>
-          <wp:inline distT="0" distB="0" distL="0" distR="0">
-            <wp:extent cx="5400000" cy="3518601"/>
-            <wp:effectExtent l="0" t="0" r="0" b="0"/>
+          <wp:inline distT="0" distB="0" distL="0" distR="0" wp14:anchorId="4006E278" wp14:editId="3897E49A">
+            <wp:extent cx="5940000" cy="1337336"/>
+            <wp:effectExtent l="0" t="0" r="2540" b="5715"/>
             <wp:docPr id="1004" name="Рисунок 1004"/>
             <wp:cNvGraphicFramePr>
-              <a:graphicFrameLocks noChangeAspect="1"/>
+              <a:graphicFrameLocks xmlns:a="http://schemas.openxmlformats.org/drawingml/2006/main" noChangeAspect="1"/>
             </wp:cNvGraphicFramePr>
-            <a:graphic>
+            <a:graphic xmlns:a="http://schemas.openxmlformats.org/drawingml/2006/main">
               <a:graphicData uri="http://schemas.openxmlformats.org/drawingml/2006/picture">
-                <pic:pic>
+                <pic:pic xmlns:pic="http://schemas.openxmlformats.org/drawingml/2006/picture">
                   <pic:nvPicPr>
                     <pic:cNvPr id="1004" name="fig04.png"/>
                     <pic:cNvPicPr/>
                   </pic:nvPicPr>
-                  <pic:blipFill>
-                    <a:blip r:embed="rIdFig4"/>
+                  <pic:blipFill rotWithShape="1">
+                    <a:blip r:embed="rId11"/>
+                    <a:srcRect t="22566" r="3230" b="43997"/>
                     <a:stretch>
                       <a:fillRect/>
                     </a:stretch>
                   </pic:blipFill>
-                  <pic:spPr>
+                  <pic:spPr bwMode="auto">
                     <a:xfrm>
                       <a:off x="0" y="0"/>
-                      <a:ext cx="5400000" cy="3518601"/>
+                      <a:ext cx="5940000" cy="1337336"/>
                     </a:xfrm>
                     <a:prstGeom prst="rect">
                       <a:avLst/>
                     </a:prstGeom>
+                    <a:ln>
+                      <a:noFill/>
+                    </a:ln>
+                    <a:extLst>
+                      <a:ext uri="{53640926-AAD7-44D8-BBD7-CCE9431645EC}">
+                        <a14:shadowObscured xmlns:a14="http://schemas.microsoft.com/office/drawing/2010/main"/>
+                      </a:ext>
+                    </a:extLst>
                   </pic:spPr>
                 </pic:pic>
               </a:graphicData>
@@ -2689,24 +2310,24 @@
         <w:rPr>
           <w:lang w:val="ru-RU" w:eastAsia="en-US"/>
         </w:rPr>
-        <w:t xml:space="preserve">Рисунок 1.4 – Установка порога оповещения 50 % на вкладке «Использование»</w:t>
-      </w:r>
-    </w:p>
-    <w:p>
-      <w:pPr>
-        <w:pStyle w:val="a7"/>
-        <w:rPr>
-          <w:lang w:val="ru-RU" w:eastAsia="en-US"/>
-        </w:rPr>
-      </w:pPr>
-      <w:r>
-        <w:rPr>
-          <w:lang w:val="ru-RU" w:eastAsia="en-US"/>
-        </w:rPr>
-        <w:t xml:space="preserve">Нажимаем «Применить изменения». Unisphere запускает задачу изменения пула и по её завершении выводит сообщение Job Completed с текстом «The Modify storage pool task completed successfully» (рисунок 1.5). Звёздочка в названии вкладки исчезает, кнопки сохранения и отмены становятся неактивными.</w:t>
-      </w:r>
-    </w:p>
-    <w:p xmlns:a="http://schemas.openxmlformats.org/drawingml/2006/main" xmlns:pic="http://schemas.openxmlformats.org/drawingml/2006/picture">
+        <w:t>Рисунок 1.4 – Установка порога оповещения 50 % на вкладке «Использование»</w:t>
+      </w:r>
+    </w:p>
+    <w:p>
+      <w:pPr>
+        <w:pStyle w:val="a7"/>
+        <w:rPr>
+          <w:lang w:val="ru-RU" w:eastAsia="en-US"/>
+        </w:rPr>
+      </w:pPr>
+      <w:r>
+        <w:rPr>
+          <w:lang w:val="ru-RU" w:eastAsia="en-US"/>
+        </w:rPr>
+        <w:t xml:space="preserve">Изменения сохраняются кнопкой «Применить изменения». Unisphere запускает задачу изменения пула и по её завершении выводит сообщение Job Completed с текстом «The Modify storage pool task completed successfully» (рисунок 1.5). Звёздочка в названии вкладки исчезает, кнопки сохранения и отмены становятся неактивными.</w:t>
+      </w:r>
+    </w:p>
+    <w:p>
       <w:pPr>
         <w:pStyle w:val="a7"/>
         <w:keepNext/>
@@ -2722,34 +2343,43 @@
           <w:noProof/>
         </w:rPr>
         <w:drawing>
-          <wp:inline distT="0" distB="0" distL="0" distR="0">
-            <wp:extent cx="5400000" cy="3518601"/>
+          <wp:inline distT="0" distB="0" distL="0" distR="0" wp14:anchorId="033B6F76" wp14:editId="1525D2E1">
+            <wp:extent cx="5843905" cy="2807384"/>
             <wp:effectExtent l="0" t="0" r="0" b="0"/>
             <wp:docPr id="1005" name="Рисунок 1005"/>
             <wp:cNvGraphicFramePr>
-              <a:graphicFrameLocks noChangeAspect="1"/>
+              <a:graphicFrameLocks xmlns:a="http://schemas.openxmlformats.org/drawingml/2006/main" noChangeAspect="1"/>
             </wp:cNvGraphicFramePr>
-            <a:graphic>
+            <a:graphic xmlns:a="http://schemas.openxmlformats.org/drawingml/2006/main">
               <a:graphicData uri="http://schemas.openxmlformats.org/drawingml/2006/picture">
-                <pic:pic>
+                <pic:pic xmlns:pic="http://schemas.openxmlformats.org/drawingml/2006/picture">
                   <pic:nvPicPr>
                     <pic:cNvPr id="1005" name="fig05.png"/>
                     <pic:cNvPicPr/>
                   </pic:nvPicPr>
-                  <pic:blipFill>
-                    <a:blip r:embed="rIdFig5"/>
+                  <pic:blipFill rotWithShape="1">
+                    <a:blip r:embed="rId12"/>
+                    <a:srcRect t="26273"/>
                     <a:stretch>
                       <a:fillRect/>
                     </a:stretch>
                   </pic:blipFill>
-                  <pic:spPr>
+                  <pic:spPr bwMode="auto">
                     <a:xfrm>
                       <a:off x="0" y="0"/>
-                      <a:ext cx="5400000" cy="3518601"/>
+                      <a:ext cx="5860179" cy="2815202"/>
                     </a:xfrm>
                     <a:prstGeom prst="rect">
                       <a:avLst/>
                     </a:prstGeom>
+                    <a:ln>
+                      <a:noFill/>
+                    </a:ln>
+                    <a:extLst>
+                      <a:ext uri="{53640926-AAD7-44D8-BBD7-CCE9431645EC}">
+                        <a14:shadowObscured xmlns:a14="http://schemas.microsoft.com/office/drawing/2010/main"/>
+                      </a:ext>
+                    </a:extLst>
                   </pic:spPr>
                 </pic:pic>
               </a:graphicData>
@@ -2772,52 +2402,53 @@
         <w:rPr>
           <w:lang w:val="ru-RU" w:eastAsia="en-US"/>
         </w:rPr>
-        <w:t xml:space="preserve">Рисунок 1.5 – Сообщение об успешном изменении пула</w:t>
-      </w:r>
-    </w:p>
-    <w:p>
-      <w:pPr>
-        <w:pStyle w:val="a7"/>
-        <w:rPr>
-          <w:lang w:val="ru-RU" w:eastAsia="en-US"/>
-        </w:rPr>
-      </w:pPr>
-      <w:r>
-        <w:rPr>
-          <w:lang w:val="ru-RU" w:eastAsia="en-US"/>
-        </w:rPr>
-        <w:t xml:space="preserve">Порог оповещения задаёт долю заполнения пула, после которой система начинает выдавать предупреждения. Чем ниже порог, тем при меньшем объёме занятых данных приходят оповещения и тем больше их накапливается в журнале. При пороге 50 % администратор узнаёт о росте данных, когда в пуле остаётся ещё половина места, и успевает добавить диски или перенести ресурсы на другой пул.</w:t>
-      </w:r>
-    </w:p>
-    <w:p>
-      <w:pPr>
-        <w:pStyle w:val="a7"/>
-        <w:rPr>
-          <w:lang w:val="ru-RU" w:eastAsia="en-US"/>
-        </w:rPr>
-      </w:pPr>
-      <w:r>
-        <w:rPr>
-          <w:lang w:val="ru-RU" w:eastAsia="en-US"/>
-        </w:rPr>
-        <w:t xml:space="preserve">Следующий шаг касается подключения хостов. Хост обращается к массиву через инициатор (Initiator). Инициатор протокола iSCSI имеет имя IQN (iSCSI Qualified Name), инициатор Fibre Channel имеет адрес WWN (World Wide Name). Путь (Initiator Path) связывает инициатор с конкретным целевым портом процессора хранения SP A или SP B.</w:t>
-      </w:r>
-    </w:p>
-    <w:p>
-      <w:pPr>
-        <w:pStyle w:val="a7"/>
-        <w:rPr>
-          <w:lang w:val="ru-RU" w:eastAsia="en-US"/>
-        </w:rPr>
-      </w:pPr>
-      <w:r>
-        <w:rPr>
-          <w:lang w:val="ru-RU" w:eastAsia="en-US"/>
-        </w:rPr>
-        <w:t xml:space="preserve">Открываем раздел «Хосты» и вкладку Initiators. Под заголовком раздела расположены две вкладки: Initiators и Initiator Paths. Выбираем вторую (рисунок 1.6).</w:t>
-      </w:r>
-    </w:p>
-    <w:p xmlns:a="http://schemas.openxmlformats.org/drawingml/2006/main" xmlns:pic="http://schemas.openxmlformats.org/drawingml/2006/picture">
+        <w:t>Рисунок 1.5 – Сообщение об успешном изменении пула</w:t>
+      </w:r>
+    </w:p>
+    <w:p>
+      <w:pPr>
+        <w:pStyle w:val="a7"/>
+        <w:rPr>
+          <w:lang w:val="ru-RU" w:eastAsia="en-US"/>
+        </w:rPr>
+      </w:pPr>
+      <w:r>
+        <w:rPr>
+          <w:lang w:val="ru-RU" w:eastAsia="en-US"/>
+        </w:rPr>
+        <w:lastRenderedPageBreak/>
+        <w:t>Порог оповещения задаёт долю заполнения пула, после которой система начинает выдавать предупреждения. Чем ниже порог, тем при меньшем объёме занятых данных приходят оповещения и тем больше их накапливается в журнале. При пороге 50 % администратор узнаёт о росте данных, когда в пуле остаётся ещё половина места, и успевает добавить диски или перенести ресурсы на другой пул.</w:t>
+      </w:r>
+    </w:p>
+    <w:p>
+      <w:pPr>
+        <w:pStyle w:val="a7"/>
+        <w:rPr>
+          <w:lang w:val="ru-RU" w:eastAsia="en-US"/>
+        </w:rPr>
+      </w:pPr>
+      <w:r>
+        <w:rPr>
+          <w:lang w:val="ru-RU" w:eastAsia="en-US"/>
+        </w:rPr>
+        <w:t>Следующий шаг касается подключения хостов. Хост обращается к массиву через инициатор (Initiator). Инициатор протокола iSCSI имеет имя IQN (iSCSI Qualified Name), инициатор Fibre Channel имеет адрес WWN (World Wide Name). Путь (Initiator Path) связывает инициатор с конкретным целевым портом процессора хранения SP A или SP B.</w:t>
+      </w:r>
+    </w:p>
+    <w:p>
+      <w:pPr>
+        <w:pStyle w:val="a7"/>
+        <w:rPr>
+          <w:lang w:val="ru-RU" w:eastAsia="en-US"/>
+        </w:rPr>
+      </w:pPr>
+      <w:r>
+        <w:rPr>
+          <w:lang w:val="ru-RU" w:eastAsia="en-US"/>
+        </w:rPr>
+        <w:t xml:space="preserve">Далее открывается раздел «Хосты» и вкладка Initiators. Под заголовком раздела расположены две вкладки: Initiators и Initiator Paths. Выбирается вторая из них (рисунок 1.6).</w:t>
+      </w:r>
+    </w:p>
+    <w:p>
       <w:pPr>
         <w:pStyle w:val="a7"/>
         <w:keepNext/>
@@ -2833,34 +2464,43 @@
           <w:noProof/>
         </w:rPr>
         <w:drawing>
-          <wp:inline distT="0" distB="0" distL="0" distR="0">
-            <wp:extent cx="5400000" cy="3518601"/>
-            <wp:effectExtent l="0" t="0" r="0" b="0"/>
+          <wp:inline distT="0" distB="0" distL="0" distR="0" wp14:anchorId="35D0A5AD" wp14:editId="401429B1">
+            <wp:extent cx="5871107" cy="3033656"/>
+            <wp:effectExtent l="0" t="0" r="0" b="1905"/>
             <wp:docPr id="1006" name="Рисунок 1006"/>
             <wp:cNvGraphicFramePr>
-              <a:graphicFrameLocks noChangeAspect="1"/>
+              <a:graphicFrameLocks xmlns:a="http://schemas.openxmlformats.org/drawingml/2006/main" noChangeAspect="1"/>
             </wp:cNvGraphicFramePr>
-            <a:graphic>
+            <a:graphic xmlns:a="http://schemas.openxmlformats.org/drawingml/2006/main">
               <a:graphicData uri="http://schemas.openxmlformats.org/drawingml/2006/picture">
-                <pic:pic>
+                <pic:pic xmlns:pic="http://schemas.openxmlformats.org/drawingml/2006/picture">
                   <pic:nvPicPr>
                     <pic:cNvPr id="1006" name="fig06.png"/>
                     <pic:cNvPicPr/>
                   </pic:nvPicPr>
-                  <pic:blipFill>
-                    <a:blip r:embed="rIdFig6"/>
+                  <pic:blipFill rotWithShape="1">
+                    <a:blip r:embed="rId13"/>
+                    <a:srcRect t="23008" r="28871" b="20586"/>
                     <a:stretch>
                       <a:fillRect/>
                     </a:stretch>
                   </pic:blipFill>
-                  <pic:spPr>
+                  <pic:spPr bwMode="auto">
                     <a:xfrm>
                       <a:off x="0" y="0"/>
-                      <a:ext cx="5400000" cy="3518601"/>
+                      <a:ext cx="5957453" cy="3078272"/>
                     </a:xfrm>
                     <a:prstGeom prst="rect">
                       <a:avLst/>
                     </a:prstGeom>
+                    <a:ln>
+                      <a:noFill/>
+                    </a:ln>
+                    <a:extLst>
+                      <a:ext uri="{53640926-AAD7-44D8-BBD7-CCE9431645EC}">
+                        <a14:shadowObscured xmlns:a14="http://schemas.microsoft.com/office/drawing/2010/main"/>
+                      </a:ext>
+                    </a:extLst>
                   </pic:spPr>
                 </pic:pic>
               </a:graphicData>
@@ -2883,890 +2523,52 @@
         <w:rPr>
           <w:lang w:val="ru-RU" w:eastAsia="en-US"/>
         </w:rPr>
-        <w:t xml:space="preserve">Рисунок 1.6 – Вкладка Initiator Paths</w:t>
-      </w:r>
-    </w:p>
-    <w:p>
-      <w:pPr>
-        <w:pStyle w:val="a7"/>
-        <w:rPr>
-          <w:lang w:val="ru-RU" w:eastAsia="en-US"/>
-        </w:rPr>
-      </w:pPr>
-      <w:r>
-        <w:rPr>
-          <w:lang w:val="ru-RU" w:eastAsia="en-US"/>
-        </w:rPr>
-        <w:t xml:space="preserve">Таблица путей содержит пять столбцов: идентификатор инициатора (Initiator IQN/WWN), хост, протокол, целевой порт (Target Port) и признак входа в систему (Logged In). Всего в системе 14 путей от семи инициаторов. Сводка по инициаторам приведена в таблице 1.2.</w:t>
-      </w:r>
-    </w:p>
-    <w:p>
-      <w:pPr>
-        <w:pStyle w:val="a7"/>
-        <w:keepNext/>
-        <w:spacing w:before="240" w:after="0"/>
-        <w:ind w:firstLine="0"/>
-        <w:jc w:val="left"/>
-        <w:rPr>
-          <w:lang w:val="ru-RU" w:eastAsia="en-US"/>
-        </w:rPr>
-      </w:pPr>
-      <w:r>
-        <w:rPr>
-          <w:lang w:val="ru-RU" w:eastAsia="en-US"/>
-        </w:rPr>
-        <w:t xml:space="preserve">Таблица 1.2 – Инициаторы и число их путей</w:t>
-      </w:r>
-    </w:p>
-    <w:tbl>
-      <w:tblPr>
-        <w:tblStyle w:val="afa"/>
-        <w:tblW w:w="9354" w:type="dxa"/>
-        <w:tblLayout w:type="fixed"/>
-        <w:tblLook w:val="04A0" w:firstRow="1" w:lastRow="0" w:firstColumn="1" w:lastColumn="0" w:noHBand="0" w:noVBand="1"/>
-      </w:tblPr>
-      <w:tblGrid>
-        <w:gridCol w:w="1814"/>
-        <w:gridCol w:w="1247"/>
-        <w:gridCol w:w="5443"/>
-        <w:gridCol w:w="850"/>
-      </w:tblGrid>
-      <w:tr>
-        <w:trPr>
-          <w:cantSplit/>
-          <w:tblHeader/>
-        </w:trPr>
-        <w:tc>
-          <w:tcPr>
-            <w:tcW w:w="1814" w:type="dxa"/>
-          </w:tcPr>
-          <w:p>
-            <w:pPr>
-              <w:pStyle w:val="a7"/>
-              <w:keepNext/>
-              <w:ind w:firstLine="0"/>
-              <w:jc w:val="left"/>
-              <w:rPr>
-                <w:lang w:val="ru-RU" w:eastAsia="en-US"/>
-              </w:rPr>
-            </w:pPr>
-            <w:r>
-              <w:rPr>
-                <w:sz w:val="24"/>
-                <w:szCs w:val="24"/>
-                <w:lang w:val="ru-RU" w:eastAsia="en-US"/>
-              </w:rPr>
-              <w:t xml:space="preserve">Хост</w:t>
-            </w:r>
-          </w:p>
-        </w:tc>
-        <w:tc>
-          <w:tcPr>
-            <w:tcW w:w="1247" w:type="dxa"/>
-          </w:tcPr>
-          <w:p>
-            <w:pPr>
-              <w:pStyle w:val="a7"/>
-              <w:keepNext/>
-              <w:ind w:firstLine="0"/>
-              <w:jc w:val="left"/>
-              <w:rPr>
-                <w:lang w:val="ru-RU" w:eastAsia="en-US"/>
-              </w:rPr>
-            </w:pPr>
-            <w:r>
-              <w:rPr>
-                <w:sz w:val="24"/>
-                <w:szCs w:val="24"/>
-                <w:lang w:val="ru-RU" w:eastAsia="en-US"/>
-              </w:rPr>
-              <w:t xml:space="preserve">Протокол</w:t>
-            </w:r>
-          </w:p>
-        </w:tc>
-        <w:tc>
-          <w:tcPr>
-            <w:tcW w:w="5443" w:type="dxa"/>
-          </w:tcPr>
-          <w:p>
-            <w:pPr>
-              <w:pStyle w:val="a7"/>
-              <w:keepNext/>
-              <w:ind w:firstLine="0"/>
-              <w:jc w:val="left"/>
-              <w:rPr>
-                <w:lang w:val="ru-RU" w:eastAsia="en-US"/>
-              </w:rPr>
-            </w:pPr>
-            <w:r>
-              <w:rPr>
-                <w:sz w:val="24"/>
-                <w:szCs w:val="24"/>
-                <w:lang w:val="ru-RU" w:eastAsia="en-US"/>
-              </w:rPr>
-              <w:t xml:space="preserve">Инициатор (IQN/WWN)</w:t>
-            </w:r>
-          </w:p>
-        </w:tc>
-        <w:tc>
-          <w:tcPr>
-            <w:tcW w:w="850" w:type="dxa"/>
-          </w:tcPr>
-          <w:p>
-            <w:pPr>
-              <w:pStyle w:val="a7"/>
-              <w:keepNext/>
-              <w:ind w:firstLine="0"/>
-              <w:jc w:val="left"/>
-              <w:rPr>
-                <w:lang w:val="ru-RU" w:eastAsia="en-US"/>
-              </w:rPr>
-            </w:pPr>
-            <w:r>
-              <w:rPr>
-                <w:sz w:val="24"/>
-                <w:szCs w:val="24"/>
-                <w:lang w:val="ru-RU" w:eastAsia="en-US"/>
-              </w:rPr>
-              <w:t xml:space="preserve">Пути</w:t>
-            </w:r>
-          </w:p>
-        </w:tc>
-      </w:tr>
-      <w:tr>
-        <w:trPr>
-          <w:cantSplit/>
-        </w:trPr>
-        <w:tc>
-          <w:tcPr>
-            <w:tcW w:w="1814" w:type="dxa"/>
-          </w:tcPr>
-          <w:p>
-            <w:pPr>
-              <w:pStyle w:val="a7"/>
-              <w:keepNext/>
-              <w:ind w:firstLine="0"/>
-              <w:jc w:val="left"/>
-              <w:rPr>
-                <w:lang w:val="ru-RU" w:eastAsia="en-US"/>
-              </w:rPr>
-            </w:pPr>
-            <w:r>
-              <w:rPr>
-                <w:sz w:val="24"/>
-                <w:szCs w:val="24"/>
-                <w:lang w:val="ru-RU" w:eastAsia="en-US"/>
-              </w:rPr>
-              <w:t xml:space="preserve">10.244.214.222</w:t>
-            </w:r>
-          </w:p>
-        </w:tc>
-        <w:tc>
-          <w:tcPr>
-            <w:tcW w:w="1247" w:type="dxa"/>
-          </w:tcPr>
-          <w:p>
-            <w:pPr>
-              <w:pStyle w:val="a7"/>
-              <w:keepNext/>
-              <w:ind w:firstLine="0"/>
-              <w:jc w:val="left"/>
-              <w:rPr>
-                <w:lang w:val="ru-RU" w:eastAsia="en-US"/>
-              </w:rPr>
-            </w:pPr>
-            <w:r>
-              <w:rPr>
-                <w:sz w:val="24"/>
-                <w:szCs w:val="24"/>
-                <w:lang w:val="ru-RU" w:eastAsia="en-US"/>
-              </w:rPr>
-              <w:t xml:space="preserve">FC</w:t>
-            </w:r>
-          </w:p>
-        </w:tc>
-        <w:tc>
-          <w:tcPr>
-            <w:tcW w:w="5443" w:type="dxa"/>
-          </w:tcPr>
-          <w:p>
-            <w:pPr>
-              <w:pStyle w:val="a7"/>
-              <w:keepNext/>
-              <w:ind w:firstLine="0"/>
-              <w:jc w:val="left"/>
-              <w:rPr>
-                <w:lang w:val="ru-RU" w:eastAsia="en-US"/>
-              </w:rPr>
-            </w:pPr>
-            <w:r>
-              <w:rPr>
-                <w:sz w:val="24"/>
-                <w:szCs w:val="24"/>
-                <w:lang w:val="ru-RU" w:eastAsia="en-US"/>
-              </w:rPr>
-              <w:t xml:space="preserve">20:00:00:90:FA:14:3D:60:10:00:00:90:FA:14:3D:60</w:t>
-            </w:r>
-          </w:p>
-        </w:tc>
-        <w:tc>
-          <w:tcPr>
-            <w:tcW w:w="850" w:type="dxa"/>
-          </w:tcPr>
-          <w:p>
-            <w:pPr>
-              <w:pStyle w:val="a7"/>
-              <w:keepNext/>
-              <w:ind w:firstLine="0"/>
-              <w:jc w:val="left"/>
-              <w:rPr>
-                <w:lang w:val="ru-RU" w:eastAsia="en-US"/>
-              </w:rPr>
-            </w:pPr>
-            <w:r>
-              <w:rPr>
-                <w:sz w:val="24"/>
-                <w:szCs w:val="24"/>
-                <w:lang w:val="ru-RU" w:eastAsia="en-US"/>
-              </w:rPr>
-              <w:t xml:space="preserve">1</w:t>
-            </w:r>
-          </w:p>
-        </w:tc>
-      </w:tr>
-      <w:tr>
-        <w:trPr>
-          <w:cantSplit/>
-        </w:trPr>
-        <w:tc>
-          <w:tcPr>
-            <w:tcW w:w="1814" w:type="dxa"/>
-          </w:tcPr>
-          <w:p>
-            <w:pPr>
-              <w:pStyle w:val="a7"/>
-              <w:keepNext/>
-              <w:ind w:firstLine="0"/>
-              <w:jc w:val="left"/>
-              <w:rPr>
-                <w:lang w:val="ru-RU" w:eastAsia="en-US"/>
-              </w:rPr>
-            </w:pPr>
-            <w:r>
-              <w:rPr>
-                <w:sz w:val="24"/>
-                <w:szCs w:val="24"/>
-                <w:lang w:val="ru-RU" w:eastAsia="en-US"/>
-              </w:rPr>
-              <w:t xml:space="preserve">10.244.214.222</w:t>
-            </w:r>
-          </w:p>
-        </w:tc>
-        <w:tc>
-          <w:tcPr>
-            <w:tcW w:w="1247" w:type="dxa"/>
-          </w:tcPr>
-          <w:p>
-            <w:pPr>
-              <w:pStyle w:val="a7"/>
-              <w:keepNext/>
-              <w:ind w:firstLine="0"/>
-              <w:jc w:val="left"/>
-              <w:rPr>
-                <w:lang w:val="ru-RU" w:eastAsia="en-US"/>
-              </w:rPr>
-            </w:pPr>
-            <w:r>
-              <w:rPr>
-                <w:sz w:val="24"/>
-                <w:szCs w:val="24"/>
-                <w:lang w:val="ru-RU" w:eastAsia="en-US"/>
-              </w:rPr>
-              <w:t xml:space="preserve">FC</w:t>
-            </w:r>
-          </w:p>
-        </w:tc>
-        <w:tc>
-          <w:tcPr>
-            <w:tcW w:w="5443" w:type="dxa"/>
-          </w:tcPr>
-          <w:p>
-            <w:pPr>
-              <w:pStyle w:val="a7"/>
-              <w:keepNext/>
-              <w:ind w:firstLine="0"/>
-              <w:jc w:val="left"/>
-              <w:rPr>
-                <w:lang w:val="ru-RU" w:eastAsia="en-US"/>
-              </w:rPr>
-            </w:pPr>
-            <w:r>
-              <w:rPr>
-                <w:sz w:val="24"/>
-                <w:szCs w:val="24"/>
-                <w:lang w:val="ru-RU" w:eastAsia="en-US"/>
-              </w:rPr>
-              <w:t xml:space="preserve">20:00:00:90:FA:14:3D:61:10:00:00:90:FA:14:3D:61</w:t>
-            </w:r>
-          </w:p>
-        </w:tc>
-        <w:tc>
-          <w:tcPr>
-            <w:tcW w:w="850" w:type="dxa"/>
-          </w:tcPr>
-          <w:p>
-            <w:pPr>
-              <w:pStyle w:val="a7"/>
-              <w:keepNext/>
-              <w:ind w:firstLine="0"/>
-              <w:jc w:val="left"/>
-              <w:rPr>
-                <w:lang w:val="ru-RU" w:eastAsia="en-US"/>
-              </w:rPr>
-            </w:pPr>
-            <w:r>
-              <w:rPr>
-                <w:sz w:val="24"/>
-                <w:szCs w:val="24"/>
-                <w:lang w:val="ru-RU" w:eastAsia="en-US"/>
-              </w:rPr>
-              <w:t xml:space="preserve">1</w:t>
-            </w:r>
-          </w:p>
-        </w:tc>
-      </w:tr>
-      <w:tr>
-        <w:trPr>
-          <w:cantSplit/>
-        </w:trPr>
-        <w:tc>
-          <w:tcPr>
-            <w:tcW w:w="1814" w:type="dxa"/>
-          </w:tcPr>
-          <w:p>
-            <w:pPr>
-              <w:pStyle w:val="a7"/>
-              <w:keepNext/>
-              <w:ind w:firstLine="0"/>
-              <w:jc w:val="left"/>
-              <w:rPr>
-                <w:lang w:val="ru-RU" w:eastAsia="en-US"/>
-              </w:rPr>
-            </w:pPr>
-            <w:r>
-              <w:rPr>
-                <w:sz w:val="24"/>
-                <w:szCs w:val="24"/>
-                <w:lang w:val="ru-RU" w:eastAsia="en-US"/>
-              </w:rPr>
-              <w:t xml:space="preserve">не указан</w:t>
-            </w:r>
-          </w:p>
-        </w:tc>
-        <w:tc>
-          <w:tcPr>
-            <w:tcW w:w="1247" w:type="dxa"/>
-          </w:tcPr>
-          <w:p>
-            <w:pPr>
-              <w:pStyle w:val="a7"/>
-              <w:keepNext/>
-              <w:ind w:firstLine="0"/>
-              <w:jc w:val="left"/>
-              <w:rPr>
-                <w:lang w:val="ru-RU" w:eastAsia="en-US"/>
-              </w:rPr>
-            </w:pPr>
-            <w:r>
-              <w:rPr>
-                <w:sz w:val="24"/>
-                <w:szCs w:val="24"/>
-                <w:lang w:val="ru-RU" w:eastAsia="en-US"/>
-              </w:rPr>
-              <w:t xml:space="preserve">FC</w:t>
-            </w:r>
-          </w:p>
-        </w:tc>
-        <w:tc>
-          <w:tcPr>
-            <w:tcW w:w="5443" w:type="dxa"/>
-          </w:tcPr>
-          <w:p>
-            <w:pPr>
-              <w:pStyle w:val="a7"/>
-              <w:keepNext/>
-              <w:ind w:firstLine="0"/>
-              <w:jc w:val="left"/>
-              <w:rPr>
-                <w:lang w:val="ru-RU" w:eastAsia="en-US"/>
-              </w:rPr>
-            </w:pPr>
-            <w:r>
-              <w:rPr>
-                <w:sz w:val="24"/>
-                <w:szCs w:val="24"/>
-                <w:lang w:val="ru-RU" w:eastAsia="en-US"/>
-              </w:rPr>
-              <w:t xml:space="preserve">20:00:00:90:FA:14:3F:10:10:00:00:90:FA:14:3F:10</w:t>
-            </w:r>
-          </w:p>
-        </w:tc>
-        <w:tc>
-          <w:tcPr>
-            <w:tcW w:w="850" w:type="dxa"/>
-          </w:tcPr>
-          <w:p>
-            <w:pPr>
-              <w:pStyle w:val="a7"/>
-              <w:keepNext/>
-              <w:ind w:firstLine="0"/>
-              <w:jc w:val="left"/>
-              <w:rPr>
-                <w:lang w:val="ru-RU" w:eastAsia="en-US"/>
-              </w:rPr>
-            </w:pPr>
-            <w:r>
-              <w:rPr>
-                <w:sz w:val="24"/>
-                <w:szCs w:val="24"/>
-                <w:lang w:val="ru-RU" w:eastAsia="en-US"/>
-              </w:rPr>
-              <w:t xml:space="preserve">1</w:t>
-            </w:r>
-          </w:p>
-        </w:tc>
-      </w:tr>
-      <w:tr>
-        <w:trPr>
-          <w:cantSplit/>
-        </w:trPr>
-        <w:tc>
-          <w:tcPr>
-            <w:tcW w:w="1814" w:type="dxa"/>
-          </w:tcPr>
-          <w:p>
-            <w:pPr>
-              <w:pStyle w:val="a7"/>
-              <w:keepNext/>
-              <w:ind w:firstLine="0"/>
-              <w:jc w:val="left"/>
-              <w:rPr>
-                <w:lang w:val="ru-RU" w:eastAsia="en-US"/>
-              </w:rPr>
-            </w:pPr>
-            <w:r>
-              <w:rPr>
-                <w:sz w:val="24"/>
-                <w:szCs w:val="24"/>
-                <w:lang w:val="ru-RU" w:eastAsia="en-US"/>
-              </w:rPr>
-              <w:t xml:space="preserve">не указан</w:t>
-            </w:r>
-          </w:p>
-        </w:tc>
-        <w:tc>
-          <w:tcPr>
-            <w:tcW w:w="1247" w:type="dxa"/>
-          </w:tcPr>
-          <w:p>
-            <w:pPr>
-              <w:pStyle w:val="a7"/>
-              <w:keepNext/>
-              <w:ind w:firstLine="0"/>
-              <w:jc w:val="left"/>
-              <w:rPr>
-                <w:lang w:val="ru-RU" w:eastAsia="en-US"/>
-              </w:rPr>
-            </w:pPr>
-            <w:r>
-              <w:rPr>
-                <w:sz w:val="24"/>
-                <w:szCs w:val="24"/>
-                <w:lang w:val="ru-RU" w:eastAsia="en-US"/>
-              </w:rPr>
-              <w:t xml:space="preserve">FC</w:t>
-            </w:r>
-          </w:p>
-        </w:tc>
-        <w:tc>
-          <w:tcPr>
-            <w:tcW w:w="5443" w:type="dxa"/>
-          </w:tcPr>
-          <w:p>
-            <w:pPr>
-              <w:pStyle w:val="a7"/>
-              <w:keepNext/>
-              <w:ind w:firstLine="0"/>
-              <w:jc w:val="left"/>
-              <w:rPr>
-                <w:lang w:val="ru-RU" w:eastAsia="en-US"/>
-              </w:rPr>
-            </w:pPr>
-            <w:r>
-              <w:rPr>
-                <w:sz w:val="24"/>
-                <w:szCs w:val="24"/>
-                <w:lang w:val="ru-RU" w:eastAsia="en-US"/>
-              </w:rPr>
-              <w:t xml:space="preserve">20:00:00:90:FA:14:3F:11:10:00:00:90:FA:14:3F:11</w:t>
-            </w:r>
-          </w:p>
-        </w:tc>
-        <w:tc>
-          <w:tcPr>
-            <w:tcW w:w="850" w:type="dxa"/>
-          </w:tcPr>
-          <w:p>
-            <w:pPr>
-              <w:pStyle w:val="a7"/>
-              <w:keepNext/>
-              <w:ind w:firstLine="0"/>
-              <w:jc w:val="left"/>
-              <w:rPr>
-                <w:lang w:val="ru-RU" w:eastAsia="en-US"/>
-              </w:rPr>
-            </w:pPr>
-            <w:r>
-              <w:rPr>
-                <w:sz w:val="24"/>
-                <w:szCs w:val="24"/>
-                <w:lang w:val="ru-RU" w:eastAsia="en-US"/>
-              </w:rPr>
-              <w:t xml:space="preserve">1</w:t>
-            </w:r>
-          </w:p>
-        </w:tc>
-      </w:tr>
-      <w:tr>
-        <w:trPr>
-          <w:cantSplit/>
-        </w:trPr>
-        <w:tc>
-          <w:tcPr>
-            <w:tcW w:w="1814" w:type="dxa"/>
-          </w:tcPr>
-          <w:p>
-            <w:pPr>
-              <w:pStyle w:val="a7"/>
-              <w:keepNext/>
-              <w:ind w:firstLine="0"/>
-              <w:jc w:val="left"/>
-              <w:rPr>
-                <w:lang w:val="ru-RU" w:eastAsia="en-US"/>
-              </w:rPr>
-            </w:pPr>
-            <w:r>
-              <w:rPr>
-                <w:sz w:val="24"/>
-                <w:szCs w:val="24"/>
-                <w:lang w:val="ru-RU" w:eastAsia="en-US"/>
-              </w:rPr>
-              <w:t xml:space="preserve">Win7</w:t>
-            </w:r>
-          </w:p>
-        </w:tc>
-        <w:tc>
-          <w:tcPr>
-            <w:tcW w:w="1247" w:type="dxa"/>
-          </w:tcPr>
-          <w:p>
-            <w:pPr>
-              <w:pStyle w:val="a7"/>
-              <w:keepNext/>
-              <w:ind w:firstLine="0"/>
-              <w:jc w:val="left"/>
-              <w:rPr>
-                <w:lang w:val="ru-RU" w:eastAsia="en-US"/>
-              </w:rPr>
-            </w:pPr>
-            <w:r>
-              <w:rPr>
-                <w:sz w:val="24"/>
-                <w:szCs w:val="24"/>
-                <w:lang w:val="ru-RU" w:eastAsia="en-US"/>
-              </w:rPr>
-              <w:t xml:space="preserve">iSCSI</w:t>
-            </w:r>
-          </w:p>
-        </w:tc>
-        <w:tc>
-          <w:tcPr>
-            <w:tcW w:w="5443" w:type="dxa"/>
-          </w:tcPr>
-          <w:p>
-            <w:pPr>
-              <w:pStyle w:val="a7"/>
-              <w:keepNext/>
-              <w:ind w:firstLine="0"/>
-              <w:jc w:val="left"/>
-              <w:rPr>
-                <w:lang w:val="ru-RU" w:eastAsia="en-US"/>
-              </w:rPr>
-            </w:pPr>
-            <w:r>
-              <w:rPr>
-                <w:sz w:val="24"/>
-                <w:szCs w:val="24"/>
-                <w:lang w:val="ru-RU" w:eastAsia="en-US"/>
-              </w:rPr>
-              <w:t xml:space="preserve">iqn.1991-05.com.microsoft:usenmcleoal1c.corp.emc.com</w:t>
-            </w:r>
-          </w:p>
-        </w:tc>
-        <w:tc>
-          <w:tcPr>
-            <w:tcW w:w="850" w:type="dxa"/>
-          </w:tcPr>
-          <w:p>
-            <w:pPr>
-              <w:pStyle w:val="a7"/>
-              <w:keepNext/>
-              <w:ind w:firstLine="0"/>
-              <w:jc w:val="left"/>
-              <w:rPr>
-                <w:lang w:val="ru-RU" w:eastAsia="en-US"/>
-              </w:rPr>
-            </w:pPr>
-            <w:r>
-              <w:rPr>
-                <w:sz w:val="24"/>
-                <w:szCs w:val="24"/>
-                <w:lang w:val="ru-RU" w:eastAsia="en-US"/>
-              </w:rPr>
-              <w:t xml:space="preserve">4</w:t>
-            </w:r>
-          </w:p>
-        </w:tc>
-      </w:tr>
-      <w:tr>
-        <w:trPr>
-          <w:cantSplit/>
-        </w:trPr>
-        <w:tc>
-          <w:tcPr>
-            <w:tcW w:w="1814" w:type="dxa"/>
-          </w:tcPr>
-          <w:p>
-            <w:pPr>
-              <w:pStyle w:val="a7"/>
-              <w:keepNext/>
-              <w:ind w:firstLine="0"/>
-              <w:jc w:val="left"/>
-              <w:rPr>
-                <w:lang w:val="ru-RU" w:eastAsia="en-US"/>
-              </w:rPr>
-            </w:pPr>
-            <w:r>
-              <w:rPr>
-                <w:sz w:val="24"/>
-                <w:szCs w:val="24"/>
-                <w:lang w:val="ru-RU" w:eastAsia="en-US"/>
-              </w:rPr>
-              <w:t xml:space="preserve">Windows 2k8</w:t>
-            </w:r>
-          </w:p>
-        </w:tc>
-        <w:tc>
-          <w:tcPr>
-            <w:tcW w:w="1247" w:type="dxa"/>
-          </w:tcPr>
-          <w:p>
-            <w:pPr>
-              <w:pStyle w:val="a7"/>
-              <w:keepNext/>
-              <w:ind w:firstLine="0"/>
-              <w:jc w:val="left"/>
-              <w:rPr>
-                <w:lang w:val="ru-RU" w:eastAsia="en-US"/>
-              </w:rPr>
-            </w:pPr>
-            <w:r>
-              <w:rPr>
-                <w:sz w:val="24"/>
-                <w:szCs w:val="24"/>
-                <w:lang w:val="ru-RU" w:eastAsia="en-US"/>
-              </w:rPr>
-              <w:t xml:space="preserve">iSCSI</w:t>
-            </w:r>
-          </w:p>
-        </w:tc>
-        <w:tc>
-          <w:tcPr>
-            <w:tcW w:w="5443" w:type="dxa"/>
-          </w:tcPr>
-          <w:p>
-            <w:pPr>
-              <w:pStyle w:val="a7"/>
-              <w:keepNext/>
-              <w:ind w:firstLine="0"/>
-              <w:jc w:val="left"/>
-              <w:rPr>
-                <w:lang w:val="ru-RU" w:eastAsia="en-US"/>
-              </w:rPr>
-            </w:pPr>
-            <w:r>
-              <w:rPr>
-                <w:sz w:val="24"/>
-                <w:szCs w:val="24"/>
-                <w:lang w:val="ru-RU" w:eastAsia="en-US"/>
-              </w:rPr>
-              <w:t xml:space="preserve">iqn.1991-05.com.microsoft:w2k8r2-rp</w:t>
-            </w:r>
-          </w:p>
-        </w:tc>
-        <w:tc>
-          <w:tcPr>
-            <w:tcW w:w="850" w:type="dxa"/>
-          </w:tcPr>
-          <w:p>
-            <w:pPr>
-              <w:pStyle w:val="a7"/>
-              <w:keepNext/>
-              <w:ind w:firstLine="0"/>
-              <w:jc w:val="left"/>
-              <w:rPr>
-                <w:lang w:val="ru-RU" w:eastAsia="en-US"/>
-              </w:rPr>
-            </w:pPr>
-            <w:r>
-              <w:rPr>
-                <w:sz w:val="24"/>
-                <w:szCs w:val="24"/>
-                <w:lang w:val="ru-RU" w:eastAsia="en-US"/>
-              </w:rPr>
-              <w:t xml:space="preserve">2</w:t>
-            </w:r>
-          </w:p>
-        </w:tc>
-      </w:tr>
-      <w:tr>
-        <w:trPr>
-          <w:cantSplit/>
-        </w:trPr>
-        <w:tc>
-          <w:tcPr>
-            <w:tcW w:w="1814" w:type="dxa"/>
-          </w:tcPr>
-          <w:p>
-            <w:pPr>
-              <w:pStyle w:val="a7"/>
-              <w:ind w:firstLine="0"/>
-              <w:jc w:val="left"/>
-              <w:rPr>
-                <w:lang w:val="ru-RU" w:eastAsia="en-US"/>
-              </w:rPr>
-            </w:pPr>
-            <w:r>
-              <w:rPr>
-                <w:sz w:val="24"/>
-                <w:szCs w:val="24"/>
-                <w:lang w:val="ru-RU" w:eastAsia="en-US"/>
-              </w:rPr>
-              <w:t xml:space="preserve">VMware ESXi</w:t>
-            </w:r>
-          </w:p>
-        </w:tc>
-        <w:tc>
-          <w:tcPr>
-            <w:tcW w:w="1247" w:type="dxa"/>
-          </w:tcPr>
-          <w:p>
-            <w:pPr>
-              <w:pStyle w:val="a7"/>
-              <w:ind w:firstLine="0"/>
-              <w:jc w:val="left"/>
-              <w:rPr>
-                <w:lang w:val="ru-RU" w:eastAsia="en-US"/>
-              </w:rPr>
-            </w:pPr>
-            <w:r>
-              <w:rPr>
-                <w:sz w:val="24"/>
-                <w:szCs w:val="24"/>
-                <w:lang w:val="ru-RU" w:eastAsia="en-US"/>
-              </w:rPr>
-              <w:t xml:space="preserve">iSCSI</w:t>
-            </w:r>
-          </w:p>
-        </w:tc>
-        <w:tc>
-          <w:tcPr>
-            <w:tcW w:w="5443" w:type="dxa"/>
-          </w:tcPr>
-          <w:p>
-            <w:pPr>
-              <w:pStyle w:val="a7"/>
-              <w:ind w:firstLine="0"/>
-              <w:jc w:val="left"/>
-              <w:rPr>
-                <w:lang w:val="ru-RU" w:eastAsia="en-US"/>
-              </w:rPr>
-            </w:pPr>
-            <w:r>
-              <w:rPr>
-                <w:sz w:val="24"/>
-                <w:szCs w:val="24"/>
-                <w:lang w:val="ru-RU" w:eastAsia="en-US"/>
-              </w:rPr>
-              <w:t xml:space="preserve">iqn.1998-01.com.vmware:localhost-56f6697a</w:t>
-            </w:r>
-          </w:p>
-        </w:tc>
-        <w:tc>
-          <w:tcPr>
-            <w:tcW w:w="850" w:type="dxa"/>
-          </w:tcPr>
-          <w:p>
-            <w:pPr>
-              <w:pStyle w:val="a7"/>
-              <w:ind w:firstLine="0"/>
-              <w:jc w:val="left"/>
-              <w:rPr>
-                <w:lang w:val="ru-RU" w:eastAsia="en-US"/>
-              </w:rPr>
-            </w:pPr>
-            <w:r>
-              <w:rPr>
-                <w:sz w:val="24"/>
-                <w:szCs w:val="24"/>
-                <w:lang w:val="ru-RU" w:eastAsia="en-US"/>
-              </w:rPr>
-              <w:t xml:space="preserve">4</w:t>
-            </w:r>
-          </w:p>
-        </w:tc>
-      </w:tr>
-    </w:tbl>
-    <w:p>
-      <w:pPr>
-        <w:pStyle w:val="a7"/>
-        <w:spacing w:before="320"/>
-        <w:rPr>
-          <w:lang w:val="ru-RU" w:eastAsia="en-US"/>
-        </w:rPr>
-      </w:pPr>
-      <w:r>
-        <w:rPr>
-          <w:lang w:val="ru-RU" w:eastAsia="en-US"/>
-        </w:rPr>
-        <w:t xml:space="preserve">Два инициатора Fibre Channel не привязаны к хосту, их мы нашли ещё в первой лабораторной работе. Во всех строках столбец Logged In имеет значение Yes: каждый инициатор выполнил вход на целевой порт массива. Вкладка Initiator Paths служит только для просмотра. Изменения в систему вносятся на карточке хоста: там можно изменить имя хоста, его описание и операционную систему, добавить новый инициатор, изменить или удалить существующий.</w:t>
-      </w:r>
-    </w:p>
-    <w:p>
-      <w:pPr>
-        <w:pStyle w:val="a7"/>
-        <w:rPr>
-          <w:lang w:val="ru-RU" w:eastAsia="en-US"/>
-        </w:rPr>
-      </w:pPr>
-      <w:r>
-        <w:rPr>
-          <w:lang w:val="ru-RU" w:eastAsia="en-US"/>
-        </w:rPr>
-        <w:t xml:space="preserve">Дважды щёлкаем по имени хоста Windows 2k8 и открываем его карточку (рисунок 1.7). Карточка состоит из вкладок «Общие», LUNs, «Адрес хранения данных», Initiators и Initiator Paths. На вкладке «Общие» указаны состояние хоста (OK), имя (Windows 2k8), тип Manually Created Host (хост добавлен вручную), способ управления Manual, описание и операционная система Windows Server 2008. Имя, описание и операционную систему можно отредактировать и сохранить кнопкой «Применить изменения».</w:t>
-      </w:r>
-    </w:p>
-    <w:p xmlns:a="http://schemas.openxmlformats.org/drawingml/2006/main" xmlns:pic="http://schemas.openxmlformats.org/drawingml/2006/picture">
+        <w:t>Рисунок 1.6 – Вкладка Initiator Paths</w:t>
+      </w:r>
+    </w:p>
+    <w:p>
+      <w:pPr>
+        <w:pStyle w:val="a7"/>
+        <w:rPr>
+          <w:lang w:val="ru-RU" w:eastAsia="en-US"/>
+        </w:rPr>
+      </w:pPr>
+      <w:r>
+        <w:rPr>
+          <w:lang w:val="ru-RU" w:eastAsia="en-US"/>
+        </w:rPr>
+        <w:t xml:space="preserve">Таблица путей содержит пять столбцов: идентификатор инициатора (Initiator IQN/WWN), хост, протокол, целевой порт (Target Port) и признак входа в систему (Logged In). Всего в системе 14 путей от семи инициаторов: четыре инициатора Fibre Channel с одним путём у каждого (два из них принадлежат хосту 10.244.214.222), инициатор хоста Win7 с четырьмя путями, инициатор хоста Windows 2k8 с двумя путями и инициатор хоста VMware ESXi с четырьмя путями.</w:t>
+      </w:r>
+    </w:p>
+    <w:p>
+      <w:pPr>
+        <w:pStyle w:val="a7"/>
+        <w:rPr>
+          <w:lang w:val="ru-RU" w:eastAsia="en-US"/>
+        </w:rPr>
+      </w:pPr>
+      <w:r>
+        <w:rPr>
+          <w:lang w:val="ru-RU" w:eastAsia="en-US"/>
+        </w:rPr>
+        <w:t xml:space="preserve">Два инициатора Fibre Channel не привязаны к хосту, они были обнаружены ещё в первой лабораторной работе. Во всех строках столбец Logged In имеет значение Yes: каждый инициатор выполнил вход на целевой порт массива. Вкладка Initiator Paths служит только для просмотра. Изменения в систему вносятся на карточке хоста: там можно изменить имя хоста, его описание и операционную систему, добавить новый инициатор, изменить или удалить существующий.</w:t>
+      </w:r>
+    </w:p>
+    <w:p>
+      <w:pPr>
+        <w:pStyle w:val="a7"/>
+        <w:rPr>
+          <w:lang w:val="ru-RU" w:eastAsia="en-US"/>
+        </w:rPr>
+      </w:pPr>
+      <w:r>
+        <w:rPr>
+          <w:lang w:val="ru-RU" w:eastAsia="en-US"/>
+        </w:rPr>
+        <w:t xml:space="preserve">Двойным щелчком по имени хоста Windows 2k8 открывается его карточка (рисунок 1.7). Карточка состоит из вкладок «Общие», LUNs, «Адрес хранения данных», Initiators и Initiator Paths. На вкладке «Общие» указаны состояние хоста (OK), имя (Windows 2k8), тип Manually Created Host (хост добавлен вручную), способ управления Manual, описание и операционная система Windows Server 2008. Имя, описание и операционную систему можно отредактировать и сохранить кнопкой «Применить изменения».</w:t>
+      </w:r>
+    </w:p>
+    <w:p>
       <w:pPr>
         <w:pStyle w:val="a7"/>
         <w:keepNext/>
@@ -3782,34 +2584,43 @@
           <w:noProof/>
         </w:rPr>
         <w:drawing>
-          <wp:inline distT="0" distB="0" distL="0" distR="0">
-            <wp:extent cx="5400000" cy="3518601"/>
-            <wp:effectExtent l="0" t="0" r="0" b="0"/>
+          <wp:inline distT="0" distB="0" distL="0" distR="0" wp14:anchorId="1C892C0A" wp14:editId="115C0F7B">
+            <wp:extent cx="5159048" cy="2409713"/>
+            <wp:effectExtent l="0" t="0" r="0" b="3810"/>
             <wp:docPr id="1007" name="Рисунок 1007"/>
             <wp:cNvGraphicFramePr>
-              <a:graphicFrameLocks noChangeAspect="1"/>
+              <a:graphicFrameLocks xmlns:a="http://schemas.openxmlformats.org/drawingml/2006/main" noChangeAspect="1"/>
             </wp:cNvGraphicFramePr>
-            <a:graphic>
+            <a:graphic xmlns:a="http://schemas.openxmlformats.org/drawingml/2006/main">
               <a:graphicData uri="http://schemas.openxmlformats.org/drawingml/2006/picture">
-                <pic:pic>
+                <pic:pic xmlns:pic="http://schemas.openxmlformats.org/drawingml/2006/picture">
                   <pic:nvPicPr>
                     <pic:cNvPr id="1007" name="fig07.png"/>
                     <pic:cNvPicPr/>
                   </pic:nvPicPr>
-                  <pic:blipFill>
-                    <a:blip r:embed="rIdFig7"/>
+                  <pic:blipFill rotWithShape="1">
+                    <a:blip r:embed="rId14"/>
+                    <a:srcRect t="22655" r="42564" b="36173"/>
                     <a:stretch>
                       <a:fillRect/>
                     </a:stretch>
                   </pic:blipFill>
-                  <pic:spPr>
+                  <pic:spPr bwMode="auto">
                     <a:xfrm>
                       <a:off x="0" y="0"/>
-                      <a:ext cx="5400000" cy="3518601"/>
+                      <a:ext cx="5287061" cy="2469506"/>
                     </a:xfrm>
                     <a:prstGeom prst="rect">
                       <a:avLst/>
                     </a:prstGeom>
+                    <a:ln>
+                      <a:noFill/>
+                    </a:ln>
+                    <a:extLst>
+                      <a:ext uri="{53640926-AAD7-44D8-BBD7-CCE9431645EC}">
+                        <a14:shadowObscured xmlns:a14="http://schemas.microsoft.com/office/drawing/2010/main"/>
+                      </a:ext>
+                    </a:extLst>
                   </pic:spPr>
                 </pic:pic>
               </a:graphicData>
@@ -3832,24 +2643,108 @@
         <w:rPr>
           <w:lang w:val="ru-RU" w:eastAsia="en-US"/>
         </w:rPr>
-        <w:t xml:space="preserve">Рисунок 1.7 – Карточка хоста Windows 2k8</w:t>
-      </w:r>
-    </w:p>
-    <w:p>
-      <w:pPr>
-        <w:pStyle w:val="a7"/>
-        <w:rPr>
-          <w:lang w:val="ru-RU" w:eastAsia="en-US"/>
-        </w:rPr>
-      </w:pPr>
-      <w:r>
-        <w:rPr>
-          <w:lang w:val="ru-RU" w:eastAsia="en-US"/>
-        </w:rPr>
-        <w:t xml:space="preserve">На вкладке Initiators карточки хоста указан один инициатор iqn.1991-05.com.microsoft:w2k8r2-rp, работающий по протоколу iSCSI (рисунок 1.8). В столбце Target Ports Unisphere показывает два целевых порта: SP A Ethernet Port 2 и SP B Ethernet Port 2. Кнопки Add Initiator, «Удалить» и «Правка» под таблицей добавляют, удаляют и изменяют инициаторы хоста.</w:t>
-      </w:r>
-    </w:p>
-    <w:p xmlns:a="http://schemas.openxmlformats.org/drawingml/2006/main" xmlns:pic="http://schemas.openxmlformats.org/drawingml/2006/picture">
+        <w:t>Рисунок 1.7 – Карточка хоста Windows 2k8</w:t>
+      </w:r>
+    </w:p>
+    <w:p>
+      <w:pPr>
+        <w:pStyle w:val="a7"/>
+        <w:rPr>
+          <w:lang w:val="ru-RU" w:eastAsia="en-US"/>
+        </w:rPr>
+      </w:pPr>
+      <w:r>
+        <w:rPr>
+          <w:lang w:val="ru-RU" w:eastAsia="en-US"/>
+        </w:rPr>
+        <w:t>На вкладке Initiators карточки хоста указан один инициатор iqn.1991-05.com.microsoft:w2k8r2-rp, работающий по протоколу iSCSI (рисунок 1.8). В</w:t>
+      </w:r>
+      <w:r>
+        <w:rPr>
+          <w:lang w:eastAsia="en-US"/>
+        </w:rPr>
+        <w:t xml:space="preserve"> </w:t>
+      </w:r>
+      <w:r>
+        <w:rPr>
+          <w:lang w:val="ru-RU" w:eastAsia="en-US"/>
+        </w:rPr>
+        <w:t>столбце</w:t>
+      </w:r>
+      <w:r>
+        <w:rPr>
+          <w:lang w:eastAsia="en-US"/>
+        </w:rPr>
+        <w:t xml:space="preserve"> Target Ports Unisphere </w:t>
+      </w:r>
+      <w:r>
+        <w:rPr>
+          <w:lang w:val="ru-RU" w:eastAsia="en-US"/>
+        </w:rPr>
+        <w:t>показывает</w:t>
+      </w:r>
+      <w:r>
+        <w:rPr>
+          <w:lang w:eastAsia="en-US"/>
+        </w:rPr>
+        <w:t xml:space="preserve"> </w:t>
+      </w:r>
+      <w:r>
+        <w:rPr>
+          <w:lang w:val="ru-RU" w:eastAsia="en-US"/>
+        </w:rPr>
+        <w:t>два</w:t>
+      </w:r>
+      <w:r>
+        <w:rPr>
+          <w:lang w:eastAsia="en-US"/>
+        </w:rPr>
+        <w:t xml:space="preserve"> </w:t>
+      </w:r>
+      <w:r>
+        <w:rPr>
+          <w:lang w:val="ru-RU" w:eastAsia="en-US"/>
+        </w:rPr>
+        <w:t>целевых</w:t>
+      </w:r>
+      <w:r>
+        <w:rPr>
+          <w:lang w:eastAsia="en-US"/>
+        </w:rPr>
+        <w:t xml:space="preserve"> </w:t>
+      </w:r>
+      <w:r>
+        <w:rPr>
+          <w:lang w:val="ru-RU" w:eastAsia="en-US"/>
+        </w:rPr>
+        <w:t>порта</w:t>
+      </w:r>
+      <w:r>
+        <w:rPr>
+          <w:lang w:eastAsia="en-US"/>
+        </w:rPr>
+        <w:t xml:space="preserve">: SP A Ethernet Port 2 </w:t>
+      </w:r>
+      <w:r>
+        <w:rPr>
+          <w:lang w:val="ru-RU" w:eastAsia="en-US"/>
+        </w:rPr>
+        <w:t>и</w:t>
+      </w:r>
+      <w:r>
+        <w:rPr>
+          <w:lang w:eastAsia="en-US"/>
+        </w:rPr>
+        <w:t xml:space="preserve"> SP B Ethernet Port 2. </w:t>
+      </w:r>
+      <w:r>
+        <w:rPr>
+          <w:lang w:val="ru-RU" w:eastAsia="en-US"/>
+        </w:rPr>
+        <w:t>Кнопки Add Initiator, «Удалить» и «Правка» под таблицей добавляют, удаляют и изменяют инициаторы хоста.</w:t>
+      </w:r>
+    </w:p>
+    <w:p>
       <w:pPr>
         <w:pStyle w:val="a7"/>
         <w:keepNext/>
@@ -3864,35 +2759,45 @@
         <w:rPr>
           <w:noProof/>
         </w:rPr>
+        <w:lastRenderedPageBreak/>
         <w:drawing>
-          <wp:inline distT="0" distB="0" distL="0" distR="0">
-            <wp:extent cx="5400000" cy="3518601"/>
+          <wp:inline distT="0" distB="0" distL="0" distR="0" wp14:anchorId="0C8230C5" wp14:editId="2D2962CA">
+            <wp:extent cx="5816674" cy="903643"/>
             <wp:effectExtent l="0" t="0" r="0" b="0"/>
             <wp:docPr id="1008" name="Рисунок 1008"/>
             <wp:cNvGraphicFramePr>
-              <a:graphicFrameLocks noChangeAspect="1"/>
+              <a:graphicFrameLocks xmlns:a="http://schemas.openxmlformats.org/drawingml/2006/main" noChangeAspect="1"/>
             </wp:cNvGraphicFramePr>
-            <a:graphic>
+            <a:graphic xmlns:a="http://schemas.openxmlformats.org/drawingml/2006/main">
               <a:graphicData uri="http://schemas.openxmlformats.org/drawingml/2006/picture">
-                <pic:pic>
+                <pic:pic xmlns:pic="http://schemas.openxmlformats.org/drawingml/2006/picture">
                   <pic:nvPicPr>
                     <pic:cNvPr id="1008" name="fig08.png"/>
                     <pic:cNvPicPr/>
                   </pic:nvPicPr>
-                  <pic:blipFill>
-                    <a:blip r:embed="rIdFig8"/>
+                  <pic:blipFill rotWithShape="1">
+                    <a:blip r:embed="rId15"/>
+                    <a:srcRect t="23552" b="52606"/>
                     <a:stretch>
                       <a:fillRect/>
                     </a:stretch>
                   </pic:blipFill>
-                  <pic:spPr>
+                  <pic:spPr bwMode="auto">
                     <a:xfrm>
                       <a:off x="0" y="0"/>
-                      <a:ext cx="5400000" cy="3518601"/>
+                      <a:ext cx="5852883" cy="909268"/>
                     </a:xfrm>
                     <a:prstGeom prst="rect">
                       <a:avLst/>
                     </a:prstGeom>
+                    <a:ln>
+                      <a:noFill/>
+                    </a:ln>
+                    <a:extLst>
+                      <a:ext uri="{53640926-AAD7-44D8-BBD7-CCE9431645EC}">
+                        <a14:shadowObscured xmlns:a14="http://schemas.microsoft.com/office/drawing/2010/main"/>
+                      </a:ext>
+                    </a:extLst>
                   </pic:spPr>
                 </pic:pic>
               </a:graphicData>
@@ -3915,24 +2820,24 @@
         <w:rPr>
           <w:lang w:val="ru-RU" w:eastAsia="en-US"/>
         </w:rPr>
-        <w:t xml:space="preserve">Рисунок 1.8 – Инициаторы хоста Windows 2k8</w:t>
-      </w:r>
-    </w:p>
-    <w:p>
-      <w:pPr>
-        <w:pStyle w:val="a7"/>
-        <w:rPr>
-          <w:lang w:val="ru-RU" w:eastAsia="en-US"/>
-        </w:rPr>
-      </w:pPr>
-      <w:r>
-        <w:rPr>
-          <w:lang w:val="ru-RU" w:eastAsia="en-US"/>
-        </w:rPr>
-        <w:t xml:space="preserve">Вкладка Initiator Paths карточки показывает два пути этого инициатора: через порт Ethernet процессора SP A и через порт Ethernet процессора SP B (рисунок 1.9). Для обоих путей Logged In имеет значение Yes.</w:t>
-      </w:r>
-    </w:p>
-    <w:p xmlns:a="http://schemas.openxmlformats.org/drawingml/2006/main" xmlns:pic="http://schemas.openxmlformats.org/drawingml/2006/picture">
+        <w:t>Рисунок 1.8 – Инициаторы хоста Windows 2k8</w:t>
+      </w:r>
+    </w:p>
+    <w:p>
+      <w:pPr>
+        <w:pStyle w:val="a7"/>
+        <w:rPr>
+          <w:lang w:val="ru-RU" w:eastAsia="en-US"/>
+        </w:rPr>
+      </w:pPr>
+      <w:r>
+        <w:rPr>
+          <w:lang w:val="ru-RU" w:eastAsia="en-US"/>
+        </w:rPr>
+        <w:t>Вкладка Initiator Paths карточки показывает два пути этого инициатора: через порт Ethernet процессора SP A и через порт Ethernet процессора SP B (рисунок 1.9). Для обоих путей Logged In имеет значение Yes.</w:t>
+      </w:r>
+    </w:p>
+    <w:p>
       <w:pPr>
         <w:pStyle w:val="a7"/>
         <w:keepNext/>
@@ -3948,34 +2853,43 @@
           <w:noProof/>
         </w:rPr>
         <w:drawing>
-          <wp:inline distT="0" distB="0" distL="0" distR="0">
-            <wp:extent cx="5400000" cy="3518601"/>
+          <wp:inline distT="0" distB="0" distL="0" distR="0" wp14:anchorId="7D29C0AC" wp14:editId="312023DE">
+            <wp:extent cx="5779875" cy="1602889"/>
             <wp:effectExtent l="0" t="0" r="0" b="0"/>
             <wp:docPr id="1009" name="Рисунок 1009"/>
             <wp:cNvGraphicFramePr>
-              <a:graphicFrameLocks noChangeAspect="1"/>
+              <a:graphicFrameLocks xmlns:a="http://schemas.openxmlformats.org/drawingml/2006/main" noChangeAspect="1"/>
             </wp:cNvGraphicFramePr>
-            <a:graphic>
+            <a:graphic xmlns:a="http://schemas.openxmlformats.org/drawingml/2006/main">
               <a:graphicData uri="http://schemas.openxmlformats.org/drawingml/2006/picture">
-                <pic:pic>
+                <pic:pic xmlns:pic="http://schemas.openxmlformats.org/drawingml/2006/picture">
                   <pic:nvPicPr>
                     <pic:cNvPr id="1009" name="fig09.png"/>
                     <pic:cNvPicPr/>
                   </pic:nvPicPr>
-                  <pic:blipFill>
-                    <a:blip r:embed="rIdFig9"/>
+                  <pic:blipFill rotWithShape="1">
+                    <a:blip r:embed="rId16"/>
+                    <a:srcRect t="23245" r="41823" b="51994"/>
                     <a:stretch>
                       <a:fillRect/>
                     </a:stretch>
                   </pic:blipFill>
-                  <pic:spPr>
+                  <pic:spPr bwMode="auto">
                     <a:xfrm>
                       <a:off x="0" y="0"/>
-                      <a:ext cx="5400000" cy="3518601"/>
+                      <a:ext cx="5850958" cy="1622602"/>
                     </a:xfrm>
                     <a:prstGeom prst="rect">
                       <a:avLst/>
                     </a:prstGeom>
+                    <a:ln>
+                      <a:noFill/>
+                    </a:ln>
+                    <a:extLst>
+                      <a:ext uri="{53640926-AAD7-44D8-BBD7-CCE9431645EC}">
+                        <a14:shadowObscured xmlns:a14="http://schemas.microsoft.com/office/drawing/2010/main"/>
+                      </a:ext>
+                    </a:extLst>
                   </pic:spPr>
                 </pic:pic>
               </a:graphicData>
@@ -3998,347 +2912,108 @@
         <w:rPr>
           <w:lang w:val="ru-RU" w:eastAsia="en-US"/>
         </w:rPr>
-        <w:t xml:space="preserve">Рисунок 1.9 – Пути инициатора хоста Windows 2k8</w:t>
-      </w:r>
-    </w:p>
-    <w:p>
-      <w:pPr>
-        <w:pStyle w:val="a7"/>
-        <w:rPr>
-          <w:lang w:val="ru-RU" w:eastAsia="en-US"/>
-        </w:rPr>
-      </w:pPr>
-      <w:r>
-        <w:rPr>
-          <w:lang w:val="ru-RU" w:eastAsia="en-US"/>
-        </w:rPr>
-        <w:t xml:space="preserve">По рисункам 1.6–1.9 отвечаем на вопросы задания. Ответы собраны в таблице 1.3.</w:t>
-      </w:r>
-    </w:p>
-    <w:p>
-      <w:pPr>
-        <w:pStyle w:val="a7"/>
-        <w:keepNext/>
-        <w:spacing w:before="240" w:after="0"/>
-        <w:ind w:firstLine="0"/>
-        <w:jc w:val="left"/>
-        <w:rPr>
-          <w:lang w:val="ru-RU" w:eastAsia="en-US"/>
-        </w:rPr>
-      </w:pPr>
-      <w:r>
-        <w:rPr>
-          <w:lang w:val="ru-RU" w:eastAsia="en-US"/>
-        </w:rPr>
-        <w:t xml:space="preserve">Таблица 1.3 – Ответы на вопросы о хосте Windows 2k8</w:t>
-      </w:r>
-    </w:p>
-    <w:tbl>
-      <w:tblPr>
-        <w:tblStyle w:val="afa"/>
-        <w:tblW w:w="9355" w:type="dxa"/>
-        <w:tblLayout w:type="fixed"/>
-        <w:tblLook w:val="04A0" w:firstRow="1" w:lastRow="0" w:firstColumn="1" w:lastColumn="0" w:noHBand="0" w:noVBand="1"/>
-      </w:tblPr>
-      <w:tblGrid>
-        <w:gridCol w:w="3969"/>
-        <w:gridCol w:w="5386"/>
-      </w:tblGrid>
-      <w:tr>
-        <w:trPr>
-          <w:cantSplit/>
-          <w:tblHeader/>
-        </w:trPr>
-        <w:tc>
-          <w:tcPr>
-            <w:tcW w:w="3969" w:type="dxa"/>
-          </w:tcPr>
-          <w:p>
-            <w:pPr>
-              <w:pStyle w:val="a7"/>
-              <w:keepNext/>
-              <w:ind w:firstLine="0"/>
-              <w:jc w:val="left"/>
-              <w:rPr>
-                <w:lang w:val="ru-RU" w:eastAsia="en-US"/>
-              </w:rPr>
-            </w:pPr>
-            <w:r>
-              <w:rPr>
-                <w:sz w:val="28"/>
-                <w:szCs w:val="28"/>
-                <w:lang w:val="ru-RU" w:eastAsia="en-US"/>
-              </w:rPr>
-              <w:t xml:space="preserve">Вопрос</w:t>
-            </w:r>
-          </w:p>
-        </w:tc>
-        <w:tc>
-          <w:tcPr>
-            <w:tcW w:w="5386" w:type="dxa"/>
-          </w:tcPr>
-          <w:p>
-            <w:pPr>
-              <w:pStyle w:val="a7"/>
-              <w:keepNext/>
-              <w:ind w:firstLine="0"/>
-              <w:jc w:val="left"/>
-              <w:rPr>
-                <w:lang w:val="ru-RU" w:eastAsia="en-US"/>
-              </w:rPr>
-            </w:pPr>
-            <w:r>
-              <w:rPr>
-                <w:sz w:val="28"/>
-                <w:szCs w:val="28"/>
-                <w:lang w:val="ru-RU" w:eastAsia="en-US"/>
-              </w:rPr>
-              <w:t xml:space="preserve">Ответ</w:t>
-            </w:r>
-          </w:p>
-        </w:tc>
-      </w:tr>
-      <w:tr>
-        <w:trPr>
-          <w:cantSplit/>
-        </w:trPr>
-        <w:tc>
-          <w:tcPr>
-            <w:tcW w:w="3969" w:type="dxa"/>
-          </w:tcPr>
-          <w:p>
-            <w:pPr>
-              <w:pStyle w:val="a7"/>
-              <w:keepNext/>
-              <w:ind w:firstLine="0"/>
-              <w:jc w:val="left"/>
-              <w:rPr>
-                <w:lang w:val="ru-RU" w:eastAsia="en-US"/>
-              </w:rPr>
-            </w:pPr>
-            <w:r>
-              <w:rPr>
-                <w:sz w:val="28"/>
-                <w:szCs w:val="28"/>
-                <w:lang w:val="ru-RU" w:eastAsia="en-US"/>
-              </w:rPr>
-              <w:t xml:space="preserve">Какой протокол используется этим хостом для получения доступа к системе хранения?</w:t>
-            </w:r>
-          </w:p>
-        </w:tc>
-        <w:tc>
-          <w:tcPr>
-            <w:tcW w:w="5386" w:type="dxa"/>
-          </w:tcPr>
-          <w:p>
-            <w:pPr>
-              <w:pStyle w:val="a7"/>
-              <w:keepNext/>
-              <w:ind w:firstLine="0"/>
-              <w:jc w:val="left"/>
-              <w:rPr>
-                <w:lang w:val="ru-RU" w:eastAsia="en-US"/>
-              </w:rPr>
-            </w:pPr>
-            <w:r>
-              <w:rPr>
-                <w:sz w:val="28"/>
-                <w:szCs w:val="28"/>
-                <w:lang w:val="ru-RU" w:eastAsia="en-US"/>
-              </w:rPr>
-              <w:t xml:space="preserve">iSCSI. Инициатор хоста имеет имя в формате IQN, в столбце «Протокол» указано iSCSI</w:t>
-            </w:r>
-          </w:p>
-        </w:tc>
-      </w:tr>
-      <w:tr>
-        <w:trPr>
-          <w:cantSplit/>
-        </w:trPr>
-        <w:tc>
-          <w:tcPr>
-            <w:tcW w:w="3969" w:type="dxa"/>
-          </w:tcPr>
-          <w:p>
-            <w:pPr>
-              <w:pStyle w:val="a7"/>
-              <w:keepNext/>
-              <w:ind w:firstLine="0"/>
-              <w:jc w:val="left"/>
-              <w:rPr>
-                <w:lang w:val="ru-RU" w:eastAsia="en-US"/>
-              </w:rPr>
-            </w:pPr>
-            <w:r>
-              <w:rPr>
-                <w:sz w:val="28"/>
-                <w:szCs w:val="28"/>
-                <w:lang w:val="ru-RU" w:eastAsia="en-US"/>
-              </w:rPr>
-              <w:t xml:space="preserve">Имеет ли хост доступ к массиву хранения данных?</w:t>
-            </w:r>
-          </w:p>
-        </w:tc>
-        <w:tc>
-          <w:tcPr>
-            <w:tcW w:w="5386" w:type="dxa"/>
-          </w:tcPr>
-          <w:p>
-            <w:pPr>
-              <w:pStyle w:val="a7"/>
-              <w:keepNext/>
-              <w:ind w:firstLine="0"/>
-              <w:jc w:val="left"/>
-              <w:rPr>
-                <w:lang w:val="ru-RU" w:eastAsia="en-US"/>
-              </w:rPr>
-            </w:pPr>
-            <w:r>
-              <w:rPr>
-                <w:sz w:val="28"/>
-                <w:szCs w:val="28"/>
-                <w:lang w:val="ru-RU" w:eastAsia="en-US"/>
-              </w:rPr>
-              <w:t xml:space="preserve">Да. Хост находится в состоянии OK, оба его пути имеют признак Logged In = Yes</w:t>
-            </w:r>
-          </w:p>
-        </w:tc>
-      </w:tr>
-      <w:tr>
-        <w:trPr>
-          <w:cantSplit/>
-        </w:trPr>
-        <w:tc>
-          <w:tcPr>
-            <w:tcW w:w="3969" w:type="dxa"/>
-          </w:tcPr>
-          <w:p>
-            <w:pPr>
-              <w:pStyle w:val="a7"/>
-              <w:keepNext/>
-              <w:ind w:firstLine="0"/>
-              <w:jc w:val="left"/>
-              <w:rPr>
-                <w:lang w:val="ru-RU" w:eastAsia="en-US"/>
-              </w:rPr>
-            </w:pPr>
-            <w:r>
-              <w:rPr>
-                <w:sz w:val="28"/>
-                <w:szCs w:val="28"/>
-                <w:lang w:val="ru-RU" w:eastAsia="en-US"/>
-              </w:rPr>
-              <w:t xml:space="preserve">Сколько у выбранного хоста инициаторов?</w:t>
-            </w:r>
-          </w:p>
-        </w:tc>
-        <w:tc>
-          <w:tcPr>
-            <w:tcW w:w="5386" w:type="dxa"/>
-          </w:tcPr>
-          <w:p>
-            <w:pPr>
-              <w:pStyle w:val="a7"/>
-              <w:keepNext/>
-              <w:ind w:firstLine="0"/>
-              <w:jc w:val="left"/>
-              <w:rPr>
-                <w:lang w:val="ru-RU" w:eastAsia="en-US"/>
-              </w:rPr>
-            </w:pPr>
-            <w:r>
-              <w:rPr>
-                <w:sz w:val="28"/>
-                <w:szCs w:val="28"/>
-                <w:lang w:val="ru-RU" w:eastAsia="en-US"/>
-              </w:rPr>
-              <w:t xml:space="preserve">Один: iqn.1991-05.com.microsoft:w2k8r2-rp</w:t>
-            </w:r>
-          </w:p>
-        </w:tc>
-      </w:tr>
-      <w:tr>
-        <w:trPr>
-          <w:cantSplit/>
-        </w:trPr>
-        <w:tc>
-          <w:tcPr>
-            <w:tcW w:w="3969" w:type="dxa"/>
-          </w:tcPr>
-          <w:p>
-            <w:pPr>
-              <w:pStyle w:val="a7"/>
-              <w:ind w:firstLine="0"/>
-              <w:jc w:val="left"/>
-              <w:rPr>
-                <w:lang w:val="ru-RU" w:eastAsia="en-US"/>
-              </w:rPr>
-            </w:pPr>
-            <w:r>
-              <w:rPr>
-                <w:sz w:val="28"/>
-                <w:szCs w:val="28"/>
-                <w:lang w:val="ru-RU" w:eastAsia="en-US"/>
-              </w:rPr>
-              <w:t xml:space="preserve">Сколько путей существует у выбранного хоста?</w:t>
-            </w:r>
-          </w:p>
-        </w:tc>
-        <w:tc>
-          <w:tcPr>
-            <w:tcW w:w="5386" w:type="dxa"/>
-          </w:tcPr>
-          <w:p>
-            <w:pPr>
-              <w:pStyle w:val="a7"/>
-              <w:ind w:firstLine="0"/>
-              <w:jc w:val="left"/>
-              <w:rPr>
-                <w:lang w:val="ru-RU" w:eastAsia="en-US"/>
-              </w:rPr>
-            </w:pPr>
-            <w:r>
-              <w:rPr>
-                <w:sz w:val="28"/>
-                <w:szCs w:val="28"/>
-                <w:lang w:val="ru-RU" w:eastAsia="en-US"/>
-              </w:rPr>
-              <w:t xml:space="preserve">Два: через SP A Ethernet Port 2 и через SP B Ethernet Port 2</w:t>
-            </w:r>
-          </w:p>
-        </w:tc>
-      </w:tr>
-    </w:tbl>
-    <w:p>
-      <w:pPr>
-        <w:pStyle w:val="a7"/>
-        <w:spacing w:before="320"/>
-        <w:rPr>
-          <w:lang w:val="ru-RU" w:eastAsia="en-US"/>
-        </w:rPr>
-      </w:pPr>
-      <w:r>
-        <w:rPr>
-          <w:lang w:val="ru-RU" w:eastAsia="en-US"/>
-        </w:rPr>
-        <w:t xml:space="preserve">Хост Windows 2k8 подключён через оба процессора хранения. Если откажет процессор SP A или его порт, хост продолжит работать с массивом через SP B.</w:t>
-      </w:r>
-    </w:p>
-    <w:p>
-      <w:pPr>
-        <w:pStyle w:val="a7"/>
-        <w:rPr>
-          <w:lang w:val="ru-RU" w:eastAsia="en-US"/>
-        </w:rPr>
-      </w:pPr>
-      <w:r>
-        <w:rPr>
-          <w:lang w:val="ru-RU" w:eastAsia="en-US"/>
-        </w:rPr>
-        <w:t xml:space="preserve">Последнее задание первой части относится к настройкам протокола iSCSI. Открываем раздел «Настройки» и выбираем пункт «Настройки сервера iSCSI» (рисунок 1.10). Окно содержит две вкладки: «Серверы iSCSI» и CHAP Security.</w:t>
-      </w:r>
-    </w:p>
-    <w:p xmlns:a="http://schemas.openxmlformats.org/drawingml/2006/main" xmlns:pic="http://schemas.openxmlformats.org/drawingml/2006/picture">
+        <w:t>Рисунок 1.9 – Пути инициатора хоста Windows 2k8</w:t>
+      </w:r>
+    </w:p>
+    <w:p>
+      <w:pPr>
+        <w:pStyle w:val="a7"/>
+        <w:rPr>
+          <w:lang w:val="ru-RU" w:eastAsia="en-US"/>
+        </w:rPr>
+      </w:pPr>
+      <w:r>
+        <w:rPr>
+          <w:lang w:val="ru-RU" w:eastAsia="en-US"/>
+        </w:rPr>
+        <w:t xml:space="preserve">По рисункам 1.6–1.9 даются ответы на вопросы задания.</w:t>
+      </w:r>
+    </w:p>
+    <w:p>
+      <w:pPr>
+        <w:pStyle w:val="a7"/>
+        <w:rPr>
+          <w:lang w:val="ru-RU" w:eastAsia="en-US"/>
+        </w:rPr>
+      </w:pPr>
+      <w:r>
+        <w:rPr>
+          <w:lang w:val="ru-RU" w:eastAsia="en-US"/>
+        </w:rPr>
+        <w:t xml:space="preserve">1) Какой протокол используется этим хостом для получения доступа к системе хранения? Ответ: iSCSI. Инициатор хоста имеет имя в формате IQN, в столбце «Протокол» указано iSCSI.</w:t>
+      </w:r>
+    </w:p>
+    <w:p>
+      <w:pPr>
+        <w:pStyle w:val="a7"/>
+        <w:rPr>
+          <w:lang w:val="ru-RU" w:eastAsia="en-US"/>
+        </w:rPr>
+      </w:pPr>
+      <w:r>
+        <w:rPr>
+          <w:lang w:val="ru-RU" w:eastAsia="en-US"/>
+        </w:rPr>
+        <w:t xml:space="preserve">2) Имеет ли хост доступ к массиву хранения данных? Ответ: да. Хост находится в состоянии OK, оба его пути имеют признак Logged In со значением Yes.</w:t>
+      </w:r>
+    </w:p>
+    <w:p>
+      <w:pPr>
+        <w:pStyle w:val="a7"/>
+        <w:rPr>
+          <w:lang w:val="ru-RU" w:eastAsia="en-US"/>
+        </w:rPr>
+      </w:pPr>
+      <w:r>
+        <w:rPr>
+          <w:lang w:val="ru-RU" w:eastAsia="en-US"/>
+        </w:rPr>
+        <w:t xml:space="preserve">3) Сколько у выбранного хоста инициаторов? Ответ: один, iqn.1991-05.com.microsoft:w2k8r2-rp.</w:t>
+      </w:r>
+    </w:p>
+    <w:p>
+      <w:pPr>
+        <w:pStyle w:val="a7"/>
+        <w:rPr>
+          <w:lang w:val="ru-RU" w:eastAsia="en-US"/>
+        </w:rPr>
+      </w:pPr>
+      <w:r>
+        <w:rPr>
+          <w:lang w:val="ru-RU" w:eastAsia="en-US"/>
+        </w:rPr>
+        <w:t xml:space="preserve">4) Сколько путей существует у выбранного хоста? Ответ: два, через SP A Ethernet Port 2 и через SP B Ethernet Port 2.</w:t>
+      </w:r>
+    </w:p>
+    <w:p>
+      <w:pPr>
+        <w:pStyle w:val="a7"/>
+        <w:rPr>
+          <w:lang w:val="ru-RU" w:eastAsia="en-US"/>
+        </w:rPr>
+      </w:pPr>
+      <w:r>
+        <w:rPr>
+          <w:lang w:val="ru-RU" w:eastAsia="en-US"/>
+        </w:rPr>
+        <w:t>Хост Windows 2k8 подключён через оба процессора хранения. Если откажет процессор SP A или его порт, хост продолжит работать с массивом через SP B.</w:t>
+      </w:r>
+    </w:p>
+    <w:p>
+      <w:pPr>
+        <w:pStyle w:val="a7"/>
+        <w:rPr>
+          <w:lang w:val="ru-RU" w:eastAsia="en-US"/>
+        </w:rPr>
+      </w:pPr>
+      <w:r>
+        <w:rPr>
+          <w:lang w:val="ru-RU" w:eastAsia="en-US"/>
+        </w:rPr>
+        <w:t xml:space="preserve">Последнее задание первой части относится к настройкам протокола iSCSI. В разделе «Настройки» выбирается пункт «Настройки сервера iSCSI» (рисунок 1.10). Окно содержит две вкладки: «Серверы iSCSI» и CHAP Security.</w:t>
+      </w:r>
+    </w:p>
+    <w:p>
       <w:pPr>
         <w:pStyle w:val="a7"/>
         <w:keepNext/>
@@ -4353,35 +3028,45 @@
         <w:rPr>
           <w:noProof/>
         </w:rPr>
+        <w:lastRenderedPageBreak/>
         <w:drawing>
-          <wp:inline distT="0" distB="0" distL="0" distR="0">
-            <wp:extent cx="5400000" cy="3516869"/>
+          <wp:inline distT="0" distB="0" distL="0" distR="0" wp14:anchorId="14004A7A" wp14:editId="37DC5D3F">
+            <wp:extent cx="5940000" cy="2095687"/>
             <wp:effectExtent l="0" t="0" r="0" b="0"/>
             <wp:docPr id="1010" name="Рисунок 1010"/>
             <wp:cNvGraphicFramePr>
-              <a:graphicFrameLocks noChangeAspect="1"/>
+              <a:graphicFrameLocks xmlns:a="http://schemas.openxmlformats.org/drawingml/2006/main" noChangeAspect="1"/>
             </wp:cNvGraphicFramePr>
-            <a:graphic>
+            <a:graphic xmlns:a="http://schemas.openxmlformats.org/drawingml/2006/main">
               <a:graphicData uri="http://schemas.openxmlformats.org/drawingml/2006/picture">
-                <pic:pic>
+                <pic:pic xmlns:pic="http://schemas.openxmlformats.org/drawingml/2006/picture">
                   <pic:nvPicPr>
                     <pic:cNvPr id="1010" name="fig10.png"/>
                     <pic:cNvPicPr/>
                   </pic:nvPicPr>
-                  <pic:blipFill>
-                    <a:blip r:embed="rIdFig10"/>
+                  <pic:blipFill rotWithShape="1">
+                    <a:blip r:embed="rId17"/>
+                    <a:srcRect t="16519" r="11321" b="35441"/>
                     <a:stretch>
                       <a:fillRect/>
                     </a:stretch>
                   </pic:blipFill>
-                  <pic:spPr>
+                  <pic:spPr bwMode="auto">
                     <a:xfrm>
                       <a:off x="0" y="0"/>
-                      <a:ext cx="5400000" cy="3516869"/>
+                      <a:ext cx="5940000" cy="2095687"/>
                     </a:xfrm>
                     <a:prstGeom prst="rect">
                       <a:avLst/>
                     </a:prstGeom>
+                    <a:ln>
+                      <a:noFill/>
+                    </a:ln>
+                    <a:extLst>
+                      <a:ext uri="{53640926-AAD7-44D8-BBD7-CCE9431645EC}">
+                        <a14:shadowObscured xmlns:a14="http://schemas.microsoft.com/office/drawing/2010/main"/>
+                      </a:ext>
+                    </a:extLst>
                   </pic:spPr>
                 </pic:pic>
               </a:graphicData>
@@ -4404,56 +3089,56 @@
         <w:rPr>
           <w:lang w:val="ru-RU" w:eastAsia="en-US"/>
         </w:rPr>
-        <w:t xml:space="preserve">Рисунок 1.10 – Настройки сервера iSCSI</w:t>
-      </w:r>
-    </w:p>
-    <w:p>
-      <w:pPr>
-        <w:pStyle w:val="a7"/>
-        <w:rPr>
-          <w:lang w:val="ru-RU" w:eastAsia="en-US"/>
-        </w:rPr>
-      </w:pPr>
-      <w:r>
-        <w:rPr>
-          <w:lang w:val="ru-RU" w:eastAsia="en-US"/>
-        </w:rPr>
-        <w:t xml:space="preserve">Вкладка «Серверы iSCSI» перечисляет порты Ethernet массива и созданные на них iSCSI-интерфейсы. Для каждого интерфейса в таблице указаны порт, процессор хранения, состояние канала (Link State), IP-адрес, маска подсети, шлюз, имя Port IQN и его псевдоним (Port IQN Alias). Строки портов Ethernet Port 2 и Ethernet Port 4 раскрываются: на каждом из них настроено по интерфейсу для процессоров SP A и SP B. У портов Ethernet Port 3 и Ethernet Port 5 интерфейсов нет. На рисунке раскрыт порт Ethernet Port 4: интерфейс SP A имеет адрес 10.244.214.142, интерфейс SP B имеет адрес 10.244.214.143. Оба интерфейса используют маску 255.255.255.0 и шлюз 10.244.214.1, канал у обоих в состоянии «Восходящий канал» (Up).</w:t>
-      </w:r>
-    </w:p>
-    <w:p>
-      <w:pPr>
-        <w:pStyle w:val="a7"/>
-        <w:rPr>
-          <w:lang w:val="ru-RU" w:eastAsia="en-US"/>
-        </w:rPr>
-      </w:pPr>
-      <w:r>
-        <w:rPr>
-          <w:lang w:val="ru-RU" w:eastAsia="en-US"/>
-        </w:rPr>
-        <w:t xml:space="preserve">Под таблицей расположены кнопки Create, «Изменить» и «Удалить». Кнопка Create создаёт новый iSCSI-интерфейс на порту. Кнопки «Изменить» и «Удалить» работают с выбранным интерфейсом: меняют его сетевые параметры (IP-адрес, маску, шлюз) или удаляют его. На рисунке выделена строка порта, поэтому эти две кнопки неактивны. На вкладке CHAP Security администратор включает аутентификацию CHAP: массив запрашивает у инициатора секрет и пускает к целевым портам только инициаторы с верным секретом.</w:t>
-      </w:r>
-    </w:p>
-    <w:p>
-      <w:pPr>
-        <w:pStyle w:val="a7"/>
-        <w:rPr>
-          <w:lang w:val="ru-RU" w:eastAsia="en-US"/>
-        </w:rPr>
-      </w:pPr>
-      <w:r>
-        <w:rPr>
-          <w:lang w:val="ru-RU" w:eastAsia="en-US"/>
-        </w:rPr>
-        <w:t xml:space="preserve">Конфигурация активных iSCSI-интерфейсов приведена в таблице 1.4.</w:t>
+        <w:t>Рисунок 1.10 – Настройки сервера iSCSI</w:t>
+      </w:r>
+    </w:p>
+    <w:p>
+      <w:pPr>
+        <w:pStyle w:val="a7"/>
+        <w:rPr>
+          <w:lang w:val="ru-RU" w:eastAsia="en-US"/>
+        </w:rPr>
+      </w:pPr>
+      <w:r>
+        <w:rPr>
+          <w:lang w:val="ru-RU" w:eastAsia="en-US"/>
+        </w:rPr>
+        <w:t>Вкладка «Серверы iSCSI» перечисляет порты Ethernet массива и созданные на них iSCSI-интерфейсы. Для каждого интерфейса в таблице указаны порт, процессор хранения, состояние канала (Link State), IP-адрес, маска подсети, шлюз, имя Port IQN и его псевдоним (Port IQN Alias). Строки портов Ethernet Port 2 и Ethernet Port 4 раскрываются: на каждом из них настроено по интерфейсу для процессоров SP A и SP B. У портов Ethernet Port 3 и Ethernet Port 5 интерфейсов нет. На рисунке раскрыт порт Ethernet Port 4: интерфейс SP A имеет адрес 10.244.214.142, интерфейс SP B имеет адрес 10.244.214.143. Оба интерфейса используют маску 255.255.255.0 и шлюз 10.244.214.1, канал у обоих в состоянии «Восходящий канал» (Up).</w:t>
+      </w:r>
+    </w:p>
+    <w:p>
+      <w:pPr>
+        <w:pStyle w:val="a7"/>
+        <w:rPr>
+          <w:lang w:val="ru-RU" w:eastAsia="en-US"/>
+        </w:rPr>
+      </w:pPr>
+      <w:r>
+        <w:rPr>
+          <w:lang w:val="ru-RU" w:eastAsia="en-US"/>
+        </w:rPr>
+        <w:t>Под таблицей расположены кнопки Create, «Изменить» и «Удалить». Кнопка Create создаёт новый iSCSI-интерфейс на порту. Кнопки «Изменить» и «Удалить» работают с выбранным интерфейсом: меняют его сетевые параметры (IP-адрес, маску, шлюз) или удаляют его. На рисунке выделена строка порта, поэтому эти две кнопки неактивны. На вкладке CHAP Security администратор включает аутентификацию CHAP: массив запрашивает у инициатора секрет и пускает к целевым портам только инициаторы с верным секретом.</w:t>
+      </w:r>
+    </w:p>
+    <w:p>
+      <w:pPr>
+        <w:pStyle w:val="a7"/>
+        <w:rPr>
+          <w:lang w:val="ru-RU" w:eastAsia="en-US"/>
+        </w:rPr>
+      </w:pPr>
+      <w:r>
+        <w:rPr>
+          <w:lang w:val="ru-RU" w:eastAsia="en-US"/>
+        </w:rPr>
+        <w:t xml:space="preserve">Конфигурация активных iSCSI-интерфейсов приведена в таблице 1.2.</w:t>
       </w:r>
     </w:p>
     <w:p>
       <w:pPr>
         <w:pStyle w:val="a7"/>
         <w:keepNext/>
-        <w:spacing w:before="240" w:after="0"/>
+        <w:spacing w:before="240"/>
         <w:ind w:firstLine="0"/>
         <w:jc w:val="left"/>
         <w:rPr>
@@ -4464,7 +3149,7 @@
         <w:rPr>
           <w:lang w:val="ru-RU" w:eastAsia="en-US"/>
         </w:rPr>
-        <w:t xml:space="preserve">Таблица 1.4 – Конфигурация активных iSCSI-интерфейсов</w:t>
+        <w:t xml:space="preserve">Таблица 1.2 – Конфигурация активных iSCSI-интерфейсов</w:t>
       </w:r>
     </w:p>
     <w:tbl>
@@ -4505,7 +3190,7 @@
                 <w:szCs w:val="24"/>
                 <w:lang w:val="ru-RU" w:eastAsia="en-US"/>
               </w:rPr>
-              <w:t xml:space="preserve">Port #</w:t>
+              <w:t>Port #</w:t>
             </w:r>
           </w:p>
         </w:tc>
@@ -4529,7 +3214,7 @@
                 <w:szCs w:val="24"/>
                 <w:lang w:val="ru-RU" w:eastAsia="en-US"/>
               </w:rPr>
-              <w:t xml:space="preserve">SP</w:t>
+              <w:t>SP</w:t>
             </w:r>
           </w:p>
         </w:tc>
@@ -4553,7 +3238,7 @@
                 <w:szCs w:val="24"/>
                 <w:lang w:val="ru-RU" w:eastAsia="en-US"/>
               </w:rPr>
-              <w:t xml:space="preserve">IP Address</w:t>
+              <w:t>IP Address</w:t>
             </w:r>
           </w:p>
         </w:tc>
@@ -4577,7 +3262,7 @@
                 <w:szCs w:val="24"/>
                 <w:lang w:val="ru-RU" w:eastAsia="en-US"/>
               </w:rPr>
-              <w:t xml:space="preserve">Port IQN</w:t>
+              <w:t>Port IQN</w:t>
             </w:r>
           </w:p>
         </w:tc>
@@ -4606,7 +3291,7 @@
                 <w:szCs w:val="24"/>
                 <w:lang w:val="ru-RU" w:eastAsia="en-US"/>
               </w:rPr>
-              <w:t xml:space="preserve">Ethernet Port 2</w:t>
+              <w:t>Ethernet Port 2</w:t>
             </w:r>
           </w:p>
         </w:tc>
@@ -4630,7 +3315,7 @@
                 <w:szCs w:val="24"/>
                 <w:lang w:val="ru-RU" w:eastAsia="en-US"/>
               </w:rPr>
-              <w:t xml:space="preserve">SP A</w:t>
+              <w:t>SP A</w:t>
             </w:r>
           </w:p>
         </w:tc>
@@ -4654,7 +3339,7 @@
                 <w:szCs w:val="24"/>
                 <w:lang w:val="ru-RU" w:eastAsia="en-US"/>
               </w:rPr>
-              <w:t xml:space="preserve">10.244.214.140</w:t>
+              <w:t>10.244.214.140</w:t>
             </w:r>
           </w:p>
         </w:tc>
@@ -4669,16 +3354,16 @@
               <w:ind w:firstLine="0"/>
               <w:jc w:val="left"/>
               <w:rPr>
-                <w:lang w:val="ru-RU" w:eastAsia="en-US"/>
+                <w:lang w:eastAsia="en-US"/>
               </w:rPr>
             </w:pPr>
             <w:r>
               <w:rPr>
                 <w:sz w:val="24"/>
                 <w:szCs w:val="24"/>
-                <w:lang w:val="ru-RU" w:eastAsia="en-US"/>
+                <w:lang w:eastAsia="en-US"/>
               </w:rPr>
-              <w:t xml:space="preserve">iqn.1992-04.com.emc:cx.fnm00131304285.a0</w:t>
+              <w:t>iqn.1992-04.com.emc:cx.fnm00131304285.a0</w:t>
             </w:r>
           </w:p>
         </w:tc>
@@ -4707,7 +3392,7 @@
                 <w:szCs w:val="24"/>
                 <w:lang w:val="ru-RU" w:eastAsia="en-US"/>
               </w:rPr>
-              <w:t xml:space="preserve">Ethernet Port 2</w:t>
+              <w:t>Ethernet Port 2</w:t>
             </w:r>
           </w:p>
         </w:tc>
@@ -4731,7 +3416,7 @@
                 <w:szCs w:val="24"/>
                 <w:lang w:val="ru-RU" w:eastAsia="en-US"/>
               </w:rPr>
-              <w:t xml:space="preserve">SP B</w:t>
+              <w:t>SP B</w:t>
             </w:r>
           </w:p>
         </w:tc>
@@ -4755,7 +3440,7 @@
                 <w:szCs w:val="24"/>
                 <w:lang w:val="ru-RU" w:eastAsia="en-US"/>
               </w:rPr>
-              <w:t xml:space="preserve">10.244.214.141</w:t>
+              <w:t>10.244.214.141</w:t>
             </w:r>
           </w:p>
         </w:tc>
@@ -4779,7 +3464,7 @@
                 <w:szCs w:val="24"/>
                 <w:lang w:val="ru-RU" w:eastAsia="en-US"/>
               </w:rPr>
-              <w:t xml:space="preserve">iqn.1992-04.com.emc:cx.fnm00131304285.b0</w:t>
+              <w:t>iqn.1992-04.com.emc:cx.fnm00131304285.b0</w:t>
             </w:r>
           </w:p>
         </w:tc>
@@ -4808,7 +3493,7 @@
                 <w:szCs w:val="24"/>
                 <w:lang w:val="ru-RU" w:eastAsia="en-US"/>
               </w:rPr>
-              <w:t xml:space="preserve">Ethernet Port 4</w:t>
+              <w:t>Ethernet Port 4</w:t>
             </w:r>
           </w:p>
         </w:tc>
@@ -4832,7 +3517,7 @@
                 <w:szCs w:val="24"/>
                 <w:lang w:val="ru-RU" w:eastAsia="en-US"/>
               </w:rPr>
-              <w:t xml:space="preserve">SP A</w:t>
+              <w:t>SP A</w:t>
             </w:r>
           </w:p>
         </w:tc>
@@ -4856,7 +3541,7 @@
                 <w:szCs w:val="24"/>
                 <w:lang w:val="ru-RU" w:eastAsia="en-US"/>
               </w:rPr>
-              <w:t xml:space="preserve">10.244.214.142</w:t>
+              <w:t>10.244.214.142</w:t>
             </w:r>
           </w:p>
         </w:tc>
@@ -4871,16 +3556,16 @@
               <w:ind w:firstLine="0"/>
               <w:jc w:val="left"/>
               <w:rPr>
-                <w:lang w:val="ru-RU" w:eastAsia="en-US"/>
+                <w:lang w:eastAsia="en-US"/>
               </w:rPr>
             </w:pPr>
             <w:r>
               <w:rPr>
                 <w:sz w:val="24"/>
                 <w:szCs w:val="24"/>
-                <w:lang w:val="ru-RU" w:eastAsia="en-US"/>
+                <w:lang w:eastAsia="en-US"/>
               </w:rPr>
-              <w:t xml:space="preserve">iqn.1992-04.com.emc:cx.fnm00131304285.a2</w:t>
+              <w:t>iqn.1992-04.com.emc:cx.fnm00131304285.a2</w:t>
             </w:r>
           </w:p>
         </w:tc>
@@ -4908,7 +3593,7 @@
                 <w:szCs w:val="24"/>
                 <w:lang w:val="ru-RU" w:eastAsia="en-US"/>
               </w:rPr>
-              <w:t xml:space="preserve">Ethernet Port 4</w:t>
+              <w:t>Ethernet Port 4</w:t>
             </w:r>
           </w:p>
         </w:tc>
@@ -4931,7 +3616,7 @@
                 <w:szCs w:val="24"/>
                 <w:lang w:val="ru-RU" w:eastAsia="en-US"/>
               </w:rPr>
-              <w:t xml:space="preserve">SP B</w:t>
+              <w:t>SP B</w:t>
             </w:r>
           </w:p>
         </w:tc>
@@ -4954,7 +3639,7 @@
                 <w:szCs w:val="24"/>
                 <w:lang w:val="ru-RU" w:eastAsia="en-US"/>
               </w:rPr>
-              <w:t xml:space="preserve">10.244.214.143</w:t>
+              <w:t>10.244.214.143</w:t>
             </w:r>
           </w:p>
         </w:tc>
@@ -4977,7 +3662,7 @@
                 <w:szCs w:val="24"/>
                 <w:lang w:val="ru-RU" w:eastAsia="en-US"/>
               </w:rPr>
-              <w:t xml:space="preserve">iqn.1992-04.com.emc:cx.fnm00131304285.b2</w:t>
+              <w:t>iqn.1992-04.com.emc:cx.fnm00131304285.b2</w:t>
             </w:r>
           </w:p>
         </w:tc>
@@ -4995,39 +3680,33 @@
         <w:rPr>
           <w:lang w:val="ru-RU" w:eastAsia="en-US"/>
         </w:rPr>
-        <w:t xml:space="preserve">Имя Port IQN составлено из префикса производителя (iqn.1992-04.com.emc), серийного номера массива (fnm00131304285) и обозначения процессора и порта (a0, b0, a2, b2). По этим именам хосты находят целевые порты при подключении по iSCSI. Через интерфейсы порта Ethernet Port 2 к массиву подключён хост Windows 2k8, который мы рассматривали выше.</w:t>
+        <w:t xml:space="preserve">Имя Port IQN составлено из префикса производителя (iqn.1992-04.com.emc), серийного номера массива (fnm00131304285) и обозначения процессора и порта (a0, b0, a2, b2). По этим именам хосты находят целевые порты при подключении по iSCSI. Через интерфейсы порта Ethernet Port 2 к массиву подключён хост Windows 2k8, рассмотренный выше.</w:t>
       </w:r>
     </w:p>
     <w:p>
       <w:pPr>
         <w:pStyle w:val="a0"/>
-        <w:keepNext/>
-        <w:rPr>
-          <w:lang w:val="ru-RU" w:eastAsia="en-US"/>
-        </w:rPr>
-      </w:pPr>
-      <w:r>
-        <w:rPr>
-          <w:lang w:val="ru-RU" w:eastAsia="en-US"/>
-        </w:rPr>
-        <w:t xml:space="preserve">Создание блочного устройства</w:t>
-      </w:r>
-    </w:p>
-    <w:p>
-      <w:pPr>
-        <w:pStyle w:val="a7"/>
-        <w:rPr>
-          <w:lang w:val="ru-RU" w:eastAsia="en-US"/>
-        </w:rPr>
-      </w:pPr>
-      <w:r>
-        <w:rPr>
-          <w:lang w:val="ru-RU" w:eastAsia="en-US"/>
-        </w:rPr>
-        <w:t xml:space="preserve">Блочное устройство мы создаём мастером «Мастер настройки типовой системы хранения данных». Открываем панель Dashboard и в блоке «Типичные задачи» выбираем ссылку «Создание системы хранения данных для типового ресурса iSCSI» (рисунок 1.11). В русской локализации симулятора эта ссылка запускает создание LUN или группы LUN.</w:t>
-      </w:r>
-    </w:p>
-    <w:p xmlns:a="http://schemas.openxmlformats.org/drawingml/2006/main" xmlns:pic="http://schemas.openxmlformats.org/drawingml/2006/picture">
+      </w:pPr>
+      <w:r>
+        <w:lastRenderedPageBreak/>
+        <w:t>Создание блочного устройства</w:t>
+      </w:r>
+    </w:p>
+    <w:p>
+      <w:pPr>
+        <w:pStyle w:val="a7"/>
+        <w:rPr>
+          <w:lang w:val="ru-RU" w:eastAsia="en-US"/>
+        </w:rPr>
+      </w:pPr>
+      <w:r>
+        <w:rPr>
+          <w:lang w:val="ru-RU" w:eastAsia="en-US"/>
+        </w:rPr>
+        <w:t xml:space="preserve">Блочное устройство создаётся мастером «Мастер настройки типовой системы хранения данных». Для его запуска на панели Dashboard в блоке «Типичные задачи» выбирается ссылка «Создание системы хранения данных для типового ресурса iSCSI» (рисунок 1.11). В русской локализации симулятора эта ссылка запускает создание LUN или группы LUN.</w:t>
+      </w:r>
+    </w:p>
+    <w:p>
       <w:pPr>
         <w:pStyle w:val="a7"/>
         <w:keepNext/>
@@ -5043,22 +3722,22 @@
           <w:noProof/>
         </w:rPr>
         <w:drawing>
-          <wp:inline distT="0" distB="0" distL="0" distR="0">
-            <wp:extent cx="5400000" cy="943874"/>
+          <wp:inline distT="0" distB="0" distL="0" distR="0" wp14:anchorId="32B8282F" wp14:editId="1D3BC8A6">
+            <wp:extent cx="5940000" cy="1038261"/>
             <wp:effectExtent l="0" t="0" r="0" b="0"/>
             <wp:docPr id="1011" name="Рисунок 1011"/>
             <wp:cNvGraphicFramePr>
-              <a:graphicFrameLocks noChangeAspect="1"/>
+              <a:graphicFrameLocks xmlns:a="http://schemas.openxmlformats.org/drawingml/2006/main" noChangeAspect="1"/>
             </wp:cNvGraphicFramePr>
-            <a:graphic>
+            <a:graphic xmlns:a="http://schemas.openxmlformats.org/drawingml/2006/main">
               <a:graphicData uri="http://schemas.openxmlformats.org/drawingml/2006/picture">
-                <pic:pic>
+                <pic:pic xmlns:pic="http://schemas.openxmlformats.org/drawingml/2006/picture">
                   <pic:nvPicPr>
                     <pic:cNvPr id="1011" name="fig11.png"/>
                     <pic:cNvPicPr/>
                   </pic:nvPicPr>
                   <pic:blipFill>
-                    <a:blip r:embed="rIdFig11"/>
+                    <a:blip r:embed="rId18"/>
                     <a:stretch>
                       <a:fillRect/>
                     </a:stretch>
@@ -5066,7 +3745,7 @@
                   <pic:spPr>
                     <a:xfrm>
                       <a:off x="0" y="0"/>
-                      <a:ext cx="5400000" cy="943874"/>
+                      <a:ext cx="5940000" cy="1038261"/>
                     </a:xfrm>
                     <a:prstGeom prst="rect">
                       <a:avLst/>
@@ -5093,38 +3772,38 @@
         <w:rPr>
           <w:lang w:val="ru-RU" w:eastAsia="en-US"/>
         </w:rPr>
-        <w:t xml:space="preserve">Рисунок 1.11 – Блок «Типичные задачи» на панели Dashboard</w:t>
-      </w:r>
-    </w:p>
-    <w:p>
-      <w:pPr>
-        <w:pStyle w:val="a7"/>
-        <w:rPr>
-          <w:lang w:val="ru-RU" w:eastAsia="en-US"/>
-        </w:rPr>
-      </w:pPr>
-      <w:r>
-        <w:rPr>
-          <w:lang w:val="ru-RU" w:eastAsia="en-US"/>
-        </w:rPr>
-        <w:t xml:space="preserve">Мастер состоит из шести шагов. На первом шаге «Укажите имя» мастер предлагает два варианта: Create a LUN group и Create a LUN. Одиночный LUN представляет собой отдельный том. Группа LUN объединяет несколько томов и поддерживает их согласованное состояние: снимки делаются одновременно для всех томов группы, а доступ хостам выдаётся сразу всей группе или каждому LUN отдельно. Группа подходит приложениям, которые хранят связанные данные на нескольких томах, например базе данных с отдельными томами для данных и для журналов.</w:t>
-      </w:r>
-    </w:p>
-    <w:p>
-      <w:pPr>
-        <w:pStyle w:val="a7"/>
-        <w:rPr>
-          <w:lang w:val="ru-RU" w:eastAsia="en-US"/>
-        </w:rPr>
-      </w:pPr>
-      <w:r>
-        <w:rPr>
-          <w:lang w:val="ru-RU" w:eastAsia="en-US"/>
-        </w:rPr>
-        <w:t xml:space="preserve">По заданию выбираем Create a LUN group и вводим имя группы RomanLunGroup (рисунок 1.12). Поле «Описание» необязательное, мы оставили его пустым. Нажимаем «Далее».</w:t>
-      </w:r>
-    </w:p>
-    <w:p xmlns:a="http://schemas.openxmlformats.org/drawingml/2006/main" xmlns:pic="http://schemas.openxmlformats.org/drawingml/2006/picture">
+        <w:t>Рисунок 1.11 – Блок «Типичные задачи» на панели Dashboard</w:t>
+      </w:r>
+    </w:p>
+    <w:p>
+      <w:pPr>
+        <w:pStyle w:val="a7"/>
+        <w:rPr>
+          <w:lang w:val="ru-RU" w:eastAsia="en-US"/>
+        </w:rPr>
+      </w:pPr>
+      <w:r>
+        <w:rPr>
+          <w:lang w:val="ru-RU" w:eastAsia="en-US"/>
+        </w:rPr>
+        <w:t>Мастер состоит из шести шагов. На первом шаге «Укажите имя» мастер предлагает два варианта: Create a LUN group и Create a LUN. Одиночный LUN представляет собой отдельный том. Группа LUN объединяет несколько томов и поддерживает их согласованное состояние: снимки делаются одновременно для всех томов группы, а доступ хостам выдаётся сразу всей группе или каждому LUN отдельно. Группа подходит приложениям, которые хранят связанные данные на нескольких томах, например базе данных с отдельными томами для данных и для журналов.</w:t>
+      </w:r>
+    </w:p>
+    <w:p>
+      <w:pPr>
+        <w:pStyle w:val="a7"/>
+        <w:rPr>
+          <w:lang w:val="ru-RU" w:eastAsia="en-US"/>
+        </w:rPr>
+      </w:pPr>
+      <w:r>
+        <w:rPr>
+          <w:lang w:val="ru-RU" w:eastAsia="en-US"/>
+        </w:rPr>
+        <w:t xml:space="preserve">По заданию выбирается вариант Create a LUN group и вводится имя группы RomanLunGroup (рисунок 1.12). Поле «Описание» необязательное и остаётся пустым. Затем нажимается кнопка «Далее».</w:t>
+      </w:r>
+    </w:p>
+    <w:p>
       <w:pPr>
         <w:pStyle w:val="a7"/>
         <w:keepNext/>
@@ -5140,22 +3819,22 @@
           <w:noProof/>
         </w:rPr>
         <w:drawing>
-          <wp:inline distT="0" distB="0" distL="0" distR="0">
-            <wp:extent cx="5400000" cy="3051571"/>
-            <wp:effectExtent l="0" t="0" r="0" b="0"/>
+          <wp:inline distT="0" distB="0" distL="0" distR="0" wp14:anchorId="030299F9" wp14:editId="07BA59EA">
+            <wp:extent cx="5701553" cy="3221982"/>
+            <wp:effectExtent l="0" t="0" r="1270" b="4445"/>
             <wp:docPr id="1012" name="Рисунок 1012"/>
             <wp:cNvGraphicFramePr>
-              <a:graphicFrameLocks noChangeAspect="1"/>
+              <a:graphicFrameLocks xmlns:a="http://schemas.openxmlformats.org/drawingml/2006/main" noChangeAspect="1"/>
             </wp:cNvGraphicFramePr>
-            <a:graphic>
+            <a:graphic xmlns:a="http://schemas.openxmlformats.org/drawingml/2006/main">
               <a:graphicData uri="http://schemas.openxmlformats.org/drawingml/2006/picture">
-                <pic:pic>
+                <pic:pic xmlns:pic="http://schemas.openxmlformats.org/drawingml/2006/picture">
                   <pic:nvPicPr>
                     <pic:cNvPr id="1012" name="fig12.png"/>
                     <pic:cNvPicPr/>
                   </pic:nvPicPr>
                   <pic:blipFill>
-                    <a:blip r:embed="rIdFig12"/>
+                    <a:blip r:embed="rId19"/>
                     <a:stretch>
                       <a:fillRect/>
                     </a:stretch>
@@ -5163,7 +3842,7 @@
                   <pic:spPr>
                     <a:xfrm>
                       <a:off x="0" y="0"/>
-                      <a:ext cx="5400000" cy="3051571"/>
+                      <a:ext cx="5763311" cy="3256882"/>
                     </a:xfrm>
                     <a:prstGeom prst="rect">
                       <a:avLst/>
@@ -5190,7 +3869,7 @@
         <w:rPr>
           <w:lang w:val="ru-RU" w:eastAsia="en-US"/>
         </w:rPr>
-        <w:t xml:space="preserve">Рисунок 1.12 – Выбор типа ресурса и ввод имени группы LUN</w:t>
+        <w:t>Рисунок 1.12 – Выбор типа ресурса и ввод имени группы LUN</w:t>
       </w:r>
     </w:p>
     <w:p>
@@ -5205,7 +3884,7 @@
         <w:rPr>
           <w:lang w:val="ru-RU" w:eastAsia="en-US"/>
         </w:rPr>
-        <w:t xml:space="preserve">На втором шаге задаём состав группы. Создаём 10 LUN двух конфигураций:</w:t>
+        <w:t xml:space="preserve">На втором шаге задаётся состав группы. Создаётся 10 LUN двух конфигураций:</w:t>
       </w:r>
     </w:p>
     <w:p>
@@ -5224,7 +3903,7 @@
         <w:rPr>
           <w:lang w:val="ru-RU" w:eastAsia="en-US"/>
         </w:rPr>
-        <w:t xml:space="preserve">пять LUN размером 100 ГБ с отметкой Thin;</w:t>
+        <w:t>пять LUN размером 100 ГБ с отметкой Thin;</w:t>
       </w:r>
     </w:p>
     <w:p>
@@ -5243,38 +3922,38 @@
         <w:rPr>
           <w:lang w:val="ru-RU" w:eastAsia="en-US"/>
         </w:rPr>
-        <w:t xml:space="preserve">пять LUN размером 10 ГБ с отметкой Thin.</w:t>
-      </w:r>
-    </w:p>
-    <w:p>
-      <w:pPr>
-        <w:pStyle w:val="a7"/>
-        <w:rPr>
-          <w:lang w:val="ru-RU" w:eastAsia="en-US"/>
-        </w:rPr>
-      </w:pPr>
-      <w:r>
-        <w:rPr>
-          <w:lang w:val="ru-RU" w:eastAsia="en-US"/>
-        </w:rPr>
-        <w:t xml:space="preserve">Все тома мастер размещает в пуле MultiTier с политикой Start High Then Auto-Tier. Отметка Thin включает тонкое выделение: массив отдаёт тому место в пуле по мере записи данных. Группа общим объёмом 550 ГБ сразу после создания почти не занимает места. Тонкое выделение и даёт пулу MultiTier подписку выше 100 %, которую мы видели на вкладке «Использование».</w:t>
-      </w:r>
-    </w:p>
-    <w:p>
-      <w:pPr>
-        <w:pStyle w:val="a7"/>
-        <w:rPr>
-          <w:lang w:val="ru-RU" w:eastAsia="en-US"/>
-        </w:rPr>
-      </w:pPr>
-      <w:r>
-        <w:rPr>
-          <w:lang w:val="ru-RU" w:eastAsia="en-US"/>
-        </w:rPr>
-        <w:t xml:space="preserve">Третий шаг «Настроить защиту» задаёт защиту группы снимками (рисунок 1.13). Мастер предлагает два варианта: не настраивать защиту сейчас или защищать данные по расписанию создания снимков. По умолчанию выбран второй вариант с расписанием Default Protection: снимок создаётся каждый день в 11:00 и хранится два дня. Защиту ресурсов задание переносит в следующие лабораторные работы, поэтому оставляем этот шаг без изменений и переходим дальше.</w:t>
-      </w:r>
-    </w:p>
-    <w:p xmlns:a="http://schemas.openxmlformats.org/drawingml/2006/main" xmlns:pic="http://schemas.openxmlformats.org/drawingml/2006/picture">
+        <w:t>пять LUN размером 10 ГБ с отметкой Thin.</w:t>
+      </w:r>
+    </w:p>
+    <w:p>
+      <w:pPr>
+        <w:pStyle w:val="a7"/>
+        <w:rPr>
+          <w:lang w:val="ru-RU" w:eastAsia="en-US"/>
+        </w:rPr>
+      </w:pPr>
+      <w:r>
+        <w:rPr>
+          <w:lang w:val="ru-RU" w:eastAsia="en-US"/>
+        </w:rPr>
+        <w:t xml:space="preserve">Все тома мастер размещает в пуле MultiTier с политикой Start High Then Auto-Tier. Отметка Thin включает тонкое выделение: массив отдаёт тому место в пуле по мере записи данных. Группа общим объёмом 550 ГБ сразу после создания почти не занимает места. Тонкое выделение и даёт пулу MultiTier подписку выше 100 %, которая была показана на вкладке «Использование».</w:t>
+      </w:r>
+    </w:p>
+    <w:p>
+      <w:pPr>
+        <w:pStyle w:val="a7"/>
+        <w:rPr>
+          <w:lang w:val="ru-RU" w:eastAsia="en-US"/>
+        </w:rPr>
+      </w:pPr>
+      <w:r>
+        <w:rPr>
+          <w:lang w:val="ru-RU" w:eastAsia="en-US"/>
+        </w:rPr>
+        <w:t xml:space="preserve">Третий шаг «Настроить защиту» задаёт защиту группы снимками (рисунок 1.13). Мастер предлагает два варианта: не настраивать защиту сейчас или защищать данные по расписанию создания снимков. По умолчанию выбран второй вариант с расписанием Default Protection: снимок создаётся каждый день в 11:00 и хранится два дня. Защиту ресурсов задание переносит в следующие лабораторные работы, поэтому этот шаг остаётся без изменений.</w:t>
+      </w:r>
+    </w:p>
+    <w:p>
       <w:pPr>
         <w:pStyle w:val="a7"/>
         <w:keepNext/>
@@ -5290,22 +3969,22 @@
           <w:noProof/>
         </w:rPr>
         <w:drawing>
-          <wp:inline distT="0" distB="0" distL="0" distR="0">
-            <wp:extent cx="5400000" cy="3048685"/>
+          <wp:inline distT="0" distB="0" distL="0" distR="0" wp14:anchorId="55D01163" wp14:editId="58569572">
+            <wp:extent cx="5940000" cy="3353554"/>
             <wp:effectExtent l="0" t="0" r="0" b="0"/>
             <wp:docPr id="1013" name="Рисунок 1013"/>
             <wp:cNvGraphicFramePr>
-              <a:graphicFrameLocks noChangeAspect="1"/>
+              <a:graphicFrameLocks xmlns:a="http://schemas.openxmlformats.org/drawingml/2006/main" noChangeAspect="1"/>
             </wp:cNvGraphicFramePr>
-            <a:graphic>
+            <a:graphic xmlns:a="http://schemas.openxmlformats.org/drawingml/2006/main">
               <a:graphicData uri="http://schemas.openxmlformats.org/drawingml/2006/picture">
-                <pic:pic>
+                <pic:pic xmlns:pic="http://schemas.openxmlformats.org/drawingml/2006/picture">
                   <pic:nvPicPr>
                     <pic:cNvPr id="1013" name="fig13.png"/>
                     <pic:cNvPicPr/>
                   </pic:nvPicPr>
                   <pic:blipFill>
-                    <a:blip r:embed="rIdFig13"/>
+                    <a:blip r:embed="rId20"/>
                     <a:stretch>
                       <a:fillRect/>
                     </a:stretch>
@@ -5313,7 +3992,7 @@
                   <pic:spPr>
                     <a:xfrm>
                       <a:off x="0" y="0"/>
-                      <a:ext cx="5400000" cy="3048685"/>
+                      <a:ext cx="5940000" cy="3353554"/>
                     </a:xfrm>
                     <a:prstGeom prst="rect">
                       <a:avLst/>
@@ -5340,24 +4019,24 @@
         <w:rPr>
           <w:lang w:val="ru-RU" w:eastAsia="en-US"/>
         </w:rPr>
-        <w:t xml:space="preserve">Рисунок 1.13 – Шаг настройки защиты группы LUN</w:t>
-      </w:r>
-    </w:p>
-    <w:p>
-      <w:pPr>
-        <w:pStyle w:val="a7"/>
-        <w:rPr>
-          <w:lang w:val="ru-RU" w:eastAsia="en-US"/>
-        </w:rPr>
-      </w:pPr>
-      <w:r>
-        <w:rPr>
-          <w:lang w:val="ru-RU" w:eastAsia="en-US"/>
-        </w:rPr>
-        <w:t xml:space="preserve">На четвёртом шаге «Настроить доступ к хосту» указываем хосты, которые получат доступ к группе. Фильтруем список по протоколу: в поле Protocols выбираем FC. После фильтрации в списке остаётся один хост 10.244.214.222 с операционной системой VMware ESXi 5.1.0, который поддерживает протоколы iSCSI, FC и File (рисунок 1.14).</w:t>
-      </w:r>
-    </w:p>
-    <w:p xmlns:a="http://schemas.openxmlformats.org/drawingml/2006/main" xmlns:pic="http://schemas.openxmlformats.org/drawingml/2006/picture">
+        <w:t>Рисунок 1.13 – Шаг настройки защиты группы LUN</w:t>
+      </w:r>
+    </w:p>
+    <w:p>
+      <w:pPr>
+        <w:pStyle w:val="a7"/>
+        <w:rPr>
+          <w:lang w:val="ru-RU" w:eastAsia="en-US"/>
+        </w:rPr>
+      </w:pPr>
+      <w:r>
+        <w:rPr>
+          <w:lang w:val="ru-RU" w:eastAsia="en-US"/>
+        </w:rPr>
+        <w:t xml:space="preserve">На четвёртом шаге «Настроить доступ к хосту» указываются хосты, которые получат доступ к группе. Список фильтруется по протоколу: в поле Protocols выбирается значение FC. После фильтрации в списке остаётся один хост 10.244.214.222 с операционной системой VMware ESXi 5.1.0, который поддерживает протоколы iSCSI, FC и File (рисунок 1.14).</w:t>
+      </w:r>
+    </w:p>
+    <w:p>
       <w:pPr>
         <w:pStyle w:val="a7"/>
         <w:keepNext/>
@@ -5372,23 +4051,24 @@
         <w:rPr>
           <w:noProof/>
         </w:rPr>
+        <w:lastRenderedPageBreak/>
         <w:drawing>
-          <wp:inline distT="0" distB="0" distL="0" distR="0">
-            <wp:extent cx="5400000" cy="1479025"/>
-            <wp:effectExtent l="0" t="0" r="0" b="0"/>
+          <wp:inline distT="0" distB="0" distL="0" distR="0" wp14:anchorId="3F93F4AD" wp14:editId="1015DF4D">
+            <wp:extent cx="5930790" cy="1624405"/>
+            <wp:effectExtent l="0" t="0" r="635" b="1270"/>
             <wp:docPr id="1014" name="Рисунок 1014"/>
             <wp:cNvGraphicFramePr>
-              <a:graphicFrameLocks noChangeAspect="1"/>
+              <a:graphicFrameLocks xmlns:a="http://schemas.openxmlformats.org/drawingml/2006/main" noChangeAspect="1"/>
             </wp:cNvGraphicFramePr>
-            <a:graphic>
+            <a:graphic xmlns:a="http://schemas.openxmlformats.org/drawingml/2006/main">
               <a:graphicData uri="http://schemas.openxmlformats.org/drawingml/2006/picture">
-                <pic:pic>
+                <pic:pic xmlns:pic="http://schemas.openxmlformats.org/drawingml/2006/picture">
                   <pic:nvPicPr>
                     <pic:cNvPr id="1014" name="fig14.png"/>
                     <pic:cNvPicPr/>
                   </pic:nvPicPr>
                   <pic:blipFill>
-                    <a:blip r:embed="rIdFig14"/>
+                    <a:blip r:embed="rId21"/>
                     <a:stretch>
                       <a:fillRect/>
                     </a:stretch>
@@ -5396,7 +4076,7 @@
                   <pic:spPr>
                     <a:xfrm>
                       <a:off x="0" y="0"/>
-                      <a:ext cx="5400000" cy="1479025"/>
+                      <a:ext cx="5963823" cy="1633453"/>
                     </a:xfrm>
                     <a:prstGeom prst="rect">
                       <a:avLst/>
@@ -5423,7 +4103,7 @@
         <w:rPr>
           <w:lang w:val="ru-RU" w:eastAsia="en-US"/>
         </w:rPr>
-        <w:t xml:space="preserve">Рисунок 1.14 – Хосты, доступные по протоколу FC</w:t>
+        <w:t>Рисунок 1.14 – Хосты, доступные по протоколу FC</w:t>
       </w:r>
     </w:p>
     <w:p>
@@ -5438,7 +4118,7 @@
         <w:rPr>
           <w:lang w:val="ru-RU" w:eastAsia="en-US"/>
         </w:rPr>
-        <w:t xml:space="preserve">В столбце «Доступ» мы выбираем тип доступа хоста к группе. Вариантов четыре:</w:t>
+        <w:t xml:space="preserve">В столбце «Доступ» выбирается тип доступа хоста к группе. Вариантов четыре:</w:t>
       </w:r>
     </w:p>
     <w:p>
@@ -5457,7 +4137,7 @@
         <w:rPr>
           <w:lang w:val="ru-RU" w:eastAsia="en-US"/>
         </w:rPr>
-        <w:t xml:space="preserve">«Нет доступа»: хост не получает доступа к группе;</w:t>
+        <w:t>«Нет доступа»: хост не получает доступа к группе;</w:t>
       </w:r>
     </w:p>
     <w:p>
@@ -5476,7 +4156,7 @@
         <w:rPr>
           <w:lang w:val="ru-RU" w:eastAsia="en-US"/>
         </w:rPr>
-        <w:t xml:space="preserve">LUN (в русской локализации «Виртуальный диск»): хост получает доступ к томам группы;</w:t>
+        <w:t>LUN (в русской локализации «Виртуальный диск»): хост получает доступ к томам группы;</w:t>
       </w:r>
     </w:p>
     <w:p>
@@ -5495,7 +4175,7 @@
         <w:rPr>
           <w:lang w:val="ru-RU" w:eastAsia="en-US"/>
         </w:rPr>
-        <w:t xml:space="preserve">Snapshot: хост получает доступ к снимкам группы;</w:t>
+        <w:t>Snapshot: хост получает доступ к снимкам группы;</w:t>
       </w:r>
     </w:p>
     <w:p>
@@ -5514,38 +4194,38 @@
         <w:rPr>
           <w:lang w:val="ru-RU" w:eastAsia="en-US"/>
         </w:rPr>
-        <w:t xml:space="preserve">LUN и Snapshot: хост получает доступ и к томам, и к их снимкам.</w:t>
-      </w:r>
-    </w:p>
-    <w:p>
-      <w:pPr>
-        <w:pStyle w:val="a7"/>
-        <w:rPr>
-          <w:lang w:val="ru-RU" w:eastAsia="en-US"/>
-        </w:rPr>
-      </w:pPr>
-      <w:r>
-        <w:rPr>
-          <w:lang w:val="ru-RU" w:eastAsia="en-US"/>
-        </w:rPr>
-        <w:t xml:space="preserve">Выбираем вариант LUN («Виртуальный диск») и переходим к следующему шагу.</w:t>
-      </w:r>
-    </w:p>
-    <w:p>
-      <w:pPr>
-        <w:pStyle w:val="a7"/>
-        <w:rPr>
-          <w:lang w:val="ru-RU" w:eastAsia="en-US"/>
-        </w:rPr>
-      </w:pPr>
-      <w:r>
-        <w:rPr>
-          <w:lang w:val="ru-RU" w:eastAsia="en-US"/>
-        </w:rPr>
-        <w:t xml:space="preserve">Пятый шаг «Сводка» выводит конфигурацию группы для проверки (рисунок 1.15). В сводке указаны имя RomanLunGroup, число настроенных томов (10 LUNs configured) и таблица LUN с пулом MultiTier, размером, признаком тонкого выделения (Yes) и политикой Start High Then Auto-Tier (Recommended). Ниже указаны расписание защиты Default Protection, один хост с доступом к томам (10.244.214.222) и отсутствие хостов с доступом к снимкам. Данные совпадают с заданием, поэтому нажимаем «Готово» (Finish).</w:t>
-      </w:r>
-    </w:p>
-    <w:p xmlns:a="http://schemas.openxmlformats.org/drawingml/2006/main" xmlns:pic="http://schemas.openxmlformats.org/drawingml/2006/picture">
+        <w:t>LUN и Snapshot: хост получает доступ и к томам, и к их снимкам.</w:t>
+      </w:r>
+    </w:p>
+    <w:p>
+      <w:pPr>
+        <w:pStyle w:val="a7"/>
+        <w:rPr>
+          <w:lang w:val="ru-RU" w:eastAsia="en-US"/>
+        </w:rPr>
+      </w:pPr>
+      <w:r>
+        <w:rPr>
+          <w:lang w:val="ru-RU" w:eastAsia="en-US"/>
+        </w:rPr>
+        <w:t xml:space="preserve">Выбирается вариант LUN («Виртуальный диск»), после чего выполняется переход к следующему шагу.</w:t>
+      </w:r>
+    </w:p>
+    <w:p>
+      <w:pPr>
+        <w:pStyle w:val="a7"/>
+        <w:rPr>
+          <w:lang w:val="ru-RU" w:eastAsia="en-US"/>
+        </w:rPr>
+      </w:pPr>
+      <w:r>
+        <w:rPr>
+          <w:lang w:val="ru-RU" w:eastAsia="en-US"/>
+        </w:rPr>
+        <w:t xml:space="preserve">Пятый шаг «Сводка» выводит конфигурацию группы для проверки (рисунок 1.15). В сводке указаны имя RomanLunGroup, число настроенных томов (10 LUNs configured) и таблица LUN с пулом MultiTier, размером, признаком тонкого выделения (Yes) и политикой Start High Then Auto-Tier (Recommended). Ниже указаны расписание защиты Default Protection, один хост с доступом к томам (10.244.214.222) и отсутствие хостов с доступом к снимкам. Данные совпадают с заданием, поэтому нажимается кнопка «Готово» (Finish).</w:t>
+      </w:r>
+    </w:p>
+    <w:p>
       <w:pPr>
         <w:pStyle w:val="a7"/>
         <w:keepNext/>
@@ -5561,22 +4241,22 @@
           <w:noProof/>
         </w:rPr>
         <w:drawing>
-          <wp:inline distT="0" distB="0" distL="0" distR="0">
-            <wp:extent cx="5400000" cy="3158948"/>
+          <wp:inline distT="0" distB="0" distL="0" distR="0" wp14:anchorId="6B5FFA13" wp14:editId="07D4104B">
+            <wp:extent cx="5516833" cy="3227294"/>
             <wp:effectExtent l="0" t="0" r="0" b="0"/>
             <wp:docPr id="1015" name="Рисунок 1015"/>
             <wp:cNvGraphicFramePr>
-              <a:graphicFrameLocks noChangeAspect="1"/>
+              <a:graphicFrameLocks xmlns:a="http://schemas.openxmlformats.org/drawingml/2006/main" noChangeAspect="1"/>
             </wp:cNvGraphicFramePr>
-            <a:graphic>
+            <a:graphic xmlns:a="http://schemas.openxmlformats.org/drawingml/2006/main">
               <a:graphicData uri="http://schemas.openxmlformats.org/drawingml/2006/picture">
-                <pic:pic>
+                <pic:pic xmlns:pic="http://schemas.openxmlformats.org/drawingml/2006/picture">
                   <pic:nvPicPr>
                     <pic:cNvPr id="1015" name="fig15.png"/>
                     <pic:cNvPicPr/>
                   </pic:nvPicPr>
                   <pic:blipFill>
-                    <a:blip r:embed="rIdFig15"/>
+                    <a:blip r:embed="rId22"/>
                     <a:stretch>
                       <a:fillRect/>
                     </a:stretch>
@@ -5584,7 +4264,7 @@
                   <pic:spPr>
                     <a:xfrm>
                       <a:off x="0" y="0"/>
-                      <a:ext cx="5400000" cy="3158948"/>
+                      <a:ext cx="5542776" cy="3242470"/>
                     </a:xfrm>
                     <a:prstGeom prst="rect">
                       <a:avLst/>
@@ -5611,24 +4291,24 @@
         <w:rPr>
           <w:lang w:val="ru-RU" w:eastAsia="en-US"/>
         </w:rPr>
-        <w:t xml:space="preserve">Рисунок 1.15 – Сводка конфигурации группы LUN</w:t>
-      </w:r>
-    </w:p>
-    <w:p>
-      <w:pPr>
-        <w:pStyle w:val="a7"/>
-        <w:rPr>
-          <w:lang w:val="ru-RU" w:eastAsia="en-US"/>
-        </w:rPr>
-      </w:pPr>
-      <w:r>
-        <w:rPr>
-          <w:lang w:val="ru-RU" w:eastAsia="en-US"/>
-        </w:rPr>
-        <w:t xml:space="preserve">После создания группы проверяем конфигурацию хранилища. Открываем «Система хранения данных» → LUNs и раскрываем группу RomanLunGroup (рисунок 1.16).</w:t>
-      </w:r>
-    </w:p>
-    <w:p xmlns:a="http://schemas.openxmlformats.org/drawingml/2006/main" xmlns:pic="http://schemas.openxmlformats.org/drawingml/2006/picture">
+        <w:t>Рисунок 1.15 – Сводка конфигурации группы LUN</w:t>
+      </w:r>
+    </w:p>
+    <w:p>
+      <w:pPr>
+        <w:pStyle w:val="a7"/>
+        <w:rPr>
+          <w:lang w:val="ru-RU" w:eastAsia="en-US"/>
+        </w:rPr>
+      </w:pPr>
+      <w:r>
+        <w:rPr>
+          <w:lang w:val="ru-RU" w:eastAsia="en-US"/>
+        </w:rPr>
+        <w:t xml:space="preserve">После создания группы проверяется конфигурация хранилища. В разделе «Система хранения данных» → LUNs раскрывается группа RomanLunGroup (рисунок 1.16).</w:t>
+      </w:r>
+    </w:p>
+    <w:p>
       <w:pPr>
         <w:pStyle w:val="a7"/>
         <w:keepNext/>
@@ -5644,22 +4324,22 @@
           <w:noProof/>
         </w:rPr>
         <w:drawing>
-          <wp:inline distT="0" distB="0" distL="0" distR="0">
-            <wp:extent cx="5400000" cy="2369211"/>
-            <wp:effectExtent l="0" t="0" r="0" b="0"/>
+          <wp:inline distT="0" distB="0" distL="0" distR="0" wp14:anchorId="764726F9" wp14:editId="6EA89C09">
+            <wp:extent cx="5940000" cy="2606132"/>
+            <wp:effectExtent l="0" t="0" r="0" b="6350"/>
             <wp:docPr id="1016" name="Рисунок 1016"/>
             <wp:cNvGraphicFramePr>
-              <a:graphicFrameLocks noChangeAspect="1"/>
+              <a:graphicFrameLocks xmlns:a="http://schemas.openxmlformats.org/drawingml/2006/main" noChangeAspect="1"/>
             </wp:cNvGraphicFramePr>
-            <a:graphic>
+            <a:graphic xmlns:a="http://schemas.openxmlformats.org/drawingml/2006/main">
               <a:graphicData uri="http://schemas.openxmlformats.org/drawingml/2006/picture">
-                <pic:pic>
+                <pic:pic xmlns:pic="http://schemas.openxmlformats.org/drawingml/2006/picture">
                   <pic:nvPicPr>
                     <pic:cNvPr id="1016" name="fig16.png"/>
                     <pic:cNvPicPr/>
                   </pic:nvPicPr>
                   <pic:blipFill>
-                    <a:blip r:embed="rIdFig16"/>
+                    <a:blip r:embed="rId23"/>
                     <a:stretch>
                       <a:fillRect/>
                     </a:stretch>
@@ -5667,7 +4347,7 @@
                   <pic:spPr>
                     <a:xfrm>
                       <a:off x="0" y="0"/>
-                      <a:ext cx="5400000" cy="2369211"/>
+                      <a:ext cx="5940000" cy="2606132"/>
                     </a:xfrm>
                     <a:prstGeom prst="rect">
                       <a:avLst/>
@@ -5694,648 +4374,30 @@
         <w:rPr>
           <w:lang w:val="ru-RU" w:eastAsia="en-US"/>
         </w:rPr>
-        <w:t xml:space="preserve">Рисунок 1.16 – Созданная группа LUN в списке LUNs</w:t>
-      </w:r>
-    </w:p>
-    <w:p>
-      <w:pPr>
-        <w:pStyle w:val="a7"/>
-        <w:rPr>
-          <w:lang w:val="ru-RU" w:eastAsia="en-US"/>
-        </w:rPr>
-      </w:pPr>
-      <w:r>
-        <w:rPr>
-          <w:lang w:val="ru-RU" w:eastAsia="en-US"/>
-        </w:rPr>
-        <w:t xml:space="preserve">Группа RomanLunGroup имеет общий размер 550,0 ГБ и расписание защиты Default Protection. В неё входят десять томов: с RomanLunGroup-00 по RomanLunGroup-04 размером по 10,0 ГБ и с RomanLunGroup-05 по RomanLunGroup-09 размером по 100,0 ГБ. Все тома находятся в состоянии OK. Итоговая конфигурация группы приведена в таблице 1.5 и соответствует заданию.</w:t>
-      </w:r>
-    </w:p>
-    <w:p>
-      <w:pPr>
-        <w:pStyle w:val="a7"/>
-        <w:keepNext/>
-        <w:spacing w:before="240" w:after="0"/>
-        <w:ind w:firstLine="0"/>
-        <w:jc w:val="left"/>
-        <w:rPr>
-          <w:lang w:val="ru-RU" w:eastAsia="en-US"/>
-        </w:rPr>
-      </w:pPr>
-      <w:r>
-        <w:rPr>
-          <w:lang w:val="ru-RU" w:eastAsia="en-US"/>
-        </w:rPr>
-        <w:t xml:space="preserve">Таблица 1.5 – Конфигурация созданной группы LUN</w:t>
-      </w:r>
-    </w:p>
-    <w:tbl>
-      <w:tblPr>
-        <w:tblStyle w:val="afa"/>
-        <w:tblW w:w="9356" w:type="dxa"/>
-        <w:tblLayout w:type="fixed"/>
-        <w:tblLook w:val="04A0" w:firstRow="1" w:lastRow="0" w:firstColumn="1" w:lastColumn="0" w:noHBand="0" w:noVBand="1"/>
-      </w:tblPr>
-      <w:tblGrid>
-        <w:gridCol w:w="3686"/>
-        <w:gridCol w:w="5670"/>
-      </w:tblGrid>
-      <w:tr>
-        <w:trPr>
-          <w:cantSplit/>
-          <w:tblHeader/>
-        </w:trPr>
-        <w:tc>
-          <w:tcPr>
-            <w:tcW w:w="3686" w:type="dxa"/>
-          </w:tcPr>
-          <w:p>
-            <w:pPr>
-              <w:pStyle w:val="a7"/>
-              <w:keepNext/>
-              <w:ind w:firstLine="0"/>
-              <w:jc w:val="left"/>
-              <w:rPr>
-                <w:lang w:val="ru-RU" w:eastAsia="en-US"/>
-              </w:rPr>
-            </w:pPr>
-            <w:r>
-              <w:rPr>
-                <w:sz w:val="28"/>
-                <w:szCs w:val="28"/>
-                <w:lang w:val="ru-RU" w:eastAsia="en-US"/>
-              </w:rPr>
-              <w:t xml:space="preserve">Параметр</w:t>
-            </w:r>
-          </w:p>
-        </w:tc>
-        <w:tc>
-          <w:tcPr>
-            <w:tcW w:w="5670" w:type="dxa"/>
-          </w:tcPr>
-          <w:p>
-            <w:pPr>
-              <w:pStyle w:val="a7"/>
-              <w:keepNext/>
-              <w:ind w:firstLine="0"/>
-              <w:jc w:val="left"/>
-              <w:rPr>
-                <w:lang w:val="ru-RU" w:eastAsia="en-US"/>
-              </w:rPr>
-            </w:pPr>
-            <w:r>
-              <w:rPr>
-                <w:sz w:val="28"/>
-                <w:szCs w:val="28"/>
-                <w:lang w:val="ru-RU" w:eastAsia="en-US"/>
-              </w:rPr>
-              <w:t xml:space="preserve">Значение</w:t>
-            </w:r>
-          </w:p>
-        </w:tc>
-      </w:tr>
-      <w:tr>
-        <w:trPr>
-          <w:cantSplit/>
-        </w:trPr>
-        <w:tc>
-          <w:tcPr>
-            <w:tcW w:w="3686" w:type="dxa"/>
-          </w:tcPr>
-          <w:p>
-            <w:pPr>
-              <w:pStyle w:val="a7"/>
-              <w:keepNext/>
-              <w:ind w:firstLine="0"/>
-              <w:jc w:val="left"/>
-              <w:rPr>
-                <w:lang w:val="ru-RU" w:eastAsia="en-US"/>
-              </w:rPr>
-            </w:pPr>
-            <w:r>
-              <w:rPr>
-                <w:sz w:val="28"/>
-                <w:szCs w:val="28"/>
-                <w:lang w:val="ru-RU" w:eastAsia="en-US"/>
-              </w:rPr>
-              <w:t xml:space="preserve">Имя группы</w:t>
-            </w:r>
-          </w:p>
-        </w:tc>
-        <w:tc>
-          <w:tcPr>
-            <w:tcW w:w="5670" w:type="dxa"/>
-          </w:tcPr>
-          <w:p>
-            <w:pPr>
-              <w:pStyle w:val="a7"/>
-              <w:keepNext/>
-              <w:ind w:firstLine="0"/>
-              <w:jc w:val="left"/>
-              <w:rPr>
-                <w:lang w:val="ru-RU" w:eastAsia="en-US"/>
-              </w:rPr>
-            </w:pPr>
-            <w:r>
-              <w:rPr>
-                <w:sz w:val="28"/>
-                <w:szCs w:val="28"/>
-                <w:lang w:val="ru-RU" w:eastAsia="en-US"/>
-              </w:rPr>
-              <w:t xml:space="preserve">RomanLunGroup</w:t>
-            </w:r>
-          </w:p>
-        </w:tc>
-      </w:tr>
-      <w:tr>
-        <w:trPr>
-          <w:cantSplit/>
-        </w:trPr>
-        <w:tc>
-          <w:tcPr>
-            <w:tcW w:w="3686" w:type="dxa"/>
-          </w:tcPr>
-          <w:p>
-            <w:pPr>
-              <w:pStyle w:val="a7"/>
-              <w:keepNext/>
-              <w:ind w:firstLine="0"/>
-              <w:jc w:val="left"/>
-              <w:rPr>
-                <w:lang w:val="ru-RU" w:eastAsia="en-US"/>
-              </w:rPr>
-            </w:pPr>
-            <w:r>
-              <w:rPr>
-                <w:sz w:val="28"/>
-                <w:szCs w:val="28"/>
-                <w:lang w:val="ru-RU" w:eastAsia="en-US"/>
-              </w:rPr>
-              <w:t xml:space="preserve">Количество LUN</w:t>
-            </w:r>
-          </w:p>
-        </w:tc>
-        <w:tc>
-          <w:tcPr>
-            <w:tcW w:w="5670" w:type="dxa"/>
-          </w:tcPr>
-          <w:p>
-            <w:pPr>
-              <w:pStyle w:val="a7"/>
-              <w:keepNext/>
-              <w:ind w:firstLine="0"/>
-              <w:jc w:val="left"/>
-              <w:rPr>
-                <w:lang w:val="ru-RU" w:eastAsia="en-US"/>
-              </w:rPr>
-            </w:pPr>
-            <w:r>
-              <w:rPr>
-                <w:sz w:val="28"/>
-                <w:szCs w:val="28"/>
-                <w:lang w:val="ru-RU" w:eastAsia="en-US"/>
-              </w:rPr>
-              <w:t xml:space="preserve">10</w:t>
-            </w:r>
-          </w:p>
-        </w:tc>
-      </w:tr>
-      <w:tr>
-        <w:trPr>
-          <w:cantSplit/>
-        </w:trPr>
-        <w:tc>
-          <w:tcPr>
-            <w:tcW w:w="3686" w:type="dxa"/>
-          </w:tcPr>
-          <w:p>
-            <w:pPr>
-              <w:pStyle w:val="a7"/>
-              <w:keepNext/>
-              <w:ind w:firstLine="0"/>
-              <w:jc w:val="left"/>
-              <w:rPr>
-                <w:lang w:val="ru-RU" w:eastAsia="en-US"/>
-              </w:rPr>
-            </w:pPr>
-            <w:r>
-              <w:rPr>
-                <w:sz w:val="28"/>
-                <w:szCs w:val="28"/>
-                <w:lang w:val="ru-RU" w:eastAsia="en-US"/>
-              </w:rPr>
-              <w:t xml:space="preserve">RomanLunGroup-00…04</w:t>
-            </w:r>
-          </w:p>
-        </w:tc>
-        <w:tc>
-          <w:tcPr>
-            <w:tcW w:w="5670" w:type="dxa"/>
-          </w:tcPr>
-          <w:p>
-            <w:pPr>
-              <w:pStyle w:val="a7"/>
-              <w:keepNext/>
-              <w:ind w:firstLine="0"/>
-              <w:jc w:val="left"/>
-              <w:rPr>
-                <w:lang w:val="ru-RU" w:eastAsia="en-US"/>
-              </w:rPr>
-            </w:pPr>
-            <w:r>
-              <w:rPr>
-                <w:sz w:val="28"/>
-                <w:szCs w:val="28"/>
-                <w:lang w:val="ru-RU" w:eastAsia="en-US"/>
-              </w:rPr>
-              <w:t xml:space="preserve">5 томов по 10 ГБ, тонкое выделение</w:t>
-            </w:r>
-          </w:p>
-        </w:tc>
-      </w:tr>
-      <w:tr>
-        <w:trPr>
-          <w:cantSplit/>
-        </w:trPr>
-        <w:tc>
-          <w:tcPr>
-            <w:tcW w:w="3686" w:type="dxa"/>
-          </w:tcPr>
-          <w:p>
-            <w:pPr>
-              <w:pStyle w:val="a7"/>
-              <w:keepNext/>
-              <w:ind w:firstLine="0"/>
-              <w:jc w:val="left"/>
-              <w:rPr>
-                <w:lang w:val="ru-RU" w:eastAsia="en-US"/>
-              </w:rPr>
-            </w:pPr>
-            <w:r>
-              <w:rPr>
-                <w:sz w:val="28"/>
-                <w:szCs w:val="28"/>
-                <w:lang w:val="ru-RU" w:eastAsia="en-US"/>
-              </w:rPr>
-              <w:t xml:space="preserve">RomanLunGroup-05…09</w:t>
-            </w:r>
-          </w:p>
-        </w:tc>
-        <w:tc>
-          <w:tcPr>
-            <w:tcW w:w="5670" w:type="dxa"/>
-          </w:tcPr>
-          <w:p>
-            <w:pPr>
-              <w:pStyle w:val="a7"/>
-              <w:keepNext/>
-              <w:ind w:firstLine="0"/>
-              <w:jc w:val="left"/>
-              <w:rPr>
-                <w:lang w:val="ru-RU" w:eastAsia="en-US"/>
-              </w:rPr>
-            </w:pPr>
-            <w:r>
-              <w:rPr>
-                <w:sz w:val="28"/>
-                <w:szCs w:val="28"/>
-                <w:lang w:val="ru-RU" w:eastAsia="en-US"/>
-              </w:rPr>
-              <w:t xml:space="preserve">5 томов по 100 ГБ, тонкое выделение</w:t>
-            </w:r>
-          </w:p>
-        </w:tc>
-      </w:tr>
-      <w:tr>
-        <w:trPr>
-          <w:cantSplit/>
-        </w:trPr>
-        <w:tc>
-          <w:tcPr>
-            <w:tcW w:w="3686" w:type="dxa"/>
-          </w:tcPr>
-          <w:p>
-            <w:pPr>
-              <w:pStyle w:val="a7"/>
-              <w:keepNext/>
-              <w:ind w:firstLine="0"/>
-              <w:jc w:val="left"/>
-              <w:rPr>
-                <w:lang w:val="ru-RU" w:eastAsia="en-US"/>
-              </w:rPr>
-            </w:pPr>
-            <w:r>
-              <w:rPr>
-                <w:sz w:val="28"/>
-                <w:szCs w:val="28"/>
-                <w:lang w:val="ru-RU" w:eastAsia="en-US"/>
-              </w:rPr>
-              <w:t xml:space="preserve">Общий размер группы</w:t>
-            </w:r>
-          </w:p>
-        </w:tc>
-        <w:tc>
-          <w:tcPr>
-            <w:tcW w:w="5670" w:type="dxa"/>
-          </w:tcPr>
-          <w:p>
-            <w:pPr>
-              <w:pStyle w:val="a7"/>
-              <w:keepNext/>
-              <w:ind w:firstLine="0"/>
-              <w:jc w:val="left"/>
-              <w:rPr>
-                <w:lang w:val="ru-RU" w:eastAsia="en-US"/>
-              </w:rPr>
-            </w:pPr>
-            <w:r>
-              <w:rPr>
-                <w:sz w:val="28"/>
-                <w:szCs w:val="28"/>
-                <w:lang w:val="ru-RU" w:eastAsia="en-US"/>
-              </w:rPr>
-              <w:t xml:space="preserve">550 ГБ</w:t>
-            </w:r>
-          </w:p>
-        </w:tc>
-      </w:tr>
-      <w:tr>
-        <w:trPr>
-          <w:cantSplit/>
-        </w:trPr>
-        <w:tc>
-          <w:tcPr>
-            <w:tcW w:w="3686" w:type="dxa"/>
-          </w:tcPr>
-          <w:p>
-            <w:pPr>
-              <w:pStyle w:val="a7"/>
-              <w:keepNext/>
-              <w:ind w:firstLine="0"/>
-              <w:jc w:val="left"/>
-              <w:rPr>
-                <w:lang w:val="ru-RU" w:eastAsia="en-US"/>
-              </w:rPr>
-            </w:pPr>
-            <w:r>
-              <w:rPr>
-                <w:sz w:val="28"/>
-                <w:szCs w:val="28"/>
-                <w:lang w:val="ru-RU" w:eastAsia="en-US"/>
-              </w:rPr>
-              <w:t xml:space="preserve">Пул хранения</w:t>
-            </w:r>
-          </w:p>
-        </w:tc>
-        <w:tc>
-          <w:tcPr>
-            <w:tcW w:w="5670" w:type="dxa"/>
-          </w:tcPr>
-          <w:p>
-            <w:pPr>
-              <w:pStyle w:val="a7"/>
-              <w:keepNext/>
-              <w:ind w:firstLine="0"/>
-              <w:jc w:val="left"/>
-              <w:rPr>
-                <w:lang w:val="ru-RU" w:eastAsia="en-US"/>
-              </w:rPr>
-            </w:pPr>
-            <w:r>
-              <w:rPr>
-                <w:sz w:val="28"/>
-                <w:szCs w:val="28"/>
-                <w:lang w:val="ru-RU" w:eastAsia="en-US"/>
-              </w:rPr>
-              <w:t xml:space="preserve">MultiTier</w:t>
-            </w:r>
-          </w:p>
-        </w:tc>
-      </w:tr>
-      <w:tr>
-        <w:trPr>
-          <w:cantSplit/>
-        </w:trPr>
-        <w:tc>
-          <w:tcPr>
-            <w:tcW w:w="3686" w:type="dxa"/>
-          </w:tcPr>
-          <w:p>
-            <w:pPr>
-              <w:pStyle w:val="a7"/>
-              <w:keepNext/>
-              <w:ind w:firstLine="0"/>
-              <w:jc w:val="left"/>
-              <w:rPr>
-                <w:lang w:val="ru-RU" w:eastAsia="en-US"/>
-              </w:rPr>
-            </w:pPr>
-            <w:r>
-              <w:rPr>
-                <w:sz w:val="28"/>
-                <w:szCs w:val="28"/>
-                <w:lang w:val="ru-RU" w:eastAsia="en-US"/>
-              </w:rPr>
-              <w:t xml:space="preserve">Политика размещения данных</w:t>
-            </w:r>
-          </w:p>
-        </w:tc>
-        <w:tc>
-          <w:tcPr>
-            <w:tcW w:w="5670" w:type="dxa"/>
-          </w:tcPr>
-          <w:p>
-            <w:pPr>
-              <w:pStyle w:val="a7"/>
-              <w:keepNext/>
-              <w:ind w:firstLine="0"/>
-              <w:jc w:val="left"/>
-              <w:rPr>
-                <w:lang w:val="ru-RU" w:eastAsia="en-US"/>
-              </w:rPr>
-            </w:pPr>
-            <w:r>
-              <w:rPr>
-                <w:sz w:val="28"/>
-                <w:szCs w:val="28"/>
-                <w:lang w:val="ru-RU" w:eastAsia="en-US"/>
-              </w:rPr>
-              <w:t xml:space="preserve">Start High Then Auto-Tier (Recommended)</w:t>
-            </w:r>
-          </w:p>
-        </w:tc>
-      </w:tr>
-      <w:tr>
-        <w:trPr>
-          <w:cantSplit/>
-        </w:trPr>
-        <w:tc>
-          <w:tcPr>
-            <w:tcW w:w="3686" w:type="dxa"/>
-          </w:tcPr>
-          <w:p>
-            <w:pPr>
-              <w:pStyle w:val="a7"/>
-              <w:keepNext/>
-              <w:ind w:firstLine="0"/>
-              <w:jc w:val="left"/>
-              <w:rPr>
-                <w:lang w:val="ru-RU" w:eastAsia="en-US"/>
-              </w:rPr>
-            </w:pPr>
-            <w:r>
-              <w:rPr>
-                <w:sz w:val="28"/>
-                <w:szCs w:val="28"/>
-                <w:lang w:val="ru-RU" w:eastAsia="en-US"/>
-              </w:rPr>
-              <w:t xml:space="preserve">Расписание защиты</w:t>
-            </w:r>
-          </w:p>
-        </w:tc>
-        <w:tc>
-          <w:tcPr>
-            <w:tcW w:w="5670" w:type="dxa"/>
-          </w:tcPr>
-          <w:p>
-            <w:pPr>
-              <w:pStyle w:val="a7"/>
-              <w:keepNext/>
-              <w:ind w:firstLine="0"/>
-              <w:jc w:val="left"/>
-              <w:rPr>
-                <w:lang w:val="ru-RU" w:eastAsia="en-US"/>
-              </w:rPr>
-            </w:pPr>
-            <w:r>
-              <w:rPr>
-                <w:sz w:val="28"/>
-                <w:szCs w:val="28"/>
-                <w:lang w:val="ru-RU" w:eastAsia="en-US"/>
-              </w:rPr>
-              <w:t xml:space="preserve">Default Protection: ежедневно в 11:00, хранение 2 дня</w:t>
-            </w:r>
-          </w:p>
-        </w:tc>
-      </w:tr>
-      <w:tr>
-        <w:trPr>
-          <w:cantSplit/>
-        </w:trPr>
-        <w:tc>
-          <w:tcPr>
-            <w:tcW w:w="3686" w:type="dxa"/>
-          </w:tcPr>
-          <w:p>
-            <w:pPr>
-              <w:pStyle w:val="a7"/>
-              <w:keepNext/>
-              <w:ind w:firstLine="0"/>
-              <w:jc w:val="left"/>
-              <w:rPr>
-                <w:lang w:val="ru-RU" w:eastAsia="en-US"/>
-              </w:rPr>
-            </w:pPr>
-            <w:r>
-              <w:rPr>
-                <w:sz w:val="28"/>
-                <w:szCs w:val="28"/>
-                <w:lang w:val="ru-RU" w:eastAsia="en-US"/>
-              </w:rPr>
-              <w:t xml:space="preserve">Доступ к томам</w:t>
-            </w:r>
-          </w:p>
-        </w:tc>
-        <w:tc>
-          <w:tcPr>
-            <w:tcW w:w="5670" w:type="dxa"/>
-          </w:tcPr>
-          <w:p>
-            <w:pPr>
-              <w:pStyle w:val="a7"/>
-              <w:keepNext/>
-              <w:ind w:firstLine="0"/>
-              <w:jc w:val="left"/>
-              <w:rPr>
-                <w:lang w:val="ru-RU" w:eastAsia="en-US"/>
-              </w:rPr>
-            </w:pPr>
-            <w:r>
-              <w:rPr>
-                <w:sz w:val="28"/>
-                <w:szCs w:val="28"/>
-                <w:lang w:val="ru-RU" w:eastAsia="en-US"/>
-              </w:rPr>
-              <w:t xml:space="preserve">хост 10.244.214.222 (FC), тип доступа LUN</w:t>
-            </w:r>
-          </w:p>
-        </w:tc>
-      </w:tr>
-      <w:tr>
-        <w:trPr>
-          <w:cantSplit/>
-        </w:trPr>
-        <w:tc>
-          <w:tcPr>
-            <w:tcW w:w="3686" w:type="dxa"/>
-          </w:tcPr>
-          <w:p>
-            <w:pPr>
-              <w:pStyle w:val="a7"/>
-              <w:ind w:firstLine="0"/>
-              <w:jc w:val="left"/>
-              <w:rPr>
-                <w:lang w:val="ru-RU" w:eastAsia="en-US"/>
-              </w:rPr>
-            </w:pPr>
-            <w:r>
-              <w:rPr>
-                <w:sz w:val="28"/>
-                <w:szCs w:val="28"/>
-                <w:lang w:val="ru-RU" w:eastAsia="en-US"/>
-              </w:rPr>
-              <w:t xml:space="preserve">Доступ к снимкам</w:t>
-            </w:r>
-          </w:p>
-        </w:tc>
-        <w:tc>
-          <w:tcPr>
-            <w:tcW w:w="5670" w:type="dxa"/>
-          </w:tcPr>
-          <w:p>
-            <w:pPr>
-              <w:pStyle w:val="a7"/>
-              <w:ind w:firstLine="0"/>
-              <w:jc w:val="left"/>
-              <w:rPr>
-                <w:lang w:val="ru-RU" w:eastAsia="en-US"/>
-              </w:rPr>
-            </w:pPr>
-            <w:r>
-              <w:rPr>
-                <w:sz w:val="28"/>
-                <w:szCs w:val="28"/>
-                <w:lang w:val="ru-RU" w:eastAsia="en-US"/>
-              </w:rPr>
-              <w:t xml:space="preserve">не настроен</w:t>
-            </w:r>
-          </w:p>
-        </w:tc>
-      </w:tr>
-    </w:tbl>
+        <w:t>Рисунок 1.16 – Созданная группа LUN в списке LUNs</w:t>
+      </w:r>
+    </w:p>
+    <w:p>
+      <w:pPr>
+        <w:pStyle w:val="a7"/>
+        <w:rPr>
+          <w:lang w:val="ru-RU" w:eastAsia="en-US"/>
+        </w:rPr>
+      </w:pPr>
+      <w:r>
+        <w:rPr>
+          <w:lang w:val="ru-RU" w:eastAsia="en-US"/>
+        </w:rPr>
+        <w:t xml:space="preserve">Группа RomanLunGroup имеет общий размер 550,0 ГБ и расписание защиты Default Protection. В неё входят десять томов: с RomanLunGroup-00 по RomanLunGroup-04 размером по 10,0 ГБ и с RomanLunGroup-05 по RomanLunGroup-09 размером по 100,0 ГБ. Все тома находятся в состоянии OK. Конфигурация группы соответствует заданию: десять LUN с тонким выделением в пуле MultiTier, пять томов по 10 ГБ и пять по 100 ГБ, доступ для хоста 10.244.214.222 по протоколу FC.</w:t>
+      </w:r>
+    </w:p>
     <w:p>
       <w:pPr>
         <w:pStyle w:val="a0"/>
-        <w:keepNext/>
-        <w:rPr>
-          <w:lang w:val="ru-RU" w:eastAsia="en-US"/>
-        </w:rPr>
-      </w:pPr>
-      <w:r>
-        <w:rPr>
-          <w:lang w:val="ru-RU" w:eastAsia="en-US"/>
-        </w:rPr>
-        <w:t xml:space="preserve">Создание файловой системы</w:t>
+      </w:pPr>
+      <w:r>
+        <w:lastRenderedPageBreak/>
+        <w:t>Создание файловой системы</w:t>
       </w:r>
     </w:p>
     <w:p>
@@ -6350,10 +4412,10 @@
         <w:rPr>
           <w:lang w:val="ru-RU" w:eastAsia="en-US"/>
         </w:rPr>
-        <w:t xml:space="preserve">Файловую систему мы создаём мастером «Мастер создания общих папок». Открываем панель Dashboard и в блоке «Типичные задачи» выбираем ссылку «Создание общей папки» (рисунок 1.17). Эта ссылка соответствует пункту «Создать файловую систему» из задания.</w:t>
-      </w:r>
-    </w:p>
-    <w:p xmlns:a="http://schemas.openxmlformats.org/drawingml/2006/main" xmlns:pic="http://schemas.openxmlformats.org/drawingml/2006/picture">
+        <w:t xml:space="preserve">Файловая система создаётся мастером «Мастер создания общих папок». Для его запуска на панели Dashboard в блоке «Типичные задачи» выбирается ссылка «Создание общей папки» (рисунок 1.17). Эта ссылка соответствует пункту «Создать файловую систему» из задания.</w:t>
+      </w:r>
+    </w:p>
+    <w:p>
       <w:pPr>
         <w:pStyle w:val="a7"/>
         <w:keepNext/>
@@ -6369,22 +4431,22 @@
           <w:noProof/>
         </w:rPr>
         <w:drawing>
-          <wp:inline distT="0" distB="0" distL="0" distR="0">
-            <wp:extent cx="5400000" cy="1137267"/>
-            <wp:effectExtent l="0" t="0" r="0" b="0"/>
+          <wp:inline distT="0" distB="0" distL="0" distR="0" wp14:anchorId="2FCB5283" wp14:editId="1911C2B9">
+            <wp:extent cx="5925248" cy="1247887"/>
+            <wp:effectExtent l="0" t="0" r="5715" b="0"/>
             <wp:docPr id="1017" name="Рисунок 1017"/>
             <wp:cNvGraphicFramePr>
-              <a:graphicFrameLocks noChangeAspect="1"/>
+              <a:graphicFrameLocks xmlns:a="http://schemas.openxmlformats.org/drawingml/2006/main" noChangeAspect="1"/>
             </wp:cNvGraphicFramePr>
-            <a:graphic>
+            <a:graphic xmlns:a="http://schemas.openxmlformats.org/drawingml/2006/main">
               <a:graphicData uri="http://schemas.openxmlformats.org/drawingml/2006/picture">
-                <pic:pic>
+                <pic:pic xmlns:pic="http://schemas.openxmlformats.org/drawingml/2006/picture">
                   <pic:nvPicPr>
                     <pic:cNvPr id="1017" name="fig17.png"/>
                     <pic:cNvPicPr/>
                   </pic:nvPicPr>
                   <pic:blipFill>
-                    <a:blip r:embed="rIdFig17"/>
+                    <a:blip r:embed="rId24"/>
                     <a:stretch>
                       <a:fillRect/>
                     </a:stretch>
@@ -6392,7 +4454,7 @@
                   <pic:spPr>
                     <a:xfrm>
                       <a:off x="0" y="0"/>
-                      <a:ext cx="5400000" cy="1137267"/>
+                      <a:ext cx="5938126" cy="1250599"/>
                     </a:xfrm>
                     <a:prstGeom prst="rect">
                       <a:avLst/>
@@ -6419,7 +4481,7 @@
         <w:rPr>
           <w:lang w:val="ru-RU" w:eastAsia="en-US"/>
         </w:rPr>
-        <w:t xml:space="preserve">Рисунок 1.17 – Запуск мастера создания файловой системы</w:t>
+        <w:t>Рисунок 1.17 – Запуск мастера создания файловой системы</w:t>
       </w:r>
     </w:p>
     <w:p>
@@ -6434,7 +4496,7 @@
         <w:rPr>
           <w:lang w:val="ru-RU" w:eastAsia="en-US"/>
         </w:rPr>
-        <w:t xml:space="preserve">Мастер состоит из семи шагов. На первом шаге «Настроить атрибуты для общих папок» выбираем тип общего ресурса (рисунок 1.18). VNXe предлагает два протокола файлового доступа:</w:t>
+        <w:t xml:space="preserve">Мастер состоит из семи шагов. На первом шаге «Настроить атрибуты для общих папок» выбирается тип общего ресурса (рисунок 1.18). VNXe предлагает два протокола файлового доступа:</w:t>
       </w:r>
     </w:p>
     <w:p>
@@ -6453,7 +4515,7 @@
         <w:rPr>
           <w:lang w:val="ru-RU" w:eastAsia="en-US"/>
         </w:rPr>
-        <w:t xml:space="preserve">CIFS (Common Internet File System, вариант протокола SMB) для общего доступа к файлам в средах Windows;</w:t>
+        <w:t>CIFS (Common Internet File System, вариант протокола SMB) для общего доступа к файлам в средах Windows;</w:t>
       </w:r>
     </w:p>
     <w:p>
@@ -6472,24 +4534,24 @@
         <w:rPr>
           <w:lang w:val="ru-RU" w:eastAsia="en-US"/>
         </w:rPr>
-        <w:t xml:space="preserve">NFS (Network File System) для общего доступа к файлам в средах Linux и UNIX.</w:t>
-      </w:r>
-    </w:p>
-    <w:p>
-      <w:pPr>
-        <w:pStyle w:val="a7"/>
-        <w:rPr>
-          <w:lang w:val="ru-RU" w:eastAsia="en-US"/>
-        </w:rPr>
-      </w:pPr>
-      <w:r>
-        <w:rPr>
-          <w:lang w:val="ru-RU" w:eastAsia="en-US"/>
-        </w:rPr>
-        <w:t xml:space="preserve">Файловую систему мы создаём для хоста под управлением Windows, поэтому выбираем «Общие ресурсы Windows (CIFS)». В поле «Сервер хранения данных» оставляем NASServer00. Сервер NAS принимает файловые запросы хостов по сети и обслуживает файловые системы массива.</w:t>
-      </w:r>
-    </w:p>
-    <w:p xmlns:a="http://schemas.openxmlformats.org/drawingml/2006/main" xmlns:pic="http://schemas.openxmlformats.org/drawingml/2006/picture">
+        <w:t>NFS (Network File System) для общего доступа к файлам в средах Linux и UNIX.</w:t>
+      </w:r>
+    </w:p>
+    <w:p>
+      <w:pPr>
+        <w:pStyle w:val="a7"/>
+        <w:rPr>
+          <w:lang w:val="ru-RU" w:eastAsia="en-US"/>
+        </w:rPr>
+      </w:pPr>
+      <w:r>
+        <w:rPr>
+          <w:lang w:val="ru-RU" w:eastAsia="en-US"/>
+        </w:rPr>
+        <w:t xml:space="preserve">Файловая система создаётся для хоста под управлением Windows, поэтому выбирается вариант «Общие ресурсы Windows (CIFS)». В поле «Сервер хранения данных» остаётся значение NASServer00. Сервер NAS принимает файловые запросы хостов по сети и обслуживает файловые системы массива.</w:t>
+      </w:r>
+    </w:p>
+    <w:p>
       <w:pPr>
         <w:pStyle w:val="a7"/>
         <w:keepNext/>
@@ -6504,23 +4566,24 @@
         <w:rPr>
           <w:noProof/>
         </w:rPr>
+        <w:lastRenderedPageBreak/>
         <w:drawing>
-          <wp:inline distT="0" distB="0" distL="0" distR="0">
-            <wp:extent cx="4320000" cy="3739935"/>
+          <wp:inline distT="0" distB="0" distL="0" distR="0" wp14:anchorId="16EC4F0F" wp14:editId="63A15423">
+            <wp:extent cx="4319515" cy="3739515"/>
             <wp:effectExtent l="0" t="0" r="0" b="0"/>
             <wp:docPr id="1018" name="Рисунок 1018"/>
             <wp:cNvGraphicFramePr>
-              <a:graphicFrameLocks noChangeAspect="1"/>
+              <a:graphicFrameLocks xmlns:a="http://schemas.openxmlformats.org/drawingml/2006/main" noChangeAspect="1"/>
             </wp:cNvGraphicFramePr>
-            <a:graphic>
+            <a:graphic xmlns:a="http://schemas.openxmlformats.org/drawingml/2006/main">
               <a:graphicData uri="http://schemas.openxmlformats.org/drawingml/2006/picture">
-                <pic:pic>
+                <pic:pic xmlns:pic="http://schemas.openxmlformats.org/drawingml/2006/picture">
                   <pic:nvPicPr>
                     <pic:cNvPr id="1018" name="fig18.png"/>
                     <pic:cNvPicPr/>
                   </pic:nvPicPr>
                   <pic:blipFill>
-                    <a:blip r:embed="rIdFig18"/>
+                    <a:blip r:embed="rId25"/>
                     <a:stretch>
                       <a:fillRect/>
                     </a:stretch>
@@ -6528,7 +4591,7 @@
                   <pic:spPr>
                     <a:xfrm>
                       <a:off x="0" y="0"/>
-                      <a:ext cx="4320000" cy="3739935"/>
+                      <a:ext cx="4349896" cy="3765816"/>
                     </a:xfrm>
                     <a:prstGeom prst="rect">
                       <a:avLst/>
@@ -6555,24 +4618,24 @@
         <w:rPr>
           <w:lang w:val="ru-RU" w:eastAsia="en-US"/>
         </w:rPr>
-        <w:t xml:space="preserve">Рисунок 1.18 – Выбор протокола CIFS</w:t>
-      </w:r>
-    </w:p>
-    <w:p>
-      <w:pPr>
-        <w:pStyle w:val="a7"/>
-        <w:rPr>
-          <w:lang w:val="ru-RU" w:eastAsia="en-US"/>
-        </w:rPr>
-      </w:pPr>
-      <w:r>
-        <w:rPr>
-          <w:lang w:val="ru-RU" w:eastAsia="en-US"/>
-        </w:rPr>
-        <w:t xml:space="preserve">На втором шаге задаём имя файловой системы и её описание (рисунок 1.19). По описанию администратор позднее отличит эту файловую систему от других в общем списке. Итоговые значения видны на сводке шестого шага: имя RomanFileSystem и описание RomanFileSystem.</w:t>
-      </w:r>
-    </w:p>
-    <w:p xmlns:a="http://schemas.openxmlformats.org/drawingml/2006/main" xmlns:pic="http://schemas.openxmlformats.org/drawingml/2006/picture">
+        <w:t>Рисунок 1.18 – Выбор протокола CIFS</w:t>
+      </w:r>
+    </w:p>
+    <w:p>
+      <w:pPr>
+        <w:pStyle w:val="a7"/>
+        <w:rPr>
+          <w:lang w:val="ru-RU" w:eastAsia="en-US"/>
+        </w:rPr>
+      </w:pPr>
+      <w:r>
+        <w:rPr>
+          <w:lang w:val="ru-RU" w:eastAsia="en-US"/>
+        </w:rPr>
+        <w:t xml:space="preserve">На втором шаге задаются имя файловой системы RomanFileSystem (рисунок 1.19) и её описание. По описанию администратор позднее отличит эту файловую систему от других в общем списке. В качестве описания также указано RomanFileSystem, оно видно на сводке шестого шага.</w:t>
+      </w:r>
+    </w:p>
+    <w:p>
       <w:pPr>
         <w:pStyle w:val="a7"/>
         <w:keepNext/>
@@ -6588,22 +4651,22 @@
           <w:noProof/>
         </w:rPr>
         <w:drawing>
-          <wp:inline distT="0" distB="0" distL="0" distR="0">
+          <wp:inline distT="0" distB="0" distL="0" distR="0" wp14:anchorId="1207BD00" wp14:editId="4DEA67A4">
             <wp:extent cx="4320000" cy="3496087"/>
             <wp:effectExtent l="0" t="0" r="0" b="0"/>
             <wp:docPr id="1019" name="Рисунок 1019"/>
             <wp:cNvGraphicFramePr>
-              <a:graphicFrameLocks noChangeAspect="1"/>
+              <a:graphicFrameLocks xmlns:a="http://schemas.openxmlformats.org/drawingml/2006/main" noChangeAspect="1"/>
             </wp:cNvGraphicFramePr>
-            <a:graphic>
+            <a:graphic xmlns:a="http://schemas.openxmlformats.org/drawingml/2006/main">
               <a:graphicData uri="http://schemas.openxmlformats.org/drawingml/2006/picture">
-                <pic:pic>
+                <pic:pic xmlns:pic="http://schemas.openxmlformats.org/drawingml/2006/picture">
                   <pic:nvPicPr>
                     <pic:cNvPr id="1019" name="fig19.png"/>
                     <pic:cNvPicPr/>
                   </pic:nvPicPr>
                   <pic:blipFill>
-                    <a:blip r:embed="rIdFig19"/>
+                    <a:blip r:embed="rId26"/>
                     <a:stretch>
                       <a:fillRect/>
                     </a:stretch>
@@ -6638,38 +4701,38 @@
         <w:rPr>
           <w:lang w:val="ru-RU" w:eastAsia="en-US"/>
         </w:rPr>
-        <w:t xml:space="preserve">Рисунок 1.19 – Ввод имени и описания файловой системы</w:t>
-      </w:r>
-    </w:p>
-    <w:p>
-      <w:pPr>
-        <w:pStyle w:val="a7"/>
-        <w:rPr>
-          <w:lang w:val="ru-RU" w:eastAsia="en-US"/>
-        </w:rPr>
-      </w:pPr>
-      <w:r>
-        <w:rPr>
-          <w:lang w:val="ru-RU" w:eastAsia="en-US"/>
-        </w:rPr>
-        <w:t xml:space="preserve">Третий шаг «Настроить систему хранения данных для общих папок» задаёт пул, политику размещения данных и размер (рисунок 1.20). Выбираем пул MultiTier: мастер показывает, что пул многоуровневый (Tiered) и в нём свободно 9,2 ТБ. В поле Tiering Policy выбираем Start High Then Auto-Tier (Recommended). Задаём размер 100 ГБ и ставим отметку «"Тонкое" выделение» (Thin).</w:t>
-      </w:r>
-    </w:p>
-    <w:p>
-      <w:pPr>
-        <w:pStyle w:val="a7"/>
-        <w:rPr>
-          <w:lang w:val="ru-RU" w:eastAsia="en-US"/>
-        </w:rPr>
-      </w:pPr>
-      <w:r>
-        <w:rPr>
-          <w:lang w:val="ru-RU" w:eastAsia="en-US"/>
-        </w:rPr>
-        <w:t xml:space="preserve">Политика Start High Then Auto-Tier сначала размещает новые данные на самом быстром уровне пула, на дисках SAS. Затем технология FAST VP отслеживает активность данных и переносит редко используемые блоки на уровень ёмкости с дисками NL SAS. Часто читаемые данные остаются на быстрых дисках.</w:t>
-      </w:r>
-    </w:p>
-    <w:p xmlns:a="http://schemas.openxmlformats.org/drawingml/2006/main" xmlns:pic="http://schemas.openxmlformats.org/drawingml/2006/picture">
+        <w:t>Рисунок 1.19 – Ввод имени и описания файловой системы</w:t>
+      </w:r>
+    </w:p>
+    <w:p>
+      <w:pPr>
+        <w:pStyle w:val="a7"/>
+        <w:rPr>
+          <w:lang w:val="ru-RU" w:eastAsia="en-US"/>
+        </w:rPr>
+      </w:pPr>
+      <w:r>
+        <w:rPr>
+          <w:lang w:val="ru-RU" w:eastAsia="en-US"/>
+        </w:rPr>
+        <w:t xml:space="preserve">Третий шаг «Настроить систему хранения данных для общих папок» задаёт пул, политику размещения данных и размер (рисунок 1.20). Выбирается пул MultiTier: мастер показывает, что пул многоуровневый (Tiered) и в нём свободно 9,2 ТБ. В поле Tiering Policy выбирается значение Start High Then Auto-Tier (Recommended). Задаётся размер 100 ГБ и ставится отметка «"Тонкое" выделение» (Thin).</w:t>
+      </w:r>
+    </w:p>
+    <w:p>
+      <w:pPr>
+        <w:pStyle w:val="a7"/>
+        <w:rPr>
+          <w:lang w:val="ru-RU" w:eastAsia="en-US"/>
+        </w:rPr>
+      </w:pPr>
+      <w:r>
+        <w:rPr>
+          <w:lang w:val="ru-RU" w:eastAsia="en-US"/>
+        </w:rPr>
+        <w:t>Политика Start High Then Auto-Tier сначала размещает новые данные на самом быстром уровне пула, на дисках SAS. Затем технология FAST VP отслеживает активность данных и переносит редко используемые блоки на уровень ёмкости с дисками NL SAS. Часто читаемые данные остаются на быстрых дисках.</w:t>
+      </w:r>
+    </w:p>
+    <w:p>
       <w:pPr>
         <w:pStyle w:val="a7"/>
         <w:keepNext/>
@@ -6685,22 +4748,22 @@
           <w:noProof/>
         </w:rPr>
         <w:drawing>
-          <wp:inline distT="0" distB="0" distL="0" distR="0">
-            <wp:extent cx="4320000" cy="3791199"/>
-            <wp:effectExtent l="0" t="0" r="0" b="0"/>
+          <wp:inline distT="0" distB="0" distL="0" distR="0" wp14:anchorId="3496E9BA" wp14:editId="2061985F">
+            <wp:extent cx="5393579" cy="4733364"/>
+            <wp:effectExtent l="0" t="0" r="4445" b="3810"/>
             <wp:docPr id="1020" name="Рисунок 1020"/>
             <wp:cNvGraphicFramePr>
-              <a:graphicFrameLocks noChangeAspect="1"/>
+              <a:graphicFrameLocks xmlns:a="http://schemas.openxmlformats.org/drawingml/2006/main" noChangeAspect="1"/>
             </wp:cNvGraphicFramePr>
-            <a:graphic>
+            <a:graphic xmlns:a="http://schemas.openxmlformats.org/drawingml/2006/main">
               <a:graphicData uri="http://schemas.openxmlformats.org/drawingml/2006/picture">
-                <pic:pic>
+                <pic:pic xmlns:pic="http://schemas.openxmlformats.org/drawingml/2006/picture">
                   <pic:nvPicPr>
                     <pic:cNvPr id="1020" name="fig20.png"/>
                     <pic:cNvPicPr/>
                   </pic:nvPicPr>
                   <pic:blipFill>
-                    <a:blip r:embed="rIdFig20"/>
+                    <a:blip r:embed="rId27"/>
                     <a:stretch>
                       <a:fillRect/>
                     </a:stretch>
@@ -6708,7 +4771,7 @@
                   <pic:spPr>
                     <a:xfrm>
                       <a:off x="0" y="0"/>
-                      <a:ext cx="4320000" cy="3791199"/>
+                      <a:ext cx="5421478" cy="4757848"/>
                     </a:xfrm>
                     <a:prstGeom prst="rect">
                       <a:avLst/>
@@ -6735,24 +4798,24 @@
         <w:rPr>
           <w:lang w:val="ru-RU" w:eastAsia="en-US"/>
         </w:rPr>
-        <w:t xml:space="preserve">Рисунок 1.20 – Выбор пула, политики размещения и размера</w:t>
-      </w:r>
-    </w:p>
-    <w:p>
-      <w:pPr>
-        <w:pStyle w:val="a7"/>
-        <w:rPr>
-          <w:lang w:val="ru-RU" w:eastAsia="en-US"/>
-        </w:rPr>
-      </w:pPr>
-      <w:r>
-        <w:rPr>
-          <w:lang w:val="ru-RU" w:eastAsia="en-US"/>
-        </w:rPr>
-        <w:t xml:space="preserve">На четвёртом шаге Configure Share создаём общий ресурс (share). Ставим отметку «Создать общий ресурс Windows», задаём имя RomaShare и описание RomaShare Description (рисунок 1.21). Локальный путь «/» означает, что общий ресурс открывает корень файловой системы. Через общий ресурс хосты получают доступ к открытым папкам файловой системы и подключают их как сетевой диск.</w:t>
-      </w:r>
-    </w:p>
-    <w:p xmlns:a="http://schemas.openxmlformats.org/drawingml/2006/main" xmlns:pic="http://schemas.openxmlformats.org/drawingml/2006/picture">
+        <w:t>Рисунок 1.20 – Выбор пула, политики размещения и размера</w:t>
+      </w:r>
+    </w:p>
+    <w:p>
+      <w:pPr>
+        <w:pStyle w:val="a7"/>
+        <w:rPr>
+          <w:lang w:val="ru-RU" w:eastAsia="en-US"/>
+        </w:rPr>
+      </w:pPr>
+      <w:r>
+        <w:rPr>
+          <w:lang w:val="ru-RU" w:eastAsia="en-US"/>
+        </w:rPr>
+        <w:t xml:space="preserve">На четвёртом шаге Configure Share создаётся общий ресурс (share). Ставится отметка «Создать общий ресурс Windows», задаются имя RomaShare и описание RomaShare Description (рисунок 1.21). Локальный путь «/» означает, что общий ресурс открывает корень файловой системы. Через общий ресурс хосты получают доступ к открытым папкам файловой системы и подключают их как сетевой диск.</w:t>
+      </w:r>
+    </w:p>
+    <w:p>
       <w:pPr>
         <w:pStyle w:val="a7"/>
         <w:keepNext/>
@@ -6767,23 +4830,24 @@
         <w:rPr>
           <w:noProof/>
         </w:rPr>
+        <w:lastRenderedPageBreak/>
         <w:drawing>
-          <wp:inline distT="0" distB="0" distL="0" distR="0">
-            <wp:extent cx="4320000" cy="3708069"/>
-            <wp:effectExtent l="0" t="0" r="0" b="0"/>
+          <wp:inline distT="0" distB="0" distL="0" distR="0" wp14:anchorId="0E6A04A2" wp14:editId="082BEF66">
+            <wp:extent cx="5890486" cy="5056094"/>
+            <wp:effectExtent l="0" t="0" r="2540" b="0"/>
             <wp:docPr id="1021" name="Рисунок 1021"/>
             <wp:cNvGraphicFramePr>
-              <a:graphicFrameLocks noChangeAspect="1"/>
+              <a:graphicFrameLocks xmlns:a="http://schemas.openxmlformats.org/drawingml/2006/main" noChangeAspect="1"/>
             </wp:cNvGraphicFramePr>
-            <a:graphic>
+            <a:graphic xmlns:a="http://schemas.openxmlformats.org/drawingml/2006/main">
               <a:graphicData uri="http://schemas.openxmlformats.org/drawingml/2006/picture">
-                <pic:pic>
+                <pic:pic xmlns:pic="http://schemas.openxmlformats.org/drawingml/2006/picture">
                   <pic:nvPicPr>
                     <pic:cNvPr id="1021" name="fig21.png"/>
                     <pic:cNvPicPr/>
                   </pic:nvPicPr>
                   <pic:blipFill>
-                    <a:blip r:embed="rIdFig21"/>
+                    <a:blip r:embed="rId28"/>
                     <a:stretch>
                       <a:fillRect/>
                     </a:stretch>
@@ -6791,7 +4855,7 @@
                   <pic:spPr>
                     <a:xfrm>
                       <a:off x="0" y="0"/>
-                      <a:ext cx="4320000" cy="3708069"/>
+                      <a:ext cx="5929726" cy="5089775"/>
                     </a:xfrm>
                     <a:prstGeom prst="rect">
                       <a:avLst/>
@@ -6818,24 +4882,24 @@
         <w:rPr>
           <w:lang w:val="ru-RU" w:eastAsia="en-US"/>
         </w:rPr>
-        <w:t xml:space="preserve">Рисунок 1.21 – Создание общего ресурса RomaShare</w:t>
-      </w:r>
-    </w:p>
-    <w:p>
-      <w:pPr>
-        <w:pStyle w:val="a7"/>
-        <w:rPr>
-          <w:lang w:val="ru-RU" w:eastAsia="en-US"/>
-        </w:rPr>
-      </w:pPr>
-      <w:r>
-        <w:rPr>
-          <w:lang w:val="ru-RU" w:eastAsia="en-US"/>
-        </w:rPr>
-        <w:t xml:space="preserve">Пятый шаг «Настроить защиту» задаёт сохранение состояния файловой системы снимками. Задание рекомендует включать такую защиту для общих папок. Выбираем пункт «Настроить защитную систему хранения данных, защитить данные с помощью расписания создания снимков» (Select a snapshot schedule) и оставляем расписание по умолчанию Default Protection: снимок каждый день в 11:00 с хранением два дня (рисунок 1.22).</w:t>
-      </w:r>
-    </w:p>
-    <w:p xmlns:a="http://schemas.openxmlformats.org/drawingml/2006/main" xmlns:pic="http://schemas.openxmlformats.org/drawingml/2006/picture">
+        <w:t>Рисунок 1.21 – Создание общего ресурса RomaShare</w:t>
+      </w:r>
+    </w:p>
+    <w:p>
+      <w:pPr>
+        <w:pStyle w:val="a7"/>
+        <w:rPr>
+          <w:lang w:val="ru-RU" w:eastAsia="en-US"/>
+        </w:rPr>
+      </w:pPr>
+      <w:r>
+        <w:rPr>
+          <w:lang w:val="ru-RU" w:eastAsia="en-US"/>
+        </w:rPr>
+        <w:t xml:space="preserve">Пятый шаг «Настроить защиту» задаёт сохранение состояния файловой системы снимками. Задание рекомендует включать такую защиту для общих папок. Выбирается пункт «Настроить защитную систему хранения данных, защитить данные с помощью расписания создания снимков» (Select a snapshot schedule) и сохраняется расписание по умолчанию Default Protection: снимок каждый день в 11:00 с хранением два дня (рисунок 1.22).</w:t>
+      </w:r>
+    </w:p>
+    <w:p>
       <w:pPr>
         <w:pStyle w:val="a7"/>
         <w:keepNext/>
@@ -6850,23 +4914,24 @@
         <w:rPr>
           <w:noProof/>
         </w:rPr>
+        <w:lastRenderedPageBreak/>
         <w:drawing>
-          <wp:inline distT="0" distB="0" distL="0" distR="0">
+          <wp:inline distT="0" distB="0" distL="0" distR="0" wp14:anchorId="0690614C" wp14:editId="6BF14373">
             <wp:extent cx="4320000" cy="3834611"/>
             <wp:effectExtent l="0" t="0" r="0" b="0"/>
             <wp:docPr id="1022" name="Рисунок 1022"/>
             <wp:cNvGraphicFramePr>
-              <a:graphicFrameLocks noChangeAspect="1"/>
+              <a:graphicFrameLocks xmlns:a="http://schemas.openxmlformats.org/drawingml/2006/main" noChangeAspect="1"/>
             </wp:cNvGraphicFramePr>
-            <a:graphic>
+            <a:graphic xmlns:a="http://schemas.openxmlformats.org/drawingml/2006/main">
               <a:graphicData uri="http://schemas.openxmlformats.org/drawingml/2006/picture">
-                <pic:pic>
+                <pic:pic xmlns:pic="http://schemas.openxmlformats.org/drawingml/2006/picture">
                   <pic:nvPicPr>
                     <pic:cNvPr id="1022" name="fig22.png"/>
                     <pic:cNvPicPr/>
                   </pic:nvPicPr>
                   <pic:blipFill>
-                    <a:blip r:embed="rIdFig22"/>
+                    <a:blip r:embed="rId29"/>
                     <a:stretch>
                       <a:fillRect/>
                     </a:stretch>
@@ -6901,24 +4966,24 @@
         <w:rPr>
           <w:lang w:val="ru-RU" w:eastAsia="en-US"/>
         </w:rPr>
-        <w:t xml:space="preserve">Рисунок 1.22 – Настройка расписания снимков</w:t>
-      </w:r>
-    </w:p>
-    <w:p>
-      <w:pPr>
-        <w:pStyle w:val="a7"/>
-        <w:rPr>
-          <w:lang w:val="ru-RU" w:eastAsia="en-US"/>
-        </w:rPr>
-      </w:pPr>
-      <w:r>
-        <w:rPr>
-          <w:lang w:val="ru-RU" w:eastAsia="en-US"/>
-        </w:rPr>
-        <w:t xml:space="preserve">На шестом шаге «Сводка» проверяем конфигурацию перед созданием (рисунок 1.23). Параметры файловой системы и общего ресурса приведены в таблице 1.6.</w:t>
-      </w:r>
-    </w:p>
-    <w:p xmlns:a="http://schemas.openxmlformats.org/drawingml/2006/main" xmlns:pic="http://schemas.openxmlformats.org/drawingml/2006/picture">
+        <w:t>Рисунок 1.22 – Настройка расписания снимков</w:t>
+      </w:r>
+    </w:p>
+    <w:p>
+      <w:pPr>
+        <w:pStyle w:val="a7"/>
+        <w:rPr>
+          <w:lang w:val="ru-RU" w:eastAsia="en-US"/>
+        </w:rPr>
+      </w:pPr>
+      <w:r>
+        <w:rPr>
+          <w:lang w:val="ru-RU" w:eastAsia="en-US"/>
+        </w:rPr>
+        <w:t xml:space="preserve">На шестом шаге «Сводка» проверяется конфигурация перед созданием (рисунок 1.23). Файловая система RomanFileSystem с описанием RomanFileSystem размещается на сервере NASServer00 (10.244.214.144) в пуле MultiTier, имеет размер 100,0 ГБ, тонкое выделение и политику Start High Then Auto-Tier (Recommended). Для неё включено расписание защиты Default Protection, дополнительные атрибуты оставлены по умолчанию. Общий ресурс Windows (CIFS) RomaShare с описанием RomaShare Description открывает локальный путь «/» и доступен по пути экспорта \\10.244.214.144\RomaShare.</w:t>
+      </w:r>
+    </w:p>
+    <w:p>
       <w:pPr>
         <w:pStyle w:val="a7"/>
         <w:keepNext/>
@@ -6934,22 +4999,22 @@
           <w:noProof/>
         </w:rPr>
         <w:drawing>
-          <wp:inline distT="0" distB="0" distL="0" distR="0">
+          <wp:inline distT="0" distB="0" distL="0" distR="0" wp14:anchorId="21B57E60" wp14:editId="4ABDFC6B">
             <wp:extent cx="4320000" cy="3667889"/>
             <wp:effectExtent l="0" t="0" r="0" b="0"/>
             <wp:docPr id="1023" name="Рисунок 1023"/>
             <wp:cNvGraphicFramePr>
-              <a:graphicFrameLocks noChangeAspect="1"/>
+              <a:graphicFrameLocks xmlns:a="http://schemas.openxmlformats.org/drawingml/2006/main" noChangeAspect="1"/>
             </wp:cNvGraphicFramePr>
-            <a:graphic>
+            <a:graphic xmlns:a="http://schemas.openxmlformats.org/drawingml/2006/main">
               <a:graphicData uri="http://schemas.openxmlformats.org/drawingml/2006/picture">
-                <pic:pic>
+                <pic:pic xmlns:pic="http://schemas.openxmlformats.org/drawingml/2006/picture">
                   <pic:nvPicPr>
                     <pic:cNvPr id="1023" name="fig23.png"/>
                     <pic:cNvPicPr/>
                   </pic:nvPicPr>
                   <pic:blipFill>
-                    <a:blip r:embed="rIdFig23"/>
+                    <a:blip r:embed="rId30"/>
                     <a:stretch>
                       <a:fillRect/>
                     </a:stretch>
@@ -6984,863 +5049,38 @@
         <w:rPr>
           <w:lang w:val="ru-RU" w:eastAsia="en-US"/>
         </w:rPr>
-        <w:t xml:space="preserve">Рисунок 1.23 – Сводка конфигурации файловой системы</w:t>
-      </w:r>
-    </w:p>
-    <w:p>
-      <w:pPr>
-        <w:pStyle w:val="a7"/>
-        <w:keepNext/>
-        <w:spacing w:before="240" w:after="0"/>
-        <w:ind w:firstLine="0"/>
-        <w:jc w:val="left"/>
-        <w:rPr>
-          <w:lang w:val="ru-RU" w:eastAsia="en-US"/>
-        </w:rPr>
-      </w:pPr>
-      <w:r>
-        <w:rPr>
-          <w:lang w:val="ru-RU" w:eastAsia="en-US"/>
-        </w:rPr>
-        <w:t xml:space="preserve">Таблица 1.6 – Конфигурация файловой системы RomanFileSystem</w:t>
-      </w:r>
-    </w:p>
-    <w:tbl>
-      <w:tblPr>
-        <w:tblStyle w:val="afa"/>
-        <w:tblW w:w="9356" w:type="dxa"/>
-        <w:tblLayout w:type="fixed"/>
-        <w:tblLook w:val="04A0" w:firstRow="1" w:lastRow="0" w:firstColumn="1" w:lastColumn="0" w:noHBand="0" w:noVBand="1"/>
-      </w:tblPr>
-      <w:tblGrid>
-        <w:gridCol w:w="3686"/>
-        <w:gridCol w:w="5670"/>
-      </w:tblGrid>
-      <w:tr>
-        <w:trPr>
-          <w:cantSplit/>
-          <w:tblHeader/>
-        </w:trPr>
-        <w:tc>
-          <w:tcPr>
-            <w:tcW w:w="3686" w:type="dxa"/>
-          </w:tcPr>
-          <w:p>
-            <w:pPr>
-              <w:pStyle w:val="a7"/>
-              <w:keepNext/>
-              <w:ind w:firstLine="0"/>
-              <w:jc w:val="left"/>
-              <w:rPr>
-                <w:lang w:val="ru-RU" w:eastAsia="en-US"/>
-              </w:rPr>
-            </w:pPr>
-            <w:r>
-              <w:rPr>
-                <w:sz w:val="28"/>
-                <w:szCs w:val="28"/>
-                <w:lang w:val="ru-RU" w:eastAsia="en-US"/>
-              </w:rPr>
-              <w:t xml:space="preserve">Параметр</w:t>
-            </w:r>
-          </w:p>
-        </w:tc>
-        <w:tc>
-          <w:tcPr>
-            <w:tcW w:w="5670" w:type="dxa"/>
-          </w:tcPr>
-          <w:p>
-            <w:pPr>
-              <w:pStyle w:val="a7"/>
-              <w:keepNext/>
-              <w:ind w:firstLine="0"/>
-              <w:jc w:val="left"/>
-              <w:rPr>
-                <w:lang w:val="ru-RU" w:eastAsia="en-US"/>
-              </w:rPr>
-            </w:pPr>
-            <w:r>
-              <w:rPr>
-                <w:sz w:val="28"/>
-                <w:szCs w:val="28"/>
-                <w:lang w:val="ru-RU" w:eastAsia="en-US"/>
-              </w:rPr>
-              <w:t xml:space="preserve">Значение</w:t>
-            </w:r>
-          </w:p>
-        </w:tc>
-      </w:tr>
-      <w:tr>
-        <w:trPr>
-          <w:cantSplit/>
-        </w:trPr>
-        <w:tc>
-          <w:tcPr>
-            <w:tcW w:w="3686" w:type="dxa"/>
-          </w:tcPr>
-          <w:p>
-            <w:pPr>
-              <w:pStyle w:val="a7"/>
-              <w:keepNext/>
-              <w:ind w:firstLine="0"/>
-              <w:jc w:val="left"/>
-              <w:rPr>
-                <w:lang w:val="ru-RU" w:eastAsia="en-US"/>
-              </w:rPr>
-            </w:pPr>
-            <w:r>
-              <w:rPr>
-                <w:sz w:val="28"/>
-                <w:szCs w:val="28"/>
-                <w:lang w:val="ru-RU" w:eastAsia="en-US"/>
-              </w:rPr>
-              <w:t xml:space="preserve">Имя</w:t>
-            </w:r>
-          </w:p>
-        </w:tc>
-        <w:tc>
-          <w:tcPr>
-            <w:tcW w:w="5670" w:type="dxa"/>
-          </w:tcPr>
-          <w:p>
-            <w:pPr>
-              <w:pStyle w:val="a7"/>
-              <w:keepNext/>
-              <w:ind w:firstLine="0"/>
-              <w:jc w:val="left"/>
-              <w:rPr>
-                <w:lang w:val="ru-RU" w:eastAsia="en-US"/>
-              </w:rPr>
-            </w:pPr>
-            <w:r>
-              <w:rPr>
-                <w:sz w:val="28"/>
-                <w:szCs w:val="28"/>
-                <w:lang w:val="ru-RU" w:eastAsia="en-US"/>
-              </w:rPr>
-              <w:t xml:space="preserve">RomanFileSystem</w:t>
-            </w:r>
-          </w:p>
-        </w:tc>
-      </w:tr>
-      <w:tr>
-        <w:trPr>
-          <w:cantSplit/>
-        </w:trPr>
-        <w:tc>
-          <w:tcPr>
-            <w:tcW w:w="3686" w:type="dxa"/>
-          </w:tcPr>
-          <w:p>
-            <w:pPr>
-              <w:pStyle w:val="a7"/>
-              <w:keepNext/>
-              <w:ind w:firstLine="0"/>
-              <w:jc w:val="left"/>
-              <w:rPr>
-                <w:lang w:val="ru-RU" w:eastAsia="en-US"/>
-              </w:rPr>
-            </w:pPr>
-            <w:r>
-              <w:rPr>
-                <w:sz w:val="28"/>
-                <w:szCs w:val="28"/>
-                <w:lang w:val="ru-RU" w:eastAsia="en-US"/>
-              </w:rPr>
-              <w:t xml:space="preserve">Описание</w:t>
-            </w:r>
-          </w:p>
-        </w:tc>
-        <w:tc>
-          <w:tcPr>
-            <w:tcW w:w="5670" w:type="dxa"/>
-          </w:tcPr>
-          <w:p>
-            <w:pPr>
-              <w:pStyle w:val="a7"/>
-              <w:keepNext/>
-              <w:ind w:firstLine="0"/>
-              <w:jc w:val="left"/>
-              <w:rPr>
-                <w:lang w:val="ru-RU" w:eastAsia="en-US"/>
-              </w:rPr>
-            </w:pPr>
-            <w:r>
-              <w:rPr>
-                <w:sz w:val="28"/>
-                <w:szCs w:val="28"/>
-                <w:lang w:val="ru-RU" w:eastAsia="en-US"/>
-              </w:rPr>
-              <w:t xml:space="preserve">RomanFileSystem</w:t>
-            </w:r>
-          </w:p>
-        </w:tc>
-      </w:tr>
-      <w:tr>
-        <w:trPr>
-          <w:cantSplit/>
-        </w:trPr>
-        <w:tc>
-          <w:tcPr>
-            <w:tcW w:w="3686" w:type="dxa"/>
-          </w:tcPr>
-          <w:p>
-            <w:pPr>
-              <w:pStyle w:val="a7"/>
-              <w:keepNext/>
-              <w:ind w:firstLine="0"/>
-              <w:jc w:val="left"/>
-              <w:rPr>
-                <w:lang w:val="ru-RU" w:eastAsia="en-US"/>
-              </w:rPr>
-            </w:pPr>
-            <w:r>
-              <w:rPr>
-                <w:sz w:val="28"/>
-                <w:szCs w:val="28"/>
-                <w:lang w:val="ru-RU" w:eastAsia="en-US"/>
-              </w:rPr>
-              <w:t xml:space="preserve">Сервер хранения данных</w:t>
-            </w:r>
-          </w:p>
-        </w:tc>
-        <w:tc>
-          <w:tcPr>
-            <w:tcW w:w="5670" w:type="dxa"/>
-          </w:tcPr>
-          <w:p>
-            <w:pPr>
-              <w:pStyle w:val="a7"/>
-              <w:keepNext/>
-              <w:ind w:firstLine="0"/>
-              <w:jc w:val="left"/>
-              <w:rPr>
-                <w:lang w:val="ru-RU" w:eastAsia="en-US"/>
-              </w:rPr>
-            </w:pPr>
-            <w:r>
-              <w:rPr>
-                <w:sz w:val="28"/>
-                <w:szCs w:val="28"/>
-                <w:lang w:val="ru-RU" w:eastAsia="en-US"/>
-              </w:rPr>
-              <w:t xml:space="preserve">NASServer00 (10.244.214.144)</w:t>
-            </w:r>
-          </w:p>
-        </w:tc>
-      </w:tr>
-      <w:tr>
-        <w:trPr>
-          <w:cantSplit/>
-        </w:trPr>
-        <w:tc>
-          <w:tcPr>
-            <w:tcW w:w="3686" w:type="dxa"/>
-          </w:tcPr>
-          <w:p>
-            <w:pPr>
-              <w:pStyle w:val="a7"/>
-              <w:keepNext/>
-              <w:ind w:firstLine="0"/>
-              <w:jc w:val="left"/>
-              <w:rPr>
-                <w:lang w:val="ru-RU" w:eastAsia="en-US"/>
-              </w:rPr>
-            </w:pPr>
-            <w:r>
-              <w:rPr>
-                <w:sz w:val="28"/>
-                <w:szCs w:val="28"/>
-                <w:lang w:val="ru-RU" w:eastAsia="en-US"/>
-              </w:rPr>
-              <w:t xml:space="preserve">Пул хранения</w:t>
-            </w:r>
-          </w:p>
-        </w:tc>
-        <w:tc>
-          <w:tcPr>
-            <w:tcW w:w="5670" w:type="dxa"/>
-          </w:tcPr>
-          <w:p>
-            <w:pPr>
-              <w:pStyle w:val="a7"/>
-              <w:keepNext/>
-              <w:ind w:firstLine="0"/>
-              <w:jc w:val="left"/>
-              <w:rPr>
-                <w:lang w:val="ru-RU" w:eastAsia="en-US"/>
-              </w:rPr>
-            </w:pPr>
-            <w:r>
-              <w:rPr>
-                <w:sz w:val="28"/>
-                <w:szCs w:val="28"/>
-                <w:lang w:val="ru-RU" w:eastAsia="en-US"/>
-              </w:rPr>
-              <w:t xml:space="preserve">MultiTier</w:t>
-            </w:r>
-          </w:p>
-        </w:tc>
-      </w:tr>
-      <w:tr>
-        <w:trPr>
-          <w:cantSplit/>
-        </w:trPr>
-        <w:tc>
-          <w:tcPr>
-            <w:tcW w:w="3686" w:type="dxa"/>
-          </w:tcPr>
-          <w:p>
-            <w:pPr>
-              <w:pStyle w:val="a7"/>
-              <w:keepNext/>
-              <w:ind w:firstLine="0"/>
-              <w:jc w:val="left"/>
-              <w:rPr>
-                <w:lang w:val="ru-RU" w:eastAsia="en-US"/>
-              </w:rPr>
-            </w:pPr>
-            <w:r>
-              <w:rPr>
-                <w:sz w:val="28"/>
-                <w:szCs w:val="28"/>
-                <w:lang w:val="ru-RU" w:eastAsia="en-US"/>
-              </w:rPr>
-              <w:t xml:space="preserve">Размер</w:t>
-            </w:r>
-          </w:p>
-        </w:tc>
-        <w:tc>
-          <w:tcPr>
-            <w:tcW w:w="5670" w:type="dxa"/>
-          </w:tcPr>
-          <w:p>
-            <w:pPr>
-              <w:pStyle w:val="a7"/>
-              <w:keepNext/>
-              <w:ind w:firstLine="0"/>
-              <w:jc w:val="left"/>
-              <w:rPr>
-                <w:lang w:val="ru-RU" w:eastAsia="en-US"/>
-              </w:rPr>
-            </w:pPr>
-            <w:r>
-              <w:rPr>
-                <w:sz w:val="28"/>
-                <w:szCs w:val="28"/>
-                <w:lang w:val="ru-RU" w:eastAsia="en-US"/>
-              </w:rPr>
-              <w:t xml:space="preserve">100,0 ГБ</w:t>
-            </w:r>
-          </w:p>
-        </w:tc>
-      </w:tr>
-      <w:tr>
-        <w:trPr>
-          <w:cantSplit/>
-        </w:trPr>
-        <w:tc>
-          <w:tcPr>
-            <w:tcW w:w="3686" w:type="dxa"/>
-          </w:tcPr>
-          <w:p>
-            <w:pPr>
-              <w:pStyle w:val="a7"/>
-              <w:keepNext/>
-              <w:ind w:firstLine="0"/>
-              <w:jc w:val="left"/>
-              <w:rPr>
-                <w:lang w:val="ru-RU" w:eastAsia="en-US"/>
-              </w:rPr>
-            </w:pPr>
-            <w:r>
-              <w:rPr>
-                <w:sz w:val="28"/>
-                <w:szCs w:val="28"/>
-                <w:lang w:val="ru-RU" w:eastAsia="en-US"/>
-              </w:rPr>
-              <w:t xml:space="preserve">Тонкое выделение</w:t>
-            </w:r>
-          </w:p>
-        </w:tc>
-        <w:tc>
-          <w:tcPr>
-            <w:tcW w:w="5670" w:type="dxa"/>
-          </w:tcPr>
-          <w:p>
-            <w:pPr>
-              <w:pStyle w:val="a7"/>
-              <w:keepNext/>
-              <w:ind w:firstLine="0"/>
-              <w:jc w:val="left"/>
-              <w:rPr>
-                <w:lang w:val="ru-RU" w:eastAsia="en-US"/>
-              </w:rPr>
-            </w:pPr>
-            <w:r>
-              <w:rPr>
-                <w:sz w:val="28"/>
-                <w:szCs w:val="28"/>
-                <w:lang w:val="ru-RU" w:eastAsia="en-US"/>
-              </w:rPr>
-              <w:t xml:space="preserve">Yes</w:t>
-            </w:r>
-          </w:p>
-        </w:tc>
-      </w:tr>
-      <w:tr>
-        <w:trPr>
-          <w:cantSplit/>
-        </w:trPr>
-        <w:tc>
-          <w:tcPr>
-            <w:tcW w:w="3686" w:type="dxa"/>
-          </w:tcPr>
-          <w:p>
-            <w:pPr>
-              <w:pStyle w:val="a7"/>
-              <w:keepNext/>
-              <w:ind w:firstLine="0"/>
-              <w:jc w:val="left"/>
-              <w:rPr>
-                <w:lang w:val="ru-RU" w:eastAsia="en-US"/>
-              </w:rPr>
-            </w:pPr>
-            <w:r>
-              <w:rPr>
-                <w:sz w:val="28"/>
-                <w:szCs w:val="28"/>
-                <w:lang w:val="ru-RU" w:eastAsia="en-US"/>
-              </w:rPr>
-              <w:t xml:space="preserve">Tiering Policy</w:t>
-            </w:r>
-          </w:p>
-        </w:tc>
-        <w:tc>
-          <w:tcPr>
-            <w:tcW w:w="5670" w:type="dxa"/>
-          </w:tcPr>
-          <w:p>
-            <w:pPr>
-              <w:pStyle w:val="a7"/>
-              <w:keepNext/>
-              <w:ind w:firstLine="0"/>
-              <w:jc w:val="left"/>
-              <w:rPr>
-                <w:lang w:val="ru-RU" w:eastAsia="en-US"/>
-              </w:rPr>
-            </w:pPr>
-            <w:r>
-              <w:rPr>
-                <w:sz w:val="28"/>
-                <w:szCs w:val="28"/>
-                <w:lang w:val="ru-RU" w:eastAsia="en-US"/>
-              </w:rPr>
-              <w:t xml:space="preserve">Start High Then Auto-Tier (Recommended)</w:t>
-            </w:r>
-          </w:p>
-        </w:tc>
-      </w:tr>
-      <w:tr>
-        <w:trPr>
-          <w:cantSplit/>
-        </w:trPr>
-        <w:tc>
-          <w:tcPr>
-            <w:tcW w:w="3686" w:type="dxa"/>
-          </w:tcPr>
-          <w:p>
-            <w:pPr>
-              <w:pStyle w:val="a7"/>
-              <w:keepNext/>
-              <w:ind w:firstLine="0"/>
-              <w:jc w:val="left"/>
-              <w:rPr>
-                <w:lang w:val="ru-RU" w:eastAsia="en-US"/>
-              </w:rPr>
-            </w:pPr>
-            <w:r>
-              <w:rPr>
-                <w:sz w:val="28"/>
-                <w:szCs w:val="28"/>
-                <w:lang w:val="ru-RU" w:eastAsia="en-US"/>
-              </w:rPr>
-              <w:t xml:space="preserve">Дополнительные атрибуты</w:t>
-            </w:r>
-          </w:p>
-        </w:tc>
-        <w:tc>
-          <w:tcPr>
-            <w:tcW w:w="5670" w:type="dxa"/>
-          </w:tcPr>
-          <w:p>
-            <w:pPr>
-              <w:pStyle w:val="a7"/>
-              <w:keepNext/>
-              <w:ind w:firstLine="0"/>
-              <w:jc w:val="left"/>
-              <w:rPr>
-                <w:lang w:val="ru-RU" w:eastAsia="en-US"/>
-              </w:rPr>
-            </w:pPr>
-            <w:r>
-              <w:rPr>
-                <w:sz w:val="28"/>
-                <w:szCs w:val="28"/>
-                <w:lang w:val="ru-RU" w:eastAsia="en-US"/>
-              </w:rPr>
-              <w:t xml:space="preserve">настройки по умолчанию</w:t>
-            </w:r>
-          </w:p>
-        </w:tc>
-      </w:tr>
-      <w:tr>
-        <w:trPr>
-          <w:cantSplit/>
-        </w:trPr>
-        <w:tc>
-          <w:tcPr>
-            <w:tcW w:w="3686" w:type="dxa"/>
-          </w:tcPr>
-          <w:p>
-            <w:pPr>
-              <w:pStyle w:val="a7"/>
-              <w:keepNext/>
-              <w:ind w:firstLine="0"/>
-              <w:jc w:val="left"/>
-              <w:rPr>
-                <w:lang w:val="ru-RU" w:eastAsia="en-US"/>
-              </w:rPr>
-            </w:pPr>
-            <w:r>
-              <w:rPr>
-                <w:sz w:val="28"/>
-                <w:szCs w:val="28"/>
-                <w:lang w:val="ru-RU" w:eastAsia="en-US"/>
-              </w:rPr>
-              <w:t xml:space="preserve">Расписание защиты данных</w:t>
-            </w:r>
-          </w:p>
-        </w:tc>
-        <w:tc>
-          <w:tcPr>
-            <w:tcW w:w="5670" w:type="dxa"/>
-          </w:tcPr>
-          <w:p>
-            <w:pPr>
-              <w:pStyle w:val="a7"/>
-              <w:keepNext/>
-              <w:ind w:firstLine="0"/>
-              <w:jc w:val="left"/>
-              <w:rPr>
-                <w:lang w:val="ru-RU" w:eastAsia="en-US"/>
-              </w:rPr>
-            </w:pPr>
-            <w:r>
-              <w:rPr>
-                <w:sz w:val="28"/>
-                <w:szCs w:val="28"/>
-                <w:lang w:val="ru-RU" w:eastAsia="en-US"/>
-              </w:rPr>
-              <w:t xml:space="preserve">Default Protection</w:t>
-            </w:r>
-          </w:p>
-        </w:tc>
-      </w:tr>
-      <w:tr>
-        <w:trPr>
-          <w:cantSplit/>
-        </w:trPr>
-        <w:tc>
-          <w:tcPr>
-            <w:tcW w:w="3686" w:type="dxa"/>
-          </w:tcPr>
-          <w:p>
-            <w:pPr>
-              <w:pStyle w:val="a7"/>
-              <w:keepNext/>
-              <w:ind w:firstLine="0"/>
-              <w:jc w:val="left"/>
-              <w:rPr>
-                <w:lang w:val="ru-RU" w:eastAsia="en-US"/>
-              </w:rPr>
-            </w:pPr>
-            <w:r>
-              <w:rPr>
-                <w:sz w:val="28"/>
-                <w:szCs w:val="28"/>
-                <w:lang w:val="ru-RU" w:eastAsia="en-US"/>
-              </w:rPr>
-              <w:t xml:space="preserve">Тип общего ресурса</w:t>
-            </w:r>
-          </w:p>
-        </w:tc>
-        <w:tc>
-          <w:tcPr>
-            <w:tcW w:w="5670" w:type="dxa"/>
-          </w:tcPr>
-          <w:p>
-            <w:pPr>
-              <w:pStyle w:val="a7"/>
-              <w:keepNext/>
-              <w:ind w:firstLine="0"/>
-              <w:jc w:val="left"/>
-              <w:rPr>
-                <w:lang w:val="ru-RU" w:eastAsia="en-US"/>
-              </w:rPr>
-            </w:pPr>
-            <w:r>
-              <w:rPr>
-                <w:sz w:val="28"/>
-                <w:szCs w:val="28"/>
-                <w:lang w:val="ru-RU" w:eastAsia="en-US"/>
-              </w:rPr>
-              <w:t xml:space="preserve">Общие ресурсы Windows (CIFS)</w:t>
-            </w:r>
-          </w:p>
-        </w:tc>
-      </w:tr>
-      <w:tr>
-        <w:trPr>
-          <w:cantSplit/>
-        </w:trPr>
-        <w:tc>
-          <w:tcPr>
-            <w:tcW w:w="3686" w:type="dxa"/>
-          </w:tcPr>
-          <w:p>
-            <w:pPr>
-              <w:pStyle w:val="a7"/>
-              <w:keepNext/>
-              <w:ind w:firstLine="0"/>
-              <w:jc w:val="left"/>
-              <w:rPr>
-                <w:lang w:val="ru-RU" w:eastAsia="en-US"/>
-              </w:rPr>
-            </w:pPr>
-            <w:r>
-              <w:rPr>
-                <w:sz w:val="28"/>
-                <w:szCs w:val="28"/>
-                <w:lang w:val="ru-RU" w:eastAsia="en-US"/>
-              </w:rPr>
-              <w:t xml:space="preserve">Имя общего ресурса</w:t>
-            </w:r>
-          </w:p>
-        </w:tc>
-        <w:tc>
-          <w:tcPr>
-            <w:tcW w:w="5670" w:type="dxa"/>
-          </w:tcPr>
-          <w:p>
-            <w:pPr>
-              <w:pStyle w:val="a7"/>
-              <w:keepNext/>
-              <w:ind w:firstLine="0"/>
-              <w:jc w:val="left"/>
-              <w:rPr>
-                <w:lang w:val="ru-RU" w:eastAsia="en-US"/>
-              </w:rPr>
-            </w:pPr>
-            <w:r>
-              <w:rPr>
-                <w:sz w:val="28"/>
-                <w:szCs w:val="28"/>
-                <w:lang w:val="ru-RU" w:eastAsia="en-US"/>
-              </w:rPr>
-              <w:t xml:space="preserve">RomaShare</w:t>
-            </w:r>
-          </w:p>
-        </w:tc>
-      </w:tr>
-      <w:tr>
-        <w:trPr>
-          <w:cantSplit/>
-        </w:trPr>
-        <w:tc>
-          <w:tcPr>
-            <w:tcW w:w="3686" w:type="dxa"/>
-          </w:tcPr>
-          <w:p>
-            <w:pPr>
-              <w:pStyle w:val="a7"/>
-              <w:keepNext/>
-              <w:ind w:firstLine="0"/>
-              <w:jc w:val="left"/>
-              <w:rPr>
-                <w:lang w:val="ru-RU" w:eastAsia="en-US"/>
-              </w:rPr>
-            </w:pPr>
-            <w:r>
-              <w:rPr>
-                <w:sz w:val="28"/>
-                <w:szCs w:val="28"/>
-                <w:lang w:val="ru-RU" w:eastAsia="en-US"/>
-              </w:rPr>
-              <w:t xml:space="preserve">Описание общего ресурса</w:t>
-            </w:r>
-          </w:p>
-        </w:tc>
-        <w:tc>
-          <w:tcPr>
-            <w:tcW w:w="5670" w:type="dxa"/>
-          </w:tcPr>
-          <w:p>
-            <w:pPr>
-              <w:pStyle w:val="a7"/>
-              <w:keepNext/>
-              <w:ind w:firstLine="0"/>
-              <w:jc w:val="left"/>
-              <w:rPr>
-                <w:lang w:val="ru-RU" w:eastAsia="en-US"/>
-              </w:rPr>
-            </w:pPr>
-            <w:r>
-              <w:rPr>
-                <w:sz w:val="28"/>
-                <w:szCs w:val="28"/>
-                <w:lang w:val="ru-RU" w:eastAsia="en-US"/>
-              </w:rPr>
-              <w:t xml:space="preserve">RomaShare Description</w:t>
-            </w:r>
-          </w:p>
-        </w:tc>
-      </w:tr>
-      <w:tr>
-        <w:trPr>
-          <w:cantSplit/>
-        </w:trPr>
-        <w:tc>
-          <w:tcPr>
-            <w:tcW w:w="3686" w:type="dxa"/>
-          </w:tcPr>
-          <w:p>
-            <w:pPr>
-              <w:pStyle w:val="a7"/>
-              <w:keepNext/>
-              <w:ind w:firstLine="0"/>
-              <w:jc w:val="left"/>
-              <w:rPr>
-                <w:lang w:val="ru-RU" w:eastAsia="en-US"/>
-              </w:rPr>
-            </w:pPr>
-            <w:r>
-              <w:rPr>
-                <w:sz w:val="28"/>
-                <w:szCs w:val="28"/>
-                <w:lang w:val="ru-RU" w:eastAsia="en-US"/>
-              </w:rPr>
-              <w:t xml:space="preserve">Локальный путь</w:t>
-            </w:r>
-          </w:p>
-        </w:tc>
-        <w:tc>
-          <w:tcPr>
-            <w:tcW w:w="5670" w:type="dxa"/>
-          </w:tcPr>
-          <w:p>
-            <w:pPr>
-              <w:pStyle w:val="a7"/>
-              <w:keepNext/>
-              <w:ind w:firstLine="0"/>
-              <w:jc w:val="left"/>
-              <w:rPr>
-                <w:lang w:val="ru-RU" w:eastAsia="en-US"/>
-              </w:rPr>
-            </w:pPr>
-            <w:r>
-              <w:rPr>
-                <w:sz w:val="28"/>
-                <w:szCs w:val="28"/>
-                <w:lang w:val="ru-RU" w:eastAsia="en-US"/>
-              </w:rPr>
-              <w:t xml:space="preserve">/</w:t>
-            </w:r>
-          </w:p>
-        </w:tc>
-      </w:tr>
-      <w:tr>
-        <w:trPr>
-          <w:cantSplit/>
-        </w:trPr>
-        <w:tc>
-          <w:tcPr>
-            <w:tcW w:w="3686" w:type="dxa"/>
-          </w:tcPr>
-          <w:p>
-            <w:pPr>
-              <w:pStyle w:val="a7"/>
-              <w:ind w:firstLine="0"/>
-              <w:jc w:val="left"/>
-              <w:rPr>
-                <w:lang w:val="ru-RU" w:eastAsia="en-US"/>
-              </w:rPr>
-            </w:pPr>
-            <w:r>
-              <w:rPr>
-                <w:sz w:val="28"/>
-                <w:szCs w:val="28"/>
-                <w:lang w:val="ru-RU" w:eastAsia="en-US"/>
-              </w:rPr>
-              <w:t xml:space="preserve">Путь экспорта</w:t>
-            </w:r>
-          </w:p>
-        </w:tc>
-        <w:tc>
-          <w:tcPr>
-            <w:tcW w:w="5670" w:type="dxa"/>
-          </w:tcPr>
-          <w:p>
-            <w:pPr>
-              <w:pStyle w:val="a7"/>
-              <w:ind w:firstLine="0"/>
-              <w:jc w:val="left"/>
-              <w:rPr>
-                <w:lang w:val="ru-RU" w:eastAsia="en-US"/>
-              </w:rPr>
-            </w:pPr>
-            <w:r>
-              <w:rPr>
-                <w:sz w:val="28"/>
-                <w:szCs w:val="28"/>
-                <w:lang w:val="ru-RU" w:eastAsia="en-US"/>
-              </w:rPr>
-              <w:t xml:space="preserve">\\10.244.214.144\RomaShare</w:t>
-            </w:r>
-          </w:p>
-        </w:tc>
-      </w:tr>
-    </w:tbl>
-    <w:p>
-      <w:pPr>
-        <w:pStyle w:val="a7"/>
-        <w:spacing w:before="320"/>
-        <w:rPr>
-          <w:lang w:val="ru-RU" w:eastAsia="en-US"/>
-        </w:rPr>
-      </w:pPr>
-      <w:r>
-        <w:rPr>
-          <w:lang w:val="ru-RU" w:eastAsia="en-US"/>
-        </w:rPr>
-        <w:t xml:space="preserve">Путь экспорта \\10.244.214.144\RomaShare записан в формате UNC. По этому адресу хост Windows подключает общую папку, например через проводник или командой net use. Конфигурация совпадает с заданием, поэтому нажимаем «Готово».</w:t>
-      </w:r>
-    </w:p>
-    <w:p>
-      <w:pPr>
-        <w:pStyle w:val="a7"/>
-        <w:rPr>
-          <w:lang w:val="ru-RU" w:eastAsia="en-US"/>
-        </w:rPr>
-      </w:pPr>
-      <w:r>
-        <w:rPr>
-          <w:lang w:val="ru-RU" w:eastAsia="en-US"/>
-        </w:rPr>
-        <w:t xml:space="preserve">Седьмой шаг «Результаты» показывает ход создания (рисунок 1.24). Мастер выполнил три операции: создал ресурс хранения RomanFileSystem, создал файловую систему RomanFileSystem и создал общий ресурс CIFS RomaShare. Каждая операция отмечена зелёным значком, ниже выведено сообщение «Настройка успешно завершена». Для операции Unisphere создал фоновую задачу «Create or modify the storage resource: File System RomanFileSystem», за её ходом можно следить по ссылке Jobs в строке состояния. Время создания зависит от числа LUN и снимков, которые затрагивает операция.</w:t>
-      </w:r>
-    </w:p>
-    <w:p xmlns:a="http://schemas.openxmlformats.org/drawingml/2006/main" xmlns:pic="http://schemas.openxmlformats.org/drawingml/2006/picture">
+        <w:t>Рисунок 1.23 – Сводка конфигурации файловой системы</w:t>
+      </w:r>
+    </w:p>
+    <w:p>
+      <w:pPr>
+        <w:pStyle w:val="a7"/>
+        <w:rPr>
+          <w:lang w:val="ru-RU" w:eastAsia="en-US"/>
+        </w:rPr>
+      </w:pPr>
+      <w:r>
+        <w:rPr>
+          <w:lang w:val="ru-RU" w:eastAsia="en-US"/>
+        </w:rPr>
+        <w:t xml:space="preserve">Путь экспорта \\10.244.214.144\RomaShare записан в формате UNC. По этому адресу хост Windows подключает общую папку, например через проводник или командой net use. Конфигурация совпадает с заданием, поэтому нажимается кнопка «Готово».</w:t>
+      </w:r>
+    </w:p>
+    <w:p>
+      <w:pPr>
+        <w:pStyle w:val="a7"/>
+        <w:rPr>
+          <w:lang w:val="ru-RU" w:eastAsia="en-US"/>
+        </w:rPr>
+      </w:pPr>
+      <w:r>
+        <w:rPr>
+          <w:lang w:val="ru-RU" w:eastAsia="en-US"/>
+        </w:rPr>
+        <w:t>Седьмой шаг «Результаты» показывает ход создания (рисунок 1.24). Мастер выполнил три операции: создал ресурс хранения RomanFileSystem, создал файловую систему RomanFileSystem и создал общий ресурс CIFS RomaShare. Каждая операция отмечена зелёным значком, ниже выведено сообщение «Настройка успешно завершена». Для операции Unisphere создал фоновую задачу «Create or modify the storage resource: File System RomanFileSystem», за её ходом можно следить по ссылке Jobs в строке состояния. Время создания зависит от числа LUN и снимков, которые затрагивает операция.</w:t>
+      </w:r>
+    </w:p>
+    <w:p>
       <w:pPr>
         <w:pStyle w:val="a7"/>
         <w:keepNext/>
@@ -7855,23 +5095,24 @@
         <w:rPr>
           <w:noProof/>
         </w:rPr>
+        <w:lastRenderedPageBreak/>
         <w:drawing>
-          <wp:inline distT="0" distB="0" distL="0" distR="0">
-            <wp:extent cx="4320000" cy="3669275"/>
-            <wp:effectExtent l="0" t="0" r="0" b="0"/>
+          <wp:inline distT="0" distB="0" distL="0" distR="0" wp14:anchorId="75898303" wp14:editId="4D14785F">
+            <wp:extent cx="5762783" cy="4894730"/>
+            <wp:effectExtent l="0" t="0" r="3175" b="0"/>
             <wp:docPr id="1024" name="Рисунок 1024"/>
             <wp:cNvGraphicFramePr>
-              <a:graphicFrameLocks noChangeAspect="1"/>
+              <a:graphicFrameLocks xmlns:a="http://schemas.openxmlformats.org/drawingml/2006/main" noChangeAspect="1"/>
             </wp:cNvGraphicFramePr>
-            <a:graphic>
+            <a:graphic xmlns:a="http://schemas.openxmlformats.org/drawingml/2006/main">
               <a:graphicData uri="http://schemas.openxmlformats.org/drawingml/2006/picture">
-                <pic:pic>
+                <pic:pic xmlns:pic="http://schemas.openxmlformats.org/drawingml/2006/picture">
                   <pic:nvPicPr>
                     <pic:cNvPr id="1024" name="fig24.png"/>
                     <pic:cNvPicPr/>
                   </pic:nvPicPr>
                   <pic:blipFill>
-                    <a:blip r:embed="rIdFig24"/>
+                    <a:blip r:embed="rId31"/>
                     <a:stretch>
                       <a:fillRect/>
                     </a:stretch>
@@ -7879,7 +5120,7 @@
                   <pic:spPr>
                     <a:xfrm>
                       <a:off x="0" y="0"/>
-                      <a:ext cx="4320000" cy="3669275"/>
+                      <a:ext cx="5809651" cy="4934538"/>
                     </a:xfrm>
                     <a:prstGeom prst="rect">
                       <a:avLst/>
@@ -7906,24 +5147,24 @@
         <w:rPr>
           <w:lang w:val="ru-RU" w:eastAsia="en-US"/>
         </w:rPr>
-        <w:t xml:space="preserve">Рисунок 1.24 – Результаты работы мастера создания файловой системы</w:t>
-      </w:r>
-    </w:p>
-    <w:p>
-      <w:pPr>
-        <w:pStyle w:val="a7"/>
-        <w:rPr>
-          <w:lang w:val="ru-RU" w:eastAsia="en-US"/>
-        </w:rPr>
-      </w:pPr>
-      <w:r>
-        <w:rPr>
-          <w:lang w:val="ru-RU" w:eastAsia="en-US"/>
-        </w:rPr>
-        <w:t xml:space="preserve">Закрываем мастер и открываем список файловых систем в разделе «Система хранения данных» (рисунок 1.25). Файловая система RomanFileSystem появилась в списке рядом с FileSystem00 и FileSystem01. Она находится в состоянии OK, обслуживается сервером NASServer00, работает по протоколу CIFS, имеет размер 100,0 ГБ и расписание защиты Default Protection. Дедупликация для неё отключена, как и для FileSystem01. У FileSystem00 дедупликация включена.</w:t>
-      </w:r>
-    </w:p>
-    <w:p xmlns:a="http://schemas.openxmlformats.org/drawingml/2006/main" xmlns:pic="http://schemas.openxmlformats.org/drawingml/2006/picture">
+        <w:t>Рисунок 1.24 – Результаты работы мастера создания файловой системы</w:t>
+      </w:r>
+    </w:p>
+    <w:p>
+      <w:pPr>
+        <w:pStyle w:val="a7"/>
+        <w:rPr>
+          <w:lang w:val="ru-RU" w:eastAsia="en-US"/>
+        </w:rPr>
+      </w:pPr>
+      <w:r>
+        <w:rPr>
+          <w:lang w:val="ru-RU" w:eastAsia="en-US"/>
+        </w:rPr>
+        <w:t xml:space="preserve">После закрытия мастера в разделе «Система хранения данных» открывается список файловых систем (рисунок 1.25). Файловая система RomanFileSystem появилась в списке рядом с FileSystem00 и FileSystem01. Она находится в состоянии OK, обслуживается сервером NASServer00, работает по протоколу CIFS, имеет размер 100,0 ГБ и расписание защиты Default Protection. Дедупликация для неё отключена, как и для FileSystem01. У FileSystem00 дедупликация включена.</w:t>
+      </w:r>
+    </w:p>
+    <w:p>
       <w:pPr>
         <w:pStyle w:val="a7"/>
         <w:keepNext/>
@@ -7939,22 +5180,22 @@
           <w:noProof/>
         </w:rPr>
         <w:drawing>
-          <wp:inline distT="0" distB="0" distL="0" distR="0">
-            <wp:extent cx="5400000" cy="722771"/>
-            <wp:effectExtent l="0" t="0" r="0" b="0"/>
+          <wp:inline distT="0" distB="0" distL="0" distR="0" wp14:anchorId="79CCF037" wp14:editId="4A874446">
+            <wp:extent cx="5867230" cy="785308"/>
+            <wp:effectExtent l="0" t="0" r="635" b="2540"/>
             <wp:docPr id="1025" name="Рисунок 1025"/>
             <wp:cNvGraphicFramePr>
-              <a:graphicFrameLocks noChangeAspect="1"/>
+              <a:graphicFrameLocks xmlns:a="http://schemas.openxmlformats.org/drawingml/2006/main" noChangeAspect="1"/>
             </wp:cNvGraphicFramePr>
-            <a:graphic>
+            <a:graphic xmlns:a="http://schemas.openxmlformats.org/drawingml/2006/main">
               <a:graphicData uri="http://schemas.openxmlformats.org/drawingml/2006/picture">
-                <pic:pic>
+                <pic:pic xmlns:pic="http://schemas.openxmlformats.org/drawingml/2006/picture">
                   <pic:nvPicPr>
                     <pic:cNvPr id="1025" name="fig25.png"/>
                     <pic:cNvPicPr/>
                   </pic:nvPicPr>
                   <pic:blipFill>
-                    <a:blip r:embed="rIdFig25"/>
+                    <a:blip r:embed="rId32"/>
                     <a:stretch>
                       <a:fillRect/>
                     </a:stretch>
@@ -7962,7 +5203,7 @@
                   <pic:spPr>
                     <a:xfrm>
                       <a:off x="0" y="0"/>
-                      <a:ext cx="5400000" cy="722771"/>
+                      <a:ext cx="5910177" cy="791056"/>
                     </a:xfrm>
                     <a:prstGeom prst="rect">
                       <a:avLst/>
@@ -7989,7 +5230,7 @@
         <w:rPr>
           <w:lang w:val="ru-RU" w:eastAsia="en-US"/>
         </w:rPr>
-        <w:t xml:space="preserve">Рисунок 1.25 – Список файловых систем после создания RomanFileSystem</w:t>
+        <w:t>Рисунок 1.25 – Список файловых систем после создания RomanFileSystem</w:t>
       </w:r>
     </w:p>
     <w:p>
@@ -7997,88 +5238,89 @@
         <w:pStyle w:val="a5"/>
         <w:pageBreakBefore/>
         <w:rPr>
-          <w:lang w:val="ru-RU" w:eastAsia="en-US"/>
-        </w:rPr>
-      </w:pPr>
-      <w:r>
-        <w:rPr>
-          <w:lang w:val="ru-RU" w:eastAsia="en-US"/>
-        </w:rPr>
-        <w:t xml:space="preserve">Заключение</w:t>
-      </w:r>
-    </w:p>
-    <w:p>
-      <w:pPr>
-        <w:pStyle w:val="a7"/>
-        <w:rPr>
-          <w:lang w:val="ru-RU" w:eastAsia="en-US"/>
-        </w:rPr>
-      </w:pPr>
-      <w:r>
-        <w:rPr>
-          <w:lang w:val="ru-RU" w:eastAsia="en-US"/>
-        </w:rPr>
-        <w:t xml:space="preserve">В лабораторной работе мы исследовали среду управления Unisphere системы хранения VNXe3200 на симуляторе Unisphere VNXe Demo, проверили конфигурацию массива и создали два новых ресурса хранения: блочное устройство и файловую систему.</w:t>
-      </w:r>
-    </w:p>
-    <w:p>
-      <w:pPr>
-        <w:pStyle w:val="a7"/>
-        <w:rPr>
-          <w:lang w:val="ru-RU" w:eastAsia="en-US"/>
-        </w:rPr>
-      </w:pPr>
-      <w:r>
-        <w:rPr>
-          <w:lang w:val="ru-RU" w:eastAsia="en-US"/>
-        </w:rPr>
-        <w:t xml:space="preserve">В первой части мы настроили панель Dashboard: блок System Information перенесли в правый верхний угол, список LUN поместили в левый верхний. В разделе Storage Resource Health мы убедились, что все семь ресурсов хранения, включая файловые системы FileSystem00 и FileSystem01, находятся в состоянии OK. Для пула MultiTier мы изучили состав уровней (пять дисков SAS и пять дисков NL SAS, каждый уровень в RAID 5 по схеме 4+1) и установили порог оповещения 50 %. При подписке пула 145 % такой порог даёт администратору запас времени на расширение пула. Для хоста Windows 2k8 мы определили, что он подключается по протоколу iSCSI, имеет доступ к массиву, один инициатор и два пути через процессоры SP A и SP B. В настройках iSCSI мы нашли четыре активных интерфейса на портах Ethernet Port 2 и Ethernet Port 4.</w:t>
-      </w:r>
-    </w:p>
-    <w:p>
-      <w:pPr>
-        <w:pStyle w:val="a7"/>
-        <w:rPr>
-          <w:lang w:val="ru-RU" w:eastAsia="en-US"/>
-        </w:rPr>
-      </w:pPr>
-      <w:r>
-        <w:rPr>
-          <w:lang w:val="ru-RU" w:eastAsia="en-US"/>
-        </w:rPr>
-        <w:t xml:space="preserve">Во второй части мы создали группу RomanLunGroup из десяти LUN с тонким выделением: пять томов по 100 ГБ и пять по 10 ГБ, всего 550 ГБ. Группа получила расписание защиты Default Protection и доступ для хоста 10.244.214.222 по протоколу FC. Проверка в разделе LUNs подтвердила, что конфигурация группы совпадает с заданной.</w:t>
-      </w:r>
-    </w:p>
-    <w:p>
-      <w:pPr>
-        <w:pStyle w:val="a7"/>
-        <w:rPr>
-          <w:lang w:val="ru-RU" w:eastAsia="en-US"/>
-        </w:rPr>
-      </w:pPr>
-      <w:r>
-        <w:rPr>
-          <w:lang w:val="ru-RU" w:eastAsia="en-US"/>
-        </w:rPr>
-        <w:t xml:space="preserve">В третьей части мы создали файловую систему RomanFileSystem размером 100 ГБ на пуле MultiTier с политикой Start High Then Auto-Tier и тонким выделением. Для хостов Windows мы открыли к ней общий ресурс CIFS RomaShare по адресу \\10.244.214.144\RomaShare и подключили ежедневное расписание снимков.</w:t>
-      </w:r>
-    </w:p>
-    <w:p>
-      <w:pPr>
-        <w:pStyle w:val="a7"/>
-        <w:rPr>
-          <w:lang w:val="ru-RU" w:eastAsia="en-US"/>
-        </w:rPr>
-      </w:pPr>
-      <w:r>
-        <w:rPr>
-          <w:lang w:val="ru-RU" w:eastAsia="en-US"/>
-        </w:rPr>
-        <w:t xml:space="preserve">Все задачи работы мы выполнили через пошаговые мастера и разделы Unisphere. Перед созданием ресурса мастер выводит сводку, и ошибку в конфигурации администратор находит до того, как ресурс появится на массиве. Полученные навыки понадобятся в следующих работах, где мы будем настраивать защиту данных для созданных ресурсов.</w:t>
+          <w:lang w:eastAsia="en-US"/>
+        </w:rPr>
+      </w:pPr>
+      <w:r>
+        <w:rPr>
+          <w:lang w:eastAsia="en-US"/>
+        </w:rPr>
+        <w:lastRenderedPageBreak/>
+        <w:t>Заключение</w:t>
+      </w:r>
+    </w:p>
+    <w:p>
+      <w:pPr>
+        <w:pStyle w:val="a7"/>
+        <w:rPr>
+          <w:lang w:val="ru-RU" w:eastAsia="en-US"/>
+        </w:rPr>
+      </w:pPr>
+      <w:r>
+        <w:rPr>
+          <w:lang w:val="ru-RU" w:eastAsia="en-US"/>
+        </w:rPr>
+        <w:t xml:space="preserve">В ходе лабораторной работы была исследована среда управления Unisphere системы хранения VNXe3200 на симуляторе Unisphere VNXe Demo, проверена конфигурация массива и созданы два новых ресурса хранения: блочное устройство и файловая система.</w:t>
+      </w:r>
+    </w:p>
+    <w:p>
+      <w:pPr>
+        <w:pStyle w:val="a7"/>
+        <w:rPr>
+          <w:lang w:val="ru-RU" w:eastAsia="en-US"/>
+        </w:rPr>
+      </w:pPr>
+      <w:r>
+        <w:rPr>
+          <w:lang w:val="ru-RU" w:eastAsia="en-US"/>
+        </w:rPr>
+        <w:t xml:space="preserve">В первой части была настроена панель Dashboard: блок System Information перенесён в правый верхний угол, список LUN размещён в левом верхнем. В разделе Storage Resource Health установлено, что все семь ресурсов хранения, включая файловые системы FileSystem00 и FileSystem01, находятся в состоянии OK. Для пула MultiTier изучен состав уровней (пять дисков SAS и пять дисков NL SAS, каждый уровень в RAID 5 по схеме 4+1) и установлен порог оповещения 50 %. При подписке пула 145 % такой порог даёт администратору запас времени на расширение пула. Для хоста Windows 2k8 определено, что он подключается по протоколу iSCSI, имеет доступ к массиву, один инициатор и два пути через процессоры SP A и SP B. В настройках iSCSI найдены четыре активных интерфейса на портах Ethernet Port 2 и Ethernet Port 4.</w:t>
+      </w:r>
+    </w:p>
+    <w:p>
+      <w:pPr>
+        <w:pStyle w:val="a7"/>
+        <w:rPr>
+          <w:lang w:val="ru-RU" w:eastAsia="en-US"/>
+        </w:rPr>
+      </w:pPr>
+      <w:r>
+        <w:rPr>
+          <w:lang w:val="ru-RU" w:eastAsia="en-US"/>
+        </w:rPr>
+        <w:t xml:space="preserve">Во второй части создана группа RomanLunGroup из десяти LUN с тонким выделением: пять томов по 100 ГБ и пять по 10 ГБ, всего 550 ГБ. Группа получила расписание защиты Default Protection и доступ для хоста 10.244.214.222 по протоколу FC. Проверка в разделе LUNs подтвердила, что конфигурация группы совпадает с заданной.</w:t>
+      </w:r>
+    </w:p>
+    <w:p>
+      <w:pPr>
+        <w:pStyle w:val="a7"/>
+        <w:rPr>
+          <w:lang w:val="ru-RU" w:eastAsia="en-US"/>
+        </w:rPr>
+      </w:pPr>
+      <w:r>
+        <w:rPr>
+          <w:lang w:val="ru-RU" w:eastAsia="en-US"/>
+        </w:rPr>
+        <w:t xml:space="preserve">В третьей части создана файловая система RomanFileSystem размером 100 ГБ на пуле MultiTier с политикой Start High Then Auto-Tier и тонким выделением. Для хостов Windows к ней открыт общий ресурс CIFS RomaShare по адресу \\10.244.214.144\RomaShare и подключено ежедневное расписание снимков.</w:t>
+      </w:r>
+    </w:p>
+    <w:p>
+      <w:pPr>
+        <w:pStyle w:val="a7"/>
+        <w:rPr>
+          <w:lang w:val="ru-RU" w:eastAsia="en-US"/>
+        </w:rPr>
+      </w:pPr>
+      <w:r>
+        <w:rPr>
+          <w:lang w:val="ru-RU" w:eastAsia="en-US"/>
+        </w:rPr>
+        <w:t xml:space="preserve">Все задачи работы выполнены через пошаговые мастера и разделы Unisphere. Перед созданием ресурса мастер выводит сводку, поэтому ошибка в конфигурации обнаруживается до того, как ресурс появится на массиве. Полученные навыки понадобятся в следующих работах, где для созданных ресурсов будет настраиваться защита данных.</w:t>
       </w:r>
     </w:p>
     <w:sectPr>
-      <w:footerReference w:type="default" r:id="rId34"/>
+      <w:footerReference w:type="default" r:id="rId33"/>
       <w:pgSz w:w="11906" w:h="16838"/>
       <w:pgMar w:top="1134" w:right="851" w:bottom="1531" w:left="1701" w:header="708" w:footer="708" w:gutter="0"/>
       <w:cols w:space="708"/>

--- a/Универ/5 курс/ХИУД/ЛР/ХИУД.ЛР2.250541.Власов.docx
+++ b/Универ/5 курс/ХИУД/ЛР/ХИУД.ЛР2.250541.Власов.docx
@@ -2926,77 +2926,21 @@
         <w:rPr>
           <w:lang w:val="ru-RU" w:eastAsia="en-US"/>
         </w:rPr>
-        <w:t xml:space="preserve">По рисункам 1.6–1.9 даются ответы на вопросы задания.</w:t>
-      </w:r>
-    </w:p>
-    <w:p>
-      <w:pPr>
-        <w:pStyle w:val="a7"/>
-        <w:rPr>
-          <w:lang w:val="ru-RU" w:eastAsia="en-US"/>
-        </w:rPr>
-      </w:pPr>
-      <w:r>
-        <w:rPr>
-          <w:lang w:val="ru-RU" w:eastAsia="en-US"/>
-        </w:rPr>
-        <w:t xml:space="preserve">1) Какой протокол используется этим хостом для получения доступа к системе хранения? Ответ: iSCSI. Инициатор хоста имеет имя в формате IQN, в столбце «Протокол» указано iSCSI.</w:t>
-      </w:r>
-    </w:p>
-    <w:p>
-      <w:pPr>
-        <w:pStyle w:val="a7"/>
-        <w:rPr>
-          <w:lang w:val="ru-RU" w:eastAsia="en-US"/>
-        </w:rPr>
-      </w:pPr>
-      <w:r>
-        <w:rPr>
-          <w:lang w:val="ru-RU" w:eastAsia="en-US"/>
-        </w:rPr>
-        <w:t xml:space="preserve">2) Имеет ли хост доступ к массиву хранения данных? Ответ: да. Хост находится в состоянии OK, оба его пути имеют признак Logged In со значением Yes.</w:t>
-      </w:r>
-    </w:p>
-    <w:p>
-      <w:pPr>
-        <w:pStyle w:val="a7"/>
-        <w:rPr>
-          <w:lang w:val="ru-RU" w:eastAsia="en-US"/>
-        </w:rPr>
-      </w:pPr>
-      <w:r>
-        <w:rPr>
-          <w:lang w:val="ru-RU" w:eastAsia="en-US"/>
-        </w:rPr>
-        <w:t xml:space="preserve">3) Сколько у выбранного хоста инициаторов? Ответ: один, iqn.1991-05.com.microsoft:w2k8r2-rp.</w:t>
-      </w:r>
-    </w:p>
-    <w:p>
-      <w:pPr>
-        <w:pStyle w:val="a7"/>
-        <w:rPr>
-          <w:lang w:val="ru-RU" w:eastAsia="en-US"/>
-        </w:rPr>
-      </w:pPr>
-      <w:r>
-        <w:rPr>
-          <w:lang w:val="ru-RU" w:eastAsia="en-US"/>
-        </w:rPr>
-        <w:t xml:space="preserve">4) Сколько путей существует у выбранного хоста? Ответ: два, через SP A Ethernet Port 2 и через SP B Ethernet Port 2.</w:t>
-      </w:r>
-    </w:p>
-    <w:p>
-      <w:pPr>
-        <w:pStyle w:val="a7"/>
-        <w:rPr>
-          <w:lang w:val="ru-RU" w:eastAsia="en-US"/>
-        </w:rPr>
-      </w:pPr>
-      <w:r>
-        <w:rPr>
-          <w:lang w:val="ru-RU" w:eastAsia="en-US"/>
-        </w:rPr>
-        <w:t>Хост Windows 2k8 подключён через оба процессора хранения. Если откажет процессор SP A или его порт, хост продолжит работать с массивом через SP B.</w:t>
+        <w:t xml:space="preserve">По рисункам 1.6–1.9 видно, что хост Windows 2k8 обращается к системе хранения по протоколу iSCSI: его инициатор имеет имя в формате IQN, а в столбце «Протокол» указано значение iSCSI. Доступ к массиву у хоста есть: карточка хоста показывает состояние OK, и оба пути имеют признак Logged In со значением Yes. У хоста один инициатор, iqn.1991-05.com.microsoft:w2k8r2-rp, и два пути к массиву: через порт SP A Ethernet Port 2 и через порт SP B Ethernet Port 2.</w:t>
+      </w:r>
+    </w:p>
+    <w:p>
+      <w:pPr>
+        <w:pStyle w:val="a7"/>
+        <w:rPr>
+          <w:lang w:val="ru-RU" w:eastAsia="en-US"/>
+        </w:rPr>
+      </w:pPr>
+      <w:r>
+        <w:rPr>
+          <w:lang w:val="ru-RU" w:eastAsia="en-US"/>
+        </w:rPr>
+        <w:t xml:space="preserve">Хост подключён через оба процессора хранения. Если откажет процессор SP A или его порт, хост продолжит работать с массивом через SP B.</w:t>
       </w:r>
     </w:p>
     <w:p>

--- a/Универ/5 курс/ХИУД/ЛР/ХИУД.ЛР2.250541.Власов.docx
+++ b/Универ/5 курс/ХИУД/ЛР/ХИУД.ЛР2.250541.Власов.docx
@@ -1285,77 +1285,77 @@
         <w:rPr>
           <w:lang w:val="ru-RU" w:eastAsia="en-US"/>
         </w:rPr>
-        <w:t xml:space="preserve">В данной лабораторной работе продолжается изучение системы хранения данных (СХД) EMC VNXe на демонстрационном симуляторе Unisphere VNXe Demo. В первой работе были изучены аппаратный состав массива, его пулы, логические тома и подключённые хосты. Вторая работа посвящена управлению массивом: проверяется его конфигурация и создаются новые ресурсы хранения.</w:t>
-      </w:r>
-    </w:p>
-    <w:p>
-      <w:pPr>
-        <w:pStyle w:val="a7"/>
-        <w:rPr>
-          <w:lang w:val="ru-RU" w:eastAsia="en-US"/>
-        </w:rPr>
-      </w:pPr>
-      <w:r>
-        <w:rPr>
-          <w:lang w:val="ru-RU" w:eastAsia="en-US"/>
-        </w:rPr>
-        <w:t xml:space="preserve">Цель работы: исследовать интерфейс управления Unisphere и основные задачи, которые выполняются в среде интеллектуальной системы хранения. Для этого проверяется правильность конфигурации системы хранения и по шагам выполняется создание ресурсов хранения двух видов: блочного устройства и файловой системы.</w:t>
-      </w:r>
-    </w:p>
-    <w:p>
-      <w:pPr>
-        <w:pStyle w:val="a7"/>
-        <w:rPr>
-          <w:lang w:val="ru-RU" w:eastAsia="en-US"/>
-        </w:rPr>
-      </w:pPr>
-      <w:r>
-        <w:rPr>
-          <w:lang w:val="ru-RU" w:eastAsia="en-US"/>
-        </w:rPr>
-        <w:t xml:space="preserve">В первой части настраивается рабочая область панели Dashboard, просматривается состояние ресурсов хранения в разделе Storage Resource Health, изучаются параметры пула MultiTier и изменяется его порог оповещений. Затем рассматривается подключение хоста Windows 2k8: определяются протокол доступа, число инициаторов и число путей к массиву. Часть заканчивается просмотром настроек протокола iSCSI и конфигурации активных iSCSI-интерфейсов.</w:t>
-      </w:r>
-    </w:p>
-    <w:p>
-      <w:pPr>
-        <w:pStyle w:val="a7"/>
-        <w:rPr>
-          <w:lang w:val="ru-RU" w:eastAsia="en-US"/>
-        </w:rPr>
-      </w:pPr>
-      <w:r>
-        <w:rPr>
-          <w:lang w:val="ru-RU" w:eastAsia="en-US"/>
-        </w:rPr>
-        <w:t xml:space="preserve">Во второй части создаётся блочное устройство. Блочный доступ хост получает через логические тома LUN (Logical Unit Number): массив выделяет в пуле область заданного размера, а хост видит её как локальный диск. Несколько LUN объединяются в группу LUN. Группа поддерживает согласованное состояние входящих в неё томов, и снимки (snapshots) всех LUN группы делаются в один момент времени. Создаётся группа из десяти LUN двух конфигураций с тонким выделением (Thin), и к ней открывается доступ хосту по протоколу Fibre Channel (FC).</w:t>
-      </w:r>
-    </w:p>
-    <w:p>
-      <w:pPr>
-        <w:pStyle w:val="a7"/>
-        <w:rPr>
-          <w:lang w:val="ru-RU" w:eastAsia="en-US"/>
-        </w:rPr>
-      </w:pPr>
-      <w:r>
-        <w:rPr>
-          <w:lang w:val="ru-RU" w:eastAsia="en-US"/>
-        </w:rPr>
-        <w:t xml:space="preserve">В третьей части создаётся файловая система для хоста под управлением Windows. Файловая система предоставляет хостам доступ к данным на уровне файлов через сетевые протоколы CIFS или NFS. Для неё выбирается протокол CIFS, задаются пул, политика размещения данных и размер, создаётся общий ресурс (share) и подключается расписание снимков.</w:t>
-      </w:r>
-    </w:p>
-    <w:p>
-      <w:pPr>
-        <w:pStyle w:val="a7"/>
-        <w:rPr>
-          <w:lang w:val="ru-RU" w:eastAsia="en-US"/>
-        </w:rPr>
-      </w:pPr>
-      <w:r>
-        <w:rPr>
-          <w:lang w:val="ru-RU" w:eastAsia="en-US"/>
-        </w:rPr>
-        <w:t xml:space="preserve">Работа выполняется в симуляторе Unisphere VNXe Demo, установленном в первой лабораторной работе. Симулятор открывается в браузере Mozilla Firefox ESR 52.9.0 с модулем Adobe Flash Player и воспроизводит интерфейс массива VNXe3200 без физического оборудования. В отчёт вошли описание каждого шага, снимки экрана, ответы на вопросы задания и итоговые конфигурации созданных ресурсов.</w:t>
+        <w:t>В данной лабораторной работе продолжается изучение системы хранения данных (СХД) EMC VNXe на демонстрационном симуляторе Unisphere VNXe Demo. В первой работе были изучены аппаратный состав массива, его пулы, логические тома и подключённые хосты. Вторая работа посвящена управлению массивом: проверяется его конфигурация и создаются новые ресурсы хранения.</w:t>
+      </w:r>
+    </w:p>
+    <w:p>
+      <w:pPr>
+        <w:pStyle w:val="a7"/>
+        <w:rPr>
+          <w:lang w:val="ru-RU" w:eastAsia="en-US"/>
+        </w:rPr>
+      </w:pPr>
+      <w:r>
+        <w:rPr>
+          <w:lang w:val="ru-RU" w:eastAsia="en-US"/>
+        </w:rPr>
+        <w:t>Цель работы: исследовать интерфейс управления Unisphere и основные задачи, которые выполняются в среде интеллектуальной системы хранения. Для этого проверяется правильность конфигурации системы хранения и по шагам выполняется создание ресурсов хранения двух видов: блочного устройства и файловой системы.</w:t>
+      </w:r>
+    </w:p>
+    <w:p>
+      <w:pPr>
+        <w:pStyle w:val="a7"/>
+        <w:rPr>
+          <w:lang w:val="ru-RU" w:eastAsia="en-US"/>
+        </w:rPr>
+      </w:pPr>
+      <w:r>
+        <w:rPr>
+          <w:lang w:val="ru-RU" w:eastAsia="en-US"/>
+        </w:rPr>
+        <w:t>В первой части настраивается рабочая область панели Dashboard, просматривается состояние ресурсов хранения в разделе Storage Resource Health, изучаются параметры пула MultiTier и изменяется его порог оповещений. Затем рассматривается подключение хоста Windows 2k8: определяются протокол доступа, число инициаторов и число путей к массиву. Часть заканчивается просмотром настроек протокола iSCSI и конфигурации активных iSCSI-интерфейсов.</w:t>
+      </w:r>
+    </w:p>
+    <w:p>
+      <w:pPr>
+        <w:pStyle w:val="a7"/>
+        <w:rPr>
+          <w:lang w:val="ru-RU" w:eastAsia="en-US"/>
+        </w:rPr>
+      </w:pPr>
+      <w:r>
+        <w:rPr>
+          <w:lang w:val="ru-RU" w:eastAsia="en-US"/>
+        </w:rPr>
+        <w:t>Во второй части создаётся блочное устройство. Блочный доступ хост получает через логические тома LUN (Logical Unit Number): массив выделяет в пуле область заданного размера, а хост видит её как локальный диск. Несколько LUN объединяются в группу LUN. Группа поддерживает согласованное состояние входящих в неё томов, и снимки (snapshots) всех LUN группы делаются в один момент времени. Создаётся группа из десяти LUN двух конфигураций с тонким выделением (Thin), и к ней открывается доступ хосту по протоколу Fibre Channel (FC).</w:t>
+      </w:r>
+    </w:p>
+    <w:p>
+      <w:pPr>
+        <w:pStyle w:val="a7"/>
+        <w:rPr>
+          <w:lang w:val="ru-RU" w:eastAsia="en-US"/>
+        </w:rPr>
+      </w:pPr>
+      <w:r>
+        <w:rPr>
+          <w:lang w:val="ru-RU" w:eastAsia="en-US"/>
+        </w:rPr>
+        <w:t>В третьей части создаётся файловая система для хоста под управлением Windows. Файловая система предоставляет хостам доступ к данным на уровне файлов через сетевые протоколы CIFS или NFS. Для неё выбирается протокол CIFS, задаются пул, политика размещения данных и размер, создаётся общий ресурс (share) и подключается расписание снимков.</w:t>
+      </w:r>
+    </w:p>
+    <w:p>
+      <w:pPr>
+        <w:pStyle w:val="a7"/>
+        <w:rPr>
+          <w:lang w:val="ru-RU" w:eastAsia="en-US"/>
+        </w:rPr>
+      </w:pPr>
+      <w:r>
+        <w:rPr>
+          <w:lang w:val="ru-RU" w:eastAsia="en-US"/>
+        </w:rPr>
+        <w:t>Работа выполняется в симуляторе Unisphere VNXe Demo, установленном в первой лабораторной работе. Симулятор открывается в браузере Mozilla Firefox ESR 52.9.0 с модулем Adobe Flash Player и воспроизводит интерфейс массива VNXe3200 без физического оборудования. В отчёт вошли описание каждого шага, снимки экрана, ответы на вопросы задания и итоговые конфигурации созданных ресурсов.</w:t>
       </w:r>
     </w:p>
     <w:p>
@@ -1394,7 +1394,7 @@
         <w:rPr>
           <w:lang w:val="ru-RU" w:eastAsia="en-US"/>
         </w:rPr>
-        <w:t xml:space="preserve">Для начала работы запускается симулятор: файл index.html из каталога установки Unisphere VNXe Demo открывается в браузере Mozilla Firefox ESR, после чего выполняется вход в систему под учётной записью администратора. После входа открывается вкладка «Панель» (Dashboard). Верхнее меню содержит разделы «Панель», «Система», «Система хранения данных», «Хосты», «Настройки» и «Поддержка». В строке состояния внизу окна выводятся имя системы VNXe-H1181, число оповещений (8), число выполняемых задач, имя пользователя admin и системное время.</w:t>
+        <w:t>Для начала работы запускается симулятор: файл index.html из каталога установки Unisphere VNXe Demo открывается в браузере Mozilla Firefox ESR, после чего выполняется вход в систему под учётной записью администратора. После входа открывается вкладка «Панель» (Dashboard). Верхнее меню содержит разделы «Панель», «Система», «Система хранения данных», «Хосты», «Настройки» и «Поддержка». В строке состояния внизу окна выводятся имя системы VNXe-H1181, число оповещений (8), число выполняемых задач, имя пользователя admin и системное время.</w:t>
       </w:r>
     </w:p>
     <w:p>
@@ -1499,21 +1499,129 @@
         <w:rPr>
           <w:lang w:val="ru-RU" w:eastAsia="en-US"/>
         </w:rPr>
-        <w:t xml:space="preserve">Набор блоков меняется кнопкой «Настроить» (Customize) в правом верхнем углу рабочей области. После нажатия над панелью появляется лента доступных элементов: System Information, System Capacity, Storage Pools, Common Tasks, System Alerts, File Systems, LUNs и VMware Datastores. Элемент из ленты перетаскивается мышью в нужное место панели, лишний блок закрывается кнопкой с крестиком.</w:t>
-      </w:r>
-    </w:p>
-    <w:p>
-      <w:pPr>
-        <w:pStyle w:val="a7"/>
-        <w:rPr>
-          <w:lang w:val="ru-RU" w:eastAsia="en-US"/>
-        </w:rPr>
-      </w:pPr>
-      <w:r>
-        <w:rPr>
-          <w:lang w:val="ru-RU" w:eastAsia="en-US"/>
-        </w:rPr>
-        <w:t xml:space="preserve">Далее панель настраивается по заданию. Блок System Information захватывается за заголовок и переносится в верхний правый угол рабочей области. Затем раскрывается список «Настроить», и элемент LUNs перетаскивается в верхний левый угол. Результат показан на рисунке 1.1.</w:t>
+        <w:t>Набор блоков меняется кнопкой «Настроить» (Customize) в правом верхнем углу рабочей области. После</w:t>
+      </w:r>
+      <w:r>
+        <w:rPr>
+          <w:lang w:eastAsia="en-US"/>
+        </w:rPr>
+        <w:t xml:space="preserve"> </w:t>
+      </w:r>
+      <w:r>
+        <w:rPr>
+          <w:lang w:val="ru-RU" w:eastAsia="en-US"/>
+        </w:rPr>
+        <w:t>нажатия</w:t>
+      </w:r>
+      <w:r>
+        <w:rPr>
+          <w:lang w:eastAsia="en-US"/>
+        </w:rPr>
+        <w:t xml:space="preserve"> </w:t>
+      </w:r>
+      <w:r>
+        <w:rPr>
+          <w:lang w:val="ru-RU" w:eastAsia="en-US"/>
+        </w:rPr>
+        <w:t>над</w:t>
+      </w:r>
+      <w:r>
+        <w:rPr>
+          <w:lang w:eastAsia="en-US"/>
+        </w:rPr>
+        <w:t xml:space="preserve"> </w:t>
+      </w:r>
+      <w:r>
+        <w:rPr>
+          <w:lang w:val="ru-RU" w:eastAsia="en-US"/>
+        </w:rPr>
+        <w:t>панелью</w:t>
+      </w:r>
+      <w:r>
+        <w:rPr>
+          <w:lang w:eastAsia="en-US"/>
+        </w:rPr>
+        <w:t xml:space="preserve"> </w:t>
+      </w:r>
+      <w:r>
+        <w:rPr>
+          <w:lang w:val="ru-RU" w:eastAsia="en-US"/>
+        </w:rPr>
+        <w:t>появляется</w:t>
+      </w:r>
+      <w:r>
+        <w:rPr>
+          <w:lang w:eastAsia="en-US"/>
+        </w:rPr>
+        <w:t xml:space="preserve"> </w:t>
+      </w:r>
+      <w:r>
+        <w:rPr>
+          <w:lang w:val="ru-RU" w:eastAsia="en-US"/>
+        </w:rPr>
+        <w:t>лента</w:t>
+      </w:r>
+      <w:r>
+        <w:rPr>
+          <w:lang w:eastAsia="en-US"/>
+        </w:rPr>
+        <w:t xml:space="preserve"> </w:t>
+      </w:r>
+      <w:r>
+        <w:rPr>
+          <w:lang w:val="ru-RU" w:eastAsia="en-US"/>
+        </w:rPr>
+        <w:t>доступных</w:t>
+      </w:r>
+      <w:r>
+        <w:rPr>
+          <w:lang w:eastAsia="en-US"/>
+        </w:rPr>
+        <w:t xml:space="preserve"> </w:t>
+      </w:r>
+      <w:r>
+        <w:rPr>
+          <w:lang w:val="ru-RU" w:eastAsia="en-US"/>
+        </w:rPr>
+        <w:t>элементов</w:t>
+      </w:r>
+      <w:r>
+        <w:rPr>
+          <w:lang w:eastAsia="en-US"/>
+        </w:rPr>
+        <w:t xml:space="preserve">: System Information, System Capacity, Storage Pools, Common Tasks, System Alerts, File Systems, LUNs </w:t>
+      </w:r>
+      <w:r>
+        <w:rPr>
+          <w:lang w:val="ru-RU" w:eastAsia="en-US"/>
+        </w:rPr>
+        <w:t>и</w:t>
+      </w:r>
+      <w:r>
+        <w:rPr>
+          <w:lang w:eastAsia="en-US"/>
+        </w:rPr>
+        <w:t xml:space="preserve"> VMware Datastores. </w:t>
+      </w:r>
+      <w:r>
+        <w:rPr>
+          <w:lang w:val="ru-RU" w:eastAsia="en-US"/>
+        </w:rPr>
+        <w:t>Элемент из ленты перетаскивается мышью в нужное место панели, лишний блок закрывается кнопкой с крестиком.</w:t>
+      </w:r>
+    </w:p>
+    <w:p>
+      <w:pPr>
+        <w:pStyle w:val="a7"/>
+        <w:rPr>
+          <w:lang w:val="ru-RU" w:eastAsia="en-US"/>
+        </w:rPr>
+      </w:pPr>
+      <w:r>
+        <w:rPr>
+          <w:lang w:val="ru-RU" w:eastAsia="en-US"/>
+        </w:rPr>
+        <w:t>Далее панель настраивается по заданию. Блок System Information захватывается за заголовок и переносится в верхний правый угол рабочей области. Затем раскрывается список «Настроить», и элемент LUNs перетаскивается в верхний левый угол. Результат показан на рисунке 1.1.</w:t>
       </w:r>
     </w:p>
     <w:p>
@@ -1620,7 +1728,7 @@
         <w:rPr>
           <w:lang w:val="ru-RU" w:eastAsia="en-US"/>
         </w:rPr>
-        <w:t xml:space="preserve">Далее открывается раздел Storage Resource Health: «Система» → «Состояние ресурсов хранения данных». В разделе Unisphere выводит таблицу всех ресурсов хранения массива: LUN, групп LUN, файловых систем и хранилищ данных VMware. Для каждого ресурса в таблице есть значок состояния, имя и тип. При выборе строки справа открывается панель «Состояние виртуального диска». Для группы LUNGroup-FC панель перечисляет входящие в неё тома LUNGroup-FC-00 и LUNGroup-FC-01, их состояние (OK), пул MultiTier, на котором они размещены, и состояние этого пула (OK). Окно раздела показано на рисунке 1.2.</w:t>
+        <w:t>Далее открывается раздел Storage Resource Health: «Система» → «Состояние ресурсов хранения данных». В разделе Unisphere выводит таблицу всех ресурсов хранения массива: LUN, групп LUN, файловых систем и хранилищ данных VMware. Для каждого ресурса в таблице есть значок состояния, имя и тип. При выборе строки справа открывается панель «Состояние виртуального диска». Для группы LUNGroup-FC панель перечисляет входящие в неё тома LUNGroup-FC-00 и LUNGroup-FC-01, их состояние (OK), пул MultiTier, на котором они размещены, и состояние этого пула (OK). Окно раздела показано на рисунке 1.2.</w:t>
       </w:r>
     </w:p>
     <w:p>
@@ -1713,7 +1821,7 @@
         <w:rPr>
           <w:lang w:val="ru-RU" w:eastAsia="en-US"/>
         </w:rPr>
-        <w:t xml:space="preserve">В этом разделе администратор получает следующие сведения о ресурсах системы: исправен ли ресурс, к какому типу он относится, из каких томов состоит группа, на каком пуле размещён каждый том и в каком состоянии находится пул. Если пул перейдёт в состояние ошибки, по панели видно, какие тома и файловые системы затронет сбой. Файловые системы и их статус приведены в таблице 1.1.</w:t>
+        <w:t>В этом разделе администратор получает следующие сведения о ресурсах системы: исправен ли ресурс, к какому типу он относится, из каких томов состоит группа, на каком пуле размещён каждый том и в каком состоянии находится пул. Если пул перейдёт в состояние ошибки, по панели видно, какие тома и файловые системы затронет сбой. Файловые системы и их статус приведены в таблице 1.1.</w:t>
       </w:r>
     </w:p>
     <w:p>
@@ -1731,7 +1839,7 @@
         <w:rPr>
           <w:lang w:val="ru-RU" w:eastAsia="en-US"/>
         </w:rPr>
-        <w:t xml:space="preserve">Таблица 1.1 – Файловые системы и их статус</w:t>
+        <w:t>Таблица 1.1 – Файловые системы и их статус</w:t>
       </w:r>
     </w:p>
     <w:tbl>
@@ -1768,7 +1876,7 @@
               <w:rPr>
                 <w:lang w:val="ru-RU" w:eastAsia="en-US"/>
               </w:rPr>
-              <w:t xml:space="preserve">Файловая система</w:t>
+              <w:t>Файловая система</w:t>
             </w:r>
           </w:p>
         </w:tc>
@@ -1790,7 +1898,7 @@
               <w:rPr>
                 <w:lang w:val="ru-RU" w:eastAsia="en-US"/>
               </w:rPr>
-              <w:t xml:space="preserve">Статус</w:t>
+              <w:t>Статус</w:t>
             </w:r>
           </w:p>
         </w:tc>
@@ -1817,7 +1925,7 @@
               <w:rPr>
                 <w:lang w:val="ru-RU" w:eastAsia="en-US"/>
               </w:rPr>
-              <w:t xml:space="preserve">FileSystem00</w:t>
+              <w:t>FileSystem00</w:t>
             </w:r>
           </w:p>
         </w:tc>
@@ -1839,7 +1947,7 @@
               <w:rPr>
                 <w:lang w:val="ru-RU" w:eastAsia="en-US"/>
               </w:rPr>
-              <w:t xml:space="preserve">OK</w:t>
+              <w:t>OK</w:t>
             </w:r>
           </w:p>
         </w:tc>
@@ -1865,7 +1973,7 @@
               <w:rPr>
                 <w:lang w:val="ru-RU" w:eastAsia="en-US"/>
               </w:rPr>
-              <w:t xml:space="preserve">FileSystem01</w:t>
+              <w:t>FileSystem01</w:t>
             </w:r>
           </w:p>
         </w:tc>
@@ -1886,7 +1994,7 @@
               <w:rPr>
                 <w:lang w:val="ru-RU" w:eastAsia="en-US"/>
               </w:rPr>
-              <w:t xml:space="preserve">OK</w:t>
+              <w:t>OK</w:t>
             </w:r>
           </w:p>
         </w:tc>
@@ -1904,21 +2012,21 @@
         <w:rPr>
           <w:lang w:val="ru-RU" w:eastAsia="en-US"/>
         </w:rPr>
-        <w:t xml:space="preserve">В системе две файловые системы: FileSystem00 и FileSystem01. Обе находятся в состоянии OK. Остальные ресурсы раздела (группы LUNGroup-iSCSI и LUNGroup-FC, том LUN00, хранилища VMware Datastore00 и Datastore01) тоже находятся в состоянии OK, значит конфигурация массива корректна и на нём можно создавать новые ресурсы.</w:t>
-      </w:r>
-    </w:p>
-    <w:p>
-      <w:pPr>
-        <w:pStyle w:val="a7"/>
-        <w:rPr>
-          <w:lang w:val="ru-RU" w:eastAsia="en-US"/>
-        </w:rPr>
-      </w:pPr>
-      <w:r>
-        <w:rPr>
-          <w:lang w:val="ru-RU" w:eastAsia="en-US"/>
-        </w:rPr>
-        <w:t xml:space="preserve">Следующее задание относится к пулам хранения. Пул объединяет физические диски массива в общее пространство, из которого массив выделяет LUN и файловые системы. Для этого выполняется переход в меню управления пулами: «Система хранения данных» → Storage Configuration → «Пулы хранения». На вкладке List View выбирается пул MultiTier, и кнопкой Details открывается его описание. Окно пула содержит шесть вкладок: «Общие», «Использование», FAST VP, «Диски», Settings и «Представление статистики пулов». Вкладка «Общие» показана на рисунке 1.3.</w:t>
+        <w:t>В системе две файловые системы: FileSystem00 и FileSystem01. Обе находятся в состоянии OK. Остальные ресурсы раздела (группы LUNGroup-iSCSI и LUNGroup-FC, том LUN00, хранилища VMware Datastore00 и Datastore01) тоже находятся в состоянии OK, значит конфигурация массива корректна и на нём можно создавать новые ресурсы.</w:t>
+      </w:r>
+    </w:p>
+    <w:p>
+      <w:pPr>
+        <w:pStyle w:val="a7"/>
+        <w:rPr>
+          <w:lang w:val="ru-RU" w:eastAsia="en-US"/>
+        </w:rPr>
+      </w:pPr>
+      <w:r>
+        <w:rPr>
+          <w:lang w:val="ru-RU" w:eastAsia="en-US"/>
+        </w:rPr>
+        <w:t>Следующее задание относится к пулам хранения. Пул объединяет физические диски массива в общее пространство, из которого массив выделяет LUN и файловые системы. Для этого выполняется переход в меню управления пулами: «Система хранения данных» → Storage Configuration → «Пулы хранения». На вкладке List View выбирается пул MultiTier, и кнопкой Details открывается его описание. Окно пула содержит шесть вкладок: «Общие», «Использование», FAST VP, «Диски», Settings и «Представление статистики пулов». Вкладка «Общие» показана на рисунке 1.3.</w:t>
       </w:r>
     </w:p>
     <w:p>
@@ -2203,7 +2311,7 @@
         <w:rPr>
           <w:lang w:val="ru-RU" w:eastAsia="en-US"/>
         </w:rPr>
-        <w:t xml:space="preserve">Далее выбирается вкладка «Использование» (Utilization). На ней Unisphere показывает полосу заполнения пула и числовые показатели: выделенное пространство, объём снимков (Snapshot Size Used), оставшееся пространство, уровень подписки, порог оповещения и общее пространство. Ниже расположена таблица уровней хранения с типом дисков, их количеством, общим и оставшимся пространством: Performance Tier на пяти дисках SAS и Capacity Tier на пяти дисках NL SAS.</w:t>
+        <w:t>Далее выбирается вкладка «Использование» (Utilization). На ней Unisphere показывает полосу заполнения пула и числовые показатели: выделенное пространство, объём снимков (Snapshot Size Used), оставшееся пространство, уровень подписки, порог оповещения и общее пространство. Ниже расположена таблица уровней хранения с типом дисков, их количеством, общим и оставшимся пространством: Performance Tier на пяти дисках SAS и Capacity Tier на пяти дисках NL SAS.</w:t>
       </w:r>
     </w:p>
     <w:p>
@@ -2232,7 +2340,7 @@
         <w:rPr>
           <w:lang w:val="ru-RU" w:eastAsia="en-US"/>
         </w:rPr>
-        <w:t xml:space="preserve">Ползунок «Пороговое значение для оповещений» перемещается на отметку 50 % (рисунок 1.4). Пока изменение не сохранено, Unisphere помечает название вкладки звёздочкой («*Использование»).</w:t>
+        <w:t>Ползунок «Пороговое значение для оповещений» перемещается на отметку 50 % (рисунок 1.4). Пока изменение не сохранено, Unisphere помечает название вкладки звёздочкой («*Использование»).</w:t>
       </w:r>
     </w:p>
     <w:p>
@@ -2324,7 +2432,7 @@
         <w:rPr>
           <w:lang w:val="ru-RU" w:eastAsia="en-US"/>
         </w:rPr>
-        <w:t xml:space="preserve">Изменения сохраняются кнопкой «Применить изменения». Unisphere запускает задачу изменения пула и по её завершении выводит сообщение Job Completed с текстом «The Modify storage pool task completed successfully» (рисунок 1.5). Звёздочка в названии вкладки исчезает, кнопки сохранения и отмены становятся неактивными.</w:t>
+        <w:t>Изменения сохраняются кнопкой «Применить изменения». Unisphere запускает задачу изменения пула и по её завершении выводит сообщение Job Completed с текстом «The Modify storage pool task completed successfully» (рисунок 1.5). Звёздочка в названии вкладки исчезает, кнопки сохранения и отмены становятся неактивными.</w:t>
       </w:r>
     </w:p>
     <w:p>
@@ -2445,7 +2553,7 @@
         <w:rPr>
           <w:lang w:val="ru-RU" w:eastAsia="en-US"/>
         </w:rPr>
-        <w:t xml:space="preserve">Далее открывается раздел «Хосты» и вкладка Initiators. Под заголовком раздела расположены две вкладки: Initiators и Initiator Paths. Выбирается вторая из них (рисунок 1.6).</w:t>
+        <w:t>Далее открывается раздел «Хосты» и вкладка Initiators. Под заголовком раздела расположены две вкладки: Initiators и Initiator Paths. Выбирается вторая из них (рисунок 1.6).</w:t>
       </w:r>
     </w:p>
     <w:p>
@@ -2537,35 +2645,42 @@
         <w:rPr>
           <w:lang w:val="ru-RU" w:eastAsia="en-US"/>
         </w:rPr>
-        <w:t xml:space="preserve">Таблица путей содержит пять столбцов: идентификатор инициатора (Initiator IQN/WWN), хост, протокол, целевой порт (Target Port) и признак входа в систему (Logged In). Всего в системе 14 путей от семи инициаторов: четыре инициатора Fibre Channel с одним путём у каждого (два из них принадлежат хосту 10.244.214.222), инициатор хоста Win7 с четырьмя путями, инициатор хоста Windows 2k8 с двумя путями и инициатор хоста VMware ESXi с четырьмя путями.</w:t>
-      </w:r>
-    </w:p>
-    <w:p>
-      <w:pPr>
-        <w:pStyle w:val="a7"/>
-        <w:rPr>
-          <w:lang w:val="ru-RU" w:eastAsia="en-US"/>
-        </w:rPr>
-      </w:pPr>
-      <w:r>
-        <w:rPr>
-          <w:lang w:val="ru-RU" w:eastAsia="en-US"/>
-        </w:rPr>
-        <w:t xml:space="preserve">Два инициатора Fibre Channel не привязаны к хосту, они были обнаружены ещё в первой лабораторной работе. Во всех строках столбец Logged In имеет значение Yes: каждый инициатор выполнил вход на целевой порт массива. Вкладка Initiator Paths служит только для просмотра. Изменения в систему вносятся на карточке хоста: там можно изменить имя хоста, его описание и операционную систему, добавить новый инициатор, изменить или удалить существующий.</w:t>
-      </w:r>
-    </w:p>
-    <w:p>
-      <w:pPr>
-        <w:pStyle w:val="a7"/>
-        <w:rPr>
-          <w:lang w:val="ru-RU" w:eastAsia="en-US"/>
-        </w:rPr>
-      </w:pPr>
-      <w:r>
-        <w:rPr>
-          <w:lang w:val="ru-RU" w:eastAsia="en-US"/>
-        </w:rPr>
-        <w:t xml:space="preserve">Двойным щелчком по имени хоста Windows 2k8 открывается его карточка (рисунок 1.7). Карточка состоит из вкладок «Общие», LUNs, «Адрес хранения данных», Initiators и Initiator Paths. На вкладке «Общие» указаны состояние хоста (OK), имя (Windows 2k8), тип Manually Created Host (хост добавлен вручную), способ управления Manual, описание и операционная система Windows Server 2008. Имя, описание и операционную систему можно отредактировать и сохранить кнопкой «Применить изменения».</w:t>
+        <w:t>Таблица путей содержит пять столбцов: идентификатор инициатора (Initiator IQN/WWN), хост, протокол, целевой порт (Target Port) и признак входа в систему (Logged In). Всего в системе 14 путей от семи инициаторов: четыре инициатора Fibre Channel с одним путём у каждого (два из них принадлежат хосту 10.244.214.222), инициатор хоста Win7 с четырьмя путями, инициатор хоста Windows 2k8 с двумя путями и инициатор хоста VMware ESXi с четырьмя путями.</w:t>
+      </w:r>
+    </w:p>
+    <w:p>
+      <w:pPr>
+        <w:pStyle w:val="a7"/>
+        <w:rPr>
+          <w:lang w:val="ru-RU" w:eastAsia="en-US"/>
+        </w:rPr>
+      </w:pPr>
+      <w:r>
+        <w:rPr>
+          <w:lang w:val="ru-RU" w:eastAsia="en-US"/>
+        </w:rPr>
+        <w:t xml:space="preserve">Два инициатора Fibre Channel не привязаны к хосту, они были обнаружены ещё в первой лабораторной работе. Во всех строках столбец Logged In имеет значение Yes: каждый инициатор выполнил вход на целевой порт массива. Вкладка Initiator Paths служит только для просмотра. Изменения в систему вносятся на карточке хоста: там можно изменить имя хоста, его </w:t>
+      </w:r>
+      <w:r>
+        <w:rPr>
+          <w:lang w:val="ru-RU" w:eastAsia="en-US"/>
+        </w:rPr>
+        <w:lastRenderedPageBreak/>
+        <w:t>описание и операционную систему, добавить новый инициатор, изменить или удалить существующий.</w:t>
+      </w:r>
+    </w:p>
+    <w:p>
+      <w:pPr>
+        <w:pStyle w:val="a7"/>
+        <w:rPr>
+          <w:lang w:val="ru-RU" w:eastAsia="en-US"/>
+        </w:rPr>
+      </w:pPr>
+      <w:r>
+        <w:rPr>
+          <w:lang w:val="ru-RU" w:eastAsia="en-US"/>
+        </w:rPr>
+        <w:t>Двойным щелчком по имени хоста Windows 2k8 открывается его карточка (рисунок 1.7). Карточка состоит из вкладок «Общие», LUNs, «Адрес хранения данных», Initiators и Initiator Paths. На вкладке «Общие» указаны состояние хоста (OK), имя (Windows 2k8), тип Manually Created Host (хост добавлен вручную), способ управления Manual, описание и операционная система Windows Server 2008. Имя, описание и операционную систему можно отредактировать и сохранить кнопкой «Применить изменения».</w:t>
       </w:r>
     </w:p>
     <w:p>
@@ -2759,7 +2874,6 @@
         <w:rPr>
           <w:noProof/>
         </w:rPr>
-        <w:lastRenderedPageBreak/>
         <w:drawing>
           <wp:inline distT="0" distB="0" distL="0" distR="0" wp14:anchorId="0C8230C5" wp14:editId="2D2962CA">
             <wp:extent cx="5816674" cy="903643"/>
@@ -2852,6 +2966,7 @@
         <w:rPr>
           <w:noProof/>
         </w:rPr>
+        <w:lastRenderedPageBreak/>
         <w:drawing>
           <wp:inline distT="0" distB="0" distL="0" distR="0" wp14:anchorId="7D29C0AC" wp14:editId="312023DE">
             <wp:extent cx="5779875" cy="1602889"/>
@@ -2926,35 +3041,35 @@
         <w:rPr>
           <w:lang w:val="ru-RU" w:eastAsia="en-US"/>
         </w:rPr>
-        <w:t xml:space="preserve">По рисункам 1.6–1.9 видно, что хост Windows 2k8 обращается к системе хранения по протоколу iSCSI: его инициатор имеет имя в формате IQN, а в столбце «Протокол» указано значение iSCSI. Доступ к массиву у хоста есть: карточка хоста показывает состояние OK, и оба пути имеют признак Logged In со значением Yes. У хоста один инициатор, iqn.1991-05.com.microsoft:w2k8r2-rp, и два пути к массиву: через порт SP A Ethernet Port 2 и через порт SP B Ethernet Port 2.</w:t>
-      </w:r>
-    </w:p>
-    <w:p>
-      <w:pPr>
-        <w:pStyle w:val="a7"/>
-        <w:rPr>
-          <w:lang w:val="ru-RU" w:eastAsia="en-US"/>
-        </w:rPr>
-      </w:pPr>
-      <w:r>
-        <w:rPr>
-          <w:lang w:val="ru-RU" w:eastAsia="en-US"/>
-        </w:rPr>
-        <w:t xml:space="preserve">Хост подключён через оба процессора хранения. Если откажет процессор SP A или его порт, хост продолжит работать с массивом через SP B.</w:t>
-      </w:r>
-    </w:p>
-    <w:p>
-      <w:pPr>
-        <w:pStyle w:val="a7"/>
-        <w:rPr>
-          <w:lang w:val="ru-RU" w:eastAsia="en-US"/>
-        </w:rPr>
-      </w:pPr>
-      <w:r>
-        <w:rPr>
-          <w:lang w:val="ru-RU" w:eastAsia="en-US"/>
-        </w:rPr>
-        <w:t xml:space="preserve">Последнее задание первой части относится к настройкам протокола iSCSI. В разделе «Настройки» выбирается пункт «Настройки сервера iSCSI» (рисунок 1.10). Окно содержит две вкладки: «Серверы iSCSI» и CHAP Security.</w:t>
+        <w:t>По рисункам 1.6–1.9 видно, что хост Windows 2k8 обращается к системе хранения по протоколу iSCSI: его инициатор имеет имя в формате IQN, а в столбце «Протокол» указано значение iSCSI. Доступ к массиву у хоста есть: карточка хоста показывает состояние OK, и оба пути имеют признак Logged In со значением Yes. У хоста один инициатор, iqn.1991-05.com.microsoft:w2k8r2-rp, и два пути к массиву: через порт SP A Ethernet Port 2 и через порт SP B Ethernet Port 2.</w:t>
+      </w:r>
+    </w:p>
+    <w:p>
+      <w:pPr>
+        <w:pStyle w:val="a7"/>
+        <w:rPr>
+          <w:lang w:val="ru-RU" w:eastAsia="en-US"/>
+        </w:rPr>
+      </w:pPr>
+      <w:r>
+        <w:rPr>
+          <w:lang w:val="ru-RU" w:eastAsia="en-US"/>
+        </w:rPr>
+        <w:t>Хост подключён через оба процессора хранения. Если откажет процессор SP A или его порт, хост продолжит работать с массивом через SP B.</w:t>
+      </w:r>
+    </w:p>
+    <w:p>
+      <w:pPr>
+        <w:pStyle w:val="a7"/>
+        <w:rPr>
+          <w:lang w:val="ru-RU" w:eastAsia="en-US"/>
+        </w:rPr>
+      </w:pPr>
+      <w:r>
+        <w:rPr>
+          <w:lang w:val="ru-RU" w:eastAsia="en-US"/>
+        </w:rPr>
+        <w:t>Последнее задание первой части относится к настройкам протокола iSCSI. В разделе «Настройки» выбирается пункт «Настройки сервера iSCSI» (рисунок 1.10). Окно содержит две вкладки: «Серверы iSCSI» и CHAP Security.</w:t>
       </w:r>
     </w:p>
     <w:p>
@@ -2972,7 +3087,6 @@
         <w:rPr>
           <w:noProof/>
         </w:rPr>
-        <w:lastRenderedPageBreak/>
         <w:drawing>
           <wp:inline distT="0" distB="0" distL="0" distR="0" wp14:anchorId="14004A7A" wp14:editId="37DC5D3F">
             <wp:extent cx="5940000" cy="2095687"/>
@@ -3047,7 +3161,14 @@
         <w:rPr>
           <w:lang w:val="ru-RU" w:eastAsia="en-US"/>
         </w:rPr>
-        <w:t>Вкладка «Серверы iSCSI» перечисляет порты Ethernet массива и созданные на них iSCSI-интерфейсы. Для каждого интерфейса в таблице указаны порт, процессор хранения, состояние канала (Link State), IP-адрес, маска подсети, шлюз, имя Port IQN и его псевдоним (Port IQN Alias). Строки портов Ethernet Port 2 и Ethernet Port 4 раскрываются: на каждом из них настроено по интерфейсу для процессоров SP A и SP B. У портов Ethernet Port 3 и Ethernet Port 5 интерфейсов нет. На рисунке раскрыт порт Ethernet Port 4: интерфейс SP A имеет адрес 10.244.214.142, интерфейс SP B имеет адрес 10.244.214.143. Оба интерфейса используют маску 255.255.255.0 и шлюз 10.244.214.1, канал у обоих в состоянии «Восходящий канал» (Up).</w:t>
+        <w:t xml:space="preserve">Вкладка «Серверы iSCSI» перечисляет порты Ethernet массива и созданные на них iSCSI-интерфейсы. Для каждого интерфейса в таблице указаны порт, процессор хранения, состояние канала (Link State), IP-адрес, маска подсети, шлюз, имя Port IQN и его псевдоним (Port IQN Alias). Строки портов Ethernet Port 2 и Ethernet Port 4 раскрываются: на каждом из них настроено по интерфейсу для процессоров SP A и SP B. У портов Ethernet Port 3 и Ethernet Port 5 интерфейсов нет. На рисунке раскрыт порт Ethernet Port 4: интерфейс SP A имеет адрес 10.244.214.142, интерфейс SP B имеет адрес </w:t>
+      </w:r>
+      <w:r>
+        <w:rPr>
+          <w:lang w:val="ru-RU" w:eastAsia="en-US"/>
+        </w:rPr>
+        <w:lastRenderedPageBreak/>
+        <w:t>10.244.214.143. Оба интерфейса используют маску 255.255.255.0 и шлюз 10.244.214.1, канал у обоих в состоянии «Восходящий канал» (Up).</w:t>
       </w:r>
     </w:p>
     <w:p>
@@ -3075,7 +3196,7 @@
         <w:rPr>
           <w:lang w:val="ru-RU" w:eastAsia="en-US"/>
         </w:rPr>
-        <w:t xml:space="preserve">Конфигурация активных iSCSI-интерфейсов приведена в таблице 1.2.</w:t>
+        <w:t>Конфигурация активных iSCSI-интерфейсов приведена в таблице 1.2.</w:t>
       </w:r>
     </w:p>
     <w:p>
@@ -3093,7 +3214,7 @@
         <w:rPr>
           <w:lang w:val="ru-RU" w:eastAsia="en-US"/>
         </w:rPr>
-        <w:t xml:space="preserve">Таблица 1.2 – Конфигурация активных iSCSI-интерфейсов</w:t>
+        <w:t>Таблица 1.2 – Конфигурация активных iSCSI-интерфейсов</w:t>
       </w:r>
     </w:p>
     <w:tbl>
@@ -3624,7 +3745,7 @@
         <w:rPr>
           <w:lang w:val="ru-RU" w:eastAsia="en-US"/>
         </w:rPr>
-        <w:t xml:space="preserve">Имя Port IQN составлено из префикса производителя (iqn.1992-04.com.emc), серийного номера массива (fnm00131304285) и обозначения процессора и порта (a0, b0, a2, b2). По этим именам хосты находят целевые порты при подключении по iSCSI. Через интерфейсы порта Ethernet Port 2 к массиву подключён хост Windows 2k8, рассмотренный выше.</w:t>
+        <w:t>Имя Port IQN составлено из префикса производителя (iqn.1992-04.com.emc), серийного номера массива (fnm00131304285) и обозначения процессора и порта (a0, b0, a2, b2). По этим именам хосты находят целевые порты при подключении по iSCSI. Через интерфейсы порта Ethernet Port 2 к массиву подключён хост Windows 2k8, рассмотренный выше.</w:t>
       </w:r>
     </w:p>
     <w:p>
@@ -3632,7 +3753,6 @@
         <w:pStyle w:val="a0"/>
       </w:pPr>
       <w:r>
-        <w:lastRenderedPageBreak/>
         <w:t>Создание блочного устройства</w:t>
       </w:r>
     </w:p>
@@ -3647,7 +3767,7 @@
         <w:rPr>
           <w:lang w:val="ru-RU" w:eastAsia="en-US"/>
         </w:rPr>
-        <w:t xml:space="preserve">Блочное устройство создаётся мастером «Мастер настройки типовой системы хранения данных». Для его запуска на панели Dashboard в блоке «Типичные задачи» выбирается ссылка «Создание системы хранения данных для типового ресурса iSCSI» (рисунок 1.11). В русской локализации симулятора эта ссылка запускает создание LUN или группы LUN.</w:t>
+        <w:t>Блочное устройство создаётся мастером «Мастер настройки типовой системы хранения данных». Для его запуска на панели Dashboard в блоке «Типичные задачи» выбирается ссылка «Создание системы хранения данных для типового ресурса iSCSI» (рисунок 1.11). В русской локализации симулятора эта ссылка запускает создание LUN или группы LUN.</w:t>
       </w:r>
     </w:p>
     <w:p>
@@ -3730,21 +3850,28 @@
         <w:rPr>
           <w:lang w:val="ru-RU" w:eastAsia="en-US"/>
         </w:rPr>
-        <w:t>Мастер состоит из шести шагов. На первом шаге «Укажите имя» мастер предлагает два варианта: Create a LUN group и Create a LUN. Одиночный LUN представляет собой отдельный том. Группа LUN объединяет несколько томов и поддерживает их согласованное состояние: снимки делаются одновременно для всех томов группы, а доступ хостам выдаётся сразу всей группе или каждому LUN отдельно. Группа подходит приложениям, которые хранят связанные данные на нескольких томах, например базе данных с отдельными томами для данных и для журналов.</w:t>
-      </w:r>
-    </w:p>
-    <w:p>
-      <w:pPr>
-        <w:pStyle w:val="a7"/>
-        <w:rPr>
-          <w:lang w:val="ru-RU" w:eastAsia="en-US"/>
-        </w:rPr>
-      </w:pPr>
-      <w:r>
-        <w:rPr>
-          <w:lang w:val="ru-RU" w:eastAsia="en-US"/>
-        </w:rPr>
-        <w:t xml:space="preserve">По заданию выбирается вариант Create a LUN group и вводится имя группы RomanLunGroup (рисунок 1.12). Поле «Описание» необязательное и остаётся пустым. Затем нажимается кнопка «Далее».</w:t>
+        <w:t xml:space="preserve">Мастер состоит из шести шагов. На первом шаге «Укажите имя» мастер предлагает два варианта: Create a LUN group и Create a LUN. Одиночный LUN представляет собой отдельный том. Группа LUN объединяет несколько томов и поддерживает их согласованное состояние: снимки делаются одновременно </w:t>
+      </w:r>
+      <w:r>
+        <w:rPr>
+          <w:lang w:val="ru-RU" w:eastAsia="en-US"/>
+        </w:rPr>
+        <w:lastRenderedPageBreak/>
+        <w:t>для всех томов группы, а доступ хостам выдаётся сразу всей группе или каждому LUN отдельно. Группа подходит приложениям, которые хранят связанные данные на нескольких томах, например базе данных с отдельными томами для данных и для журналов.</w:t>
+      </w:r>
+    </w:p>
+    <w:p>
+      <w:pPr>
+        <w:pStyle w:val="a7"/>
+        <w:rPr>
+          <w:lang w:val="ru-RU" w:eastAsia="en-US"/>
+        </w:rPr>
+      </w:pPr>
+      <w:r>
+        <w:rPr>
+          <w:lang w:val="ru-RU" w:eastAsia="en-US"/>
+        </w:rPr>
+        <w:t>По заданию выбирается вариант Create a LUN group и вводится имя группы RomanLunGroup (рисунок 1.12). Поле «Описание» необязательное и остаётся пустым. Затем нажимается кнопка «Далее».</w:t>
       </w:r>
     </w:p>
     <w:p>
@@ -3828,7 +3955,7 @@
         <w:rPr>
           <w:lang w:val="ru-RU" w:eastAsia="en-US"/>
         </w:rPr>
-        <w:t xml:space="preserve">На втором шаге задаётся состав группы. Создаётся 10 LUN двух конфигураций:</w:t>
+        <w:t>На втором шаге задаётся состав группы. Создаётся 10 LUN двух конфигураций:</w:t>
       </w:r>
     </w:p>
     <w:p>
@@ -3880,21 +4007,21 @@
         <w:rPr>
           <w:lang w:val="ru-RU" w:eastAsia="en-US"/>
         </w:rPr>
-        <w:t xml:space="preserve">Все тома мастер размещает в пуле MultiTier с политикой Start High Then Auto-Tier. Отметка Thin включает тонкое выделение: массив отдаёт тому место в пуле по мере записи данных. Группа общим объёмом 550 ГБ сразу после создания почти не занимает места. Тонкое выделение и даёт пулу MultiTier подписку выше 100 %, которая была показана на вкладке «Использование».</w:t>
-      </w:r>
-    </w:p>
-    <w:p>
-      <w:pPr>
-        <w:pStyle w:val="a7"/>
-        <w:rPr>
-          <w:lang w:val="ru-RU" w:eastAsia="en-US"/>
-        </w:rPr>
-      </w:pPr>
-      <w:r>
-        <w:rPr>
-          <w:lang w:val="ru-RU" w:eastAsia="en-US"/>
-        </w:rPr>
-        <w:t xml:space="preserve">Третий шаг «Настроить защиту» задаёт защиту группы снимками (рисунок 1.13). Мастер предлагает два варианта: не настраивать защиту сейчас или защищать данные по расписанию создания снимков. По умолчанию выбран второй вариант с расписанием Default Protection: снимок создаётся каждый день в 11:00 и хранится два дня. Защиту ресурсов задание переносит в следующие лабораторные работы, поэтому этот шаг остаётся без изменений.</w:t>
+        <w:t>Все тома мастер размещает в пуле MultiTier с политикой Start High Then Auto-Tier. Отметка Thin включает тонкое выделение: массив отдаёт тому место в пуле по мере записи данных. Группа общим объёмом 550 ГБ сразу после создания почти не занимает места. Тонкое выделение и даёт пулу MultiTier подписку выше 100 %, которая была показана на вкладке «Использование».</w:t>
+      </w:r>
+    </w:p>
+    <w:p>
+      <w:pPr>
+        <w:pStyle w:val="a7"/>
+        <w:rPr>
+          <w:lang w:val="ru-RU" w:eastAsia="en-US"/>
+        </w:rPr>
+      </w:pPr>
+      <w:r>
+        <w:rPr>
+          <w:lang w:val="ru-RU" w:eastAsia="en-US"/>
+        </w:rPr>
+        <w:t>Третий шаг «Настроить защиту» задаёт защиту группы снимками (рисунок 1.13). Мастер предлагает два варианта: не настраивать защиту сейчас или защищать данные по расписанию создания снимков. По умолчанию выбран второй вариант с расписанием Default Protection: снимок создаётся каждый день в 11:00 и хранится два дня. Защиту ресурсов задание переносит в следующие лабораторные работы, поэтому этот шаг остаётся без изменений.</w:t>
       </w:r>
     </w:p>
     <w:p>
@@ -3912,6 +4039,7 @@
         <w:rPr>
           <w:noProof/>
         </w:rPr>
+        <w:lastRenderedPageBreak/>
         <w:drawing>
           <wp:inline distT="0" distB="0" distL="0" distR="0" wp14:anchorId="55D01163" wp14:editId="58569572">
             <wp:extent cx="5940000" cy="3353554"/>
@@ -3977,7 +4105,7 @@
         <w:rPr>
           <w:lang w:val="ru-RU" w:eastAsia="en-US"/>
         </w:rPr>
-        <w:t xml:space="preserve">На четвёртом шаге «Настроить доступ к хосту» указываются хосты, которые получат доступ к группе. Список фильтруется по протоколу: в поле Protocols выбирается значение FC. После фильтрации в списке остаётся один хост 10.244.214.222 с операционной системой VMware ESXi 5.1.0, который поддерживает протоколы iSCSI, FC и File (рисунок 1.14).</w:t>
+        <w:t>На четвёртом шаге «Настроить доступ к хосту» указываются хосты, которые получат доступ к группе. Список фильтруется по протоколу: в поле Protocols выбирается значение FC. После фильтрации в списке остаётся один хост 10.244.214.222 с операционной системой VMware ESXi 5.1.0, который поддерживает протоколы iSCSI, FC и File (рисунок 1.14).</w:t>
       </w:r>
     </w:p>
     <w:p>
@@ -3995,7 +4123,6 @@
         <w:rPr>
           <w:noProof/>
         </w:rPr>
-        <w:lastRenderedPageBreak/>
         <w:drawing>
           <wp:inline distT="0" distB="0" distL="0" distR="0" wp14:anchorId="3F93F4AD" wp14:editId="1015DF4D">
             <wp:extent cx="5930790" cy="1624405"/>
@@ -4062,7 +4189,7 @@
         <w:rPr>
           <w:lang w:val="ru-RU" w:eastAsia="en-US"/>
         </w:rPr>
-        <w:t xml:space="preserve">В столбце «Доступ» выбирается тип доступа хоста к группе. Вариантов четыре:</w:t>
+        <w:t>В столбце «Доступ» выбирается тип доступа хоста к группе. Вариантов четыре:</w:t>
       </w:r>
     </w:p>
     <w:p>
@@ -4152,21 +4279,22 @@
         <w:rPr>
           <w:lang w:val="ru-RU" w:eastAsia="en-US"/>
         </w:rPr>
-        <w:t xml:space="preserve">Выбирается вариант LUN («Виртуальный диск»), после чего выполняется переход к следующему шагу.</w:t>
-      </w:r>
-    </w:p>
-    <w:p>
-      <w:pPr>
-        <w:pStyle w:val="a7"/>
-        <w:rPr>
-          <w:lang w:val="ru-RU" w:eastAsia="en-US"/>
-        </w:rPr>
-      </w:pPr>
-      <w:r>
-        <w:rPr>
-          <w:lang w:val="ru-RU" w:eastAsia="en-US"/>
-        </w:rPr>
-        <w:t xml:space="preserve">Пятый шаг «Сводка» выводит конфигурацию группы для проверки (рисунок 1.15). В сводке указаны имя RomanLunGroup, число настроенных томов (10 LUNs configured) и таблица LUN с пулом MultiTier, размером, признаком тонкого выделения (Yes) и политикой Start High Then Auto-Tier (Recommended). Ниже указаны расписание защиты Default Protection, один хост с доступом к томам (10.244.214.222) и отсутствие хостов с доступом к снимкам. Данные совпадают с заданием, поэтому нажимается кнопка «Готово» (Finish).</w:t>
+        <w:t>Выбирается вариант LUN («Виртуальный диск»), после чего выполняется переход к следующему шагу.</w:t>
+      </w:r>
+    </w:p>
+    <w:p>
+      <w:pPr>
+        <w:pStyle w:val="a7"/>
+        <w:rPr>
+          <w:lang w:val="ru-RU" w:eastAsia="en-US"/>
+        </w:rPr>
+      </w:pPr>
+      <w:r>
+        <w:rPr>
+          <w:lang w:val="ru-RU" w:eastAsia="en-US"/>
+        </w:rPr>
+        <w:lastRenderedPageBreak/>
+        <w:t>Пятый шаг «Сводка» выводит конфигурацию группы для проверки (рисунок 1.15). В сводке указаны имя RomanLunGroup, число настроенных томов (10 LUNs configured) и таблица LUN с пулом MultiTier, размером, признаком тонкого выделения (Yes) и политикой Start High Then Auto-Tier (Recommended). Ниже указаны расписание защиты Default Protection, один хост с доступом к томам (10.244.214.222) и отсутствие хостов с доступом к снимкам. Данные совпадают с заданием, поэтому нажимается кнопка «Готово» (Finish).</w:t>
       </w:r>
     </w:p>
     <w:p>
@@ -4249,7 +4377,7 @@
         <w:rPr>
           <w:lang w:val="ru-RU" w:eastAsia="en-US"/>
         </w:rPr>
-        <w:t xml:space="preserve">После создания группы проверяется конфигурация хранилища. В разделе «Система хранения данных» → LUNs раскрывается группа RomanLunGroup (рисунок 1.16).</w:t>
+        <w:t>После создания группы проверяется конфигурация хранилища. В разделе «Система хранения данных» → LUNs раскрывается группа RomanLunGroup (рисунок 1.16).</w:t>
       </w:r>
     </w:p>
     <w:p>
@@ -4267,6 +4395,7 @@
         <w:rPr>
           <w:noProof/>
         </w:rPr>
+        <w:lastRenderedPageBreak/>
         <w:drawing>
           <wp:inline distT="0" distB="0" distL="0" distR="0" wp14:anchorId="764726F9" wp14:editId="6EA89C09">
             <wp:extent cx="5940000" cy="2606132"/>
@@ -4332,7 +4461,7 @@
         <w:rPr>
           <w:lang w:val="ru-RU" w:eastAsia="en-US"/>
         </w:rPr>
-        <w:t xml:space="preserve">Группа RomanLunGroup имеет общий размер 550,0 ГБ и расписание защиты Default Protection. В неё входят десять томов: с RomanLunGroup-00 по RomanLunGroup-04 размером по 10,0 ГБ и с RomanLunGroup-05 по RomanLunGroup-09 размером по 100,0 ГБ. Все тома находятся в состоянии OK. Конфигурация группы соответствует заданию: десять LUN с тонким выделением в пуле MultiTier, пять томов по 10 ГБ и пять по 100 ГБ, доступ для хоста 10.244.214.222 по протоколу FC.</w:t>
+        <w:t>Группа RomanLunGroup имеет общий размер 550,0 ГБ и расписание защиты Default Protection. В неё входят десять томов: с RomanLunGroup-00 по RomanLunGroup-04 размером по 10,0 ГБ и с RomanLunGroup-05 по RomanLunGroup-09 размером по 100,0 ГБ. Все тома находятся в состоянии OK. Конфигурация группы соответствует заданию: десять LUN с тонким выделением в пуле MultiTier, пять томов по 10 ГБ и пять по 100 ГБ, доступ для хоста 10.244.214.222 по протоколу FC.</w:t>
       </w:r>
     </w:p>
     <w:p>
@@ -4340,7 +4469,6 @@
         <w:pStyle w:val="a0"/>
       </w:pPr>
       <w:r>
-        <w:lastRenderedPageBreak/>
         <w:t>Создание файловой системы</w:t>
       </w:r>
     </w:p>
@@ -4356,7 +4484,7 @@
         <w:rPr>
           <w:lang w:val="ru-RU" w:eastAsia="en-US"/>
         </w:rPr>
-        <w:t xml:space="preserve">Файловая система создаётся мастером «Мастер создания общих папок». Для его запуска на панели Dashboard в блоке «Типичные задачи» выбирается ссылка «Создание общей папки» (рисунок 1.17). Эта ссылка соответствует пункту «Создать файловую систему» из задания.</w:t>
+        <w:t>Файловая система создаётся мастером «Мастер создания общих папок». Для его запуска на панели Dashboard в блоке «Типичные задачи» выбирается ссылка «Создание общей папки» (рисунок 1.17). Эта ссылка соответствует пункту «Создать файловую систему» из задания.</w:t>
       </w:r>
     </w:p>
     <w:p>
@@ -4440,7 +4568,7 @@
         <w:rPr>
           <w:lang w:val="ru-RU" w:eastAsia="en-US"/>
         </w:rPr>
-        <w:t xml:space="preserve">Мастер состоит из семи шагов. На первом шаге «Настроить атрибуты для общих папок» выбирается тип общего ресурса (рисунок 1.18). VNXe предлагает два протокола файлового доступа:</w:t>
+        <w:t>Мастер состоит из семи шагов. На первом шаге «Настроить атрибуты для общих папок» выбирается тип общего ресурса (рисунок 1.18). VNXe предлагает два протокола файлового доступа:</w:t>
       </w:r>
     </w:p>
     <w:p>
@@ -4478,6 +4606,7 @@
         <w:rPr>
           <w:lang w:val="ru-RU" w:eastAsia="en-US"/>
         </w:rPr>
+        <w:lastRenderedPageBreak/>
         <w:t>NFS (Network File System) для общего доступа к файлам в средах Linux и UNIX.</w:t>
       </w:r>
     </w:p>
@@ -4492,7 +4621,7 @@
         <w:rPr>
           <w:lang w:val="ru-RU" w:eastAsia="en-US"/>
         </w:rPr>
-        <w:t xml:space="preserve">Файловая система создаётся для хоста под управлением Windows, поэтому выбирается вариант «Общие ресурсы Windows (CIFS)». В поле «Сервер хранения данных» остаётся значение NASServer00. Сервер NAS принимает файловые запросы хостов по сети и обслуживает файловые системы массива.</w:t>
+        <w:t>Файловая система создаётся для хоста под управлением Windows, поэтому выбирается вариант «Общие ресурсы Windows (CIFS)». В поле «Сервер хранения данных» остаётся значение NASServer00. Сервер NAS принимает файловые запросы хостов по сети и обслуживает файловые системы массива.</w:t>
       </w:r>
     </w:p>
     <w:p>
@@ -4510,11 +4639,10 @@
         <w:rPr>
           <w:noProof/>
         </w:rPr>
-        <w:lastRenderedPageBreak/>
         <w:drawing>
-          <wp:inline distT="0" distB="0" distL="0" distR="0" wp14:anchorId="16EC4F0F" wp14:editId="63A15423">
-            <wp:extent cx="4319515" cy="3739515"/>
-            <wp:effectExtent l="0" t="0" r="0" b="0"/>
+          <wp:inline distT="0" distB="0" distL="0" distR="0" wp14:anchorId="16EC4F0F" wp14:editId="3A5D6F13">
+            <wp:extent cx="5890002" cy="5099125"/>
+            <wp:effectExtent l="0" t="0" r="3175" b="0"/>
             <wp:docPr id="1018" name="Рисунок 1018"/>
             <wp:cNvGraphicFramePr>
               <a:graphicFrameLocks xmlns:a="http://schemas.openxmlformats.org/drawingml/2006/main" noChangeAspect="1"/>
@@ -4535,7 +4663,7 @@
                   <pic:spPr>
                     <a:xfrm>
                       <a:off x="0" y="0"/>
-                      <a:ext cx="4349896" cy="3765816"/>
+                      <a:ext cx="5964112" cy="5163284"/>
                     </a:xfrm>
                     <a:prstGeom prst="rect">
                       <a:avLst/>
@@ -4576,7 +4704,7 @@
         <w:rPr>
           <w:lang w:val="ru-RU" w:eastAsia="en-US"/>
         </w:rPr>
-        <w:t xml:space="preserve">На втором шаге задаются имя файловой системы RomanFileSystem (рисунок 1.19) и её описание. По описанию администратор позднее отличит эту файловую систему от других в общем списке. В качестве описания также указано RomanFileSystem, оно видно на сводке шестого шага.</w:t>
+        <w:t>На втором шаге задаются имя файловой системы RomanFileSystem (рисунок 1.19) и её описание. По описанию администратор позднее отличит эту файловую систему от других в общем списке. В качестве описания также указано RomanFileSystem, оно видно на сводке шестого шага.</w:t>
       </w:r>
     </w:p>
     <w:p>
@@ -4594,10 +4722,11 @@
         <w:rPr>
           <w:noProof/>
         </w:rPr>
+        <w:lastRenderedPageBreak/>
         <w:drawing>
-          <wp:inline distT="0" distB="0" distL="0" distR="0" wp14:anchorId="1207BD00" wp14:editId="4DEA67A4">
-            <wp:extent cx="4320000" cy="3496087"/>
-            <wp:effectExtent l="0" t="0" r="0" b="0"/>
+          <wp:inline distT="0" distB="0" distL="0" distR="0" wp14:anchorId="1207BD00" wp14:editId="10D093AE">
+            <wp:extent cx="5888743" cy="4765638"/>
+            <wp:effectExtent l="0" t="0" r="4445" b="0"/>
             <wp:docPr id="1019" name="Рисунок 1019"/>
             <wp:cNvGraphicFramePr>
               <a:graphicFrameLocks xmlns:a="http://schemas.openxmlformats.org/drawingml/2006/main" noChangeAspect="1"/>
@@ -4618,7 +4747,7 @@
                   <pic:spPr>
                     <a:xfrm>
                       <a:off x="0" y="0"/>
-                      <a:ext cx="4320000" cy="3496087"/>
+                      <a:ext cx="5931116" cy="4799929"/>
                     </a:xfrm>
                     <a:prstGeom prst="rect">
                       <a:avLst/>
@@ -4659,7 +4788,55 @@
         <w:rPr>
           <w:lang w:val="ru-RU" w:eastAsia="en-US"/>
         </w:rPr>
-        <w:t xml:space="preserve">Третий шаг «Настроить систему хранения данных для общих папок» задаёт пул, политику размещения данных и размер (рисунок 1.20). Выбирается пул MultiTier: мастер показывает, что пул многоуровневый (Tiered) и в нём свободно 9,2 ТБ. В поле Tiering Policy выбирается значение Start High Then Auto-Tier (Recommended). Задаётся размер 100 ГБ и ставится отметка «"Тонкое" выделение» (Thin).</w:t>
+        <w:t>Третий шаг «Настроить систему хранения данных для общих папок» задаёт пул, политику размещения данных и размер (рисунок 1.20). Выбирается пул MultiTier: мастер показывает, что пул многоуровневый (Tiered) и в нём свободно 9,2 ТБ. В</w:t>
+      </w:r>
+      <w:r>
+        <w:rPr>
+          <w:lang w:eastAsia="en-US"/>
+        </w:rPr>
+        <w:t xml:space="preserve"> </w:t>
+      </w:r>
+      <w:r>
+        <w:rPr>
+          <w:lang w:val="ru-RU" w:eastAsia="en-US"/>
+        </w:rPr>
+        <w:t>поле</w:t>
+      </w:r>
+      <w:r>
+        <w:rPr>
+          <w:lang w:eastAsia="en-US"/>
+        </w:rPr>
+        <w:t xml:space="preserve"> Tiering Policy </w:t>
+      </w:r>
+      <w:r>
+        <w:rPr>
+          <w:lang w:val="ru-RU" w:eastAsia="en-US"/>
+        </w:rPr>
+        <w:t>выбирается</w:t>
+      </w:r>
+      <w:r>
+        <w:rPr>
+          <w:lang w:eastAsia="en-US"/>
+        </w:rPr>
+        <w:t xml:space="preserve"> </w:t>
+      </w:r>
+      <w:r>
+        <w:rPr>
+          <w:lang w:val="ru-RU" w:eastAsia="en-US"/>
+        </w:rPr>
+        <w:t>значение</w:t>
+      </w:r>
+      <w:r>
+        <w:rPr>
+          <w:lang w:eastAsia="en-US"/>
+        </w:rPr>
+        <w:t xml:space="preserve"> Start High Then Auto-Tier (Recommended). </w:t>
+      </w:r>
+      <w:r>
+        <w:rPr>
+          <w:lang w:val="ru-RU" w:eastAsia="en-US"/>
+        </w:rPr>
+        <w:t>Задаётся размер 100 ГБ и ставится отметка «"Тонкое" выделение» (Thin).</w:t>
       </w:r>
     </w:p>
     <w:p>
@@ -4691,10 +4868,11 @@
         <w:rPr>
           <w:noProof/>
         </w:rPr>
+        <w:lastRenderedPageBreak/>
         <w:drawing>
-          <wp:inline distT="0" distB="0" distL="0" distR="0" wp14:anchorId="3496E9BA" wp14:editId="2061985F">
-            <wp:extent cx="5393579" cy="4733364"/>
-            <wp:effectExtent l="0" t="0" r="4445" b="3810"/>
+          <wp:inline distT="0" distB="0" distL="0" distR="0" wp14:anchorId="3496E9BA" wp14:editId="1B431A96">
+            <wp:extent cx="5859390" cy="5142156"/>
+            <wp:effectExtent l="0" t="0" r="0" b="1905"/>
             <wp:docPr id="1020" name="Рисунок 1020"/>
             <wp:cNvGraphicFramePr>
               <a:graphicFrameLocks xmlns:a="http://schemas.openxmlformats.org/drawingml/2006/main" noChangeAspect="1"/>
@@ -4715,7 +4893,7 @@
                   <pic:spPr>
                     <a:xfrm>
                       <a:off x="0" y="0"/>
-                      <a:ext cx="5421478" cy="4757848"/>
+                      <a:ext cx="5902976" cy="5180407"/>
                     </a:xfrm>
                     <a:prstGeom prst="rect">
                       <a:avLst/>
@@ -4756,7 +4934,7 @@
         <w:rPr>
           <w:lang w:val="ru-RU" w:eastAsia="en-US"/>
         </w:rPr>
-        <w:t xml:space="preserve">На четвёртом шаге Configure Share создаётся общий ресурс (share). Ставится отметка «Создать общий ресурс Windows», задаются имя RomaShare и описание RomaShare Description (рисунок 1.21). Локальный путь «/» означает, что общий ресурс открывает корень файловой системы. Через общий ресурс хосты получают доступ к открытым папкам файловой системы и подключают их как сетевой диск.</w:t>
+        <w:t>На четвёртом шаге Configure Share создаётся общий ресурс (share). Ставится отметка «Создать общий ресурс Windows», задаются имя RomaShare и описание RomaShare Description (рисунок 1.21). Локальный путь «/» означает, что общий ресурс открывает корень файловой системы. Через общий ресурс хосты получают доступ к открытым папкам файловой системы и подключают их как сетевой диск.</w:t>
       </w:r>
     </w:p>
     <w:p>
@@ -4776,9 +4954,9 @@
         </w:rPr>
         <w:lastRenderedPageBreak/>
         <w:drawing>
-          <wp:inline distT="0" distB="0" distL="0" distR="0" wp14:anchorId="0E6A04A2" wp14:editId="082BEF66">
-            <wp:extent cx="5890486" cy="5056094"/>
-            <wp:effectExtent l="0" t="0" r="2540" b="0"/>
+          <wp:inline distT="0" distB="0" distL="0" distR="0" wp14:anchorId="0E6A04A2" wp14:editId="61A76E6B">
+            <wp:extent cx="5890226" cy="5055870"/>
+            <wp:effectExtent l="0" t="0" r="3175" b="0"/>
             <wp:docPr id="1021" name="Рисунок 1021"/>
             <wp:cNvGraphicFramePr>
               <a:graphicFrameLocks xmlns:a="http://schemas.openxmlformats.org/drawingml/2006/main" noChangeAspect="1"/>
@@ -4799,7 +4977,7 @@
                   <pic:spPr>
                     <a:xfrm>
                       <a:off x="0" y="0"/>
-                      <a:ext cx="5929726" cy="5089775"/>
+                      <a:ext cx="5939609" cy="5098258"/>
                     </a:xfrm>
                     <a:prstGeom prst="rect">
                       <a:avLst/>
@@ -4840,7 +5018,7 @@
         <w:rPr>
           <w:lang w:val="ru-RU" w:eastAsia="en-US"/>
         </w:rPr>
-        <w:t xml:space="preserve">Пятый шаг «Настроить защиту» задаёт сохранение состояния файловой системы снимками. Задание рекомендует включать такую защиту для общих папок. Выбирается пункт «Настроить защитную систему хранения данных, защитить данные с помощью расписания создания снимков» (Select a snapshot schedule) и сохраняется расписание по умолчанию Default Protection: снимок каждый день в 11:00 с хранением два дня (рисунок 1.22).</w:t>
+        <w:t>Пятый шаг «Настроить защиту» задаёт сохранение состояния файловой системы снимками. Задание рекомендует включать такую защиту для общих папок. Выбирается пункт «Настроить защитную систему хранения данных, защитить данные с помощью расписания создания снимков» (Select a snapshot schedule) и сохраняется расписание по умолчанию Default Protection: снимок каждый день в 11:00 с хранением два дня (рисунок 1.22).</w:t>
       </w:r>
     </w:p>
     <w:p>
@@ -4860,9 +5038,9 @@
         </w:rPr>
         <w:lastRenderedPageBreak/>
         <w:drawing>
-          <wp:inline distT="0" distB="0" distL="0" distR="0" wp14:anchorId="0690614C" wp14:editId="6BF14373">
-            <wp:extent cx="4320000" cy="3834611"/>
-            <wp:effectExtent l="0" t="0" r="0" b="0"/>
+          <wp:inline distT="0" distB="0" distL="0" distR="0" wp14:anchorId="0690614C" wp14:editId="48FCB897">
+            <wp:extent cx="5962726" cy="5292763"/>
+            <wp:effectExtent l="0" t="0" r="6350" b="3175"/>
             <wp:docPr id="1022" name="Рисунок 1022"/>
             <wp:cNvGraphicFramePr>
               <a:graphicFrameLocks xmlns:a="http://schemas.openxmlformats.org/drawingml/2006/main" noChangeAspect="1"/>
@@ -4883,7 +5061,7 @@
                   <pic:spPr>
                     <a:xfrm>
                       <a:off x="0" y="0"/>
-                      <a:ext cx="4320000" cy="3834611"/>
+                      <a:ext cx="6004535" cy="5329874"/>
                     </a:xfrm>
                     <a:prstGeom prst="rect">
                       <a:avLst/>
@@ -4924,7 +5102,7 @@
         <w:rPr>
           <w:lang w:val="ru-RU" w:eastAsia="en-US"/>
         </w:rPr>
-        <w:t xml:space="preserve">На шестом шаге «Сводка» проверяется конфигурация перед созданием (рисунок 1.23). Файловая система RomanFileSystem с описанием RomanFileSystem размещается на сервере NASServer00 (10.244.214.144) в пуле MultiTier, имеет размер 100,0 ГБ, тонкое выделение и политику Start High Then Auto-Tier (Recommended). Для неё включено расписание защиты Default Protection, дополнительные атрибуты оставлены по умолчанию. Общий ресурс Windows (CIFS) RomaShare с описанием RomaShare Description открывает локальный путь «/» и доступен по пути экспорта \\10.244.214.144\RomaShare.</w:t>
+        <w:t>На шестом шаге «Сводка» проверяется конфигурация перед созданием (рисунок 1.23). Файловая система RomanFileSystem с описанием RomanFileSystem размещается на сервере NASServer00 (10.244.214.144) в пуле MultiTier, имеет размер 100,0 ГБ, тонкое выделение и политику Start High Then Auto-Tier (Recommended). Для неё включено расписание защиты Default Protection, дополнительные атрибуты оставлены по умолчанию. Общий ресурс Windows (CIFS) RomaShare с описанием RomaShare Description открывает локальный путь «/» и доступен по пути экспорта \\10.244.214.144\RomaShare.</w:t>
       </w:r>
     </w:p>
     <w:p>
@@ -4942,10 +5120,11 @@
         <w:rPr>
           <w:noProof/>
         </w:rPr>
+        <w:lastRenderedPageBreak/>
         <w:drawing>
-          <wp:inline distT="0" distB="0" distL="0" distR="0" wp14:anchorId="21B57E60" wp14:editId="4ABDFC6B">
-            <wp:extent cx="4320000" cy="3667889"/>
-            <wp:effectExtent l="0" t="0" r="0" b="0"/>
+          <wp:inline distT="0" distB="0" distL="0" distR="0" wp14:anchorId="21B57E60" wp14:editId="59047598">
+            <wp:extent cx="5815640" cy="4937760"/>
+            <wp:effectExtent l="0" t="0" r="1270" b="2540"/>
             <wp:docPr id="1023" name="Рисунок 1023"/>
             <wp:cNvGraphicFramePr>
               <a:graphicFrameLocks xmlns:a="http://schemas.openxmlformats.org/drawingml/2006/main" noChangeAspect="1"/>
@@ -4966,7 +5145,7 @@
                   <pic:spPr>
                     <a:xfrm>
                       <a:off x="0" y="0"/>
-                      <a:ext cx="4320000" cy="3667889"/>
+                      <a:ext cx="5879389" cy="4991886"/>
                     </a:xfrm>
                     <a:prstGeom prst="rect">
                       <a:avLst/>
@@ -5007,7 +5186,7 @@
         <w:rPr>
           <w:lang w:val="ru-RU" w:eastAsia="en-US"/>
         </w:rPr>
-        <w:t xml:space="preserve">Путь экспорта \\10.244.214.144\RomaShare записан в формате UNC. По этому адресу хост Windows подключает общую папку, например через проводник или командой net use. Конфигурация совпадает с заданием, поэтому нажимается кнопка «Готово».</w:t>
+        <w:t>Путь экспорта \\10.244.214.144\RomaShare записан в формате UNC. По этому адресу хост Windows подключает общую папку, например через проводник или командой net use. Конфигурация совпадает с заданием, поэтому нажимается кнопка «Готово».</w:t>
       </w:r>
     </w:p>
     <w:p>
@@ -5105,7 +5284,7 @@
         <w:rPr>
           <w:lang w:val="ru-RU" w:eastAsia="en-US"/>
         </w:rPr>
-        <w:t xml:space="preserve">После закрытия мастера в разделе «Система хранения данных» открывается список файловых систем (рисунок 1.25). Файловая система RomanFileSystem появилась в списке рядом с FileSystem00 и FileSystem01. Она находится в состоянии OK, обслуживается сервером NASServer00, работает по протоколу CIFS, имеет размер 100,0 ГБ и расписание защиты Default Protection. Дедупликация для неё отключена, как и для FileSystem01. У FileSystem00 дедупликация включена.</w:t>
+        <w:t>После закрытия мастера в разделе «Система хранения данных» открывается список файловых систем (рисунок 1.25). Файловая система RomanFileSystem появилась в списке рядом с FileSystem00 и FileSystem01. Она находится в состоянии OK, обслуживается сервером NASServer00, работает по протоколу CIFS, имеет размер 100,0 ГБ и расписание защиты Default Protection. Дедупликация для неё отключена, как и для FileSystem01. У FileSystem00 дедупликация включена.</w:t>
       </w:r>
     </w:p>
     <w:p>
@@ -5204,63 +5383,63 @@
         <w:rPr>
           <w:lang w:val="ru-RU" w:eastAsia="en-US"/>
         </w:rPr>
-        <w:t xml:space="preserve">В ходе лабораторной работы была исследована среда управления Unisphere системы хранения VNXe3200 на симуляторе Unisphere VNXe Demo, проверена конфигурация массива и созданы два новых ресурса хранения: блочное устройство и файловая система.</w:t>
-      </w:r>
-    </w:p>
-    <w:p>
-      <w:pPr>
-        <w:pStyle w:val="a7"/>
-        <w:rPr>
-          <w:lang w:val="ru-RU" w:eastAsia="en-US"/>
-        </w:rPr>
-      </w:pPr>
-      <w:r>
-        <w:rPr>
-          <w:lang w:val="ru-RU" w:eastAsia="en-US"/>
-        </w:rPr>
-        <w:t xml:space="preserve">В первой части была настроена панель Dashboard: блок System Information перенесён в правый верхний угол, список LUN размещён в левом верхнем. В разделе Storage Resource Health установлено, что все семь ресурсов хранения, включая файловые системы FileSystem00 и FileSystem01, находятся в состоянии OK. Для пула MultiTier изучен состав уровней (пять дисков SAS и пять дисков NL SAS, каждый уровень в RAID 5 по схеме 4+1) и установлен порог оповещения 50 %. При подписке пула 145 % такой порог даёт администратору запас времени на расширение пула. Для хоста Windows 2k8 определено, что он подключается по протоколу iSCSI, имеет доступ к массиву, один инициатор и два пути через процессоры SP A и SP B. В настройках iSCSI найдены четыре активных интерфейса на портах Ethernet Port 2 и Ethernet Port 4.</w:t>
-      </w:r>
-    </w:p>
-    <w:p>
-      <w:pPr>
-        <w:pStyle w:val="a7"/>
-        <w:rPr>
-          <w:lang w:val="ru-RU" w:eastAsia="en-US"/>
-        </w:rPr>
-      </w:pPr>
-      <w:r>
-        <w:rPr>
-          <w:lang w:val="ru-RU" w:eastAsia="en-US"/>
-        </w:rPr>
-        <w:t xml:space="preserve">Во второй части создана группа RomanLunGroup из десяти LUN с тонким выделением: пять томов по 100 ГБ и пять по 10 ГБ, всего 550 ГБ. Группа получила расписание защиты Default Protection и доступ для хоста 10.244.214.222 по протоколу FC. Проверка в разделе LUNs подтвердила, что конфигурация группы совпадает с заданной.</w:t>
-      </w:r>
-    </w:p>
-    <w:p>
-      <w:pPr>
-        <w:pStyle w:val="a7"/>
-        <w:rPr>
-          <w:lang w:val="ru-RU" w:eastAsia="en-US"/>
-        </w:rPr>
-      </w:pPr>
-      <w:r>
-        <w:rPr>
-          <w:lang w:val="ru-RU" w:eastAsia="en-US"/>
-        </w:rPr>
-        <w:t xml:space="preserve">В третьей части создана файловая система RomanFileSystem размером 100 ГБ на пуле MultiTier с политикой Start High Then Auto-Tier и тонким выделением. Для хостов Windows к ней открыт общий ресурс CIFS RomaShare по адресу \\10.244.214.144\RomaShare и подключено ежедневное расписание снимков.</w:t>
-      </w:r>
-    </w:p>
-    <w:p>
-      <w:pPr>
-        <w:pStyle w:val="a7"/>
-        <w:rPr>
-          <w:lang w:val="ru-RU" w:eastAsia="en-US"/>
-        </w:rPr>
-      </w:pPr>
-      <w:r>
-        <w:rPr>
-          <w:lang w:val="ru-RU" w:eastAsia="en-US"/>
-        </w:rPr>
-        <w:t xml:space="preserve">Все задачи работы выполнены через пошаговые мастера и разделы Unisphere. Перед созданием ресурса мастер выводит сводку, поэтому ошибка в конфигурации обнаруживается до того, как ресурс появится на массиве. Полученные навыки понадобятся в следующих работах, где для созданных ресурсов будет настраиваться защита данных.</w:t>
+        <w:t>В ходе лабораторной работы была исследована среда управления Unisphere системы хранения VNXe3200 на симуляторе Unisphere VNXe Demo, проверена конфигурация массива и созданы два новых ресурса хранения: блочное устройство и файловая система.</w:t>
+      </w:r>
+    </w:p>
+    <w:p>
+      <w:pPr>
+        <w:pStyle w:val="a7"/>
+        <w:rPr>
+          <w:lang w:val="ru-RU" w:eastAsia="en-US"/>
+        </w:rPr>
+      </w:pPr>
+      <w:r>
+        <w:rPr>
+          <w:lang w:val="ru-RU" w:eastAsia="en-US"/>
+        </w:rPr>
+        <w:t>В первой части была настроена панель Dashboard: блок System Information перенесён в правый верхний угол, список LUN размещён в левом верхнем. В разделе Storage Resource Health установлено, что все семь ресурсов хранения, включая файловые системы FileSystem00 и FileSystem01, находятся в состоянии OK. Для пула MultiTier изучен состав уровней (пять дисков SAS и пять дисков NL SAS, каждый уровень в RAID 5 по схеме 4+1) и установлен порог оповещения 50 %. При подписке пула 145 % такой порог даёт администратору запас времени на расширение пула. Для хоста Windows 2k8 определено, что он подключается по протоколу iSCSI, имеет доступ к массиву, один инициатор и два пути через процессоры SP A и SP B. В настройках iSCSI найдены четыре активных интерфейса на портах Ethernet Port 2 и Ethernet Port 4.</w:t>
+      </w:r>
+    </w:p>
+    <w:p>
+      <w:pPr>
+        <w:pStyle w:val="a7"/>
+        <w:rPr>
+          <w:lang w:val="ru-RU" w:eastAsia="en-US"/>
+        </w:rPr>
+      </w:pPr>
+      <w:r>
+        <w:rPr>
+          <w:lang w:val="ru-RU" w:eastAsia="en-US"/>
+        </w:rPr>
+        <w:t>Во второй части создана группа RomanLunGroup из десяти LUN с тонким выделением: пять томов по 100 ГБ и пять по 10 ГБ, всего 550 ГБ. Группа получила расписание защиты Default Protection и доступ для хоста 10.244.214.222 по протоколу FC. Проверка в разделе LUNs подтвердила, что конфигурация группы совпадает с заданной.</w:t>
+      </w:r>
+    </w:p>
+    <w:p>
+      <w:pPr>
+        <w:pStyle w:val="a7"/>
+        <w:rPr>
+          <w:lang w:val="ru-RU" w:eastAsia="en-US"/>
+        </w:rPr>
+      </w:pPr>
+      <w:r>
+        <w:rPr>
+          <w:lang w:val="ru-RU" w:eastAsia="en-US"/>
+        </w:rPr>
+        <w:t>В третьей части создана файловая система RomanFileSystem размером 100 ГБ на пуле MultiTier с политикой Start High Then Auto-Tier и тонким выделением. Для хостов Windows к ней открыт общий ресурс CIFS RomaShare по адресу \\10.244.214.144\RomaShare и подключено ежедневное расписание снимков.</w:t>
+      </w:r>
+    </w:p>
+    <w:p>
+      <w:pPr>
+        <w:pStyle w:val="a7"/>
+        <w:rPr>
+          <w:lang w:val="ru-RU" w:eastAsia="en-US"/>
+        </w:rPr>
+      </w:pPr>
+      <w:r>
+        <w:rPr>
+          <w:lang w:val="ru-RU" w:eastAsia="en-US"/>
+        </w:rPr>
+        <w:t>Все задачи работы выполнены через пошаговые мастера и разделы Unisphere. Перед созданием ресурса мастер выводит сводку, поэтому ошибка в конфигурации обнаруживается до того, как ресурс появится на массиве. Полученные навыки понадобятся в следующих работах, где для созданных ресурсов будет настраиваться защита данных.</w:t>
       </w:r>
     </w:p>
     <w:sectPr>
@@ -6175,8 +6354,8 @@
     <w:lvl w:ilvl="0" w:tplc="E80A4508">
       <w:start w:val="1"/>
       <w:numFmt w:val="bullet"/>
-      <w:suff w:val="space"/>
-      <w:lvlText w:val="-"/>
+      <w:suff w:val="nothing"/>
+      <w:lvlText w:val="— "/>
       <w:lvlJc w:val="left"/>
       <w:pPr>
         <w:ind w:left="1428" w:hanging="360"/>

--- a/Универ/5 курс/ХИУД/ЛР/ХИУД.ЛР2.250541.Власов.docx
+++ b/Универ/5 курс/ХИУД/ЛР/ХИУД.ЛР2.250541.Власов.docx
@@ -1355,7 +1355,7 @@
         <w:rPr>
           <w:lang w:val="ru-RU" w:eastAsia="en-US"/>
         </w:rPr>
-        <w:t>Работа выполняется в симуляторе Unisphere VNXe Demo, установленном в первой лабораторной работе. Симулятор открывается в браузере Mozilla Firefox ESR 52.9.0 с модулем Adobe Flash Player и воспроизводит интерфейс массива VNXe3200 без физического оборудования. В отчёт вошли описание каждого шага, снимки экрана, ответы на вопросы задания и итоговые конфигурации созданных ресурсов.</w:t>
+        <w:t xml:space="preserve">Работа выполняется в симуляторе Unisphere VNXe Demo, установленном в первой лабораторной работе. Симулятор открывается в браузере Mozilla Firefox ESR 52.9.0 с модулем Adobe Flash Player и воспроизводит интерфейс массива VNXe3200 без физического оборудования.</w:t>
       </w:r>
     </w:p>
     <w:p>

--- a/Универ/5 курс/ХИУД/ЛР/ХИУД.ЛР2.250541.Власов.docx
+++ b/Универ/5 курс/ХИУД/ЛР/ХИУД.ЛР2.250541.Власов.docx
@@ -1126,7 +1126,7 @@
                 <w:sz w:val="28"/>
                 <w:szCs w:val="28"/>
               </w:rPr>
-              <w:t>12</w:t>
+              <w:t>10</w:t>
             </w:r>
           </w:p>
         </w:tc>
@@ -1189,7 +1189,7 @@
                 <w:sz w:val="28"/>
                 <w:szCs w:val="28"/>
               </w:rPr>
-              <w:t>16</w:t>
+              <w:t>14</w:t>
             </w:r>
           </w:p>
         </w:tc>
@@ -1252,7 +1252,7 @@
                 <w:sz w:val="28"/>
                 <w:szCs w:val="28"/>
               </w:rPr>
-              <w:t>24</w:t>
+              <w:t>22</w:t>
             </w:r>
           </w:p>
         </w:tc>
@@ -1285,7 +1285,7 @@
         <w:rPr>
           <w:lang w:val="ru-RU" w:eastAsia="en-US"/>
         </w:rPr>
-        <w:t>В данной лабораторной работе продолжается изучение системы хранения данных (СХД) EMC VNXe на демонстрационном симуляторе Unisphere VNXe Demo. В первой работе были изучены аппаратный состав массива, его пулы, логические тома и подключённые хосты. Вторая работа посвящена управлению массивом: проверяется его конфигурация и создаются новые ресурсы хранения.</w:t>
+        <w:t xml:space="preserve">В данной лабораторной работе продолжается изучение системы хранения данных (СХД) EMC VNXe на симуляторе Unisphere VNXe Demo. В первой работе изучалось устройство массива, а вторая посвящена управлению им: проверяется конфигурация и создаются новые ресурсы хранения.</w:t>
       </w:r>
     </w:p>
     <w:p>
@@ -1313,49 +1313,49 @@
         <w:rPr>
           <w:lang w:val="ru-RU" w:eastAsia="en-US"/>
         </w:rPr>
-        <w:t>В первой части настраивается рабочая область панели Dashboard, просматривается состояние ресурсов хранения в разделе Storage Resource Health, изучаются параметры пула MultiTier и изменяется его порог оповещений. Затем рассматривается подключение хоста Windows 2k8: определяются протокол доступа, число инициаторов и число путей к массиву. Часть заканчивается просмотром настроек протокола iSCSI и конфигурации активных iSCSI-интерфейсов.</w:t>
-      </w:r>
-    </w:p>
-    <w:p>
-      <w:pPr>
-        <w:pStyle w:val="a7"/>
-        <w:rPr>
-          <w:lang w:val="ru-RU" w:eastAsia="en-US"/>
-        </w:rPr>
-      </w:pPr>
-      <w:r>
-        <w:rPr>
-          <w:lang w:val="ru-RU" w:eastAsia="en-US"/>
-        </w:rPr>
-        <w:t>Во второй части создаётся блочное устройство. Блочный доступ хост получает через логические тома LUN (Logical Unit Number): массив выделяет в пуле область заданного размера, а хост видит её как локальный диск. Несколько LUN объединяются в группу LUN. Группа поддерживает согласованное состояние входящих в неё томов, и снимки (snapshots) всех LUN группы делаются в один момент времени. Создаётся группа из десяти LUN двух конфигураций с тонким выделением (Thin), и к ней открывается доступ хосту по протоколу Fibre Channel (FC).</w:t>
-      </w:r>
-    </w:p>
-    <w:p>
-      <w:pPr>
-        <w:pStyle w:val="a7"/>
-        <w:rPr>
-          <w:lang w:val="ru-RU" w:eastAsia="en-US"/>
-        </w:rPr>
-      </w:pPr>
-      <w:r>
-        <w:rPr>
-          <w:lang w:val="ru-RU" w:eastAsia="en-US"/>
-        </w:rPr>
-        <w:t>В третьей части создаётся файловая система для хоста под управлением Windows. Файловая система предоставляет хостам доступ к данным на уровне файлов через сетевые протоколы CIFS или NFS. Для неё выбирается протокол CIFS, задаются пул, политика размещения данных и размер, создаётся общий ресурс (share) и подключается расписание снимков.</w:t>
-      </w:r>
-    </w:p>
-    <w:p>
-      <w:pPr>
-        <w:pStyle w:val="a7"/>
-        <w:rPr>
-          <w:lang w:val="ru-RU" w:eastAsia="en-US"/>
-        </w:rPr>
-      </w:pPr>
-      <w:r>
-        <w:rPr>
-          <w:lang w:val="ru-RU" w:eastAsia="en-US"/>
-        </w:rPr>
-        <w:t xml:space="preserve">Работа выполняется в симуляторе Unisphere VNXe Demo, установленном в первой лабораторной работе. Симулятор открывается в браузере Mozilla Firefox ESR 52.9.0 с модулем Adobe Flash Player и воспроизводит интерфейс массива VNXe3200 без физического оборудования.</w:t>
+        <w:t xml:space="preserve">В первой части настраивается панель Dashboard, проверяется состояние ресурсов хранения и изучаются настройки пула MultiTier. Затем рассматриваются подключение хоста Windows 2k8 и настройки протокола iSCSI.</w:t>
+      </w:r>
+    </w:p>
+    <w:p>
+      <w:pPr>
+        <w:pStyle w:val="a7"/>
+        <w:rPr>
+          <w:lang w:val="ru-RU" w:eastAsia="en-US"/>
+        </w:rPr>
+      </w:pPr>
+      <w:r>
+        <w:rPr>
+          <w:lang w:val="ru-RU" w:eastAsia="en-US"/>
+        </w:rPr>
+        <w:t xml:space="preserve">Во второй части создаётся блочное устройство, то есть группа логических томов LUN. Хост видит каждый LUN как обычный локальный диск. Группа удобна тем, что снимки всех её томов делаются одновременно. К группе открывается доступ хосту по протоколу Fibre Channel (FC).</w:t>
+      </w:r>
+    </w:p>
+    <w:p>
+      <w:pPr>
+        <w:pStyle w:val="a7"/>
+        <w:rPr>
+          <w:lang w:val="ru-RU" w:eastAsia="en-US"/>
+        </w:rPr>
+      </w:pPr>
+      <w:r>
+        <w:rPr>
+          <w:lang w:val="ru-RU" w:eastAsia="en-US"/>
+        </w:rPr>
+        <w:t xml:space="preserve">В третьей части создаётся файловая система для хоста Windows. В отличие от LUN она даёт доступ к данным на уровне файлов, через общую сетевую папку.</w:t>
+      </w:r>
+    </w:p>
+    <w:p>
+      <w:pPr>
+        <w:pStyle w:val="a7"/>
+        <w:rPr>
+          <w:lang w:val="ru-RU" w:eastAsia="en-US"/>
+        </w:rPr>
+      </w:pPr>
+      <w:r>
+        <w:rPr>
+          <w:lang w:val="ru-RU" w:eastAsia="en-US"/>
+        </w:rPr>
+        <w:t xml:space="preserve">Работа выполняется в симуляторе Unisphere VNXe Demo, установленном в первой лабораторной работе.</w:t>
       </w:r>
     </w:p>
     <w:p>
@@ -1394,7 +1394,7 @@
         <w:rPr>
           <w:lang w:val="ru-RU" w:eastAsia="en-US"/>
         </w:rPr>
-        <w:t>Для начала работы запускается симулятор: файл index.html из каталога установки Unisphere VNXe Demo открывается в браузере Mozilla Firefox ESR, после чего выполняется вход в систему под учётной записью администратора. После входа открывается вкладка «Панель» (Dashboard). Верхнее меню содержит разделы «Панель», «Система», «Система хранения данных», «Хосты», «Настройки» и «Поддержка». В строке состояния внизу окна выводятся имя системы VNXe-H1181, число оповещений (8), число выполняемых задач, имя пользователя admin и системное время.</w:t>
+        <w:t xml:space="preserve">Для начала работы симулятор открывается в браузере Mozilla Firefox ESR, и выполняется вход под учётной записью администратора. После входа открывается вкладка «Панель» (Dashboard). В верхнем меню находятся основные разделы: «Панель», «Система», «Система хранения данных», «Хосты», «Настройки» и «Поддержка».</w:t>
       </w:r>
     </w:p>
     <w:p>
@@ -1409,7 +1409,7 @@
         <w:rPr>
           <w:lang w:val="ru-RU" w:eastAsia="en-US"/>
         </w:rPr>
-        <w:t>На панели Dashboard в одном окне собраны сводные сведения о массиве. Каждый блок панели представляет собой отдельное окно с заголовком и кнопками справки, разворачивания и закрытия. Ссылка «Подробно…» в нижней части блока ведёт в соответствующий раздел меню. На панели находятся следующие блоки:</w:t>
+        <w:t xml:space="preserve">Панель Dashboard собирает в одном окне главные сведения о массиве. Она состоит из отдельных блоков, и из каждого можно перейти в нужный раздел меню. На панели находятся следующие блоки:</w:t>
       </w:r>
     </w:p>
     <w:p>
@@ -1428,7 +1428,7 @@
         <w:rPr>
           <w:lang w:val="ru-RU" w:eastAsia="en-US"/>
         </w:rPr>
-        <w:t>«Системные ресурсы» с круговой диаграммой распределения ёмкости между свободным пространством, типовыми системами хранения (LUN), общими папками, хранилищами VMware и защитой данных;</w:t>
+        <w:t xml:space="preserve">«Системные ресурсы» с диаграммой занятого и свободного места;</w:t>
       </w:r>
     </w:p>
     <w:p>
@@ -1447,7 +1447,7 @@
         <w:rPr>
           <w:lang w:val="ru-RU" w:eastAsia="en-US"/>
         </w:rPr>
-        <w:t>«Пулы хранения» с диаграммой заполнения пула MultiTier, на которой красная линия отмечает порог оповещения;</w:t>
+        <w:t xml:space="preserve">«Пулы хранения» с заполнением пула MultiTier;</w:t>
       </w:r>
     </w:p>
     <w:p>
@@ -1466,7 +1466,7 @@
         <w:rPr>
           <w:lang w:val="ru-RU" w:eastAsia="en-US"/>
         </w:rPr>
-        <w:t>«Типичные задачи» со ссылками на мастера создания общих папок, LUN и хранилищ VMware, на просмотр ёмкости и состояния системы, на управление оповещениями;</w:t>
+        <w:t xml:space="preserve">«Типичные задачи» со ссылками на мастера создания ресурсов;</w:t>
       </w:r>
     </w:p>
     <w:p>
@@ -1485,129 +1485,21 @@
         <w:rPr>
           <w:lang w:val="ru-RU" w:eastAsia="en-US"/>
         </w:rPr>
-        <w:t>«Системные оповещения» с журналом событий массива, где видно предупреждение о перезапуске серверов хранения на процессоре SP B.</w:t>
-      </w:r>
-    </w:p>
-    <w:p>
-      <w:pPr>
-        <w:pStyle w:val="a7"/>
-        <w:rPr>
-          <w:lang w:val="ru-RU" w:eastAsia="en-US"/>
-        </w:rPr>
-      </w:pPr>
-      <w:r>
-        <w:rPr>
-          <w:lang w:val="ru-RU" w:eastAsia="en-US"/>
-        </w:rPr>
-        <w:t>Набор блоков меняется кнопкой «Настроить» (Customize) в правом верхнем углу рабочей области. После</w:t>
-      </w:r>
-      <w:r>
-        <w:rPr>
-          <w:lang w:eastAsia="en-US"/>
-        </w:rPr>
-        <w:t xml:space="preserve"> </w:t>
-      </w:r>
-      <w:r>
-        <w:rPr>
-          <w:lang w:val="ru-RU" w:eastAsia="en-US"/>
-        </w:rPr>
-        <w:t>нажатия</w:t>
-      </w:r>
-      <w:r>
-        <w:rPr>
-          <w:lang w:eastAsia="en-US"/>
-        </w:rPr>
-        <w:t xml:space="preserve"> </w:t>
-      </w:r>
-      <w:r>
-        <w:rPr>
-          <w:lang w:val="ru-RU" w:eastAsia="en-US"/>
-        </w:rPr>
-        <w:t>над</w:t>
-      </w:r>
-      <w:r>
-        <w:rPr>
-          <w:lang w:eastAsia="en-US"/>
-        </w:rPr>
-        <w:t xml:space="preserve"> </w:t>
-      </w:r>
-      <w:r>
-        <w:rPr>
-          <w:lang w:val="ru-RU" w:eastAsia="en-US"/>
-        </w:rPr>
-        <w:t>панелью</w:t>
-      </w:r>
-      <w:r>
-        <w:rPr>
-          <w:lang w:eastAsia="en-US"/>
-        </w:rPr>
-        <w:t xml:space="preserve"> </w:t>
-      </w:r>
-      <w:r>
-        <w:rPr>
-          <w:lang w:val="ru-RU" w:eastAsia="en-US"/>
-        </w:rPr>
-        <w:t>появляется</w:t>
-      </w:r>
-      <w:r>
-        <w:rPr>
-          <w:lang w:eastAsia="en-US"/>
-        </w:rPr>
-        <w:t xml:space="preserve"> </w:t>
-      </w:r>
-      <w:r>
-        <w:rPr>
-          <w:lang w:val="ru-RU" w:eastAsia="en-US"/>
-        </w:rPr>
-        <w:t>лента</w:t>
-      </w:r>
-      <w:r>
-        <w:rPr>
-          <w:lang w:eastAsia="en-US"/>
-        </w:rPr>
-        <w:t xml:space="preserve"> </w:t>
-      </w:r>
-      <w:r>
-        <w:rPr>
-          <w:lang w:val="ru-RU" w:eastAsia="en-US"/>
-        </w:rPr>
-        <w:t>доступных</w:t>
-      </w:r>
-      <w:r>
-        <w:rPr>
-          <w:lang w:eastAsia="en-US"/>
-        </w:rPr>
-        <w:t xml:space="preserve"> </w:t>
-      </w:r>
-      <w:r>
-        <w:rPr>
-          <w:lang w:val="ru-RU" w:eastAsia="en-US"/>
-        </w:rPr>
-        <w:t>элементов</w:t>
-      </w:r>
-      <w:r>
-        <w:rPr>
-          <w:lang w:eastAsia="en-US"/>
-        </w:rPr>
-        <w:t xml:space="preserve">: System Information, System Capacity, Storage Pools, Common Tasks, System Alerts, File Systems, LUNs </w:t>
-      </w:r>
-      <w:r>
-        <w:rPr>
-          <w:lang w:val="ru-RU" w:eastAsia="en-US"/>
-        </w:rPr>
-        <w:t>и</w:t>
-      </w:r>
-      <w:r>
-        <w:rPr>
-          <w:lang w:eastAsia="en-US"/>
-        </w:rPr>
-        <w:t xml:space="preserve"> VMware Datastores. </w:t>
-      </w:r>
-      <w:r>
-        <w:rPr>
-          <w:lang w:val="ru-RU" w:eastAsia="en-US"/>
-        </w:rPr>
-        <w:t>Элемент из ленты перетаскивается мышью в нужное место панели, лишний блок закрывается кнопкой с крестиком.</w:t>
+        <w:t xml:space="preserve">«Системные оповещения» с журналом событий массива.</w:t>
+      </w:r>
+    </w:p>
+    <w:p>
+      <w:pPr>
+        <w:pStyle w:val="a7"/>
+        <w:rPr>
+          <w:lang w:val="ru-RU" w:eastAsia="en-US"/>
+        </w:rPr>
+      </w:pPr>
+      <w:r>
+        <w:rPr>
+          <w:lang w:val="ru-RU" w:eastAsia="en-US"/>
+        </w:rPr>
+        <w:t xml:space="preserve">Набор блоков меняется кнопкой «Настроить» (Customize). После нажатия над панелью появляется лента с доступными блоками. Блок из ленты перетаскивается мышью в нужное место, а лишний блок закрывается крестиком.</w:t>
       </w:r>
     </w:p>
     <w:p>
@@ -1714,21 +1606,21 @@
         <w:rPr>
           <w:lang w:val="ru-RU" w:eastAsia="en-US"/>
         </w:rPr>
-        <w:t>В левом верхнем углу теперь находится блок «Типовая система хранения данных» со списком LUN массива: том LUN00 размером 250,0 ГБ и группы LUNGroup-FC (300,0 ГБ) и LUNGroup-iSCSI (2,0 ТБ). Справа расположен блок System Information. По нему видно, что система называется VNXe-H1181, относится к модели VNXe3200, имеет серийный номер FNM00131304285 и работает на программном обеспечении версии 3.0.0.2585212. Зелёный значок в поле System Health означает, что массив исправен. После такой настройки администратор видит сведения о системе и список томов сразу после входа.</w:t>
-      </w:r>
-    </w:p>
-    <w:p>
-      <w:pPr>
-        <w:pStyle w:val="a7"/>
-        <w:rPr>
-          <w:lang w:val="ru-RU" w:eastAsia="en-US"/>
-        </w:rPr>
-      </w:pPr>
-      <w:r>
-        <w:rPr>
-          <w:lang w:val="ru-RU" w:eastAsia="en-US"/>
-        </w:rPr>
-        <w:t>Далее открывается раздел Storage Resource Health: «Система» → «Состояние ресурсов хранения данных». В разделе Unisphere выводит таблицу всех ресурсов хранения массива: LUN, групп LUN, файловых систем и хранилищ данных VMware. Для каждого ресурса в таблице есть значок состояния, имя и тип. При выборе строки справа открывается панель «Состояние виртуального диска». Для группы LUNGroup-FC панель перечисляет входящие в неё тома LUNGroup-FC-00 и LUNGroup-FC-01, их состояние (OK), пул MultiTier, на котором они размещены, и состояние этого пула (OK). Окно раздела показано на рисунке 1.2.</w:t>
+        <w:t xml:space="preserve">В левом верхнем углу теперь находится список LUN массива, а справа блок System Information со сведениями о системе: названием, моделью VNXe3200 и версией программного обеспечения. Зелёный значок в поле System Health означает, что массив исправен. Теперь главные сведения видны сразу после входа в систему.</w:t>
+      </w:r>
+    </w:p>
+    <w:p>
+      <w:pPr>
+        <w:pStyle w:val="a7"/>
+        <w:rPr>
+          <w:lang w:val="ru-RU" w:eastAsia="en-US"/>
+        </w:rPr>
+      </w:pPr>
+      <w:r>
+        <w:rPr>
+          <w:lang w:val="ru-RU" w:eastAsia="en-US"/>
+        </w:rPr>
+        <w:t xml:space="preserve">Далее открывается раздел Storage Resource Health («Система» → «Состояние ресурсов хранения данных», рисунок 1.2). В нём собраны все ресурсы хранения массива: LUN, группы LUN, файловые системы и хранилища VMware. Если выбрать ресурс, справа появляется подробная панель: из каких томов он состоит, на каком пуле размещён и исправен ли этот пул.</w:t>
       </w:r>
     </w:p>
     <w:p>
@@ -1821,7 +1713,7 @@
         <w:rPr>
           <w:lang w:val="ru-RU" w:eastAsia="en-US"/>
         </w:rPr>
-        <w:t>В этом разделе администратор получает следующие сведения о ресурсах системы: исправен ли ресурс, к какому типу он относится, из каких томов состоит группа, на каком пуле размещён каждый том и в каком состоянии находится пул. Если пул перейдёт в состояние ошибки, по панели видно, какие тома и файловые системы затронет сбой. Файловые системы и их статус приведены в таблице 1.1.</w:t>
+        <w:t xml:space="preserve">Из этого раздела можно узнать, исправен ли ресурс, к какому типу он относится, из каких томов состоит и на каком пуле находится. Если с пулом случится сбой, здесь видно, какие ресурсы он затронет. Файловые системы и их статус приведены в таблице 1.1.</w:t>
       </w:r>
     </w:p>
     <w:p>
@@ -2012,21 +1904,21 @@
         <w:rPr>
           <w:lang w:val="ru-RU" w:eastAsia="en-US"/>
         </w:rPr>
-        <w:t>В системе две файловые системы: FileSystem00 и FileSystem01. Обе находятся в состоянии OK. Остальные ресурсы раздела (группы LUNGroup-iSCSI и LUNGroup-FC, том LUN00, хранилища VMware Datastore00 и Datastore01) тоже находятся в состоянии OK, значит конфигурация массива корректна и на нём можно создавать новые ресурсы.</w:t>
-      </w:r>
-    </w:p>
-    <w:p>
-      <w:pPr>
-        <w:pStyle w:val="a7"/>
-        <w:rPr>
-          <w:lang w:val="ru-RU" w:eastAsia="en-US"/>
-        </w:rPr>
-      </w:pPr>
-      <w:r>
-        <w:rPr>
-          <w:lang w:val="ru-RU" w:eastAsia="en-US"/>
-        </w:rPr>
-        <w:t>Следующее задание относится к пулам хранения. Пул объединяет физические диски массива в общее пространство, из которого массив выделяет LUN и файловые системы. Для этого выполняется переход в меню управления пулами: «Система хранения данных» → Storage Configuration → «Пулы хранения». На вкладке List View выбирается пул MultiTier, и кнопкой Details открывается его описание. Окно пула содержит шесть вкладок: «Общие», «Использование», FAST VP, «Диски», Settings и «Представление статистики пулов». Вкладка «Общие» показана на рисунке 1.3.</w:t>
+        <w:t xml:space="preserve">В системе две файловые системы, FileSystem00 и FileSystem01, и обе работают нормально (статус OK). Остальные ресурсы тоже исправны, значит конфигурация массива в порядке и на нём можно создавать новые ресурсы.</w:t>
+      </w:r>
+    </w:p>
+    <w:p>
+      <w:pPr>
+        <w:pStyle w:val="a7"/>
+        <w:rPr>
+          <w:lang w:val="ru-RU" w:eastAsia="en-US"/>
+        </w:rPr>
+      </w:pPr>
+      <w:r>
+        <w:rPr>
+          <w:lang w:val="ru-RU" w:eastAsia="en-US"/>
+        </w:rPr>
+        <w:t xml:space="preserve">Следующее задание касается пула хранения. Пул объединяет диски массива в общее пространство, из которого выделяются LUN и файловые системы. В разделе «Система хранения данных» → Storage Configuration → «Пулы хранения» выбирается пул MultiTier, и кнопкой Details открывается его описание. Вкладка «Общие» показана на рисунке 1.3.</w:t>
       </w:r>
     </w:p>
     <w:p>
@@ -2158,61 +2050,7 @@
         <w:rPr>
           <w:lang w:val="ru-RU" w:eastAsia="en-US"/>
         </w:rPr>
-        <w:t>имя</w:t>
-      </w:r>
-      <w:r>
-        <w:rPr>
-          <w:lang w:eastAsia="en-US"/>
-        </w:rPr>
-        <w:t xml:space="preserve"> </w:t>
-      </w:r>
-      <w:r>
-        <w:rPr>
-          <w:lang w:val="ru-RU" w:eastAsia="en-US"/>
-        </w:rPr>
-        <w:t>пула</w:t>
-      </w:r>
-      <w:r>
-        <w:rPr>
-          <w:lang w:eastAsia="en-US"/>
-        </w:rPr>
-        <w:t xml:space="preserve"> (MultiTier) </w:t>
-      </w:r>
-      <w:r>
-        <w:rPr>
-          <w:lang w:val="ru-RU" w:eastAsia="en-US"/>
-        </w:rPr>
-        <w:t>и</w:t>
-      </w:r>
-      <w:r>
-        <w:rPr>
-          <w:lang w:eastAsia="en-US"/>
-        </w:rPr>
-        <w:t xml:space="preserve"> </w:t>
-      </w:r>
-      <w:r>
-        <w:rPr>
-          <w:lang w:val="ru-RU" w:eastAsia="en-US"/>
-        </w:rPr>
-        <w:t>его</w:t>
-      </w:r>
-      <w:r>
-        <w:rPr>
-          <w:lang w:eastAsia="en-US"/>
-        </w:rPr>
-        <w:t xml:space="preserve"> </w:t>
-      </w:r>
-      <w:r>
-        <w:rPr>
-          <w:lang w:val="ru-RU" w:eastAsia="en-US"/>
-        </w:rPr>
-        <w:t>описание</w:t>
-      </w:r>
-      <w:r>
-        <w:rPr>
-          <w:lang w:eastAsia="en-US"/>
-        </w:rPr>
-        <w:t xml:space="preserve"> (Pool with Performance and Capacity disks.);</w:t>
+        <w:t xml:space="preserve">имя и описание пула;</w:t>
       </w:r>
     </w:p>
     <w:p>
@@ -2231,7 +2069,7 @@
         <w:rPr>
           <w:lang w:val="ru-RU" w:eastAsia="en-US"/>
         </w:rPr>
-        <w:t>общее пространство пула;</w:t>
+        <w:t xml:space="preserve">общий объём пула;</w:t>
       </w:r>
     </w:p>
     <w:p>
@@ -2250,7 +2088,7 @@
         <w:rPr>
           <w:lang w:val="ru-RU" w:eastAsia="en-US"/>
         </w:rPr>
-        <w:t>состав уровня Performance Tier: пять дисков SAS в группе RAID 5 по схеме 4+1;</w:t>
+        <w:t xml:space="preserve">состав уровня Performance Tier: пять дисков SAS;</w:t>
       </w:r>
     </w:p>
     <w:p>
@@ -2269,78 +2107,77 @@
         <w:rPr>
           <w:lang w:val="ru-RU" w:eastAsia="en-US"/>
         </w:rPr>
-        <w:t>состав уровня Capacity Tier: пять дисков NL SAS в группе RAID 5 по схеме 4+1.</w:t>
-      </w:r>
-    </w:p>
-    <w:p>
-      <w:pPr>
-        <w:pStyle w:val="a7"/>
-        <w:rPr>
-          <w:lang w:val="ru-RU" w:eastAsia="en-US"/>
-        </w:rPr>
-      </w:pPr>
-      <w:r>
-        <w:rPr>
-          <w:lang w:val="ru-RU" w:eastAsia="en-US"/>
-        </w:rPr>
-        <w:t>Пул MultiTier многоуровневый. Быстрые диски SAS образуют уровень производительности, ёмкие и более дешёвые диски NL SAS образуют уровень ёмкости. В схеме RAID 5 (4+1) ёмкость четырёх дисков уходит под данные, а ёмкость одного диска занимает контрольная информация (чётность), распределённая по всем пяти дискам. Группа продолжает работать при отказе любого одного диска. Поля ёмкости на этой вкладке симулятор заполняет значением 0,0 ТБ, хотя мастер создания файловой системы показывает для того же пула 9,2 ТБ свободного места (рисунок 1.20). Это особенность демонстрационной версии.</w:t>
-      </w:r>
-    </w:p>
-    <w:p>
-      <w:pPr>
-        <w:pStyle w:val="a7"/>
-        <w:rPr>
-          <w:lang w:val="ru-RU" w:eastAsia="en-US"/>
-        </w:rPr>
-      </w:pPr>
-      <w:r>
-        <w:rPr>
-          <w:lang w:val="ru-RU" w:eastAsia="en-US"/>
-        </w:rPr>
-        <w:t>На вкладке «Общие» можно изменить имя и описание пула. Изменения сохраняет кнопка «Применить изменения», отменяет кнопка «Отменить изменения». Кнопка «Добавить диски» расширяет пул новыми накопителями. Тип RAID, состав уровней и состояние пула вкладка только отображает.</w:t>
-      </w:r>
-    </w:p>
-    <w:p>
-      <w:pPr>
-        <w:pStyle w:val="a7"/>
-        <w:rPr>
-          <w:lang w:val="ru-RU" w:eastAsia="en-US"/>
-        </w:rPr>
-      </w:pPr>
-      <w:r>
-        <w:rPr>
-          <w:lang w:val="ru-RU" w:eastAsia="en-US"/>
-        </w:rPr>
-        <w:t>Далее выбирается вкладка «Использование» (Utilization). На ней Unisphere показывает полосу заполнения пула и числовые показатели: выделенное пространство, объём снимков (Snapshot Size Used), оставшееся пространство, уровень подписки, порог оповещения и общее пространство. Ниже расположена таблица уровней хранения с типом дисков, их количеством, общим и оставшимся пространством: Performance Tier на пяти дисках SAS и Capacity Tier на пяти дисках NL SAS.</w:t>
-      </w:r>
-    </w:p>
-    <w:p>
-      <w:pPr>
-        <w:pStyle w:val="a7"/>
-        <w:rPr>
-          <w:lang w:val="ru-RU" w:eastAsia="en-US"/>
-        </w:rPr>
-      </w:pPr>
-      <w:r>
-        <w:rPr>
-          <w:lang w:val="ru-RU" w:eastAsia="en-US"/>
-        </w:rPr>
-        <w:lastRenderedPageBreak/>
-        <w:t>Подписка пула MultiTier составляет 145 %. Подписка выше 100 % получается из-за тонкого выделения: хостам выдано больше ёмкости, чем физически есть в пуле, а реальное место расходуется по мере записи данных. При такой переподписке пул может заполниться раньше, чем хосты используют выданные им тома, поэтому администратору нужен заблаговременный сигнал. Такой сигнал Unisphere выдаёт при достижении порога оповещения (Alert Threshold).</w:t>
-      </w:r>
-    </w:p>
-    <w:p>
-      <w:pPr>
-        <w:pStyle w:val="a7"/>
-        <w:rPr>
-          <w:lang w:val="ru-RU" w:eastAsia="en-US"/>
-        </w:rPr>
-      </w:pPr>
-      <w:r>
-        <w:rPr>
-          <w:lang w:val="ru-RU" w:eastAsia="en-US"/>
-        </w:rPr>
-        <w:t>Ползунок «Пороговое значение для оповещений» перемещается на отметку 50 % (рисунок 1.4). Пока изменение не сохранено, Unisphere помечает название вкладки звёздочкой («*Использование»).</w:t>
+        <w:t xml:space="preserve">состав уровня Capacity Tier: пять дисков NL SAS.</w:t>
+      </w:r>
+    </w:p>
+    <w:p>
+      <w:pPr>
+        <w:pStyle w:val="a7"/>
+        <w:rPr>
+          <w:lang w:val="ru-RU" w:eastAsia="en-US"/>
+        </w:rPr>
+      </w:pPr>
+      <w:r>
+        <w:rPr>
+          <w:lang w:val="ru-RU" w:eastAsia="en-US"/>
+        </w:rPr>
+        <w:t xml:space="preserve">Пул MultiTier состоит из двух уровней: быстрых дисков SAS и более ёмких и дешёвых дисков NL SAS. Диски каждого уровня объединены в RAID 5, поэтому пул продолжает работать, даже если откажет один диск. Объём пула симулятор показывает как 0,0 ТБ, это особенность демонстрационной версии.</w:t>
+      </w:r>
+    </w:p>
+    <w:p>
+      <w:pPr>
+        <w:pStyle w:val="a7"/>
+        <w:rPr>
+          <w:lang w:val="ru-RU" w:eastAsia="en-US"/>
+        </w:rPr>
+      </w:pPr>
+      <w:r>
+        <w:rPr>
+          <w:lang w:val="ru-RU" w:eastAsia="en-US"/>
+        </w:rPr>
+        <w:t xml:space="preserve">На этой вкладке можно изменить имя и описание пула и добавить в пул новые диски кнопкой «Добавить диски». Состав уровней и тип RAID здесь только отображаются.</w:t>
+      </w:r>
+    </w:p>
+    <w:p>
+      <w:pPr>
+        <w:pStyle w:val="a7"/>
+        <w:rPr>
+          <w:lang w:val="ru-RU" w:eastAsia="en-US"/>
+        </w:rPr>
+      </w:pPr>
+      <w:r>
+        <w:rPr>
+          <w:lang w:val="ru-RU" w:eastAsia="en-US"/>
+        </w:rPr>
+        <w:t xml:space="preserve">Далее открывается вкладка «Использование» (Utilization). На ней видно, насколько заполнен пул, сколько места выдано ресурсам и сколько осталось.</w:t>
+      </w:r>
+    </w:p>
+    <w:p>
+      <w:pPr>
+        <w:pStyle w:val="a7"/>
+        <w:rPr>
+          <w:lang w:val="ru-RU" w:eastAsia="en-US"/>
+        </w:rPr>
+      </w:pPr>
+      <w:r>
+        <w:rPr>
+          <w:lang w:val="ru-RU" w:eastAsia="en-US"/>
+        </w:rPr>
+        <w:t xml:space="preserve">Пул выдал ресурсам больше места, чем в нём есть на самом деле (подписка 145 %). Так бывает при тонком выделении: место в пуле расходуется только по мере записи данных. Если данных станет много, пул может заполниться, поэтому администратору важно вовремя получить предупреждение. Для этого служит порог оповещения (Alert Threshold).</w:t>
+      </w:r>
+    </w:p>
+    <w:p>
+      <w:pPr>
+        <w:pStyle w:val="a7"/>
+        <w:rPr>
+          <w:lang w:val="ru-RU" w:eastAsia="en-US"/>
+        </w:rPr>
+      </w:pPr>
+      <w:r>
+        <w:rPr>
+          <w:lang w:val="ru-RU" w:eastAsia="en-US"/>
+        </w:rPr>
+        <w:t xml:space="preserve">Ползунок «Пороговое значение для оповещений» перемещается на отметку 50 % (рисунок 1.4).</w:t>
       </w:r>
     </w:p>
     <w:p>
@@ -2418,21 +2255,21 @@
         <w:rPr>
           <w:lang w:val="ru-RU" w:eastAsia="en-US"/>
         </w:rPr>
-        <w:t>Рисунок 1.4 – Установка порога оповещения 50 % на вкладке «Использование»</w:t>
-      </w:r>
-    </w:p>
-    <w:p>
-      <w:pPr>
-        <w:pStyle w:val="a7"/>
-        <w:rPr>
-          <w:lang w:val="ru-RU" w:eastAsia="en-US"/>
-        </w:rPr>
-      </w:pPr>
-      <w:r>
-        <w:rPr>
-          <w:lang w:val="ru-RU" w:eastAsia="en-US"/>
-        </w:rPr>
-        <w:t>Изменения сохраняются кнопкой «Применить изменения». Unisphere запускает задачу изменения пула и по её завершении выводит сообщение Job Completed с текстом «The Modify storage pool task completed successfully» (рисунок 1.5). Звёздочка в названии вкладки исчезает, кнопки сохранения и отмены становятся неактивными.</w:t>
+        <w:t>Рисунок 1.4 – Установка порога оповещения 50 % на вкладке «Использование»</w:t>
+      </w:r>
+    </w:p>
+    <w:p>
+      <w:pPr>
+        <w:pStyle w:val="a7"/>
+        <w:rPr>
+          <w:lang w:val="ru-RU" w:eastAsia="en-US"/>
+        </w:rPr>
+      </w:pPr>
+      <w:r>
+        <w:rPr>
+          <w:lang w:val="ru-RU" w:eastAsia="en-US"/>
+        </w:rPr>
+        <w:t xml:space="preserve">Изменения сохраняются кнопкой «Применить изменения», и система сообщает об успешном завершении операции (рисунок 1.5).</w:t>
       </w:r>
     </w:p>
     <w:p>
@@ -2524,22 +2361,21 @@
         <w:rPr>
           <w:lang w:val="ru-RU" w:eastAsia="en-US"/>
         </w:rPr>
-        <w:lastRenderedPageBreak/>
-        <w:t>Порог оповещения задаёт долю заполнения пула, после которой система начинает выдавать предупреждения. Чем ниже порог, тем при меньшем объёме занятых данных приходят оповещения и тем больше их накапливается в журнале. При пороге 50 % администратор узнаёт о росте данных, когда в пуле остаётся ещё половина места, и успевает добавить диски или перенести ресурсы на другой пул.</w:t>
-      </w:r>
-    </w:p>
-    <w:p>
-      <w:pPr>
-        <w:pStyle w:val="a7"/>
-        <w:rPr>
-          <w:lang w:val="ru-RU" w:eastAsia="en-US"/>
-        </w:rPr>
-      </w:pPr>
-      <w:r>
-        <w:rPr>
-          <w:lang w:val="ru-RU" w:eastAsia="en-US"/>
-        </w:rPr>
-        <w:t>Следующий шаг касается подключения хостов. Хост обращается к массиву через инициатор (Initiator). Инициатор протокола iSCSI имеет имя IQN (iSCSI Qualified Name), инициатор Fibre Channel имеет адрес WWN (World Wide Name). Путь (Initiator Path) связывает инициатор с конкретным целевым портом процессора хранения SP A или SP B.</w:t>
+        <w:t xml:space="preserve">Порог оповещения определяет, при каком заполнении пула система начнёт присылать предупреждения. Чем ниже порог, тем раньше приходят оповещения и тем больше их в журнале. При пороге 50 % администратор узнаёт о росте данных, когда в пуле остаётся ещё половина места, и успевает расширить пул.</w:t>
+      </w:r>
+    </w:p>
+    <w:p>
+      <w:pPr>
+        <w:pStyle w:val="a7"/>
+        <w:rPr>
+          <w:lang w:val="ru-RU" w:eastAsia="en-US"/>
+        </w:rPr>
+      </w:pPr>
+      <w:r>
+        <w:rPr>
+          <w:lang w:val="ru-RU" w:eastAsia="en-US"/>
+        </w:rPr>
+        <w:t xml:space="preserve">Следующий шаг касается подключения хостов. Хост работает с массивом через инициатор, то есть свой сетевой адаптер с уникальным именем. Путь (Initiator Path) показывает, через какой порт массива подключён инициатор.</w:t>
       </w:r>
     </w:p>
     <w:p>
@@ -2645,42 +2481,35 @@
         <w:rPr>
           <w:lang w:val="ru-RU" w:eastAsia="en-US"/>
         </w:rPr>
-        <w:t>Таблица путей содержит пять столбцов: идентификатор инициатора (Initiator IQN/WWN), хост, протокол, целевой порт (Target Port) и признак входа в систему (Logged In). Всего в системе 14 путей от семи инициаторов: четыре инициатора Fibre Channel с одним путём у каждого (два из них принадлежат хосту 10.244.214.222), инициатор хоста Win7 с четырьмя путями, инициатор хоста Windows 2k8 с двумя путями и инициатор хоста VMware ESXi с четырьмя путями.</w:t>
-      </w:r>
-    </w:p>
-    <w:p>
-      <w:pPr>
-        <w:pStyle w:val="a7"/>
-        <w:rPr>
-          <w:lang w:val="ru-RU" w:eastAsia="en-US"/>
-        </w:rPr>
-      </w:pPr>
-      <w:r>
-        <w:rPr>
-          <w:lang w:val="ru-RU" w:eastAsia="en-US"/>
-        </w:rPr>
-        <w:t xml:space="preserve">Два инициатора Fibre Channel не привязаны к хосту, они были обнаружены ещё в первой лабораторной работе. Во всех строках столбец Logged In имеет значение Yes: каждый инициатор выполнил вход на целевой порт массива. Вкладка Initiator Paths служит только для просмотра. Изменения в систему вносятся на карточке хоста: там можно изменить имя хоста, его </w:t>
-      </w:r>
-      <w:r>
-        <w:rPr>
-          <w:lang w:val="ru-RU" w:eastAsia="en-US"/>
-        </w:rPr>
-        <w:lastRenderedPageBreak/>
-        <w:t>описание и операционную систему, добавить новый инициатор, изменить или удалить существующий.</w:t>
-      </w:r>
-    </w:p>
-    <w:p>
-      <w:pPr>
-        <w:pStyle w:val="a7"/>
-        <w:rPr>
-          <w:lang w:val="ru-RU" w:eastAsia="en-US"/>
-        </w:rPr>
-      </w:pPr>
-      <w:r>
-        <w:rPr>
-          <w:lang w:val="ru-RU" w:eastAsia="en-US"/>
-        </w:rPr>
-        <w:t>Двойным щелчком по имени хоста Windows 2k8 открывается его карточка (рисунок 1.7). Карточка состоит из вкладок «Общие», LUNs, «Адрес хранения данных», Initiators и Initiator Paths. На вкладке «Общие» указаны состояние хоста (OK), имя (Windows 2k8), тип Manually Created Host (хост добавлен вручную), способ управления Manual, описание и операционная система Windows Server 2008. Имя, описание и операционную систему можно отредактировать и сохранить кнопкой «Применить изменения».</w:t>
+        <w:t xml:space="preserve">В таблице путей для каждого инициатора указаны хост, протокол, порт массива и признак входа в систему (Logged In). Большинство инициаторов подключены к массиву сразу по нескольким путям.</w:t>
+      </w:r>
+    </w:p>
+    <w:p>
+      <w:pPr>
+        <w:pStyle w:val="a7"/>
+        <w:rPr>
+          <w:lang w:val="ru-RU" w:eastAsia="en-US"/>
+        </w:rPr>
+      </w:pPr>
+      <w:r>
+        <w:rPr>
+          <w:lang w:val="ru-RU" w:eastAsia="en-US"/>
+        </w:rPr>
+        <w:t xml:space="preserve">Два инициатора Fibre Channel не привязаны ни к одному хосту, они были найдены ещё в первой лабораторной работе. Все инициаторы успешно вошли в систему (Logged In = Yes). Эта вкладка служит только для просмотра. Изменения вносятся в карточке хоста: там можно изменить имя, описание и операционную систему хоста, добавить, изменить или удалить инициатор.</w:t>
+      </w:r>
+    </w:p>
+    <w:p>
+      <w:pPr>
+        <w:pStyle w:val="a7"/>
+        <w:rPr>
+          <w:lang w:val="ru-RU" w:eastAsia="en-US"/>
+        </w:rPr>
+      </w:pPr>
+      <w:r>
+        <w:rPr>
+          <w:lang w:val="ru-RU" w:eastAsia="en-US"/>
+        </w:rPr>
+        <w:t xml:space="preserve">Двойным щелчком по имени хоста Windows 2k8 открывается его карточка (рисунок 1.7). На вкладке «Общие» видно, что хост исправен, добавлен вручную и работает под Windows Server 2008. Имя, описание и операционную систему хоста можно изменить.</w:t>
       </w:r>
     </w:p>
     <w:p>
@@ -2772,91 +2601,7 @@
         <w:rPr>
           <w:lang w:val="ru-RU" w:eastAsia="en-US"/>
         </w:rPr>
-        <w:t>На вкладке Initiators карточки хоста указан один инициатор iqn.1991-05.com.microsoft:w2k8r2-rp, работающий по протоколу iSCSI (рисунок 1.8). В</w:t>
-      </w:r>
-      <w:r>
-        <w:rPr>
-          <w:lang w:eastAsia="en-US"/>
-        </w:rPr>
-        <w:t xml:space="preserve"> </w:t>
-      </w:r>
-      <w:r>
-        <w:rPr>
-          <w:lang w:val="ru-RU" w:eastAsia="en-US"/>
-        </w:rPr>
-        <w:t>столбце</w:t>
-      </w:r>
-      <w:r>
-        <w:rPr>
-          <w:lang w:eastAsia="en-US"/>
-        </w:rPr>
-        <w:t xml:space="preserve"> Target Ports Unisphere </w:t>
-      </w:r>
-      <w:r>
-        <w:rPr>
-          <w:lang w:val="ru-RU" w:eastAsia="en-US"/>
-        </w:rPr>
-        <w:t>показывает</w:t>
-      </w:r>
-      <w:r>
-        <w:rPr>
-          <w:lang w:eastAsia="en-US"/>
-        </w:rPr>
-        <w:t xml:space="preserve"> </w:t>
-      </w:r>
-      <w:r>
-        <w:rPr>
-          <w:lang w:val="ru-RU" w:eastAsia="en-US"/>
-        </w:rPr>
-        <w:t>два</w:t>
-      </w:r>
-      <w:r>
-        <w:rPr>
-          <w:lang w:eastAsia="en-US"/>
-        </w:rPr>
-        <w:t xml:space="preserve"> </w:t>
-      </w:r>
-      <w:r>
-        <w:rPr>
-          <w:lang w:val="ru-RU" w:eastAsia="en-US"/>
-        </w:rPr>
-        <w:t>целевых</w:t>
-      </w:r>
-      <w:r>
-        <w:rPr>
-          <w:lang w:eastAsia="en-US"/>
-        </w:rPr>
-        <w:t xml:space="preserve"> </w:t>
-      </w:r>
-      <w:r>
-        <w:rPr>
-          <w:lang w:val="ru-RU" w:eastAsia="en-US"/>
-        </w:rPr>
-        <w:t>порта</w:t>
-      </w:r>
-      <w:r>
-        <w:rPr>
-          <w:lang w:eastAsia="en-US"/>
-        </w:rPr>
-        <w:t xml:space="preserve">: SP A Ethernet Port 2 </w:t>
-      </w:r>
-      <w:r>
-        <w:rPr>
-          <w:lang w:val="ru-RU" w:eastAsia="en-US"/>
-        </w:rPr>
-        <w:t>и</w:t>
-      </w:r>
-      <w:r>
-        <w:rPr>
-          <w:lang w:eastAsia="en-US"/>
-        </w:rPr>
-        <w:t xml:space="preserve"> SP B Ethernet Port 2. </w:t>
-      </w:r>
-      <w:r>
-        <w:rPr>
-          <w:lang w:val="ru-RU" w:eastAsia="en-US"/>
-        </w:rPr>
-        <w:t>Кнопки Add Initiator, «Удалить» и «Правка» под таблицей добавляют, удаляют и изменяют инициаторы хоста.</w:t>
+        <w:t xml:space="preserve">На вкладке Initiators указан один инициатор хоста, он работает по протоколу iSCSI (рисунок 1.8). Под таблицей находятся кнопки для добавления, изменения и удаления инициаторов.</w:t>
       </w:r>
     </w:p>
     <w:p>
@@ -2948,7 +2693,7 @@
         <w:rPr>
           <w:lang w:val="ru-RU" w:eastAsia="en-US"/>
         </w:rPr>
-        <w:t>Вкладка Initiator Paths карточки показывает два пути этого инициатора: через порт Ethernet процессора SP A и через порт Ethernet процессора SP B (рисунок 1.9). Для обоих путей Logged In имеет значение Yes.</w:t>
+        <w:t xml:space="preserve">На вкладке Initiator Paths видны два пути этого инициатора: через процессор хранения SP A и через процессор SP B (рисунок 1.9).</w:t>
       </w:r>
     </w:p>
     <w:p>
@@ -3041,35 +2786,35 @@
         <w:rPr>
           <w:lang w:val="ru-RU" w:eastAsia="en-US"/>
         </w:rPr>
-        <w:t>По рисункам 1.6–1.9 видно, что хост Windows 2k8 обращается к системе хранения по протоколу iSCSI: его инициатор имеет имя в формате IQN, а в столбце «Протокол» указано значение iSCSI. Доступ к массиву у хоста есть: карточка хоста показывает состояние OK, и оба пути имеют признак Logged In со значением Yes. У хоста один инициатор, iqn.1991-05.com.microsoft:w2k8r2-rp, и два пути к массиву: через порт SP A Ethernet Port 2 и через порт SP B Ethernet Port 2.</w:t>
-      </w:r>
-    </w:p>
-    <w:p>
-      <w:pPr>
-        <w:pStyle w:val="a7"/>
-        <w:rPr>
-          <w:lang w:val="ru-RU" w:eastAsia="en-US"/>
-        </w:rPr>
-      </w:pPr>
-      <w:r>
-        <w:rPr>
-          <w:lang w:val="ru-RU" w:eastAsia="en-US"/>
-        </w:rPr>
-        <w:t>Хост подключён через оба процессора хранения. Если откажет процессор SP A или его порт, хост продолжит работать с массивом через SP B.</w:t>
-      </w:r>
-    </w:p>
-    <w:p>
-      <w:pPr>
-        <w:pStyle w:val="a7"/>
-        <w:rPr>
-          <w:lang w:val="ru-RU" w:eastAsia="en-US"/>
-        </w:rPr>
-      </w:pPr>
-      <w:r>
-        <w:rPr>
-          <w:lang w:val="ru-RU" w:eastAsia="en-US"/>
-        </w:rPr>
-        <w:t>Последнее задание первой части относится к настройкам протокола iSCSI. В разделе «Настройки» выбирается пункт «Настройки сервера iSCSI» (рисунок 1.10). Окно содержит две вкладки: «Серверы iSCSI» и CHAP Security.</w:t>
+        <w:t xml:space="preserve">По рисункам 1.6–1.9 видно, что хост Windows 2k8 подключается к системе хранения по протоколу iSCSI. Доступ к массиву у хоста есть: хост исправен, и оба пути вошли в систему. У хоста один инициатор и два пути к массиву.</w:t>
+      </w:r>
+    </w:p>
+    <w:p>
+      <w:pPr>
+        <w:pStyle w:val="a7"/>
+        <w:rPr>
+          <w:lang w:val="ru-RU" w:eastAsia="en-US"/>
+        </w:rPr>
+      </w:pPr>
+      <w:r>
+        <w:rPr>
+          <w:lang w:val="ru-RU" w:eastAsia="en-US"/>
+        </w:rPr>
+        <w:t xml:space="preserve">Хост подключён через оба процессора хранения, поэтому при отказе одного из них продолжит работать через второй.</w:t>
+      </w:r>
+    </w:p>
+    <w:p>
+      <w:pPr>
+        <w:pStyle w:val="a7"/>
+        <w:rPr>
+          <w:lang w:val="ru-RU" w:eastAsia="en-US"/>
+        </w:rPr>
+      </w:pPr>
+      <w:r>
+        <w:rPr>
+          <w:lang w:val="ru-RU" w:eastAsia="en-US"/>
+        </w:rPr>
+        <w:t xml:space="preserve">Последнее задание первой части касается настроек протокола iSCSI. В разделе «Настройки» выбирается пункт «Настройки сервера iSCSI» (рисунок 1.10). Окно содержит две вкладки: «Серверы iSCSI» и CHAP Security.</w:t>
       </w:r>
     </w:p>
     <w:p>
@@ -3161,28 +2906,21 @@
         <w:rPr>
           <w:lang w:val="ru-RU" w:eastAsia="en-US"/>
         </w:rPr>
-        <w:t xml:space="preserve">Вкладка «Серверы iSCSI» перечисляет порты Ethernet массива и созданные на них iSCSI-интерфейсы. Для каждого интерфейса в таблице указаны порт, процессор хранения, состояние канала (Link State), IP-адрес, маска подсети, шлюз, имя Port IQN и его псевдоним (Port IQN Alias). Строки портов Ethernet Port 2 и Ethernet Port 4 раскрываются: на каждом из них настроено по интерфейсу для процессоров SP A и SP B. У портов Ethernet Port 3 и Ethernet Port 5 интерфейсов нет. На рисунке раскрыт порт Ethernet Port 4: интерфейс SP A имеет адрес 10.244.214.142, интерфейс SP B имеет адрес </w:t>
-      </w:r>
-      <w:r>
-        <w:rPr>
-          <w:lang w:val="ru-RU" w:eastAsia="en-US"/>
-        </w:rPr>
-        <w:lastRenderedPageBreak/>
-        <w:t>10.244.214.143. Оба интерфейса используют маску 255.255.255.0 и шлюз 10.244.214.1, канал у обоих в состоянии «Восходящий канал» (Up).</w:t>
-      </w:r>
-    </w:p>
-    <w:p>
-      <w:pPr>
-        <w:pStyle w:val="a7"/>
-        <w:rPr>
-          <w:lang w:val="ru-RU" w:eastAsia="en-US"/>
-        </w:rPr>
-      </w:pPr>
-      <w:r>
-        <w:rPr>
-          <w:lang w:val="ru-RU" w:eastAsia="en-US"/>
-        </w:rPr>
-        <w:t>Под таблицей расположены кнопки Create, «Изменить» и «Удалить». Кнопка Create создаёт новый iSCSI-интерфейс на порту. Кнопки «Изменить» и «Удалить» работают с выбранным интерфейсом: меняют его сетевые параметры (IP-адрес, маску, шлюз) или удаляют его. На рисунке выделена строка порта, поэтому эти две кнопки неактивны. На вкладке CHAP Security администратор включает аутентификацию CHAP: массив запрашивает у инициатора секрет и пускает к целевым портам только инициаторы с верным секретом.</w:t>
+        <w:t xml:space="preserve">На вкладке «Серверы iSCSI» перечислены порты Ethernet массива и настроенные на них iSCSI-интерфейсы. Для каждого интерфейса указаны процессор хранения, IP-адрес, маска, шлюз и имя iSCSI. Интерфейсы настроены на портах Ethernet Port 2 и Ethernet Port 4, по одному для каждого процессора, а порты Ethernet Port 3 и 5 свободны.</w:t>
+      </w:r>
+    </w:p>
+    <w:p>
+      <w:pPr>
+        <w:pStyle w:val="a7"/>
+        <w:rPr>
+          <w:lang w:val="ru-RU" w:eastAsia="en-US"/>
+        </w:rPr>
+      </w:pPr>
+      <w:r>
+        <w:rPr>
+          <w:lang w:val="ru-RU" w:eastAsia="en-US"/>
+        </w:rPr>
+        <w:t xml:space="preserve">Кнопками под таблицей можно создать новый интерфейс, изменить сетевые настройки существующего или удалить его. На вкладке CHAP Security включается проверка пароля: тогда к массиву смогут подключиться только инициаторы, которые знают общий секрет.</w:t>
       </w:r>
     </w:p>
     <w:p>
@@ -3745,7 +3483,7 @@
         <w:rPr>
           <w:lang w:val="ru-RU" w:eastAsia="en-US"/>
         </w:rPr>
-        <w:t>Имя Port IQN составлено из префикса производителя (iqn.1992-04.com.emc), серийного номера массива (fnm00131304285) и обозначения процессора и порта (a0, b0, a2, b2). По этим именам хосты находят целевые порты при подключении по iSCSI. Через интерфейсы порта Ethernet Port 2 к массиву подключён хост Windows 2k8, рассмотренный выше.</w:t>
+        <w:t xml:space="preserve">Через интерфейсы порта Ethernet Port 2 к массиву подключён рассмотренный выше хост Windows 2k8.</w:t>
       </w:r>
     </w:p>
     <w:p>
@@ -3767,7 +3505,7 @@
         <w:rPr>
           <w:lang w:val="ru-RU" w:eastAsia="en-US"/>
         </w:rPr>
-        <w:t>Блочное устройство создаётся мастером «Мастер настройки типовой системы хранения данных». Для его запуска на панели Dashboard в блоке «Типичные задачи» выбирается ссылка «Создание системы хранения данных для типового ресурса iSCSI» (рисунок 1.11). В русской локализации симулятора эта ссылка запускает создание LUN или группы LUN.</w:t>
+        <w:t xml:space="preserve">Блочное устройство создаётся мастером «Мастер настройки типовой системы хранения данных». Он запускается с панели Dashboard ссылкой в блоке «Типичные задачи» (рисунок 1.11).</w:t>
       </w:r>
     </w:p>
     <w:p>
@@ -3850,28 +3588,21 @@
         <w:rPr>
           <w:lang w:val="ru-RU" w:eastAsia="en-US"/>
         </w:rPr>
-        <w:t xml:space="preserve">Мастер состоит из шести шагов. На первом шаге «Укажите имя» мастер предлагает два варианта: Create a LUN group и Create a LUN. Одиночный LUN представляет собой отдельный том. Группа LUN объединяет несколько томов и поддерживает их согласованное состояние: снимки делаются одновременно </w:t>
-      </w:r>
-      <w:r>
-        <w:rPr>
-          <w:lang w:val="ru-RU" w:eastAsia="en-US"/>
-        </w:rPr>
-        <w:lastRenderedPageBreak/>
-        <w:t>для всех томов группы, а доступ хостам выдаётся сразу всей группе или каждому LUN отдельно. Группа подходит приложениям, которые хранят связанные данные на нескольких томах, например базе данных с отдельными томами для данных и для журналов.</w:t>
-      </w:r>
-    </w:p>
-    <w:p>
-      <w:pPr>
-        <w:pStyle w:val="a7"/>
-        <w:rPr>
-          <w:lang w:val="ru-RU" w:eastAsia="en-US"/>
-        </w:rPr>
-      </w:pPr>
-      <w:r>
-        <w:rPr>
-          <w:lang w:val="ru-RU" w:eastAsia="en-US"/>
-        </w:rPr>
-        <w:t>По заданию выбирается вариант Create a LUN group и вводится имя группы RomanLunGroup (рисунок 1.12). Поле «Описание» необязательное и остаётся пустым. Затем нажимается кнопка «Далее».</w:t>
+        <w:t xml:space="preserve">Мастер состоит из шести шагов. На первом шаге выбирается, что создавать: отдельный LUN или группу LUN. Группа объединяет несколько томов, и снимки всех её томов делаются одновременно. Это удобно, например, для базы данных, которая хранит данные и журналы на разных томах.</w:t>
+      </w:r>
+    </w:p>
+    <w:p>
+      <w:pPr>
+        <w:pStyle w:val="a7"/>
+        <w:rPr>
+          <w:lang w:val="ru-RU" w:eastAsia="en-US"/>
+        </w:rPr>
+      </w:pPr>
+      <w:r>
+        <w:rPr>
+          <w:lang w:val="ru-RU" w:eastAsia="en-US"/>
+        </w:rPr>
+        <w:t xml:space="preserve">По заданию выбирается вариант Create a LUN group и вводится имя группы RomanLunGroup (рисунок 1.12).</w:t>
       </w:r>
     </w:p>
     <w:p>
@@ -4007,21 +3738,21 @@
         <w:rPr>
           <w:lang w:val="ru-RU" w:eastAsia="en-US"/>
         </w:rPr>
-        <w:t>Все тома мастер размещает в пуле MultiTier с политикой Start High Then Auto-Tier. Отметка Thin включает тонкое выделение: массив отдаёт тому место в пуле по мере записи данных. Группа общим объёмом 550 ГБ сразу после создания почти не занимает места. Тонкое выделение и даёт пулу MultiTier подписку выше 100 %, которая была показана на вкладке «Использование».</w:t>
-      </w:r>
-    </w:p>
-    <w:p>
-      <w:pPr>
-        <w:pStyle w:val="a7"/>
-        <w:rPr>
-          <w:lang w:val="ru-RU" w:eastAsia="en-US"/>
-        </w:rPr>
-      </w:pPr>
-      <w:r>
-        <w:rPr>
-          <w:lang w:val="ru-RU" w:eastAsia="en-US"/>
-        </w:rPr>
-        <w:t>Третий шаг «Настроить защиту» задаёт защиту группы снимками (рисунок 1.13). Мастер предлагает два варианта: не настраивать защиту сейчас или защищать данные по расписанию создания снимков. По умолчанию выбран второй вариант с расписанием Default Protection: снимок создаётся каждый день в 11:00 и хранится два дня. Защиту ресурсов задание переносит в следующие лабораторные работы, поэтому этот шаг остаётся без изменений.</w:t>
+        <w:t xml:space="preserve">Все тома размещаются в пуле MultiTier. Отметка Thin означает тонкое выделение: место в пуле занимается только по мере записи данных, поэтому новая группа почти не занимает места.</w:t>
+      </w:r>
+    </w:p>
+    <w:p>
+      <w:pPr>
+        <w:pStyle w:val="a7"/>
+        <w:rPr>
+          <w:lang w:val="ru-RU" w:eastAsia="en-US"/>
+        </w:rPr>
+      </w:pPr>
+      <w:r>
+        <w:rPr>
+          <w:lang w:val="ru-RU" w:eastAsia="en-US"/>
+        </w:rPr>
+        <w:t xml:space="preserve">На третьем шаге мастер предлагает защитить группу снимками (рисунок 1.13). По заданию защита будет настраиваться в следующих работах, поэтому шаг остаётся без изменений.</w:t>
       </w:r>
     </w:p>
     <w:p>
@@ -4105,7 +3836,7 @@
         <w:rPr>
           <w:lang w:val="ru-RU" w:eastAsia="en-US"/>
         </w:rPr>
-        <w:t>На четвёртом шаге «Настроить доступ к хосту» указываются хосты, которые получат доступ к группе. Список фильтруется по протоколу: в поле Protocols выбирается значение FC. После фильтрации в списке остаётся один хост 10.244.214.222 с операционной системой VMware ESXi 5.1.0, который поддерживает протоколы iSCSI, FC и File (рисунок 1.14).</w:t>
+        <w:t xml:space="preserve">На четвёртом шаге выбирается хост, который получит доступ к группе. В поле Protocols выбирается FC, и в списке остаётся один хост, 10.244.214.222 (рисунок 1.14).</w:t>
       </w:r>
     </w:p>
     <w:p>
@@ -4293,8 +4024,7 @@
         <w:rPr>
           <w:lang w:val="ru-RU" w:eastAsia="en-US"/>
         </w:rPr>
-        <w:lastRenderedPageBreak/>
-        <w:t>Пятый шаг «Сводка» выводит конфигурацию группы для проверки (рисунок 1.15). В сводке указаны имя RomanLunGroup, число настроенных томов (10 LUNs configured) и таблица LUN с пулом MultiTier, размером, признаком тонкого выделения (Yes) и политикой Start High Then Auto-Tier (Recommended). Ниже указаны расписание защиты Default Protection, один хост с доступом к томам (10.244.214.222) и отсутствие хостов с доступом к снимкам. Данные совпадают с заданием, поэтому нажимается кнопка «Готово» (Finish).</w:t>
+        <w:t xml:space="preserve">На пятом шаге мастер показывает сводку (рисунок 1.15): имя группы, десять настроенных LUN, пул MultiTier, тонкое выделение и один хост с доступом. Данные совпадают с заданием, и нажимается кнопка «Готово» (Finish).</w:t>
       </w:r>
     </w:p>
     <w:p>
@@ -4461,7 +4191,7 @@
         <w:rPr>
           <w:lang w:val="ru-RU" w:eastAsia="en-US"/>
         </w:rPr>
-        <w:t>Группа RomanLunGroup имеет общий размер 550,0 ГБ и расписание защиты Default Protection. В неё входят десять томов: с RomanLunGroup-00 по RomanLunGroup-04 размером по 10,0 ГБ и с RomanLunGroup-05 по RomanLunGroup-09 размером по 100,0 ГБ. Все тома находятся в состоянии OK. Конфигурация группы соответствует заданию: десять LUN с тонким выделением в пуле MultiTier, пять томов по 10 ГБ и пять по 100 ГБ, доступ для хоста 10.244.214.222 по протоколу FC.</w:t>
+        <w:t xml:space="preserve">Группа RomanLunGroup содержит десять томов: пять по 10 ГБ и пять по 100 ГБ, все они исправны. Конфигурация совпадает с заданием.</w:t>
       </w:r>
     </w:p>
     <w:p>
@@ -4484,7 +4214,7 @@
         <w:rPr>
           <w:lang w:val="ru-RU" w:eastAsia="en-US"/>
         </w:rPr>
-        <w:t>Файловая система создаётся мастером «Мастер создания общих папок». Для его запуска на панели Dashboard в блоке «Типичные задачи» выбирается ссылка «Создание общей папки» (рисунок 1.17). Эта ссылка соответствует пункту «Создать файловую систему» из задания.</w:t>
+        <w:t xml:space="preserve">Файловая система создаётся мастером «Мастер создания общих папок». Он запускается с панели Dashboard ссылкой «Создание общей папки» в блоке «Типичные задачи» (рисунок 1.17).</w:t>
       </w:r>
     </w:p>
     <w:p>
@@ -4568,7 +4298,7 @@
         <w:rPr>
           <w:lang w:val="ru-RU" w:eastAsia="en-US"/>
         </w:rPr>
-        <w:t>Мастер состоит из семи шагов. На первом шаге «Настроить атрибуты для общих папок» выбирается тип общего ресурса (рисунок 1.18). VNXe предлагает два протокола файлового доступа:</w:t>
+        <w:t xml:space="preserve">На первом шаге мастера выбирается протокол доступа к файлам (рисунок 1.18). Их два:</w:t>
       </w:r>
     </w:p>
     <w:p>
@@ -4587,7 +4317,7 @@
         <w:rPr>
           <w:lang w:val="ru-RU" w:eastAsia="en-US"/>
         </w:rPr>
-        <w:t>CIFS (Common Internet File System, вариант протокола SMB) для общего доступа к файлам в средах Windows;</w:t>
+        <w:t xml:space="preserve">CIFS для компьютеров с Windows;</w:t>
       </w:r>
     </w:p>
     <w:p>
@@ -4606,22 +4336,21 @@
         <w:rPr>
           <w:lang w:val="ru-RU" w:eastAsia="en-US"/>
         </w:rPr>
-        <w:lastRenderedPageBreak/>
-        <w:t>NFS (Network File System) для общего доступа к файлам в средах Linux и UNIX.</w:t>
-      </w:r>
-    </w:p>
-    <w:p>
-      <w:pPr>
-        <w:pStyle w:val="a7"/>
-        <w:rPr>
-          <w:lang w:val="ru-RU" w:eastAsia="en-US"/>
-        </w:rPr>
-      </w:pPr>
-      <w:r>
-        <w:rPr>
-          <w:lang w:val="ru-RU" w:eastAsia="en-US"/>
-        </w:rPr>
-        <w:t>Файловая система создаётся для хоста под управлением Windows, поэтому выбирается вариант «Общие ресурсы Windows (CIFS)». В поле «Сервер хранения данных» остаётся значение NASServer00. Сервер NAS принимает файловые запросы хостов по сети и обслуживает файловые системы массива.</w:t>
+        <w:t xml:space="preserve">NFS для компьютеров с Linux и UNIX.</w:t>
+      </w:r>
+    </w:p>
+    <w:p>
+      <w:pPr>
+        <w:pStyle w:val="a7"/>
+        <w:rPr>
+          <w:lang w:val="ru-RU" w:eastAsia="en-US"/>
+        </w:rPr>
+      </w:pPr>
+      <w:r>
+        <w:rPr>
+          <w:lang w:val="ru-RU" w:eastAsia="en-US"/>
+        </w:rPr>
+        <w:t xml:space="preserve">Файловая система создаётся для хоста Windows, поэтому выбирается CIFS. Сервер хранения NASServer00 остаётся по умолчанию: он обслуживает сетевые папки массива.</w:t>
       </w:r>
     </w:p>
     <w:p>
@@ -4704,7 +4433,7 @@
         <w:rPr>
           <w:lang w:val="ru-RU" w:eastAsia="en-US"/>
         </w:rPr>
-        <w:t>На втором шаге задаются имя файловой системы RomanFileSystem (рисунок 1.19) и её описание. По описанию администратор позднее отличит эту файловую систему от других в общем списке. В качестве описания также указано RomanFileSystem, оно видно на сводке шестого шага.</w:t>
+        <w:t xml:space="preserve">На втором шаге вводятся имя файловой системы RomanFileSystem (рисунок 1.19) и описание, по которому её потом легко найти в списке.</w:t>
       </w:r>
     </w:p>
     <w:p>
@@ -4788,69 +4517,21 @@
         <w:rPr>
           <w:lang w:val="ru-RU" w:eastAsia="en-US"/>
         </w:rPr>
-        <w:t>Третий шаг «Настроить систему хранения данных для общих папок» задаёт пул, политику размещения данных и размер (рисунок 1.20). Выбирается пул MultiTier: мастер показывает, что пул многоуровневый (Tiered) и в нём свободно 9,2 ТБ. В</w:t>
-      </w:r>
-      <w:r>
-        <w:rPr>
-          <w:lang w:eastAsia="en-US"/>
-        </w:rPr>
-        <w:t xml:space="preserve"> </w:t>
-      </w:r>
-      <w:r>
-        <w:rPr>
-          <w:lang w:val="ru-RU" w:eastAsia="en-US"/>
-        </w:rPr>
-        <w:t>поле</w:t>
-      </w:r>
-      <w:r>
-        <w:rPr>
-          <w:lang w:eastAsia="en-US"/>
-        </w:rPr>
-        <w:t xml:space="preserve"> Tiering Policy </w:t>
-      </w:r>
-      <w:r>
-        <w:rPr>
-          <w:lang w:val="ru-RU" w:eastAsia="en-US"/>
-        </w:rPr>
-        <w:t>выбирается</w:t>
-      </w:r>
-      <w:r>
-        <w:rPr>
-          <w:lang w:eastAsia="en-US"/>
-        </w:rPr>
-        <w:t xml:space="preserve"> </w:t>
-      </w:r>
-      <w:r>
-        <w:rPr>
-          <w:lang w:val="ru-RU" w:eastAsia="en-US"/>
-        </w:rPr>
-        <w:t>значение</w:t>
-      </w:r>
-      <w:r>
-        <w:rPr>
-          <w:lang w:eastAsia="en-US"/>
-        </w:rPr>
-        <w:t xml:space="preserve"> Start High Then Auto-Tier (Recommended). </w:t>
-      </w:r>
-      <w:r>
-        <w:rPr>
-          <w:lang w:val="ru-RU" w:eastAsia="en-US"/>
-        </w:rPr>
-        <w:t>Задаётся размер 100 ГБ и ставится отметка «"Тонкое" выделение» (Thin).</w:t>
-      </w:r>
-    </w:p>
-    <w:p>
-      <w:pPr>
-        <w:pStyle w:val="a7"/>
-        <w:rPr>
-          <w:lang w:val="ru-RU" w:eastAsia="en-US"/>
-        </w:rPr>
-      </w:pPr>
-      <w:r>
-        <w:rPr>
-          <w:lang w:val="ru-RU" w:eastAsia="en-US"/>
-        </w:rPr>
-        <w:t>Политика Start High Then Auto-Tier сначала размещает новые данные на самом быстром уровне пула, на дисках SAS. Затем технология FAST VP отслеживает активность данных и переносит редко используемые блоки на уровень ёмкости с дисками NL SAS. Часто читаемые данные остаются на быстрых дисках.</w:t>
+        <w:t xml:space="preserve">На третьем шаге выбираются пул MultiTier, политика размещения данных Start High Then Auto-Tier, размер 100 ГБ и тонкое выделение (рисунок 1.20).</w:t>
+      </w:r>
+    </w:p>
+    <w:p>
+      <w:pPr>
+        <w:pStyle w:val="a7"/>
+        <w:rPr>
+          <w:lang w:val="ru-RU" w:eastAsia="en-US"/>
+        </w:rPr>
+      </w:pPr>
+      <w:r>
+        <w:rPr>
+          <w:lang w:val="ru-RU" w:eastAsia="en-US"/>
+        </w:rPr>
+        <w:t xml:space="preserve">Политика Start High Then Auto-Tier сначала записывает новые данные на быстрые диски SAS. Затем массив следит, как часто используются данные, и переносит редко нужные на медленные диски NL SAS.</w:t>
       </w:r>
     </w:p>
     <w:p>
@@ -4934,7 +4615,7 @@
         <w:rPr>
           <w:lang w:val="ru-RU" w:eastAsia="en-US"/>
         </w:rPr>
-        <w:t>На четвёртом шаге Configure Share создаётся общий ресурс (share). Ставится отметка «Создать общий ресурс Windows», задаются имя RomaShare и описание RomaShare Description (рисунок 1.21). Локальный путь «/» означает, что общий ресурс открывает корень файловой системы. Через общий ресурс хосты получают доступ к открытым папкам файловой системы и подключают их как сетевой диск.</w:t>
+        <w:t xml:space="preserve">На четвёртом шаге создаётся общая папка (share) с именем RomaShare (рисунок 1.21). Через неё компьютеры Windows подключают файловую систему как сетевой диск.</w:t>
       </w:r>
     </w:p>
     <w:p>
@@ -5018,7 +4699,7 @@
         <w:rPr>
           <w:lang w:val="ru-RU" w:eastAsia="en-US"/>
         </w:rPr>
-        <w:t>Пятый шаг «Настроить защиту» задаёт сохранение состояния файловой системы снимками. Задание рекомендует включать такую защиту для общих папок. Выбирается пункт «Настроить защитную систему хранения данных, защитить данные с помощью расписания создания снимков» (Select a snapshot schedule) и сохраняется расписание по умолчанию Default Protection: снимок каждый день в 11:00 с хранением два дня (рисунок 1.22).</w:t>
+        <w:t xml:space="preserve">На пятом шаге настраивается защита снимками, которую задание рекомендует для общих папок. Выбирается защита по расписанию, и остаётся расписание по умолчанию Default Protection: один снимок в день (рисунок 1.22).</w:t>
       </w:r>
     </w:p>
     <w:p>
@@ -5102,7 +4783,7 @@
         <w:rPr>
           <w:lang w:val="ru-RU" w:eastAsia="en-US"/>
         </w:rPr>
-        <w:t>На шестом шаге «Сводка» проверяется конфигурация перед созданием (рисунок 1.23). Файловая система RomanFileSystem с описанием RomanFileSystem размещается на сервере NASServer00 (10.244.214.144) в пуле MultiTier, имеет размер 100,0 ГБ, тонкое выделение и политику Start High Then Auto-Tier (Recommended). Для неё включено расписание защиты Default Protection, дополнительные атрибуты оставлены по умолчанию. Общий ресурс Windows (CIFS) RomaShare с описанием RomaShare Description открывает локальный путь «/» и доступен по пути экспорта \\10.244.214.144\RomaShare.</w:t>
+        <w:t xml:space="preserve">На шестом шаге мастер показывает сводку всех настроек (рисунок 1.23): имя, пул, размер, тонкое выделение, расписание защиты и общую папку RomaShare с сетевым адресом для подключения.</w:t>
       </w:r>
     </w:p>
     <w:p>
@@ -5186,21 +4867,21 @@
         <w:rPr>
           <w:lang w:val="ru-RU" w:eastAsia="en-US"/>
         </w:rPr>
-        <w:t>Путь экспорта \\10.244.214.144\RomaShare записан в формате UNC. По этому адресу хост Windows подключает общую папку, например через проводник или командой net use. Конфигурация совпадает с заданием, поэтому нажимается кнопка «Готово».</w:t>
-      </w:r>
-    </w:p>
-    <w:p>
-      <w:pPr>
-        <w:pStyle w:val="a7"/>
-        <w:rPr>
-          <w:lang w:val="ru-RU" w:eastAsia="en-US"/>
-        </w:rPr>
-      </w:pPr>
-      <w:r>
-        <w:rPr>
-          <w:lang w:val="ru-RU" w:eastAsia="en-US"/>
-        </w:rPr>
-        <w:t>Седьмой шаг «Результаты» показывает ход создания (рисунок 1.24). Мастер выполнил три операции: создал ресурс хранения RomanFileSystem, создал файловую систему RomanFileSystem и создал общий ресурс CIFS RomaShare. Каждая операция отмечена зелёным значком, ниже выведено сообщение «Настройка успешно завершена». Для операции Unisphere создал фоновую задачу «Create or modify the storage resource: File System RomanFileSystem», за её ходом можно следить по ссылке Jobs в строке состояния. Время создания зависит от числа LUN и снимков, которые затрагивает операция.</w:t>
+        <w:t xml:space="preserve">Настройки совпадают с заданием, и нажимается кнопка «Готово».</w:t>
+      </w:r>
+    </w:p>
+    <w:p>
+      <w:pPr>
+        <w:pStyle w:val="a7"/>
+        <w:rPr>
+          <w:lang w:val="ru-RU" w:eastAsia="en-US"/>
+        </w:rPr>
+      </w:pPr>
+      <w:r>
+        <w:rPr>
+          <w:lang w:val="ru-RU" w:eastAsia="en-US"/>
+        </w:rPr>
+        <w:t xml:space="preserve">На последнем шаге мастер показывает ход создания (рисунок 1.24): создаются ресурс хранения, файловая система и общая папка. Все операции отмечены зелёными значками, а ниже выводится сообщение «Настройка успешно завершена».</w:t>
       </w:r>
     </w:p>
     <w:p>
@@ -5284,7 +4965,7 @@
         <w:rPr>
           <w:lang w:val="ru-RU" w:eastAsia="en-US"/>
         </w:rPr>
-        <w:t>После закрытия мастера в разделе «Система хранения данных» открывается список файловых систем (рисунок 1.25). Файловая система RomanFileSystem появилась в списке рядом с FileSystem00 и FileSystem01. Она находится в состоянии OK, обслуживается сервером NASServer00, работает по протоколу CIFS, имеет размер 100,0 ГБ и расписание защиты Default Protection. Дедупликация для неё отключена, как и для FileSystem01. У FileSystem00 дедупликация включена.</w:t>
+        <w:t xml:space="preserve">После закрытия мастера в разделе «Система хранения данных» открывается список файловых систем (рисунок 1.25). Новая файловая система RomanFileSystem появилась в списке и работает нормально.</w:t>
       </w:r>
     </w:p>
     <w:p>
@@ -5397,49 +5078,49 @@
         <w:rPr>
           <w:lang w:val="ru-RU" w:eastAsia="en-US"/>
         </w:rPr>
-        <w:t>В первой части была настроена панель Dashboard: блок System Information перенесён в правый верхний угол, список LUN размещён в левом верхнем. В разделе Storage Resource Health установлено, что все семь ресурсов хранения, включая файловые системы FileSystem00 и FileSystem01, находятся в состоянии OK. Для пула MultiTier изучен состав уровней (пять дисков SAS и пять дисков NL SAS, каждый уровень в RAID 5 по схеме 4+1) и установлен порог оповещения 50 %. При подписке пула 145 % такой порог даёт администратору запас времени на расширение пула. Для хоста Windows 2k8 определено, что он подключается по протоколу iSCSI, имеет доступ к массиву, один инициатор и два пути через процессоры SP A и SP B. В настройках iSCSI найдены четыре активных интерфейса на портах Ethernet Port 2 и Ethernet Port 4.</w:t>
-      </w:r>
-    </w:p>
-    <w:p>
-      <w:pPr>
-        <w:pStyle w:val="a7"/>
-        <w:rPr>
-          <w:lang w:val="ru-RU" w:eastAsia="en-US"/>
-        </w:rPr>
-      </w:pPr>
-      <w:r>
-        <w:rPr>
-          <w:lang w:val="ru-RU" w:eastAsia="en-US"/>
-        </w:rPr>
-        <w:t>Во второй части создана группа RomanLunGroup из десяти LUN с тонким выделением: пять томов по 100 ГБ и пять по 10 ГБ, всего 550 ГБ. Группа получила расписание защиты Default Protection и доступ для хоста 10.244.214.222 по протоколу FC. Проверка в разделе LUNs подтвердила, что конфигурация группы совпадает с заданной.</w:t>
-      </w:r>
-    </w:p>
-    <w:p>
-      <w:pPr>
-        <w:pStyle w:val="a7"/>
-        <w:rPr>
-          <w:lang w:val="ru-RU" w:eastAsia="en-US"/>
-        </w:rPr>
-      </w:pPr>
-      <w:r>
-        <w:rPr>
-          <w:lang w:val="ru-RU" w:eastAsia="en-US"/>
-        </w:rPr>
-        <w:t>В третьей части создана файловая система RomanFileSystem размером 100 ГБ на пуле MultiTier с политикой Start High Then Auto-Tier и тонким выделением. Для хостов Windows к ней открыт общий ресурс CIFS RomaShare по адресу \\10.244.214.144\RomaShare и подключено ежедневное расписание снимков.</w:t>
-      </w:r>
-    </w:p>
-    <w:p>
-      <w:pPr>
-        <w:pStyle w:val="a7"/>
-        <w:rPr>
-          <w:lang w:val="ru-RU" w:eastAsia="en-US"/>
-        </w:rPr>
-      </w:pPr>
-      <w:r>
-        <w:rPr>
-          <w:lang w:val="ru-RU" w:eastAsia="en-US"/>
-        </w:rPr>
-        <w:t>Все задачи работы выполнены через пошаговые мастера и разделы Unisphere. Перед созданием ресурса мастер выводит сводку, поэтому ошибка в конфигурации обнаруживается до того, как ресурс появится на массиве. Полученные навыки понадобятся в следующих работах, где для созданных ресурсов будет настраиваться защита данных.</w:t>
+        <w:t xml:space="preserve">В первой части настроена панель Dashboard и проверено состояние ресурсов: все они исправны. Для пула MultiTier установлен порог оповещения 50 %, который заранее предупредит о заполнении пула. Для хоста Windows 2k8 определено, что он подключается по iSCSI, имеет доступ к массиву, один инициатор и два пути через разные процессоры хранения.</w:t>
+      </w:r>
+    </w:p>
+    <w:p>
+      <w:pPr>
+        <w:pStyle w:val="a7"/>
+        <w:rPr>
+          <w:lang w:val="ru-RU" w:eastAsia="en-US"/>
+        </w:rPr>
+      </w:pPr>
+      <w:r>
+        <w:rPr>
+          <w:lang w:val="ru-RU" w:eastAsia="en-US"/>
+        </w:rPr>
+        <w:t xml:space="preserve">Во второй части создана группа RomanLunGroup из десяти LUN с тонким выделением, и к ней открыт доступ хосту по протоколу FC. Проверка подтвердила, что группа создана правильно.</w:t>
+      </w:r>
+    </w:p>
+    <w:p>
+      <w:pPr>
+        <w:pStyle w:val="a7"/>
+        <w:rPr>
+          <w:lang w:val="ru-RU" w:eastAsia="en-US"/>
+        </w:rPr>
+      </w:pPr>
+      <w:r>
+        <w:rPr>
+          <w:lang w:val="ru-RU" w:eastAsia="en-US"/>
+        </w:rPr>
+        <w:t xml:space="preserve">В третьей части создана файловая система RomanFileSystem с общей папкой для компьютеров Windows и ежедневными снимками.</w:t>
+      </w:r>
+    </w:p>
+    <w:p>
+      <w:pPr>
+        <w:pStyle w:val="a7"/>
+        <w:rPr>
+          <w:lang w:val="ru-RU" w:eastAsia="en-US"/>
+        </w:rPr>
+      </w:pPr>
+      <w:r>
+        <w:rPr>
+          <w:lang w:val="ru-RU" w:eastAsia="en-US"/>
+        </w:rPr>
+        <w:t xml:space="preserve">Все задачи выполнены через пошаговые мастера Unisphere. Перед созданием ресурса мастер показывает сводку, поэтому ошибку в настройках можно заметить заранее.</w:t>
       </w:r>
     </w:p>
     <w:sectPr>

--- a/Универ/5 курс/ХИУД/ЛР/ХИУД.ЛР2.250541.Власов.docx
+++ b/Универ/5 курс/ХИУД/ЛР/ХИУД.ЛР2.250541.Власов.docx
@@ -1252,7 +1252,14 @@
                 <w:sz w:val="28"/>
                 <w:szCs w:val="28"/>
               </w:rPr>
-              <w:t>22</w:t>
+              <w:t>2</w:t>
+            </w:r>
+            <w:r>
+              <w:rPr>
+                <w:sz w:val="28"/>
+                <w:szCs w:val="28"/>
+              </w:rPr>
+              <w:t>1</w:t>
             </w:r>
           </w:p>
         </w:tc>
@@ -1285,7 +1292,7 @@
         <w:rPr>
           <w:lang w:val="ru-RU" w:eastAsia="en-US"/>
         </w:rPr>
-        <w:t xml:space="preserve">В данной лабораторной работе продолжается изучение системы хранения данных (СХД) EMC VNXe на симуляторе Unisphere VNXe Demo. В первой работе изучалось устройство массива, а вторая посвящена управлению им: проверяется конфигурация и создаются новые ресурсы хранения.</w:t>
+        <w:t>В данной лабораторной работе продолжается изучение системы хранения данных (СХД) EMC VNXe на симуляторе Unisphere VNXe Demo. В первой работе изучалось устройство массива, а вторая посвящена управлению им: проверяется конфигурация и создаются новые ресурсы хранения.</w:t>
       </w:r>
     </w:p>
     <w:p>
@@ -1313,49 +1320,49 @@
         <w:rPr>
           <w:lang w:val="ru-RU" w:eastAsia="en-US"/>
         </w:rPr>
-        <w:t xml:space="preserve">В первой части настраивается панель Dashboard, проверяется состояние ресурсов хранения и изучаются настройки пула MultiTier. Затем рассматриваются подключение хоста Windows 2k8 и настройки протокола iSCSI.</w:t>
-      </w:r>
-    </w:p>
-    <w:p>
-      <w:pPr>
-        <w:pStyle w:val="a7"/>
-        <w:rPr>
-          <w:lang w:val="ru-RU" w:eastAsia="en-US"/>
-        </w:rPr>
-      </w:pPr>
-      <w:r>
-        <w:rPr>
-          <w:lang w:val="ru-RU" w:eastAsia="en-US"/>
-        </w:rPr>
-        <w:t xml:space="preserve">Во второй части создаётся блочное устройство, то есть группа логических томов LUN. Хост видит каждый LUN как обычный локальный диск. Группа удобна тем, что снимки всех её томов делаются одновременно. К группе открывается доступ хосту по протоколу Fibre Channel (FC).</w:t>
-      </w:r>
-    </w:p>
-    <w:p>
-      <w:pPr>
-        <w:pStyle w:val="a7"/>
-        <w:rPr>
-          <w:lang w:val="ru-RU" w:eastAsia="en-US"/>
-        </w:rPr>
-      </w:pPr>
-      <w:r>
-        <w:rPr>
-          <w:lang w:val="ru-RU" w:eastAsia="en-US"/>
-        </w:rPr>
-        <w:t xml:space="preserve">В третьей части создаётся файловая система для хоста Windows. В отличие от LUN она даёт доступ к данным на уровне файлов, через общую сетевую папку.</w:t>
-      </w:r>
-    </w:p>
-    <w:p>
-      <w:pPr>
-        <w:pStyle w:val="a7"/>
-        <w:rPr>
-          <w:lang w:val="ru-RU" w:eastAsia="en-US"/>
-        </w:rPr>
-      </w:pPr>
-      <w:r>
-        <w:rPr>
-          <w:lang w:val="ru-RU" w:eastAsia="en-US"/>
-        </w:rPr>
-        <w:t xml:space="preserve">Работа выполняется в симуляторе Unisphere VNXe Demo, установленном в первой лабораторной работе.</w:t>
+        <w:t>В первой части настраивается панель Dashboard, проверяется состояние ресурсов хранения и изучаются настройки пула MultiTier. Затем рассматриваются подключение хоста Windows 2k8 и настройки протокола iSCSI.</w:t>
+      </w:r>
+    </w:p>
+    <w:p>
+      <w:pPr>
+        <w:pStyle w:val="a7"/>
+        <w:rPr>
+          <w:lang w:val="ru-RU" w:eastAsia="en-US"/>
+        </w:rPr>
+      </w:pPr>
+      <w:r>
+        <w:rPr>
+          <w:lang w:val="ru-RU" w:eastAsia="en-US"/>
+        </w:rPr>
+        <w:t>Во второй части создаётся блочное устройство, то есть группа логических томов LUN. Хост видит каждый LUN как обычный локальный диск. Группа удобна тем, что снимки всех её томов делаются одновременно. К группе открывается доступ хосту по протоколу Fibre Channel (FC).</w:t>
+      </w:r>
+    </w:p>
+    <w:p>
+      <w:pPr>
+        <w:pStyle w:val="a7"/>
+        <w:rPr>
+          <w:lang w:val="ru-RU" w:eastAsia="en-US"/>
+        </w:rPr>
+      </w:pPr>
+      <w:r>
+        <w:rPr>
+          <w:lang w:val="ru-RU" w:eastAsia="en-US"/>
+        </w:rPr>
+        <w:t>В третьей части создаётся файловая система для хоста Windows. В отличие от LUN она даёт доступ к данным на уровне файлов, через общую сетевую папку.</w:t>
+      </w:r>
+    </w:p>
+    <w:p>
+      <w:pPr>
+        <w:pStyle w:val="a7"/>
+        <w:rPr>
+          <w:lang w:val="ru-RU" w:eastAsia="en-US"/>
+        </w:rPr>
+      </w:pPr>
+      <w:r>
+        <w:rPr>
+          <w:lang w:val="ru-RU" w:eastAsia="en-US"/>
+        </w:rPr>
+        <w:t>Работа выполняется в симуляторе Unisphere VNXe Demo, установленном в первой лабораторной работе.</w:t>
       </w:r>
     </w:p>
     <w:p>
@@ -1394,7 +1401,7 @@
         <w:rPr>
           <w:lang w:val="ru-RU" w:eastAsia="en-US"/>
         </w:rPr>
-        <w:t xml:space="preserve">Для начала работы симулятор открывается в браузере Mozilla Firefox ESR, и выполняется вход под учётной записью администратора. После входа открывается вкладка «Панель» (Dashboard). В верхнем меню находятся основные разделы: «Панель», «Система», «Система хранения данных», «Хосты», «Настройки» и «Поддержка».</w:t>
+        <w:t>Для начала работы симулятор открывается в браузере Mozilla Firefox ESR, и выполняется вход под учётной записью администратора. После входа открывается вкладка «Панель» (Dashboard). В верхнем меню находятся основные разделы: «Панель», «Система», «Система хранения данных», «Хосты», «Настройки» и «Поддержка».</w:t>
       </w:r>
     </w:p>
     <w:p>
@@ -1409,7 +1416,7 @@
         <w:rPr>
           <w:lang w:val="ru-RU" w:eastAsia="en-US"/>
         </w:rPr>
-        <w:t xml:space="preserve">Панель Dashboard собирает в одном окне главные сведения о массиве. Она состоит из отдельных блоков, и из каждого можно перейти в нужный раздел меню. На панели находятся следующие блоки:</w:t>
+        <w:t>Панель Dashboard собирает в одном окне главные сведения о массиве. Она состоит из отдельных блоков, и из каждого можно перейти в нужный раздел меню. На панели находятся следующие блоки:</w:t>
       </w:r>
     </w:p>
     <w:p>
@@ -1428,7 +1435,7 @@
         <w:rPr>
           <w:lang w:val="ru-RU" w:eastAsia="en-US"/>
         </w:rPr>
-        <w:t xml:space="preserve">«Системные ресурсы» с диаграммой занятого и свободного места;</w:t>
+        <w:t>«Системные ресурсы» с диаграммой занятого и свободного места;</w:t>
       </w:r>
     </w:p>
     <w:p>
@@ -1447,7 +1454,7 @@
         <w:rPr>
           <w:lang w:val="ru-RU" w:eastAsia="en-US"/>
         </w:rPr>
-        <w:t xml:space="preserve">«Пулы хранения» с заполнением пула MultiTier;</w:t>
+        <w:t>«Пулы хранения» с заполнением пула MultiTier;</w:t>
       </w:r>
     </w:p>
     <w:p>
@@ -1466,7 +1473,7 @@
         <w:rPr>
           <w:lang w:val="ru-RU" w:eastAsia="en-US"/>
         </w:rPr>
-        <w:t xml:space="preserve">«Типичные задачи» со ссылками на мастера создания ресурсов;</w:t>
+        <w:t>«Типичные задачи» со ссылками на мастера создания ресурсов;</w:t>
       </w:r>
     </w:p>
     <w:p>
@@ -1485,21 +1492,21 @@
         <w:rPr>
           <w:lang w:val="ru-RU" w:eastAsia="en-US"/>
         </w:rPr>
-        <w:t xml:space="preserve">«Системные оповещения» с журналом событий массива.</w:t>
-      </w:r>
-    </w:p>
-    <w:p>
-      <w:pPr>
-        <w:pStyle w:val="a7"/>
-        <w:rPr>
-          <w:lang w:val="ru-RU" w:eastAsia="en-US"/>
-        </w:rPr>
-      </w:pPr>
-      <w:r>
-        <w:rPr>
-          <w:lang w:val="ru-RU" w:eastAsia="en-US"/>
-        </w:rPr>
-        <w:t xml:space="preserve">Набор блоков меняется кнопкой «Настроить» (Customize). После нажатия над панелью появляется лента с доступными блоками. Блок из ленты перетаскивается мышью в нужное место, а лишний блок закрывается крестиком.</w:t>
+        <w:t>«Системные оповещения» с журналом событий массива.</w:t>
+      </w:r>
+    </w:p>
+    <w:p>
+      <w:pPr>
+        <w:pStyle w:val="a7"/>
+        <w:rPr>
+          <w:lang w:val="ru-RU" w:eastAsia="en-US"/>
+        </w:rPr>
+      </w:pPr>
+      <w:r>
+        <w:rPr>
+          <w:lang w:val="ru-RU" w:eastAsia="en-US"/>
+        </w:rPr>
+        <w:t>Набор блоков меняется кнопкой «Настроить» (Customize). После нажатия над панелью появляется лента с доступными блоками. Блок из ленты перетаскивается мышью в нужное место, а лишний блок закрывается крестиком.</w:t>
       </w:r>
     </w:p>
     <w:p>
@@ -1606,21 +1613,21 @@
         <w:rPr>
           <w:lang w:val="ru-RU" w:eastAsia="en-US"/>
         </w:rPr>
-        <w:t xml:space="preserve">В левом верхнем углу теперь находится список LUN массива, а справа блок System Information со сведениями о системе: названием, моделью VNXe3200 и версией программного обеспечения. Зелёный значок в поле System Health означает, что массив исправен. Теперь главные сведения видны сразу после входа в систему.</w:t>
-      </w:r>
-    </w:p>
-    <w:p>
-      <w:pPr>
-        <w:pStyle w:val="a7"/>
-        <w:rPr>
-          <w:lang w:val="ru-RU" w:eastAsia="en-US"/>
-        </w:rPr>
-      </w:pPr>
-      <w:r>
-        <w:rPr>
-          <w:lang w:val="ru-RU" w:eastAsia="en-US"/>
-        </w:rPr>
-        <w:t xml:space="preserve">Далее открывается раздел Storage Resource Health («Система» → «Состояние ресурсов хранения данных», рисунок 1.2). В нём собраны все ресурсы хранения массива: LUN, группы LUN, файловые системы и хранилища VMware. Если выбрать ресурс, справа появляется подробная панель: из каких томов он состоит, на каком пуле размещён и исправен ли этот пул.</w:t>
+        <w:t>В левом верхнем углу теперь находится список LUN массива, а справа блок System Information со сведениями о системе: названием, моделью VNXe3200 и версией программного обеспечения. Зелёный значок в поле System Health означает, что массив исправен. Теперь главные сведения видны сразу после входа в систему.</w:t>
+      </w:r>
+    </w:p>
+    <w:p>
+      <w:pPr>
+        <w:pStyle w:val="a7"/>
+        <w:rPr>
+          <w:lang w:val="ru-RU" w:eastAsia="en-US"/>
+        </w:rPr>
+      </w:pPr>
+      <w:r>
+        <w:rPr>
+          <w:lang w:val="ru-RU" w:eastAsia="en-US"/>
+        </w:rPr>
+        <w:t>Далее открывается раздел Storage Resource Health («Система» → «Состояние ресурсов хранения данных», рисунок 1.2). В нём собраны все ресурсы хранения массива: LUN, группы LUN, файловые системы и хранилища VMware. Если выбрать ресурс, справа появляется подробная панель: из каких томов он состоит, на каком пуле размещён и исправен ли этот пул.</w:t>
       </w:r>
     </w:p>
     <w:p>
@@ -1638,7 +1645,6 @@
         <w:rPr>
           <w:noProof/>
         </w:rPr>
-        <w:lastRenderedPageBreak/>
         <w:drawing>
           <wp:inline distT="0" distB="0" distL="0" distR="0" wp14:anchorId="0614F0F2" wp14:editId="4DF3C584">
             <wp:extent cx="5940000" cy="1572353"/>
@@ -1713,7 +1719,8 @@
         <w:rPr>
           <w:lang w:val="ru-RU" w:eastAsia="en-US"/>
         </w:rPr>
-        <w:t xml:space="preserve">Из этого раздела можно узнать, исправен ли ресурс, к какому типу он относится, из каких томов состоит и на каком пуле находится. Если с пулом случится сбой, здесь видно, какие ресурсы он затронет. Файловые системы и их статус приведены в таблице 1.1.</w:t>
+        <w:lastRenderedPageBreak/>
+        <w:t>Из этого раздела можно узнать, исправен ли ресурс, к какому типу он относится, из каких томов состоит и на каком пуле находится. Если с пулом случится сбой, здесь видно, какие ресурсы он затронет. Файловые системы и их статус приведены в таблице 1.1.</w:t>
       </w:r>
     </w:p>
     <w:p>
@@ -1904,21 +1911,21 @@
         <w:rPr>
           <w:lang w:val="ru-RU" w:eastAsia="en-US"/>
         </w:rPr>
-        <w:t xml:space="preserve">В системе две файловые системы, FileSystem00 и FileSystem01, и обе работают нормально (статус OK). Остальные ресурсы тоже исправны, значит конфигурация массива в порядке и на нём можно создавать новые ресурсы.</w:t>
-      </w:r>
-    </w:p>
-    <w:p>
-      <w:pPr>
-        <w:pStyle w:val="a7"/>
-        <w:rPr>
-          <w:lang w:val="ru-RU" w:eastAsia="en-US"/>
-        </w:rPr>
-      </w:pPr>
-      <w:r>
-        <w:rPr>
-          <w:lang w:val="ru-RU" w:eastAsia="en-US"/>
-        </w:rPr>
-        <w:t xml:space="preserve">Следующее задание касается пула хранения. Пул объединяет диски массива в общее пространство, из которого выделяются LUN и файловые системы. В разделе «Система хранения данных» → Storage Configuration → «Пулы хранения» выбирается пул MultiTier, и кнопкой Details открывается его описание. Вкладка «Общие» показана на рисунке 1.3.</w:t>
+        <w:t>В системе две файловые системы, FileSystem00 и FileSystem01, и обе работают нормально (статус OK). Остальные ресурсы тоже исправны, значит конфигурация массива в порядке и на нём можно создавать новые ресурсы.</w:t>
+      </w:r>
+    </w:p>
+    <w:p>
+      <w:pPr>
+        <w:pStyle w:val="a7"/>
+        <w:rPr>
+          <w:lang w:val="ru-RU" w:eastAsia="en-US"/>
+        </w:rPr>
+      </w:pPr>
+      <w:r>
+        <w:rPr>
+          <w:lang w:val="ru-RU" w:eastAsia="en-US"/>
+        </w:rPr>
+        <w:t>Следующее задание касается пула хранения. Пул объединяет диски массива в общее пространство, из которого выделяются LUN и файловые системы. В разделе «Система хранения данных» → Storage Configuration → «Пулы хранения» выбирается пул MultiTier, и кнопкой Details открывается его описание. Вкладка «Общие» показана на рисунке 1.3.</w:t>
       </w:r>
     </w:p>
     <w:p>
@@ -1936,7 +1943,6 @@
         <w:rPr>
           <w:noProof/>
         </w:rPr>
-        <w:lastRenderedPageBreak/>
         <w:drawing>
           <wp:inline distT="0" distB="0" distL="0" distR="0" wp14:anchorId="0D2FCD7E" wp14:editId="54C124C6">
             <wp:extent cx="5928506" cy="2233084"/>
@@ -2050,7 +2056,7 @@
         <w:rPr>
           <w:lang w:val="ru-RU" w:eastAsia="en-US"/>
         </w:rPr>
-        <w:t xml:space="preserve">имя и описание пула;</w:t>
+        <w:t>имя и описание пула;</w:t>
       </w:r>
     </w:p>
     <w:p>
@@ -2069,7 +2075,7 @@
         <w:rPr>
           <w:lang w:val="ru-RU" w:eastAsia="en-US"/>
         </w:rPr>
-        <w:t xml:space="preserve">общий объём пула;</w:t>
+        <w:t>общий объём пула;</w:t>
       </w:r>
     </w:p>
     <w:p>
@@ -2088,7 +2094,7 @@
         <w:rPr>
           <w:lang w:val="ru-RU" w:eastAsia="en-US"/>
         </w:rPr>
-        <w:t xml:space="preserve">состав уровня Performance Tier: пять дисков SAS;</w:t>
+        <w:t>состав уровня Performance Tier: пять дисков SAS;</w:t>
       </w:r>
     </w:p>
     <w:p>
@@ -2107,77 +2113,78 @@
         <w:rPr>
           <w:lang w:val="ru-RU" w:eastAsia="en-US"/>
         </w:rPr>
-        <w:t xml:space="preserve">состав уровня Capacity Tier: пять дисков NL SAS.</w:t>
-      </w:r>
-    </w:p>
-    <w:p>
-      <w:pPr>
-        <w:pStyle w:val="a7"/>
-        <w:rPr>
-          <w:lang w:val="ru-RU" w:eastAsia="en-US"/>
-        </w:rPr>
-      </w:pPr>
-      <w:r>
-        <w:rPr>
-          <w:lang w:val="ru-RU" w:eastAsia="en-US"/>
-        </w:rPr>
-        <w:t xml:space="preserve">Пул MultiTier состоит из двух уровней: быстрых дисков SAS и более ёмких и дешёвых дисков NL SAS. Диски каждого уровня объединены в RAID 5, поэтому пул продолжает работать, даже если откажет один диск. Объём пула симулятор показывает как 0,0 ТБ, это особенность демонстрационной версии.</w:t>
-      </w:r>
-    </w:p>
-    <w:p>
-      <w:pPr>
-        <w:pStyle w:val="a7"/>
-        <w:rPr>
-          <w:lang w:val="ru-RU" w:eastAsia="en-US"/>
-        </w:rPr>
-      </w:pPr>
-      <w:r>
-        <w:rPr>
-          <w:lang w:val="ru-RU" w:eastAsia="en-US"/>
-        </w:rPr>
-        <w:t xml:space="preserve">На этой вкладке можно изменить имя и описание пула и добавить в пул новые диски кнопкой «Добавить диски». Состав уровней и тип RAID здесь только отображаются.</w:t>
-      </w:r>
-    </w:p>
-    <w:p>
-      <w:pPr>
-        <w:pStyle w:val="a7"/>
-        <w:rPr>
-          <w:lang w:val="ru-RU" w:eastAsia="en-US"/>
-        </w:rPr>
-      </w:pPr>
-      <w:r>
-        <w:rPr>
-          <w:lang w:val="ru-RU" w:eastAsia="en-US"/>
-        </w:rPr>
-        <w:t xml:space="preserve">Далее открывается вкладка «Использование» (Utilization). На ней видно, насколько заполнен пул, сколько места выдано ресурсам и сколько осталось.</w:t>
-      </w:r>
-    </w:p>
-    <w:p>
-      <w:pPr>
-        <w:pStyle w:val="a7"/>
-        <w:rPr>
-          <w:lang w:val="ru-RU" w:eastAsia="en-US"/>
-        </w:rPr>
-      </w:pPr>
-      <w:r>
-        <w:rPr>
-          <w:lang w:val="ru-RU" w:eastAsia="en-US"/>
-        </w:rPr>
-        <w:t xml:space="preserve">Пул выдал ресурсам больше места, чем в нём есть на самом деле (подписка 145 %). Так бывает при тонком выделении: место в пуле расходуется только по мере записи данных. Если данных станет много, пул может заполниться, поэтому администратору важно вовремя получить предупреждение. Для этого служит порог оповещения (Alert Threshold).</w:t>
-      </w:r>
-    </w:p>
-    <w:p>
-      <w:pPr>
-        <w:pStyle w:val="a7"/>
-        <w:rPr>
-          <w:lang w:val="ru-RU" w:eastAsia="en-US"/>
-        </w:rPr>
-      </w:pPr>
-      <w:r>
-        <w:rPr>
-          <w:lang w:val="ru-RU" w:eastAsia="en-US"/>
-        </w:rPr>
-        <w:t xml:space="preserve">Ползунок «Пороговое значение для оповещений» перемещается на отметку 50 % (рисунок 1.4).</w:t>
+        <w:t>состав уровня Capacity Tier: пять дисков NL SAS.</w:t>
+      </w:r>
+    </w:p>
+    <w:p>
+      <w:pPr>
+        <w:pStyle w:val="a7"/>
+        <w:rPr>
+          <w:lang w:val="ru-RU" w:eastAsia="en-US"/>
+        </w:rPr>
+      </w:pPr>
+      <w:r>
+        <w:rPr>
+          <w:lang w:val="ru-RU" w:eastAsia="en-US"/>
+        </w:rPr>
+        <w:t>Пул MultiTier состоит из двух уровней: быстрых дисков SAS и более ёмких и дешёвых дисков NL SAS. Диски каждого уровня объединены в RAID 5, поэтому пул продолжает работать, даже если откажет один диск. Объём пула симулятор показывает как 0,0 ТБ, это особенность демонстрационной версии.</w:t>
+      </w:r>
+    </w:p>
+    <w:p>
+      <w:pPr>
+        <w:pStyle w:val="a7"/>
+        <w:rPr>
+          <w:lang w:val="ru-RU" w:eastAsia="en-US"/>
+        </w:rPr>
+      </w:pPr>
+      <w:r>
+        <w:rPr>
+          <w:lang w:val="ru-RU" w:eastAsia="en-US"/>
+        </w:rPr>
+        <w:lastRenderedPageBreak/>
+        <w:t>На этой вкладке можно изменить имя и описание пула и добавить в пул новые диски кнопкой «Добавить диски». Состав уровней и тип RAID здесь только отображаются.</w:t>
+      </w:r>
+    </w:p>
+    <w:p>
+      <w:pPr>
+        <w:pStyle w:val="a7"/>
+        <w:rPr>
+          <w:lang w:val="ru-RU" w:eastAsia="en-US"/>
+        </w:rPr>
+      </w:pPr>
+      <w:r>
+        <w:rPr>
+          <w:lang w:val="ru-RU" w:eastAsia="en-US"/>
+        </w:rPr>
+        <w:t>Далее открывается вкладка «Использование» (Utilization). На ней видно, насколько заполнен пул, сколько места выдано ресурсам и сколько осталось.</w:t>
+      </w:r>
+    </w:p>
+    <w:p>
+      <w:pPr>
+        <w:pStyle w:val="a7"/>
+        <w:rPr>
+          <w:lang w:val="ru-RU" w:eastAsia="en-US"/>
+        </w:rPr>
+      </w:pPr>
+      <w:r>
+        <w:rPr>
+          <w:lang w:val="ru-RU" w:eastAsia="en-US"/>
+        </w:rPr>
+        <w:t>Пул выдал ресурсам больше места, чем в нём есть на самом деле (подписка 145 %). Так бывает при тонком выделении: место в пуле расходуется только по мере записи данных. Если данных станет много, пул может заполниться, поэтому администратору важно вовремя получить предупреждение. Для этого служит порог оповещения (Alert Threshold).</w:t>
+      </w:r>
+    </w:p>
+    <w:p>
+      <w:pPr>
+        <w:pStyle w:val="a7"/>
+        <w:rPr>
+          <w:lang w:val="ru-RU" w:eastAsia="en-US"/>
+        </w:rPr>
+      </w:pPr>
+      <w:r>
+        <w:rPr>
+          <w:lang w:val="ru-RU" w:eastAsia="en-US"/>
+        </w:rPr>
+        <w:t>Ползунок «Пороговое значение для оповещений» перемещается на отметку 50 % (рисунок 1.4).</w:t>
       </w:r>
     </w:p>
     <w:p>
@@ -2269,7 +2276,7 @@
         <w:rPr>
           <w:lang w:val="ru-RU" w:eastAsia="en-US"/>
         </w:rPr>
-        <w:t xml:space="preserve">Изменения сохраняются кнопкой «Применить изменения», и система сообщает об успешном завершении операции (рисунок 1.5).</w:t>
+        <w:t>Изменения сохраняются кнопкой «Применить изменения», и система сообщает об успешном завершении операции (рисунок 1.5).</w:t>
       </w:r>
     </w:p>
     <w:p>
@@ -2361,21 +2368,28 @@
         <w:rPr>
           <w:lang w:val="ru-RU" w:eastAsia="en-US"/>
         </w:rPr>
-        <w:t xml:space="preserve">Порог оповещения определяет, при каком заполнении пула система начнёт присылать предупреждения. Чем ниже порог, тем раньше приходят оповещения и тем больше их в журнале. При пороге 50 % администратор узнаёт о росте данных, когда в пуле остаётся ещё половина места, и успевает расширить пул.</w:t>
-      </w:r>
-    </w:p>
-    <w:p>
-      <w:pPr>
-        <w:pStyle w:val="a7"/>
-        <w:rPr>
-          <w:lang w:val="ru-RU" w:eastAsia="en-US"/>
-        </w:rPr>
-      </w:pPr>
-      <w:r>
-        <w:rPr>
-          <w:lang w:val="ru-RU" w:eastAsia="en-US"/>
-        </w:rPr>
-        <w:t xml:space="preserve">Следующий шаг касается подключения хостов. Хост работает с массивом через инициатор, то есть свой сетевой адаптер с уникальным именем. Путь (Initiator Path) показывает, через какой порт массива подключён инициатор.</w:t>
+        <w:t xml:space="preserve">Порог оповещения определяет, при каком заполнении пула система начнёт присылать предупреждения. Чем ниже порог, тем раньше приходят </w:t>
+      </w:r>
+      <w:r>
+        <w:rPr>
+          <w:lang w:val="ru-RU" w:eastAsia="en-US"/>
+        </w:rPr>
+        <w:lastRenderedPageBreak/>
+        <w:t>оповещения и тем больше их в журнале. При пороге 50 % администратор узнаёт о росте данных, когда в пуле остаётся ещё половина места, и успевает расширить пул.</w:t>
+      </w:r>
+    </w:p>
+    <w:p>
+      <w:pPr>
+        <w:pStyle w:val="a7"/>
+        <w:rPr>
+          <w:lang w:val="ru-RU" w:eastAsia="en-US"/>
+        </w:rPr>
+      </w:pPr>
+      <w:r>
+        <w:rPr>
+          <w:lang w:val="ru-RU" w:eastAsia="en-US"/>
+        </w:rPr>
+        <w:t>Следующий шаг касается подключения хостов. Хост работает с массивом через инициатор, то есть свой сетевой адаптер с уникальным именем. Путь (Initiator Path) показывает, через какой порт массива подключён инициатор.</w:t>
       </w:r>
     </w:p>
     <w:p>
@@ -2481,35 +2495,35 @@
         <w:rPr>
           <w:lang w:val="ru-RU" w:eastAsia="en-US"/>
         </w:rPr>
-        <w:t xml:space="preserve">В таблице путей для каждого инициатора указаны хост, протокол, порт массива и признак входа в систему (Logged In). Большинство инициаторов подключены к массиву сразу по нескольким путям.</w:t>
-      </w:r>
-    </w:p>
-    <w:p>
-      <w:pPr>
-        <w:pStyle w:val="a7"/>
-        <w:rPr>
-          <w:lang w:val="ru-RU" w:eastAsia="en-US"/>
-        </w:rPr>
-      </w:pPr>
-      <w:r>
-        <w:rPr>
-          <w:lang w:val="ru-RU" w:eastAsia="en-US"/>
-        </w:rPr>
-        <w:t xml:space="preserve">Два инициатора Fibre Channel не привязаны ни к одному хосту, они были найдены ещё в первой лабораторной работе. Все инициаторы успешно вошли в систему (Logged In = Yes). Эта вкладка служит только для просмотра. Изменения вносятся в карточке хоста: там можно изменить имя, описание и операционную систему хоста, добавить, изменить или удалить инициатор.</w:t>
-      </w:r>
-    </w:p>
-    <w:p>
-      <w:pPr>
-        <w:pStyle w:val="a7"/>
-        <w:rPr>
-          <w:lang w:val="ru-RU" w:eastAsia="en-US"/>
-        </w:rPr>
-      </w:pPr>
-      <w:r>
-        <w:rPr>
-          <w:lang w:val="ru-RU" w:eastAsia="en-US"/>
-        </w:rPr>
-        <w:t xml:space="preserve">Двойным щелчком по имени хоста Windows 2k8 открывается его карточка (рисунок 1.7). На вкладке «Общие» видно, что хост исправен, добавлен вручную и работает под Windows Server 2008. Имя, описание и операционную систему хоста можно изменить.</w:t>
+        <w:t>В таблице путей для каждого инициатора указаны хост, протокол, порт массива и признак входа в систему (Logged In). Большинство инициаторов подключены к массиву сразу по нескольким путям.</w:t>
+      </w:r>
+    </w:p>
+    <w:p>
+      <w:pPr>
+        <w:pStyle w:val="a7"/>
+        <w:rPr>
+          <w:lang w:val="ru-RU" w:eastAsia="en-US"/>
+        </w:rPr>
+      </w:pPr>
+      <w:r>
+        <w:rPr>
+          <w:lang w:val="ru-RU" w:eastAsia="en-US"/>
+        </w:rPr>
+        <w:t>Два инициатора Fibre Channel не привязаны ни к одному хосту, они были найдены ещё в первой лабораторной работе. Все инициаторы успешно вошли в систему (Logged In = Yes). Эта вкладка служит только для просмотра. Изменения вносятся в карточке хоста: там можно изменить имя, описание и операционную систему хоста, добавить, изменить или удалить инициатор.</w:t>
+      </w:r>
+    </w:p>
+    <w:p>
+      <w:pPr>
+        <w:pStyle w:val="a7"/>
+        <w:rPr>
+          <w:lang w:val="ru-RU" w:eastAsia="en-US"/>
+        </w:rPr>
+      </w:pPr>
+      <w:r>
+        <w:rPr>
+          <w:lang w:val="ru-RU" w:eastAsia="en-US"/>
+        </w:rPr>
+        <w:t>Двойным щелчком по имени хоста Windows 2k8 открывается его карточка (рисунок 1.7). На вкладке «Общие» видно, что хост исправен, добавлен вручную и работает под Windows Server 2008. Имя, описание и операционную систему хоста можно изменить.</w:t>
       </w:r>
     </w:p>
     <w:p>
@@ -2527,6 +2541,7 @@
         <w:rPr>
           <w:noProof/>
         </w:rPr>
+        <w:lastRenderedPageBreak/>
         <w:drawing>
           <wp:inline distT="0" distB="0" distL="0" distR="0" wp14:anchorId="1C892C0A" wp14:editId="115C0F7B">
             <wp:extent cx="5159048" cy="2409713"/>
@@ -2601,7 +2616,7 @@
         <w:rPr>
           <w:lang w:val="ru-RU" w:eastAsia="en-US"/>
         </w:rPr>
-        <w:t xml:space="preserve">На вкладке Initiators указан один инициатор хоста, он работает по протоколу iSCSI (рисунок 1.8). Под таблицей находятся кнопки для добавления, изменения и удаления инициаторов.</w:t>
+        <w:t>На вкладке Initiators указан один инициатор хоста, он работает по протоколу iSCSI (рисунок 1.8). Под таблицей находятся кнопки для добавления, изменения и удаления инициаторов.</w:t>
       </w:r>
     </w:p>
     <w:p>
@@ -2693,7 +2708,7 @@
         <w:rPr>
           <w:lang w:val="ru-RU" w:eastAsia="en-US"/>
         </w:rPr>
-        <w:t xml:space="preserve">На вкладке Initiator Paths видны два пути этого инициатора: через процессор хранения SP A и через процессор SP B (рисунок 1.9).</w:t>
+        <w:t>На вкладке Initiator Paths видны два пути этого инициатора: через процессор хранения SP A и через процессор SP B (рисунок 1.9).</w:t>
       </w:r>
     </w:p>
     <w:p>
@@ -2711,7 +2726,6 @@
         <w:rPr>
           <w:noProof/>
         </w:rPr>
-        <w:lastRenderedPageBreak/>
         <w:drawing>
           <wp:inline distT="0" distB="0" distL="0" distR="0" wp14:anchorId="7D29C0AC" wp14:editId="312023DE">
             <wp:extent cx="5779875" cy="1602889"/>
@@ -2786,35 +2800,36 @@
         <w:rPr>
           <w:lang w:val="ru-RU" w:eastAsia="en-US"/>
         </w:rPr>
-        <w:t xml:space="preserve">По рисункам 1.6–1.9 видно, что хост Windows 2k8 подключается к системе хранения по протоколу iSCSI. Доступ к массиву у хоста есть: хост исправен, и оба пути вошли в систему. У хоста один инициатор и два пути к массиву.</w:t>
-      </w:r>
-    </w:p>
-    <w:p>
-      <w:pPr>
-        <w:pStyle w:val="a7"/>
-        <w:rPr>
-          <w:lang w:val="ru-RU" w:eastAsia="en-US"/>
-        </w:rPr>
-      </w:pPr>
-      <w:r>
-        <w:rPr>
-          <w:lang w:val="ru-RU" w:eastAsia="en-US"/>
-        </w:rPr>
-        <w:t xml:space="preserve">Хост подключён через оба процессора хранения, поэтому при отказе одного из них продолжит работать через второй.</w:t>
-      </w:r>
-    </w:p>
-    <w:p>
-      <w:pPr>
-        <w:pStyle w:val="a7"/>
-        <w:rPr>
-          <w:lang w:val="ru-RU" w:eastAsia="en-US"/>
-        </w:rPr>
-      </w:pPr>
-      <w:r>
-        <w:rPr>
-          <w:lang w:val="ru-RU" w:eastAsia="en-US"/>
-        </w:rPr>
-        <w:t xml:space="preserve">Последнее задание первой части касается настроек протокола iSCSI. В разделе «Настройки» выбирается пункт «Настройки сервера iSCSI» (рисунок 1.10). Окно содержит две вкладки: «Серверы iSCSI» и CHAP Security.</w:t>
+        <w:t>По рисункам 1.6–1.9 видно, что хост Windows 2k8 подключается к системе хранения по протоколу iSCSI. Доступ к массиву у хоста есть: хост исправен, и оба пути вошли в систему. У хоста один инициатор и два пути к массиву.</w:t>
+      </w:r>
+    </w:p>
+    <w:p>
+      <w:pPr>
+        <w:pStyle w:val="a7"/>
+        <w:rPr>
+          <w:lang w:val="ru-RU" w:eastAsia="en-US"/>
+        </w:rPr>
+      </w:pPr>
+      <w:r>
+        <w:rPr>
+          <w:lang w:val="ru-RU" w:eastAsia="en-US"/>
+        </w:rPr>
+        <w:t>Хост подключён через оба процессора хранения, поэтому при отказе одного из них продолжит работать через второй.</w:t>
+      </w:r>
+    </w:p>
+    <w:p>
+      <w:pPr>
+        <w:pStyle w:val="a7"/>
+        <w:rPr>
+          <w:lang w:val="ru-RU" w:eastAsia="en-US"/>
+        </w:rPr>
+      </w:pPr>
+      <w:r>
+        <w:rPr>
+          <w:lang w:val="ru-RU" w:eastAsia="en-US"/>
+        </w:rPr>
+        <w:lastRenderedPageBreak/>
+        <w:t>Последнее задание первой части касается настроек протокола iSCSI. В разделе «Настройки» выбирается пункт «Настройки сервера iSCSI» (рисунок 1.10). Окно содержит две вкладки: «Серверы iSCSI» и CHAP Security.</w:t>
       </w:r>
     </w:p>
     <w:p>
@@ -2906,21 +2921,21 @@
         <w:rPr>
           <w:lang w:val="ru-RU" w:eastAsia="en-US"/>
         </w:rPr>
-        <w:t xml:space="preserve">На вкладке «Серверы iSCSI» перечислены порты Ethernet массива и настроенные на них iSCSI-интерфейсы. Для каждого интерфейса указаны процессор хранения, IP-адрес, маска, шлюз и имя iSCSI. Интерфейсы настроены на портах Ethernet Port 2 и Ethernet Port 4, по одному для каждого процессора, а порты Ethernet Port 3 и 5 свободны.</w:t>
-      </w:r>
-    </w:p>
-    <w:p>
-      <w:pPr>
-        <w:pStyle w:val="a7"/>
-        <w:rPr>
-          <w:lang w:val="ru-RU" w:eastAsia="en-US"/>
-        </w:rPr>
-      </w:pPr>
-      <w:r>
-        <w:rPr>
-          <w:lang w:val="ru-RU" w:eastAsia="en-US"/>
-        </w:rPr>
-        <w:t xml:space="preserve">Кнопками под таблицей можно создать новый интерфейс, изменить сетевые настройки существующего или удалить его. На вкладке CHAP Security включается проверка пароля: тогда к массиву смогут подключиться только инициаторы, которые знают общий секрет.</w:t>
+        <w:t>На вкладке «Серверы iSCSI» перечислены порты Ethernet массива и настроенные на них iSCSI-интерфейсы. Для каждого интерфейса указаны процессор хранения, IP-адрес, маска, шлюз и имя iSCSI. Интерфейсы настроены на портах Ethernet Port 2 и Ethernet Port 4, по одному для каждого процессора, а порты Ethernet Port 3 и 5 свободны.</w:t>
+      </w:r>
+    </w:p>
+    <w:p>
+      <w:pPr>
+        <w:pStyle w:val="a7"/>
+        <w:rPr>
+          <w:lang w:val="ru-RU" w:eastAsia="en-US"/>
+        </w:rPr>
+      </w:pPr>
+      <w:r>
+        <w:rPr>
+          <w:lang w:val="ru-RU" w:eastAsia="en-US"/>
+        </w:rPr>
+        <w:t>Кнопками под таблицей можно создать новый интерфейс, изменить сетевые настройки существующего или удалить его. На вкладке CHAP Security включается проверка пароля: тогда к массиву смогут подключиться только инициаторы, которые знают общий секрет.</w:t>
       </w:r>
     </w:p>
     <w:p>
@@ -3483,7 +3498,7 @@
         <w:rPr>
           <w:lang w:val="ru-RU" w:eastAsia="en-US"/>
         </w:rPr>
-        <w:t xml:space="preserve">Через интерфейсы порта Ethernet Port 2 к массиву подключён рассмотренный выше хост Windows 2k8.</w:t>
+        <w:t>Через интерфейсы порта Ethernet Port 2 к массиву подключён рассмотренный выше хост Windows 2k8.</w:t>
       </w:r>
     </w:p>
     <w:p>
@@ -3505,7 +3520,7 @@
         <w:rPr>
           <w:lang w:val="ru-RU" w:eastAsia="en-US"/>
         </w:rPr>
-        <w:t xml:space="preserve">Блочное устройство создаётся мастером «Мастер настройки типовой системы хранения данных». Он запускается с панели Dashboard ссылкой в блоке «Типичные задачи» (рисунок 1.11).</w:t>
+        <w:t>Блочное устройство создаётся мастером «Мастер настройки типовой системы хранения данных». Он запускается с панели Dashboard ссылкой в блоке «Типичные задачи» (рисунок 1.11).</w:t>
       </w:r>
     </w:p>
     <w:p>
@@ -3523,6 +3538,7 @@
         <w:rPr>
           <w:noProof/>
         </w:rPr>
+        <w:lastRenderedPageBreak/>
         <w:drawing>
           <wp:inline distT="0" distB="0" distL="0" distR="0" wp14:anchorId="32B8282F" wp14:editId="1D3BC8A6">
             <wp:extent cx="5940000" cy="1038261"/>
@@ -3588,21 +3604,21 @@
         <w:rPr>
           <w:lang w:val="ru-RU" w:eastAsia="en-US"/>
         </w:rPr>
-        <w:t xml:space="preserve">Мастер состоит из шести шагов. На первом шаге выбирается, что создавать: отдельный LUN или группу LUN. Группа объединяет несколько томов, и снимки всех её томов делаются одновременно. Это удобно, например, для базы данных, которая хранит данные и журналы на разных томах.</w:t>
-      </w:r>
-    </w:p>
-    <w:p>
-      <w:pPr>
-        <w:pStyle w:val="a7"/>
-        <w:rPr>
-          <w:lang w:val="ru-RU" w:eastAsia="en-US"/>
-        </w:rPr>
-      </w:pPr>
-      <w:r>
-        <w:rPr>
-          <w:lang w:val="ru-RU" w:eastAsia="en-US"/>
-        </w:rPr>
-        <w:t xml:space="preserve">По заданию выбирается вариант Create a LUN group и вводится имя группы RomanLunGroup (рисунок 1.12).</w:t>
+        <w:t>Мастер состоит из шести шагов. На первом шаге выбирается, что создавать: отдельный LUN или группу LUN. Группа объединяет несколько томов, и снимки всех её томов делаются одновременно. Это удобно, например, для базы данных, которая хранит данные и журналы на разных томах.</w:t>
+      </w:r>
+    </w:p>
+    <w:p>
+      <w:pPr>
+        <w:pStyle w:val="a7"/>
+        <w:rPr>
+          <w:lang w:val="ru-RU" w:eastAsia="en-US"/>
+        </w:rPr>
+      </w:pPr>
+      <w:r>
+        <w:rPr>
+          <w:lang w:val="ru-RU" w:eastAsia="en-US"/>
+        </w:rPr>
+        <w:t>По заданию выбирается вариант Create a LUN group и вводится имя группы RomanLunGroup (рисунок 1.12).</w:t>
       </w:r>
     </w:p>
     <w:p>
@@ -3738,21 +3754,21 @@
         <w:rPr>
           <w:lang w:val="ru-RU" w:eastAsia="en-US"/>
         </w:rPr>
-        <w:t xml:space="preserve">Все тома размещаются в пуле MultiTier. Отметка Thin означает тонкое выделение: место в пуле занимается только по мере записи данных, поэтому новая группа почти не занимает места.</w:t>
-      </w:r>
-    </w:p>
-    <w:p>
-      <w:pPr>
-        <w:pStyle w:val="a7"/>
-        <w:rPr>
-          <w:lang w:val="ru-RU" w:eastAsia="en-US"/>
-        </w:rPr>
-      </w:pPr>
-      <w:r>
-        <w:rPr>
-          <w:lang w:val="ru-RU" w:eastAsia="en-US"/>
-        </w:rPr>
-        <w:t xml:space="preserve">На третьем шаге мастер предлагает защитить группу снимками (рисунок 1.13). По заданию защита будет настраиваться в следующих работах, поэтому шаг остаётся без изменений.</w:t>
+        <w:t>Все тома размещаются в пуле MultiTier. Отметка Thin означает тонкое выделение: место в пуле занимается только по мере записи данных, поэтому новая группа почти не занимает места.</w:t>
+      </w:r>
+    </w:p>
+    <w:p>
+      <w:pPr>
+        <w:pStyle w:val="a7"/>
+        <w:rPr>
+          <w:lang w:val="ru-RU" w:eastAsia="en-US"/>
+        </w:rPr>
+      </w:pPr>
+      <w:r>
+        <w:rPr>
+          <w:lang w:val="ru-RU" w:eastAsia="en-US"/>
+        </w:rPr>
+        <w:t>На третьем шаге мастер предлагает защитить группу снимками (рисунок 1.13). По заданию защита будет настраиваться в следующих работах, поэтому шаг остаётся без изменений.</w:t>
       </w:r>
     </w:p>
     <w:p>
@@ -3836,7 +3852,7 @@
         <w:rPr>
           <w:lang w:val="ru-RU" w:eastAsia="en-US"/>
         </w:rPr>
-        <w:t xml:space="preserve">На четвёртом шаге выбирается хост, который получит доступ к группе. В поле Protocols выбирается FC, и в списке остаётся один хост, 10.244.214.222 (рисунок 1.14).</w:t>
+        <w:t>На четвёртом шаге выбирается хост, который получит доступ к группе. В поле Protocols выбирается FC, и в списке остаётся один хост, 10.244.214.222 (рисунок 1.14).</w:t>
       </w:r>
     </w:p>
     <w:p>
@@ -4024,7 +4040,14 @@
         <w:rPr>
           <w:lang w:val="ru-RU" w:eastAsia="en-US"/>
         </w:rPr>
-        <w:t xml:space="preserve">На пятом шаге мастер показывает сводку (рисунок 1.15): имя группы, десять настроенных LUN, пул MultiTier, тонкое выделение и один хост с доступом. Данные совпадают с заданием, и нажимается кнопка «Готово» (Finish).</w:t>
+        <w:t xml:space="preserve">На пятом шаге мастер показывает сводку (рисунок 1.15): имя группы, десять настроенных LUN, пул MultiTier, тонкое выделение и один хост с </w:t>
+      </w:r>
+      <w:r>
+        <w:rPr>
+          <w:lang w:val="ru-RU" w:eastAsia="en-US"/>
+        </w:rPr>
+        <w:lastRenderedPageBreak/>
+        <w:t>доступом. Данные совпадают с заданием, и нажимается кнопка «Готово» (Finish).</w:t>
       </w:r>
     </w:p>
     <w:p>
@@ -4125,7 +4148,6 @@
         <w:rPr>
           <w:noProof/>
         </w:rPr>
-        <w:lastRenderedPageBreak/>
         <w:drawing>
           <wp:inline distT="0" distB="0" distL="0" distR="0" wp14:anchorId="764726F9" wp14:editId="6EA89C09">
             <wp:extent cx="5940000" cy="2606132"/>
@@ -4191,7 +4213,7 @@
         <w:rPr>
           <w:lang w:val="ru-RU" w:eastAsia="en-US"/>
         </w:rPr>
-        <w:t xml:space="preserve">Группа RomanLunGroup содержит десять томов: пять по 10 ГБ и пять по 100 ГБ, все они исправны. Конфигурация совпадает с заданием.</w:t>
+        <w:t>Группа RomanLunGroup содержит десять томов: пять по 10 ГБ и пять по 100 ГБ, все они исправны. Конфигурация совпадает с заданием.</w:t>
       </w:r>
     </w:p>
     <w:p>
@@ -4199,6 +4221,7 @@
         <w:pStyle w:val="a0"/>
       </w:pPr>
       <w:r>
+        <w:lastRenderedPageBreak/>
         <w:t>Создание файловой системы</w:t>
       </w:r>
     </w:p>
@@ -4214,7 +4237,7 @@
         <w:rPr>
           <w:lang w:val="ru-RU" w:eastAsia="en-US"/>
         </w:rPr>
-        <w:t xml:space="preserve">Файловая система создаётся мастером «Мастер создания общих папок». Он запускается с панели Dashboard ссылкой «Создание общей папки» в блоке «Типичные задачи» (рисунок 1.17).</w:t>
+        <w:t>Файловая система создаётся мастером «Мастер создания общих папок». Он запускается с панели Dashboard ссылкой «Создание общей папки» в блоке «Типичные задачи» (рисунок 1.17).</w:t>
       </w:r>
     </w:p>
     <w:p>
@@ -4298,7 +4321,7 @@
         <w:rPr>
           <w:lang w:val="ru-RU" w:eastAsia="en-US"/>
         </w:rPr>
-        <w:t xml:space="preserve">На первом шаге мастера выбирается протокол доступа к файлам (рисунок 1.18). Их два:</w:t>
+        <w:t>На первом шаге мастера выбирается протокол доступа к файлам (рисунок 1.18). Их два:</w:t>
       </w:r>
     </w:p>
     <w:p>
@@ -4317,7 +4340,7 @@
         <w:rPr>
           <w:lang w:val="ru-RU" w:eastAsia="en-US"/>
         </w:rPr>
-        <w:t xml:space="preserve">CIFS для компьютеров с Windows;</w:t>
+        <w:t>CIFS для компьютеров с Windows;</w:t>
       </w:r>
     </w:p>
     <w:p>
@@ -4336,21 +4359,21 @@
         <w:rPr>
           <w:lang w:val="ru-RU" w:eastAsia="en-US"/>
         </w:rPr>
-        <w:t xml:space="preserve">NFS для компьютеров с Linux и UNIX.</w:t>
-      </w:r>
-    </w:p>
-    <w:p>
-      <w:pPr>
-        <w:pStyle w:val="a7"/>
-        <w:rPr>
-          <w:lang w:val="ru-RU" w:eastAsia="en-US"/>
-        </w:rPr>
-      </w:pPr>
-      <w:r>
-        <w:rPr>
-          <w:lang w:val="ru-RU" w:eastAsia="en-US"/>
-        </w:rPr>
-        <w:t xml:space="preserve">Файловая система создаётся для хоста Windows, поэтому выбирается CIFS. Сервер хранения NASServer00 остаётся по умолчанию: он обслуживает сетевые папки массива.</w:t>
+        <w:t>NFS для компьютеров с Linux и UNIX.</w:t>
+      </w:r>
+    </w:p>
+    <w:p>
+      <w:pPr>
+        <w:pStyle w:val="a7"/>
+        <w:rPr>
+          <w:lang w:val="ru-RU" w:eastAsia="en-US"/>
+        </w:rPr>
+      </w:pPr>
+      <w:r>
+        <w:rPr>
+          <w:lang w:val="ru-RU" w:eastAsia="en-US"/>
+        </w:rPr>
+        <w:t>Файловая система создаётся для хоста Windows, поэтому выбирается CIFS. Сервер хранения NASServer00 остаётся по умолчанию: он обслуживает сетевые папки массива.</w:t>
       </w:r>
     </w:p>
     <w:p>
@@ -4369,9 +4392,9 @@
           <w:noProof/>
         </w:rPr>
         <w:drawing>
-          <wp:inline distT="0" distB="0" distL="0" distR="0" wp14:anchorId="16EC4F0F" wp14:editId="3A5D6F13">
-            <wp:extent cx="5890002" cy="5099125"/>
-            <wp:effectExtent l="0" t="0" r="3175" b="0"/>
+          <wp:inline distT="0" distB="0" distL="0" distR="0" wp14:anchorId="16EC4F0F" wp14:editId="3E2452B3">
+            <wp:extent cx="4933187" cy="4270786"/>
+            <wp:effectExtent l="0" t="0" r="0" b="0"/>
             <wp:docPr id="1018" name="Рисунок 1018"/>
             <wp:cNvGraphicFramePr>
               <a:graphicFrameLocks xmlns:a="http://schemas.openxmlformats.org/drawingml/2006/main" noChangeAspect="1"/>
@@ -4392,7 +4415,7 @@
                   <pic:spPr>
                     <a:xfrm>
                       <a:off x="0" y="0"/>
-                      <a:ext cx="5964112" cy="5163284"/>
+                      <a:ext cx="5059353" cy="4380011"/>
                     </a:xfrm>
                     <a:prstGeom prst="rect">
                       <a:avLst/>
@@ -4433,7 +4456,8 @@
         <w:rPr>
           <w:lang w:val="ru-RU" w:eastAsia="en-US"/>
         </w:rPr>
-        <w:t xml:space="preserve">На втором шаге вводятся имя файловой системы RomanFileSystem (рисунок 1.19) и описание, по которому её потом легко найти в списке.</w:t>
+        <w:lastRenderedPageBreak/>
+        <w:t>На втором шаге вводятся имя файловой системы RomanFileSystem (рисунок 1.19) и описание, по которому её потом легко найти в списке.</w:t>
       </w:r>
     </w:p>
     <w:p>
@@ -4451,7 +4475,6 @@
         <w:rPr>
           <w:noProof/>
         </w:rPr>
-        <w:lastRenderedPageBreak/>
         <w:drawing>
           <wp:inline distT="0" distB="0" distL="0" distR="0" wp14:anchorId="1207BD00" wp14:editId="10D093AE">
             <wp:extent cx="5888743" cy="4765638"/>
@@ -4517,21 +4540,21 @@
         <w:rPr>
           <w:lang w:val="ru-RU" w:eastAsia="en-US"/>
         </w:rPr>
-        <w:t xml:space="preserve">На третьем шаге выбираются пул MultiTier, политика размещения данных Start High Then Auto-Tier, размер 100 ГБ и тонкое выделение (рисунок 1.20).</w:t>
-      </w:r>
-    </w:p>
-    <w:p>
-      <w:pPr>
-        <w:pStyle w:val="a7"/>
-        <w:rPr>
-          <w:lang w:val="ru-RU" w:eastAsia="en-US"/>
-        </w:rPr>
-      </w:pPr>
-      <w:r>
-        <w:rPr>
-          <w:lang w:val="ru-RU" w:eastAsia="en-US"/>
-        </w:rPr>
-        <w:t xml:space="preserve">Политика Start High Then Auto-Tier сначала записывает новые данные на быстрые диски SAS. Затем массив следит, как часто используются данные, и переносит редко нужные на медленные диски NL SAS.</w:t>
+        <w:t>На третьем шаге выбираются пул MultiTier, политика размещения данных Start High Then Auto-Tier, размер 100 ГБ и тонкое выделение (рисунок 1.20).</w:t>
+      </w:r>
+    </w:p>
+    <w:p>
+      <w:pPr>
+        <w:pStyle w:val="a7"/>
+        <w:rPr>
+          <w:lang w:val="ru-RU" w:eastAsia="en-US"/>
+        </w:rPr>
+      </w:pPr>
+      <w:r>
+        <w:rPr>
+          <w:lang w:val="ru-RU" w:eastAsia="en-US"/>
+        </w:rPr>
+        <w:t>Политика Start High Then Auto-Tier сначала записывает новые данные на быстрые диски SAS. Затем массив следит, как часто используются данные, и переносит редко нужные на медленные диски NL SAS.</w:t>
       </w:r>
     </w:p>
     <w:p>
@@ -4615,7 +4638,7 @@
         <w:rPr>
           <w:lang w:val="ru-RU" w:eastAsia="en-US"/>
         </w:rPr>
-        <w:t xml:space="preserve">На четвёртом шаге создаётся общая папка (share) с именем RomaShare (рисунок 1.21). Через неё компьютеры Windows подключают файловую систему как сетевой диск.</w:t>
+        <w:t>На четвёртом шаге создаётся общая папка (share) с именем RomaShare (рисунок 1.21). Через неё компьютеры Windows подключают файловую систему как сетевой диск.</w:t>
       </w:r>
     </w:p>
     <w:p>
@@ -4699,7 +4722,7 @@
         <w:rPr>
           <w:lang w:val="ru-RU" w:eastAsia="en-US"/>
         </w:rPr>
-        <w:t xml:space="preserve">На пятом шаге настраивается защита снимками, которую задание рекомендует для общих папок. Выбирается защита по расписанию, и остаётся расписание по умолчанию Default Protection: один снимок в день (рисунок 1.22).</w:t>
+        <w:t>На пятом шаге настраивается защита снимками, которую задание рекомендует для общих папок. Выбирается защита по расписанию, и остаётся расписание по умолчанию Default Protection: один снимок в день (рисунок 1.22).</w:t>
       </w:r>
     </w:p>
     <w:p>
@@ -4783,7 +4806,7 @@
         <w:rPr>
           <w:lang w:val="ru-RU" w:eastAsia="en-US"/>
         </w:rPr>
-        <w:t xml:space="preserve">На шестом шаге мастер показывает сводку всех настроек (рисунок 1.23): имя, пул, размер, тонкое выделение, расписание защиты и общую папку RomaShare с сетевым адресом для подключения.</w:t>
+        <w:t>На шестом шаге мастер показывает сводку всех настроек (рисунок 1.23): имя, пул, размер, тонкое выделение, расписание защиты и общую папку RomaShare с сетевым адресом для подключения.</w:t>
       </w:r>
     </w:p>
     <w:p>
@@ -4867,21 +4890,21 @@
         <w:rPr>
           <w:lang w:val="ru-RU" w:eastAsia="en-US"/>
         </w:rPr>
-        <w:t xml:space="preserve">Настройки совпадают с заданием, и нажимается кнопка «Готово».</w:t>
-      </w:r>
-    </w:p>
-    <w:p>
-      <w:pPr>
-        <w:pStyle w:val="a7"/>
-        <w:rPr>
-          <w:lang w:val="ru-RU" w:eastAsia="en-US"/>
-        </w:rPr>
-      </w:pPr>
-      <w:r>
-        <w:rPr>
-          <w:lang w:val="ru-RU" w:eastAsia="en-US"/>
-        </w:rPr>
-        <w:t xml:space="preserve">На последнем шаге мастер показывает ход создания (рисунок 1.24): создаются ресурс хранения, файловая система и общая папка. Все операции отмечены зелёными значками, а ниже выводится сообщение «Настройка успешно завершена».</w:t>
+        <w:t>Настройки совпадают с заданием, и нажимается кнопка «Готово».</w:t>
+      </w:r>
+    </w:p>
+    <w:p>
+      <w:pPr>
+        <w:pStyle w:val="a7"/>
+        <w:rPr>
+          <w:lang w:val="ru-RU" w:eastAsia="en-US"/>
+        </w:rPr>
+      </w:pPr>
+      <w:r>
+        <w:rPr>
+          <w:lang w:val="ru-RU" w:eastAsia="en-US"/>
+        </w:rPr>
+        <w:t>На последнем шаге мастер показывает ход создания (рисунок 1.24): создаются ресурс хранения, файловая система и общая папка. Все операции отмечены зелёными значками, а ниже выводится сообщение «Настройка успешно завершена».</w:t>
       </w:r>
     </w:p>
     <w:p>
@@ -4965,7 +4988,7 @@
         <w:rPr>
           <w:lang w:val="ru-RU" w:eastAsia="en-US"/>
         </w:rPr>
-        <w:t xml:space="preserve">После закрытия мастера в разделе «Система хранения данных» открывается список файловых систем (рисунок 1.25). Новая файловая система RomanFileSystem появилась в списке и работает нормально.</w:t>
+        <w:t>После закрытия мастера в разделе «Система хранения данных» открывается список файловых систем (рисунок 1.25). Новая файловая система RomanFileSystem появилась в списке и работает нормально.</w:t>
       </w:r>
     </w:p>
     <w:p>
@@ -5078,49 +5101,49 @@
         <w:rPr>
           <w:lang w:val="ru-RU" w:eastAsia="en-US"/>
         </w:rPr>
-        <w:t xml:space="preserve">В первой части настроена панель Dashboard и проверено состояние ресурсов: все они исправны. Для пула MultiTier установлен порог оповещения 50 %, который заранее предупредит о заполнении пула. Для хоста Windows 2k8 определено, что он подключается по iSCSI, имеет доступ к массиву, один инициатор и два пути через разные процессоры хранения.</w:t>
-      </w:r>
-    </w:p>
-    <w:p>
-      <w:pPr>
-        <w:pStyle w:val="a7"/>
-        <w:rPr>
-          <w:lang w:val="ru-RU" w:eastAsia="en-US"/>
-        </w:rPr>
-      </w:pPr>
-      <w:r>
-        <w:rPr>
-          <w:lang w:val="ru-RU" w:eastAsia="en-US"/>
-        </w:rPr>
-        <w:t xml:space="preserve">Во второй части создана группа RomanLunGroup из десяти LUN с тонким выделением, и к ней открыт доступ хосту по протоколу FC. Проверка подтвердила, что группа создана правильно.</w:t>
-      </w:r>
-    </w:p>
-    <w:p>
-      <w:pPr>
-        <w:pStyle w:val="a7"/>
-        <w:rPr>
-          <w:lang w:val="ru-RU" w:eastAsia="en-US"/>
-        </w:rPr>
-      </w:pPr>
-      <w:r>
-        <w:rPr>
-          <w:lang w:val="ru-RU" w:eastAsia="en-US"/>
-        </w:rPr>
-        <w:t xml:space="preserve">В третьей части создана файловая система RomanFileSystem с общей папкой для компьютеров Windows и ежедневными снимками.</w:t>
-      </w:r>
-    </w:p>
-    <w:p>
-      <w:pPr>
-        <w:pStyle w:val="a7"/>
-        <w:rPr>
-          <w:lang w:val="ru-RU" w:eastAsia="en-US"/>
-        </w:rPr>
-      </w:pPr>
-      <w:r>
-        <w:rPr>
-          <w:lang w:val="ru-RU" w:eastAsia="en-US"/>
-        </w:rPr>
-        <w:t xml:space="preserve">Все задачи выполнены через пошаговые мастера Unisphere. Перед созданием ресурса мастер показывает сводку, поэтому ошибку в настройках можно заметить заранее.</w:t>
+        <w:t>В первой части настроена панель Dashboard и проверено состояние ресурсов: все они исправны. Для пула MultiTier установлен порог оповещения 50 %, который заранее предупредит о заполнении пула. Для хоста Windows 2k8 определено, что он подключается по iSCSI, имеет доступ к массиву, один инициатор и два пути через разные процессоры хранения.</w:t>
+      </w:r>
+    </w:p>
+    <w:p>
+      <w:pPr>
+        <w:pStyle w:val="a7"/>
+        <w:rPr>
+          <w:lang w:val="ru-RU" w:eastAsia="en-US"/>
+        </w:rPr>
+      </w:pPr>
+      <w:r>
+        <w:rPr>
+          <w:lang w:val="ru-RU" w:eastAsia="en-US"/>
+        </w:rPr>
+        <w:t>Во второй части создана группа RomanLunGroup из десяти LUN с тонким выделением, и к ней открыт доступ хосту по протоколу FC. Проверка подтвердила, что группа создана правильно.</w:t>
+      </w:r>
+    </w:p>
+    <w:p>
+      <w:pPr>
+        <w:pStyle w:val="a7"/>
+        <w:rPr>
+          <w:lang w:val="ru-RU" w:eastAsia="en-US"/>
+        </w:rPr>
+      </w:pPr>
+      <w:r>
+        <w:rPr>
+          <w:lang w:val="ru-RU" w:eastAsia="en-US"/>
+        </w:rPr>
+        <w:t>В третьей части создана файловая система RomanFileSystem с общей папкой для компьютеров Windows и ежедневными снимками.</w:t>
+      </w:r>
+    </w:p>
+    <w:p>
+      <w:pPr>
+        <w:pStyle w:val="a7"/>
+        <w:rPr>
+          <w:lang w:val="ru-RU" w:eastAsia="en-US"/>
+        </w:rPr>
+      </w:pPr>
+      <w:r>
+        <w:rPr>
+          <w:lang w:val="ru-RU" w:eastAsia="en-US"/>
+        </w:rPr>
+        <w:t>Все задачи выполнены через пошаговые мастера Unisphere. Перед созданием ресурса мастер показывает сводку, поэтому ошибку в настройках можно заметить заранее.</w:t>
       </w:r>
     </w:p>
     <w:sectPr>
